--- a/downloads/teacher/ai-6-week-11.docx
+++ b/downloads/teacher/ai-6-week-11.docx
@@ -1974,6 +1974,396 @@
         <w:t>For the Grounded Learning Service, retain an annotated trace and the changed-case result. Name the contract or evidence that makes the deciding step valid, so another team can review it.</w:t>
       </w:r>
     </w:p>
+    <w:p>
+      <w:pPr>
+        <w:pStyle w:val="Heading1"/>
+      </w:pPr>
+      <w:r>
+        <w:t>07. Prepare, teach and assess</w:t>
+      </w:r>
+    </w:p>
+    <w:p>
+      <w:r>
+        <w:t>Teaching target: Explain the mechanism and terminology of failure budgets and service objectives</w:t>
+      </w:r>
+    </w:p>
+    <w:p>
+      <w:r>
+        <w:t>Prepare the labelled worked-case picture, the matching workbook, fictional input cards and a place for individual responses. Check a local Python 3 environment before class; have a paper-trace version ready.</w:t>
+      </w:r>
+    </w:p>
+    <w:tbl>
+      <w:tblPr>
+        <w:tblStyle w:val="LightShading-Accent1"/>
+        <w:tblW w:type="auto" w:w="0"/>
+        <w:tblLook w:firstColumn="1" w:firstRow="1" w:lastColumn="0" w:lastRow="0" w:noHBand="0" w:noVBand="1" w:val="04A0"/>
+      </w:tblPr>
+      <w:tblGrid>
+        <w:gridCol w:w="3408"/>
+        <w:gridCol w:w="3408"/>
+        <w:gridCol w:w="3408"/>
+      </w:tblGrid>
+      <w:tr>
+        <w:trPr>
+          <w:tblHeader/>
+        </w:trPr>
+        <w:tc>
+          <w:tcPr>
+            <w:tcW w:type="dxa" w:w="3408"/>
+          </w:tcPr>
+          <w:p>
+            <w:r>
+              <w:t>Session</w:t>
+            </w:r>
+          </w:p>
+        </w:tc>
+        <w:tc>
+          <w:tcPr>
+            <w:tcW w:type="dxa" w:w="3408"/>
+          </w:tcPr>
+          <w:p>
+            <w:r>
+              <w:t>Plan</w:t>
+            </w:r>
+          </w:p>
+        </w:tc>
+        <w:tc>
+          <w:tcPr>
+            <w:tcW w:type="dxa" w:w="3408"/>
+          </w:tcPr>
+          <w:p>
+            <w:r>
+              <w:t>Resources</w:t>
+            </w:r>
+          </w:p>
+        </w:tc>
+      </w:tr>
+      <w:tr>
+        <w:tc>
+          <w:tcPr>
+            <w:tcW w:type="dxa" w:w="3408"/>
+          </w:tcPr>
+          <w:p>
+            <w:r>
+              <w:t>Session 1 · Understand · 45 min</w:t>
+            </w:r>
+          </w:p>
+        </w:tc>
+        <w:tc>
+          <w:tcPr>
+            <w:tcW w:type="dxa" w:w="3408"/>
+          </w:tcPr>
+          <w:p>
+            <w:r>
+              <w:t>0–7: recall and prerequisite; 7–15: inspect the concrete case and predict; 15–30: teacher models the worked trace; 30–40: learners explain a step using the text and visual; 40–45: check the core idea.</w:t>
+            </w:r>
+          </w:p>
+        </w:tc>
+        <w:tc>
+          <w:tcPr>
+            <w:tcW w:type="dxa" w:w="3408"/>
+          </w:tcPr>
+          <w:p>
+            <w:r>
+              <w:t>Sections 1–6; record the brief recall in the workbook.</w:t>
+            </w:r>
+          </w:p>
+        </w:tc>
+      </w:tr>
+      <w:tr>
+        <w:tc>
+          <w:tcPr>
+            <w:tcW w:type="dxa" w:w="3408"/>
+          </w:tcPr>
+          <w:p>
+            <w:r>
+              <w:t>Session 2 · Practise · 45 min</w:t>
+            </w:r>
+          </w:p>
+        </w:tc>
+        <w:tc>
+          <w:tcPr>
+            <w:tcW w:type="dxa" w:w="3408"/>
+          </w:tcPr>
+          <w:p>
+            <w:r>
+              <w:t>0–5: retrieve the procedure; 5–15: W2 completion practice; 15–23: explain and check with a partner; 23–30: each learner answers the misconception check; 30–40: targeted reteaching or a harder variation; 40–45: prepare the investigation.</w:t>
+            </w:r>
+          </w:p>
+        </w:tc>
+        <w:tc>
+          <w:tcPr>
+            <w:tcW w:type="dxa" w:w="3408"/>
+          </w:tcPr>
+          <w:p>
+            <w:r>
+              <w:t>Sections 7–10; use the matching workbook W2 and misconception check.</w:t>
+            </w:r>
+          </w:p>
+        </w:tc>
+      </w:tr>
+      <w:tr>
+        <w:tc>
+          <w:tcPr>
+            <w:tcW w:type="dxa" w:w="3408"/>
+          </w:tcPr>
+          <w:p>
+            <w:r>
+              <w:t>Session 3 · Investigate and transfer · 45 min</w:t>
+            </w:r>
+          </w:p>
+        </w:tc>
+        <w:tc>
+          <w:tcPr>
+            <w:tcW w:type="dxa" w:w="3408"/>
+          </w:tcPr>
+          <w:p>
+            <w:r>
+              <w:t>0–5: retrieve the decision rule; 5–20: investigate or trace; 20–30: start the independent case; 30–38: connect the project; 38–43: act on feedback; 43–45: plan the return check.</w:t>
+            </w:r>
+          </w:p>
+        </w:tc>
+        <w:tc>
+          <w:tcPr>
+            <w:tcW w:type="dxa" w:w="3408"/>
+          </w:tcPr>
+          <w:p>
+            <w:r>
+              <w:t>Sections 9 and 11–14. Give extra time to finish the full task set; use Section 15 when the week includes a coding lab.</w:t>
+            </w:r>
+          </w:p>
+        </w:tc>
+      </w:tr>
+    </w:tbl>
+    <w:p>
+      <w:r>
+        <w:t>Before class, solve the supported practice: In the interval 200 requests are eligible and 5 fail. Show the intermediate steps and give the conclusion with its scope.</w:t>
+      </w:r>
+    </w:p>
+    <w:p>
+      <w:r>
+        <w:t>Reasoned practice answer: Teacher explanation: 195/200=97.5%, below 98%; failures exceed budget 4 by one. This is the measured interval only.</w:t>
+      </w:r>
+    </w:p>
+    <w:p>
+      <w:r>
+        <w:t>Check every learner before discussion: Use the worked case for Failure budgets and service objectives. Proposed explanation: “The worked result establishes every future case”. Decide whether this explanation is supported. Point to the step or supplied fact that decides; explain your repair if needed.</w:t>
+      </w:r>
+    </w:p>
+    <w:p>
+      <w:r>
+        <w:t>Misconception repair: Meeting one interval objective does not establish every future interval or zero critical failures.</w:t>
+      </w:r>
+    </w:p>
+    <w:p>
+      <w:r>
+        <w:t>Support: read the exact case aloud, enlarge the labelled picture, supply input cards and model only the first deciding step. Accept a spoken explanation or drawing; retain the reasoning goal.</w:t>
+      </w:r>
+    </w:p>
+    <w:p>
+      <w:r>
+        <w:t>Extension: Repair one failed request into a success in this window. Require a prediction and a reason before comparing. Expected result: 98 successes and 2 failures meet the stated window target. Reason: One recorded outcome changes while the denominator stays 100.</w:t>
+      </w:r>
+    </w:p>
+    <w:p>
+      <w:r>
+        <w:t>Independent assessment: withhold the reserved answer until the learner has attempted the new case. Record support separately from correctness.</w:t>
+      </w:r>
+    </w:p>
+    <w:tbl>
+      <w:tblPr>
+        <w:tblStyle w:val="LightShading-Accent1"/>
+        <w:tblW w:type="auto" w:w="0"/>
+        <w:tblLook w:firstColumn="1" w:firstRow="1" w:lastColumn="0" w:lastRow="0" w:noHBand="0" w:noVBand="1" w:val="04A0"/>
+      </w:tblPr>
+      <w:tblGrid>
+        <w:gridCol w:w="2556"/>
+        <w:gridCol w:w="2556"/>
+        <w:gridCol w:w="2556"/>
+        <w:gridCol w:w="2556"/>
+      </w:tblGrid>
+      <w:tr>
+        <w:trPr>
+          <w:tblHeader/>
+        </w:trPr>
+        <w:tc>
+          <w:tcPr>
+            <w:tcW w:type="dxa" w:w="2556"/>
+          </w:tcPr>
+          <w:p>
+            <w:r>
+              <w:t>Criterion</w:t>
+            </w:r>
+          </w:p>
+        </w:tc>
+        <w:tc>
+          <w:tcPr>
+            <w:tcW w:type="dxa" w:w="2556"/>
+          </w:tcPr>
+          <w:p>
+            <w:r>
+              <w:t>Not yet</w:t>
+            </w:r>
+          </w:p>
+        </w:tc>
+        <w:tc>
+          <w:tcPr>
+            <w:tcW w:type="dxa" w:w="2556"/>
+          </w:tcPr>
+          <w:p>
+            <w:r>
+              <w:t>With support</w:t>
+            </w:r>
+          </w:p>
+        </w:tc>
+        <w:tc>
+          <w:tcPr>
+            <w:tcW w:type="dxa" w:w="2556"/>
+          </w:tcPr>
+          <w:p>
+            <w:r>
+              <w:t>Independent</w:t>
+            </w:r>
+          </w:p>
+        </w:tc>
+      </w:tr>
+      <w:tr>
+        <w:tc>
+          <w:tcPr>
+            <w:tcW w:type="dxa" w:w="2556"/>
+          </w:tcPr>
+          <w:p>
+            <w:r>
+              <w:t>Explanation</w:t>
+            </w:r>
+          </w:p>
+        </w:tc>
+        <w:tc>
+          <w:tcPr>
+            <w:tcW w:type="dxa" w:w="2556"/>
+          </w:tcPr>
+          <w:p>
+            <w:r>
+              <w:t>Names an answer without a deciding fact</w:t>
+            </w:r>
+          </w:p>
+        </w:tc>
+        <w:tc>
+          <w:tcPr>
+            <w:tcW w:type="dxa" w:w="2556"/>
+          </w:tcPr>
+          <w:p>
+            <w:r>
+              <w:t>Uses a hint to link fact and decision</w:t>
+            </w:r>
+          </w:p>
+        </w:tc>
+        <w:tc>
+          <w:tcPr>
+            <w:tcW w:type="dxa" w:w="2556"/>
+          </w:tcPr>
+          <w:p>
+            <w:r>
+              <w:t>Explains the deciding fact in own words</w:t>
+            </w:r>
+          </w:p>
+        </w:tc>
+      </w:tr>
+      <w:tr>
+        <w:tc>
+          <w:tcPr>
+            <w:tcW w:type="dxa" w:w="2556"/>
+          </w:tcPr>
+          <w:p>
+            <w:r>
+              <w:t>Trace or test</w:t>
+            </w:r>
+          </w:p>
+        </w:tc>
+        <w:tc>
+          <w:tcPr>
+            <w:tcW w:type="dxa" w:w="2556"/>
+          </w:tcPr>
+          <w:p>
+            <w:r>
+              <w:t>Cannot connect input and result</w:t>
+            </w:r>
+          </w:p>
+        </w:tc>
+        <w:tc>
+          <w:tcPr>
+            <w:tcW w:type="dxa" w:w="2556"/>
+          </w:tcPr>
+          <w:p>
+            <w:r>
+              <w:t>Completes steps with prompts</w:t>
+            </w:r>
+          </w:p>
+        </w:tc>
+        <w:tc>
+          <w:tcPr>
+            <w:tcW w:type="dxa" w:w="2556"/>
+          </w:tcPr>
+          <w:p>
+            <w:r>
+              <w:t>Traces or tests a changed case accurately</w:t>
+            </w:r>
+          </w:p>
+        </w:tc>
+      </w:tr>
+      <w:tr>
+        <w:tc>
+          <w:tcPr>
+            <w:tcW w:type="dxa" w:w="2556"/>
+          </w:tcPr>
+          <w:p>
+            <w:r>
+              <w:t>Limits and revision</w:t>
+            </w:r>
+          </w:p>
+        </w:tc>
+        <w:tc>
+          <w:tcPr>
+            <w:tcW w:type="dxa" w:w="2556"/>
+          </w:tcPr>
+          <w:p>
+            <w:r>
+              <w:t>Claims more than evidence supports</w:t>
+            </w:r>
+          </w:p>
+        </w:tc>
+        <w:tc>
+          <w:tcPr>
+            <w:tcW w:type="dxa" w:w="2556"/>
+          </w:tcPr>
+          <w:p>
+            <w:r>
+              <w:t>Names a limit after a prompt</w:t>
+            </w:r>
+          </w:p>
+        </w:tc>
+        <w:tc>
+          <w:tcPr>
+            <w:tcW w:type="dxa" w:w="2556"/>
+          </w:tcPr>
+          <w:p>
+            <w:r>
+              <w:t>States a defensible limit and useful next test</w:t>
+            </w:r>
+          </w:p>
+        </w:tc>
+      </w:tr>
+    </w:tbl>
+    <w:p>
+      <w:r>
+        <w:t>Project checkpoint: Make a transparent first version. Keep a trace of how one input becomes an output; explain the rule or learned component.</w:t>
+      </w:r>
+    </w:p>
+    <w:p>
+      <w:r>
+        <w:t>Use the weekly teacher answer for topic-specific reasoning. A saved progress tick is an activity record; judge mastery from the learner’s explanation and evidence.</w:t>
+      </w:r>
+    </w:p>
     <w:sectPr>
       <w:pgSz w:w="12240" w:h="15840"/>
       <w:pgMar w:top="936" w:right="1008" w:bottom="936" w:left="1008" w:header="720" w:footer="720" w:gutter="0"/>

--- a/downloads/teacher/ai-6-week-11.docx
+++ b/downloads/teacher/ai-6-week-11.docx
@@ -2364,6 +2364,39 @@
         <w:t>Use the weekly teacher answer for topic-specific reasoning. A saved progress tick is an activity record; judge mastery from the learner’s explanation and evidence.</w:t>
       </w:r>
     </w:p>
+    <w:p>
+      <w:pPr>
+        <w:pStyle w:val="Heading1"/>
+      </w:pPr>
+      <w:r>
+        <w:t>08. Use feedback, labs and repair paths</w:t>
+      </w:r>
+    </w:p>
+    <w:p>
+      <w:r>
+        <w:t>Use the two formative questions as supported practice, not as independent mastery scores. Discuss the deciding evidence rather than accepting a guessed selection.</w:t>
+      </w:r>
+    </w:p>
+    <w:p>
+      <w:r>
+        <w:t>The feedback comes from the reviewed public worked case. Do not reveal the separately reserved independent teacher answer until the learner has attempted that case.</w:t>
+      </w:r>
+    </w:p>
+    <w:p>
+      <w:r>
+        <w:t>Ask students to predict before running code. Preserve errors and actual outputs; collect a changed test and an explanation. The branch-boundary and indexing lessons deliberately include failure cases.</w:t>
+      </w:r>
+    </w:p>
+    <w:p>
+      <w:r>
+        <w:t>Use the earlier worked-explanation links to address a specific missing building block, then return to the current question. Adapt this suggestion after observing the learner; it is not an automatic diagnosis.</w:t>
+      </w:r>
+    </w:p>
+    <w:p>
+      <w:r>
+        <w:t>Collect the completed-work portfolio as evidence. Record support separately from correctness, and assess explanation, trace/test and limitations. Progress ticks and quiz selections alone do not establish mastery.</w:t>
+      </w:r>
+    </w:p>
     <w:sectPr>
       <w:pgSz w:w="12240" w:h="15840"/>
       <w:pgMar w:top="936" w:right="1008" w:bottom="936" w:left="1008" w:header="720" w:footer="720" w:gutter="0"/>

--- a/downloads/teacher/ai-6-week-11.docx
+++ b/downloads/teacher/ai-6-week-11.docx
@@ -29,16 +29,63 @@
       </w:r>
     </w:p>
     <w:p>
-      <w:pPr>
-        <w:pStyle w:val="Heading3"/>
-      </w:pPr>
-      <w:r>
-        <w:t>Teach the learning cycle</w:t>
+      <w:r>
+        <w:t>Prepare Failure budgets and service objectives: check the target, prerequisites, resources and adaptable teaching schedule.</w:t>
       </w:r>
     </w:p>
     <w:p>
-      <w:r>
-        <w:t>Primary target: Explain the mechanism and terminology of failure budgets and service objectives</w:t>
+      <w:pPr>
+        <w:pStyle w:val="Heading3"/>
+      </w:pPr>
+      <w:r>
+        <w:t>Teach the learning cycle</w:t>
+      </w:r>
+    </w:p>
+    <w:p>
+      <w:pPr>
+        <w:spacing w:line="336" w:lineRule="auto" w:after="180"/>
+      </w:pPr>
+      <w:r>
+        <w:rPr>
+          <w:b w:val="0"/>
+        </w:rPr>
+        <w:t xml:space="preserve">Primary target: Explain the </w:t>
+      </w:r>
+      <w:r>
+        <w:rPr>
+          <w:b/>
+        </w:rPr>
+        <w:t>mechanism</w:t>
+      </w:r>
+      <w:r>
+        <w:rPr>
+          <w:b w:val="0"/>
+        </w:rPr>
+        <w:t xml:space="preserve"> and terminology of </w:t>
+      </w:r>
+      <w:r>
+        <w:rPr>
+          <w:b/>
+        </w:rPr>
+        <w:t>failure budget</w:t>
+      </w:r>
+      <w:r>
+        <w:rPr>
+          <w:b w:val="0"/>
+        </w:rPr>
+        <w:t xml:space="preserve">s and </w:t>
+      </w:r>
+      <w:r>
+        <w:rPr>
+          <w:b/>
+        </w:rPr>
+        <w:t>service objective</w:t>
+      </w:r>
+      <w:r>
+        <w:rPr>
+          <w:b w:val="0"/>
+        </w:rPr>
+        <w:t>s</w:t>
       </w:r>
     </w:p>
     <w:tbl>
@@ -185,16 +232,37 @@
       </w:tr>
     </w:tbl>
     <w:p>
-      <w:r>
-        <w:t>This is a starting allocation of 135 minutes, not a validated duration. Preserve all named topics. Schedule extra time for connected examples, the full investigation, independent cases and project building. Repeated copies of a case share one recorded attempt; they are not new evidence.</w:t>
+      <w:pPr>
+        <w:spacing w:line="336" w:lineRule="auto" w:after="180"/>
+      </w:pPr>
+      <w:r>
+        <w:rPr>
+          <w:b w:val="0"/>
+        </w:rPr>
+        <w:t>This is a starting allocation of 135 minutes, not a validated duration. Preserve all named topics. Schedule extra time for connected examples, the full investigation, independent cases and project building.</w:t>
       </w:r>
     </w:p>
     <w:p>
       <w:pPr>
-        <w:pStyle w:val="Heading3"/>
-      </w:pPr>
-      <w:r>
-        <w:t>Retrieval answer guidance</w:t>
+        <w:spacing w:line="336" w:lineRule="auto" w:after="180"/>
+      </w:pPr>
+      <w:r>
+        <w:rPr>
+          <w:b w:val="0"/>
+        </w:rPr>
+        <w:t xml:space="preserve">Repeated copies of a case share one recorded attempt; they are not new </w:t>
+      </w:r>
+      <w:r>
+        <w:rPr>
+          <w:b/>
+        </w:rPr>
+        <w:t>evidence</w:t>
+      </w:r>
+      <w:r>
+        <w:rPr>
+          <w:b w:val="0"/>
+        </w:rPr>
+        <w:t>.</w:t>
       </w:r>
     </w:p>
     <w:p>
@@ -202,178 +270,702 @@
         <w:pStyle w:val="Heading3"/>
       </w:pPr>
       <w:r>
-        <w:t>Evaluation pipelines</w:t>
+        <w:t>Retrieval answer guidance</w:t>
       </w:r>
     </w:p>
     <w:p>
-      <w:r>
-        <w:t>Without opening the old lesson, explain one key idea from Evaluation pipelines. Give an example and a mistake that the idea helps you avoid.</w:t>
+      <w:pPr>
+        <w:pStyle w:val="Heading3"/>
+      </w:pPr>
+      <w:r>
+        <w:t>Evaluation pipelines</w:t>
       </w:r>
     </w:p>
     <w:p>
-      <w:r>
-        <w:t>Look for: Explain the mechanism and terminology of evaluation pipelines</w:t>
+      <w:pPr>
+        <w:spacing w:line="336" w:lineRule="auto" w:after="180"/>
+      </w:pPr>
+      <w:r>
+        <w:rPr>
+          <w:b w:val="0"/>
+        </w:rPr>
+        <w:t>Without opening the old lesson, explain one key idea from Evaluation pipelines. Give an example and a mistake that the idea helps you avoid.</w:t>
       </w:r>
     </w:p>
     <w:p>
-      <w:r>
-        <w:t>Reference example, not the only acceptable wording: Teacher explanation: Evaluation pipelines preserve case versions, procedure versions and raw outcomes before producing metrics. A rerun must identify what changed. Load versioned cases, validate expected outcomes, execute the frozen system, store case-level results and compute declared denominators. Reject missing results rather than silently counting them as success.</w:t>
+      <w:pPr>
+        <w:spacing w:line="336" w:lineRule="auto" w:after="180"/>
+      </w:pPr>
+      <w:r>
+        <w:rPr>
+          <w:b w:val="0"/>
+        </w:rPr>
+        <w:t xml:space="preserve">Look for: Explain the </w:t>
+      </w:r>
+      <w:r>
+        <w:rPr>
+          <w:b/>
+        </w:rPr>
+        <w:t>mechanism</w:t>
+      </w:r>
+      <w:r>
+        <w:rPr>
+          <w:b w:val="0"/>
+        </w:rPr>
+        <w:t xml:space="preserve"> and terminology of evaluation pipelines</w:t>
       </w:r>
     </w:p>
     <w:p>
       <w:pPr>
-        <w:pStyle w:val="Heading3"/>
-      </w:pPr>
-      <w:r>
-        <w:t>Testing model-dependent behaviour</w:t>
+        <w:spacing w:line="336" w:lineRule="auto" w:after="180"/>
+      </w:pPr>
+      <w:r>
+        <w:rPr>
+          <w:b w:val="0"/>
+        </w:rPr>
+        <w:t>Reference example, not the only acceptable wording: Teacher explanation: Evaluation pipelines preserve case versions, procedure versions and raw outcomes before producing metrics. A rerun must identify what changed.</w:t>
       </w:r>
     </w:p>
     <w:p>
-      <w:r>
-        <w:t>Without opening the old lesson, explain one key idea from Testing model-dependent behaviour. Give an example and a mistake that the idea helps you avoid.</w:t>
+      <w:pPr>
+        <w:spacing w:line="336" w:lineRule="auto" w:after="180"/>
+      </w:pPr>
+      <w:r>
+        <w:rPr>
+          <w:b w:val="0"/>
+        </w:rPr>
+        <w:t>Load versioned cases, validate expected outcomes, execute the frozen system, store case-level results and compute declared denominators. Reject missing results rather than silently counting them as success.</w:t>
       </w:r>
     </w:p>
     <w:p>
-      <w:r>
-        <w:t>Look for: Explain the mechanism and terminology of testing model-dependent behaviour</w:t>
+      <w:pPr>
+        <w:pStyle w:val="Heading3"/>
+      </w:pPr>
+      <w:r>
+        <w:t>Testing model-dependent behaviour</w:t>
       </w:r>
     </w:p>
     <w:p>
-      <w:r>
-        <w:t>Reference example, not the only acceptable wording: Teacher explanation: Model-dependent behaviour may vary between runs. Evaluate defined semantic criteria and report repeated outcomes rather than requiring one exact sentence. Use fixed evidence and rubric per case. Require supported room/capacity, valid schema and no actions. Repeats estimate observed variation for this case; they are not additional independent users.</w:t>
+      <w:pPr>
+        <w:spacing w:line="336" w:lineRule="auto" w:after="180"/>
+      </w:pPr>
+      <w:r>
+        <w:rPr>
+          <w:b w:val="0"/>
+        </w:rPr>
+        <w:t>Without opening the old lesson, explain one key idea from Testing model-dependent behaviour. Give an example and a mistake that the idea helps you avoid.</w:t>
       </w:r>
     </w:p>
     <w:p>
       <w:pPr>
-        <w:pStyle w:val="Heading3"/>
-      </w:pPr>
-      <w:r>
-        <w:t>Authentication and authorisation</w:t>
+        <w:spacing w:line="336" w:lineRule="auto" w:after="180"/>
+      </w:pPr>
+      <w:r>
+        <w:rPr>
+          <w:b w:val="0"/>
+        </w:rPr>
+        <w:t xml:space="preserve">Look for: Explain the </w:t>
+      </w:r>
+      <w:r>
+        <w:rPr>
+          <w:b/>
+        </w:rPr>
+        <w:t>mechanism</w:t>
+      </w:r>
+      <w:r>
+        <w:rPr>
+          <w:b w:val="0"/>
+        </w:rPr>
+        <w:t xml:space="preserve"> and terminology of testing model-dependent behaviour</w:t>
       </w:r>
     </w:p>
     <w:p>
-      <w:r>
-        <w:t>Without opening the old lesson, explain one key idea from Authentication and authorisation. Give an example and a mistake that the idea helps you avoid.</w:t>
+      <w:pPr>
+        <w:spacing w:line="336" w:lineRule="auto" w:after="180"/>
+      </w:pPr>
+      <w:r>
+        <w:rPr>
+          <w:b w:val="0"/>
+        </w:rPr>
+        <w:t>Reference example, not the only acceptable wording: Teacher explanation: Model-dependent behaviour may vary between runs.</w:t>
       </w:r>
     </w:p>
     <w:p>
-      <w:r>
-        <w:t>Look for: Explain the mechanism and terminology of authentication and authorisation</w:t>
+      <w:pPr>
+        <w:spacing w:line="336" w:lineRule="auto" w:after="180"/>
+      </w:pPr>
+      <w:r>
+        <w:rPr>
+          <w:b w:val="0"/>
+        </w:rPr>
+        <w:t xml:space="preserve">Evaluate defined semantic criteria and report repeated outcomes rather than requiring one exact sentence. Use fixed </w:t>
+      </w:r>
+      <w:r>
+        <w:rPr>
+          <w:b/>
+        </w:rPr>
+        <w:t>evidence</w:t>
+      </w:r>
+      <w:r>
+        <w:rPr>
+          <w:b w:val="0"/>
+        </w:rPr>
+        <w:t xml:space="preserve"> and rubric per case. Require supported room/capacity, valid schema and no actions.</w:t>
       </w:r>
     </w:p>
     <w:p>
-      <w:r>
-        <w:t>Reference example, not the only acceptable wording: Teacher explanation: Authentication identifies an actor; authorisation decides whether that actor may perform a particular operation on a particular resource. Use trusted session roles, never a role claimed inside user JSON. Student may read student resources; teacher may read both. Unauthenticated requests are denied.</w:t>
+      <w:pPr>
+        <w:spacing w:line="336" w:lineRule="auto" w:after="180"/>
+      </w:pPr>
+      <w:r>
+        <w:rPr>
+          <w:b w:val="0"/>
+        </w:rPr>
+        <w:t>Repeats estimate observed variation for this case; they are not additional independent users.</w:t>
       </w:r>
     </w:p>
     <w:p>
-      <w:r>
-        <w:t>Two 45-minute sessions. Service objectives define measured reliability over a stated interval. A failure budget is meaningful only after success and eligible requests are defined. Use the supplied constructed scenarios to make the mechanism inspectable. Collect W4 before sharing solutions. Students should name intermediate evidence and limitations; classroom pacing and learning effectiveness remain unvalidated.</w:t>
+      <w:pPr>
+        <w:pStyle w:val="Heading3"/>
+      </w:pPr>
+      <w:r>
+        <w:t>Authentication and authorisation</w:t>
       </w:r>
     </w:p>
     <w:p>
       <w:pPr>
-        <w:pStyle w:val="Heading3"/>
-      </w:pPr>
-      <w:r>
-        <w:t>Outcomes</w:t>
+        <w:spacing w:line="336" w:lineRule="auto" w:after="180"/>
+      </w:pPr>
+      <w:r>
+        <w:rPr>
+          <w:b w:val="0"/>
+        </w:rPr>
+        <w:t>Without opening the old lesson, explain one key idea from Authentication and authorisation. Give an example and a mistake that the idea helps you avoid.</w:t>
       </w:r>
     </w:p>
     <w:p>
-      <w:r>
-        <w:t>Explain the mechanism and terminology of failure budgets and service objectives</w:t>
+      <w:pPr>
+        <w:spacing w:line="336" w:lineRule="auto" w:after="180"/>
+      </w:pPr>
+      <w:r>
+        <w:rPr>
+          <w:b w:val="0"/>
+        </w:rPr>
+        <w:t xml:space="preserve">Look for: Explain the </w:t>
+      </w:r>
+      <w:r>
+        <w:rPr>
+          <w:b/>
+        </w:rPr>
+        <w:t>mechanism</w:t>
+      </w:r>
+      <w:r>
+        <w:rPr>
+          <w:b w:val="0"/>
+        </w:rPr>
+        <w:t xml:space="preserve"> and terminology of authentication and authorisation</w:t>
       </w:r>
     </w:p>
     <w:p>
-      <w:r>
-        <w:t>Apply the stated procedure to a new case with a traceable result</w:t>
+      <w:pPr>
+        <w:spacing w:line="336" w:lineRule="auto" w:after="180"/>
+      </w:pPr>
+      <w:r>
+        <w:rPr>
+          <w:b w:val="0"/>
+        </w:rPr>
+        <w:t>Reference example, not the only acceptable wording: Teacher explanation: Authentication identifies an actor; authorisation decides whether that actor may perform a particular operation on a particular resource.</w:t>
       </w:r>
     </w:p>
     <w:p>
-      <w:r>
-        <w:t>Identify an assumption or limitation and design a revealing follow-up</w:t>
+      <w:pPr>
+        <w:spacing w:line="336" w:lineRule="auto" w:after="180"/>
+      </w:pPr>
+      <w:r>
+        <w:rPr>
+          <w:b w:val="0"/>
+        </w:rPr>
+        <w:t>Use trusted session roles, never a role claimed inside user JSON. Student may read student resources; teacher may read both. Unauthenticated requests are denied.</w:t>
       </w:r>
     </w:p>
     <w:p>
       <w:pPr>
-        <w:pStyle w:val="Heading3"/>
-      </w:pPr>
-      <w:r>
-        <w:t>Preparation</w:t>
+        <w:spacing w:line="336" w:lineRule="auto" w:after="180"/>
+      </w:pPr>
+      <w:r>
+        <w:rPr>
+          <w:b w:val="0"/>
+        </w:rPr>
+        <w:t xml:space="preserve">Two 45-minute sessions. </w:t>
+      </w:r>
+      <w:r>
+        <w:rPr>
+          <w:b/>
+        </w:rPr>
+        <w:t>Service objective</w:t>
+      </w:r>
+      <w:r>
+        <w:rPr>
+          <w:b w:val="0"/>
+        </w:rPr>
+        <w:t xml:space="preserve">s define measured reliability over a stated interval. A </w:t>
+      </w:r>
+      <w:r>
+        <w:rPr>
+          <w:b/>
+        </w:rPr>
+        <w:t>failure budget</w:t>
+      </w:r>
+      <w:r>
+        <w:rPr>
+          <w:b w:val="0"/>
+        </w:rPr>
+        <w:t xml:space="preserve"> is meaningful only after success and </w:t>
+      </w:r>
+      <w:r>
+        <w:rPr>
+          <w:b/>
+        </w:rPr>
+        <w:t>eligible request</w:t>
+      </w:r>
+      <w:r>
+        <w:rPr>
+          <w:b w:val="0"/>
+        </w:rPr>
+        <w:t>s are defined.</w:t>
       </w:r>
     </w:p>
     <w:p>
-      <w:r>
-        <w:t>Lesson and workbook; paper and pencil</w:t>
+      <w:pPr>
+        <w:spacing w:line="336" w:lineRule="auto" w:after="180"/>
+      </w:pPr>
+      <w:r>
+        <w:rPr>
+          <w:b w:val="0"/>
+        </w:rPr>
+        <w:t xml:space="preserve">Use the supplied constructed scenarios to make the </w:t>
+      </w:r>
+      <w:r>
+        <w:rPr>
+          <w:b/>
+        </w:rPr>
+        <w:t>mechanism</w:t>
+      </w:r>
+      <w:r>
+        <w:rPr>
+          <w:b w:val="0"/>
+        </w:rPr>
+        <w:t xml:space="preserve"> inspectable. Collect W4 before sharing solutions.</w:t>
       </w:r>
     </w:p>
     <w:p>
-      <w:r>
-        <w:t>Calculator and optional local Python 3 for arithmetic; no live API or private data</w:t>
+      <w:pPr>
+        <w:spacing w:line="336" w:lineRule="auto" w:after="180"/>
+      </w:pPr>
+      <w:r>
+        <w:rPr>
+          <w:b w:val="0"/>
+        </w:rPr>
+        <w:t xml:space="preserve">Students should name intermediate </w:t>
+      </w:r>
+      <w:r>
+        <w:rPr>
+          <w:b/>
+        </w:rPr>
+        <w:t>evidence</w:t>
+      </w:r>
+      <w:r>
+        <w:rPr>
+          <w:b w:val="0"/>
+        </w:rPr>
+        <w:t xml:space="preserve"> and limitations; classroom pacing and learning effectiveness remain unvalidated.</w:t>
       </w:r>
     </w:p>
     <w:p>
-      <w:r>
-        <w:t>Prepare the fresh retry separately and withhold its solution until after collection</w:t>
+      <w:pPr>
+        <w:pStyle w:val="Heading3"/>
+      </w:pPr>
+      <w:r>
+        <w:t>Outcomes</w:t>
       </w:r>
     </w:p>
     <w:p>
       <w:pPr>
-        <w:pStyle w:val="Heading3"/>
-      </w:pPr>
-      <w:r>
-        <w:t>Prerequisite answer</w:t>
+        <w:spacing w:line="336" w:lineRule="auto" w:after="180"/>
+      </w:pPr>
+      <w:r>
+        <w:rPr>
+          <w:b w:val="0"/>
+        </w:rPr>
+        <w:t xml:space="preserve">Explain the </w:t>
+      </w:r>
+      <w:r>
+        <w:rPr>
+          <w:b/>
+        </w:rPr>
+        <w:t>mechanism</w:t>
+      </w:r>
+      <w:r>
+        <w:rPr>
+          <w:b w:val="0"/>
+        </w:rPr>
+        <w:t xml:space="preserve"> and terminology of </w:t>
+      </w:r>
+      <w:r>
+        <w:rPr>
+          <w:b/>
+        </w:rPr>
+        <w:t>failure budget</w:t>
+      </w:r>
+      <w:r>
+        <w:rPr>
+          <w:b w:val="0"/>
+        </w:rPr>
+        <w:t xml:space="preserve">s and </w:t>
+      </w:r>
+      <w:r>
+        <w:rPr>
+          <w:b/>
+        </w:rPr>
+        <w:t>service objective</w:t>
+      </w:r>
+      <w:r>
+        <w:rPr>
+          <w:b w:val="0"/>
+        </w:rPr>
+        <w:t>s</w:t>
       </w:r>
     </w:p>
     <w:p>
-      <w:r>
-        <w:t>A result depends on the inputs, procedure and conditions that produced it. Preserve data roles and distinguish observed outcomes from predictions or unmeasured conditions. If the prior concept cannot be explained, use a short retrieval activity before this chapter.</w:t>
+      <w:pPr>
+        <w:spacing w:line="336" w:lineRule="auto" w:after="180"/>
+      </w:pPr>
+      <w:r>
+        <w:rPr>
+          <w:b w:val="0"/>
+        </w:rPr>
+        <w:t>Apply the stated procedure to a new case with a traceable result</w:t>
       </w:r>
     </w:p>
     <w:p>
       <w:pPr>
-        <w:pStyle w:val="Heading3"/>
-      </w:pPr>
-      <w:r>
-        <w:t>End goal for the pictorial case</w:t>
+        <w:spacing w:line="336" w:lineRule="auto" w:after="180"/>
+      </w:pPr>
+      <w:r>
+        <w:rPr>
+          <w:b w:val="0"/>
+        </w:rPr>
+        <w:t>Identify an assumption or limitation and design a revealing follow-up</w:t>
       </w:r>
     </w:p>
     <w:p>
-      <w:r>
-        <w:t>Explain failure budgets and service objectives using the deciding step in this fictional service.</w:t>
+      <w:pPr>
+        <w:pStyle w:val="Heading3"/>
+      </w:pPr>
+      <w:r>
+        <w:t>Preparation</w:t>
       </w:r>
     </w:p>
     <w:p>
-      <w:r>
-        <w:t>This added worked case illustrates the week’s main idea. Retain all original and connected topics; schedule its practice within the teaching cycle.</w:t>
+      <w:pPr>
+        <w:spacing w:line="336" w:lineRule="auto" w:after="180"/>
+      </w:pPr>
+      <w:r>
+        <w:rPr>
+          <w:b w:val="0"/>
+        </w:rPr>
+        <w:t>Lesson and workbook; paper and pencil</w:t>
       </w:r>
     </w:p>
     <w:p>
       <w:pPr>
-        <w:pStyle w:val="Heading1"/>
-      </w:pPr>
-      <w:r>
-        <w:t>02. Explain and model the mechanism</w:t>
+        <w:spacing w:line="336" w:lineRule="auto" w:after="180"/>
+      </w:pPr>
+      <w:r>
+        <w:rPr>
+          <w:b w:val="0"/>
+        </w:rPr>
+        <w:t>Calculator and optional local Python 3 for arithmetic; no live API or private data</w:t>
       </w:r>
     </w:p>
     <w:p>
-      <w:r>
-        <w:t>Service objectives define measured reliability over a stated interval. A failure budget is meaningful only after success and eligible requests are defined.</w:t>
+      <w:pPr>
+        <w:spacing w:line="336" w:lineRule="auto" w:after="180"/>
+      </w:pPr>
+      <w:r>
+        <w:rPr>
+          <w:b w:val="0"/>
+        </w:rPr>
+        <w:t>Prepare the fresh retry separately and withhold its solution until after collection</w:t>
       </w:r>
     </w:p>
     <w:p>
-      <w:r>
-        <w:t>Begin by writing the question the procedure is intended to answer. Identify the information already supplied, the information it will produce and the information still missing. These are constructed classroom examples; they do not require live accounts, private records or an external service. Do not treat a plausible explanation as a measured outcome.</w:t>
+      <w:pPr>
+        <w:pStyle w:val="Heading3"/>
+      </w:pPr>
+      <w:r>
+        <w:t>Prerequisite answer</w:t>
       </w:r>
     </w:p>
     <w:p>
-      <w:r>
-        <w:t>For a fictional objective at least 98% of 200 eligible requests must pass all contract checks. Allowed failures are 2%*200=4. Count every eligible failure once; report excluded requests separately.</w:t>
+      <w:pPr>
+        <w:spacing w:line="336" w:lineRule="auto" w:after="180"/>
+      </w:pPr>
+      <w:r>
+        <w:rPr>
+          <w:b w:val="0"/>
+        </w:rPr>
+        <w:t xml:space="preserve">A result depends on the </w:t>
+      </w:r>
+      <w:r>
+        <w:rPr>
+          <w:b/>
+        </w:rPr>
+        <w:t>input</w:t>
+      </w:r>
+      <w:r>
+        <w:rPr>
+          <w:b w:val="0"/>
+        </w:rPr>
+        <w:t xml:space="preserve">s, procedure and conditions that produced it. Preserve data roles and distinguish observed outcomes from </w:t>
+      </w:r>
+      <w:r>
+        <w:rPr>
+          <w:b/>
+        </w:rPr>
+        <w:t>prediction</w:t>
+      </w:r>
+      <w:r>
+        <w:rPr>
+          <w:b w:val="0"/>
+        </w:rPr>
+        <w:t>s or unmeasured conditions.</w:t>
       </w:r>
     </w:p>
     <w:p>
-      <w:r>
-        <w:t>Before applying the procedure, write its units, denominator or decision boundary where relevant. A partner should be able to repeat each step using the same inputs. If a required input is absent or violates the stated contract, record that condition explicitly instead of quietly replacing it with a convenient value.</w:t>
+      <w:pPr>
+        <w:spacing w:line="336" w:lineRule="auto" w:after="180"/>
+      </w:pPr>
+      <w:r>
+        <w:rPr>
+          <w:b w:val="0"/>
+        </w:rPr>
+        <w:t>If the prior concept cannot be explained, use a short retrieval activity before this chapter.</w:t>
+      </w:r>
+    </w:p>
+    <w:p>
+      <w:pPr>
+        <w:pStyle w:val="Heading3"/>
+      </w:pPr>
+      <w:r>
+        <w:t>End goal for the pictorial case</w:t>
+      </w:r>
+    </w:p>
+    <w:p>
+      <w:pPr>
+        <w:spacing w:line="336" w:lineRule="auto" w:after="180"/>
+      </w:pPr>
+      <w:r>
+        <w:rPr>
+          <w:b w:val="0"/>
+        </w:rPr>
+        <w:t xml:space="preserve">Explain </w:t>
+      </w:r>
+      <w:r>
+        <w:rPr>
+          <w:b/>
+        </w:rPr>
+        <w:t>failure budget</w:t>
+      </w:r>
+      <w:r>
+        <w:rPr>
+          <w:b w:val="0"/>
+        </w:rPr>
+        <w:t xml:space="preserve">s and </w:t>
+      </w:r>
+      <w:r>
+        <w:rPr>
+          <w:b/>
+        </w:rPr>
+        <w:t>service objective</w:t>
+      </w:r>
+      <w:r>
+        <w:rPr>
+          <w:b w:val="0"/>
+        </w:rPr>
+        <w:t>s using the deciding step in this fictional service.</w:t>
+      </w:r>
+    </w:p>
+    <w:p>
+      <w:pPr>
+        <w:spacing w:line="336" w:lineRule="auto" w:after="180"/>
+      </w:pPr>
+      <w:r>
+        <w:rPr>
+          <w:b w:val="0"/>
+        </w:rPr>
+        <w:t>This added worked case illustrates the week’s main idea. Retain all original and connected topics; schedule its practice within the teaching cycle.</w:t>
+      </w:r>
+    </w:p>
+    <w:p>
+      <w:pPr>
+        <w:pStyle w:val="Heading1"/>
+      </w:pPr>
+      <w:r>
+        <w:t>02. Explain and model the mechanism</w:t>
+      </w:r>
+    </w:p>
+    <w:p>
+      <w:r>
+        <w:t>Model Failure budgets and service objectives using the supplied case, labelled mechanism and reasoning. Make the scope of each conclusion explicit.</w:t>
+      </w:r>
+    </w:p>
+    <w:p>
+      <w:pPr>
+        <w:spacing w:line="336" w:lineRule="auto" w:after="180"/>
+      </w:pPr>
+      <w:r>
+        <w:rPr>
+          <w:b/>
+        </w:rPr>
+        <w:t>Service objective</w:t>
+      </w:r>
+      <w:r>
+        <w:rPr>
+          <w:b w:val="0"/>
+        </w:rPr>
+        <w:t xml:space="preserve">s define measured reliability over a stated interval. A </w:t>
+      </w:r>
+      <w:r>
+        <w:rPr>
+          <w:b/>
+        </w:rPr>
+        <w:t>failure budget</w:t>
+      </w:r>
+      <w:r>
+        <w:rPr>
+          <w:b w:val="0"/>
+        </w:rPr>
+        <w:t xml:space="preserve"> is meaningful only after success and </w:t>
+      </w:r>
+      <w:r>
+        <w:rPr>
+          <w:b/>
+        </w:rPr>
+        <w:t>eligible request</w:t>
+      </w:r>
+      <w:r>
+        <w:rPr>
+          <w:b w:val="0"/>
+        </w:rPr>
+        <w:t>s are defined.</w:t>
+      </w:r>
+    </w:p>
+    <w:p>
+      <w:pPr>
+        <w:pStyle w:val="Heading3"/>
+      </w:pPr>
+      <w:r>
+        <w:t>Explain Failure budgets and service objectives · 1</w:t>
+      </w:r>
+    </w:p>
+    <w:p>
+      <w:pPr>
+        <w:spacing w:line="336" w:lineRule="auto" w:after="180"/>
+      </w:pPr>
+      <w:r>
+        <w:rPr>
+          <w:b w:val="0"/>
+        </w:rPr>
+        <w:t>Begin by writing the question the procedure is intended to answer. Identify the information already supplied, the information it will produce and the information still missing.</w:t>
+      </w:r>
+    </w:p>
+    <w:p>
+      <w:pPr>
+        <w:spacing w:line="336" w:lineRule="auto" w:after="180"/>
+      </w:pPr>
+      <w:r>
+        <w:rPr>
+          <w:b w:val="0"/>
+        </w:rPr>
+        <w:t>These are constructed classroom examples; they do not require live accounts, private records or an external service. Do not treat a plausible explanation as a measured outcome.</w:t>
+      </w:r>
+    </w:p>
+    <w:p>
+      <w:pPr>
+        <w:spacing w:line="336" w:lineRule="auto" w:after="180"/>
+      </w:pPr>
+      <w:r>
+        <w:rPr>
+          <w:b w:val="0"/>
+        </w:rPr>
+        <w:t xml:space="preserve">For a fictional objective at least 98% of 200 </w:t>
+      </w:r>
+      <w:r>
+        <w:rPr>
+          <w:b/>
+        </w:rPr>
+        <w:t>eligible request</w:t>
+      </w:r>
+      <w:r>
+        <w:rPr>
+          <w:b w:val="0"/>
+        </w:rPr>
+        <w:t>s must pass all contract checks. Allowed failures are 2%*200=4. Count every eligible failure once; report excluded requests separately.</w:t>
+      </w:r>
+    </w:p>
+    <w:p>
+      <w:pPr>
+        <w:pStyle w:val="Heading3"/>
+      </w:pPr>
+      <w:r>
+        <w:t>Explain Failure budgets and service objectives · 2</w:t>
+      </w:r>
+    </w:p>
+    <w:p>
+      <w:pPr>
+        <w:spacing w:line="336" w:lineRule="auto" w:after="180"/>
+      </w:pPr>
+      <w:r>
+        <w:rPr>
+          <w:b w:val="0"/>
+        </w:rPr>
+        <w:t xml:space="preserve">Before applying the procedure, write its units, denominator or decision boundary where relevant. A partner should be able to repeat each step using the same </w:t>
+      </w:r>
+      <w:r>
+        <w:rPr>
+          <w:b/>
+        </w:rPr>
+        <w:t>input</w:t>
+      </w:r>
+      <w:r>
+        <w:rPr>
+          <w:b w:val="0"/>
+        </w:rPr>
+        <w:t>s.</w:t>
+      </w:r>
+    </w:p>
+    <w:p>
+      <w:pPr>
+        <w:spacing w:line="336" w:lineRule="auto" w:after="180"/>
+      </w:pPr>
+      <w:r>
+        <w:rPr>
+          <w:b w:val="0"/>
+        </w:rPr>
+        <w:t xml:space="preserve">If a required </w:t>
+      </w:r>
+      <w:r>
+        <w:rPr>
+          <w:b/>
+        </w:rPr>
+        <w:t>input</w:t>
+      </w:r>
+      <w:r>
+        <w:rPr>
+          <w:b w:val="0"/>
+        </w:rPr>
+        <w:t xml:space="preserve"> is absent or violates the stated contract, record that condition explicitly instead of quietly replacing it with a convenient value.</w:t>
       </w:r>
     </w:p>
     <w:tbl>
@@ -571,36 +1163,187 @@
       </w:r>
     </w:p>
     <w:p>
-      <w:r>
-        <w:t>Guided: 195/200=97.5%, below 98%; failures exceed budget 4 by one. This is the measured interval only. Qualification: Meeting one interval objective does not establish every future interval or zero critical failures. Exit: accept a concrete variation with its predicted outcome and a stated condition that would challenge the mechanism; reject a claim resting on unmeasured evidence.</w:t>
+      <w:pPr>
+        <w:pStyle w:val="Heading3"/>
+      </w:pPr>
+      <w:r>
+        <w:t>Explain Failure budgets and service objectives · 3</w:t>
       </w:r>
     </w:p>
     <w:p>
       <w:pPr>
-        <w:pStyle w:val="Heading3"/>
-      </w:pPr>
-      <w:r>
-        <w:t>Model the reasoning aloud</w:t>
+        <w:spacing w:line="336" w:lineRule="auto" w:after="180"/>
+      </w:pPr>
+      <w:r>
+        <w:rPr>
+          <w:b w:val="0"/>
+        </w:rPr>
+        <w:t>Guided: 195/200=97.5%, below 98%; failures exceed budget 4 by one. This is the measured interval only. Qualification: Meeting one interval objective does not establish every future interval or zero critical failures.</w:t>
       </w:r>
     </w:p>
     <w:p>
-      <w:r>
-        <w:t>Use the complete worked example below before asking learners to complete W2. Reveal a small part, invite a prediction, then explain the deciding step. These teacher notes contain solutions; do not reveal the independent case answer during modelling.</w:t>
+      <w:pPr>
+        <w:spacing w:line="336" w:lineRule="auto" w:after="180"/>
+      </w:pPr>
+      <w:r>
+        <w:rPr>
+          <w:b w:val="0"/>
+        </w:rPr>
+        <w:t xml:space="preserve">Exit: accept a concrete variation with its predicted outcome and a stated condition that would challenge the </w:t>
+      </w:r>
+      <w:r>
+        <w:rPr>
+          <w:b/>
+        </w:rPr>
+        <w:t>mechanism</w:t>
+      </w:r>
+      <w:r>
+        <w:rPr>
+          <w:b w:val="0"/>
+        </w:rPr>
+        <w:t xml:space="preserve">; reject a claim resting on unmeasured </w:t>
+      </w:r>
+      <w:r>
+        <w:rPr>
+          <w:b/>
+        </w:rPr>
+        <w:t>evidence</w:t>
+      </w:r>
+      <w:r>
+        <w:rPr>
+          <w:b w:val="0"/>
+        </w:rPr>
+        <w:t>.</w:t>
       </w:r>
     </w:p>
     <w:p>
-      <w:r>
-        <w:t>In the interval 200 requests are eligible and 5 fail.</w:t>
+      <w:pPr>
+        <w:pStyle w:val="Heading3"/>
+      </w:pPr>
+      <w:r>
+        <w:t>Model the reasoning aloud</w:t>
       </w:r>
     </w:p>
     <w:p>
-      <w:r>
-        <w:t>195/200=97.5%, below 98%; failures exceed budget 4 by one. This is the measured interval only.</w:t>
+      <w:pPr>
+        <w:spacing w:line="336" w:lineRule="auto" w:after="180"/>
+      </w:pPr>
+      <w:r>
+        <w:rPr>
+          <w:b w:val="0"/>
+        </w:rPr>
+        <w:t xml:space="preserve">Use the complete worked example below before asking learners to complete W2. Reveal a small part, invite a </w:t>
+      </w:r>
+      <w:r>
+        <w:rPr>
+          <w:b/>
+        </w:rPr>
+        <w:t>prediction</w:t>
+      </w:r>
+      <w:r>
+        <w:rPr>
+          <w:b w:val="0"/>
+        </w:rPr>
+        <w:t>, then explain the deciding step.</w:t>
       </w:r>
     </w:p>
     <w:p>
-      <w:r>
-        <w:t>Compare the intermediate evidence with the final statement. Explain why each number or decision follows from the stated inputs. The conclusion belongs to this scenario and procedure; changing the inputs, evaluation population or authority can change what it establishes. Retain the raw record so a later revision can be compared honestly.</w:t>
+      <w:pPr>
+        <w:spacing w:line="336" w:lineRule="auto" w:after="180"/>
+      </w:pPr>
+      <w:r>
+        <w:rPr>
+          <w:b w:val="0"/>
+        </w:rPr>
+        <w:t>These teacher notes contain solutions; do not reveal the independent case answer during modelling.</w:t>
+      </w:r>
+    </w:p>
+    <w:p>
+      <w:pPr>
+        <w:spacing w:line="336" w:lineRule="auto" w:after="180"/>
+      </w:pPr>
+      <w:r>
+        <w:rPr>
+          <w:b w:val="0"/>
+        </w:rPr>
+        <w:t>In the interval 200 requests are eligible and 5 fail.</w:t>
+      </w:r>
+    </w:p>
+    <w:p>
+      <w:pPr>
+        <w:spacing w:line="336" w:lineRule="auto" w:after="180"/>
+      </w:pPr>
+      <w:r>
+        <w:rPr>
+          <w:b w:val="0"/>
+        </w:rPr>
+        <w:t>195/200=97.5%, below 98%; failures exceed budget 4 by one. This is the measured interval only.</w:t>
+      </w:r>
+    </w:p>
+    <w:p>
+      <w:pPr>
+        <w:pStyle w:val="Heading3"/>
+      </w:pPr>
+      <w:r>
+        <w:t>Model the reasoning aloud · 4</w:t>
+      </w:r>
+    </w:p>
+    <w:p>
+      <w:pPr>
+        <w:spacing w:line="336" w:lineRule="auto" w:after="180"/>
+      </w:pPr>
+      <w:r>
+        <w:rPr>
+          <w:b w:val="0"/>
+        </w:rPr>
+        <w:t xml:space="preserve">Compare the intermediate </w:t>
+      </w:r>
+      <w:r>
+        <w:rPr>
+          <w:b/>
+        </w:rPr>
+        <w:t>evidence</w:t>
+      </w:r>
+      <w:r>
+        <w:rPr>
+          <w:b w:val="0"/>
+        </w:rPr>
+        <w:t xml:space="preserve"> with the final statement. Explain why each number or decision follows from the stated </w:t>
+      </w:r>
+      <w:r>
+        <w:rPr>
+          <w:b/>
+        </w:rPr>
+        <w:t>input</w:t>
+      </w:r>
+      <w:r>
+        <w:rPr>
+          <w:b w:val="0"/>
+        </w:rPr>
+        <w:t>s.</w:t>
+      </w:r>
+    </w:p>
+    <w:p>
+      <w:pPr>
+        <w:spacing w:line="336" w:lineRule="auto" w:after="180"/>
+      </w:pPr>
+      <w:r>
+        <w:rPr>
+          <w:b w:val="0"/>
+        </w:rPr>
+        <w:t xml:space="preserve">The conclusion belongs to this scenario and procedure; changing the </w:t>
+      </w:r>
+      <w:r>
+        <w:rPr>
+          <w:b/>
+        </w:rPr>
+        <w:t>input</w:t>
+      </w:r>
+      <w:r>
+        <w:rPr>
+          <w:b w:val="0"/>
+        </w:rPr>
+        <w:t>s, evaluation population or authority can change what it establishes. Retain the raw record so a later revision can be compared honestly.</w:t>
       </w:r>
     </w:p>
     <w:tbl>
@@ -706,7 +1449,13 @@
       </w:tr>
     </w:tbl>
     <w:p>
-      <w:r>
+      <w:pPr>
+        <w:spacing w:line="336" w:lineRule="auto" w:after="180"/>
+      </w:pPr>
+      <w:r>
+        <w:rPr>
+          <w:b w:val="0"/>
+        </w:rPr>
         <w:t>Use the diagram and verbal explanation together. Ask learners to match a sentence to a specific visual step; do not assign learners fixed visual or auditory learning styles.</w:t>
       </w:r>
     </w:p>
@@ -719,8 +1468,26 @@
       </w:r>
     </w:p>
     <w:p>
-      <w:r>
-        <w:t>A reliability allowance. A practice service requires at least 98 successes in each window of 100 eligible requests.</w:t>
+      <w:pPr>
+        <w:spacing w:line="336" w:lineRule="auto" w:after="180"/>
+      </w:pPr>
+      <w:r>
+        <w:rPr>
+          <w:b w:val="0"/>
+        </w:rPr>
+        <w:t xml:space="preserve">A reliability allowance. A practice service requires at least 98 successes in each window of 100 </w:t>
+      </w:r>
+      <w:r>
+        <w:rPr>
+          <w:b/>
+        </w:rPr>
+        <w:t>eligible request</w:t>
+      </w:r>
+      <w:r>
+        <w:rPr>
+          <w:b w:val="0"/>
+        </w:rPr>
+        <w:t>s.</w:t>
       </w:r>
     </w:p>
     <w:p>
@@ -732,7 +1499,22 @@
       </w:r>
     </w:p>
     <w:p>
-      <w:r>
+      <w:pPr>
+        <w:pStyle w:val="Heading3"/>
+      </w:pPr>
+      <w:r>
+        <w:t>Supplied facts</w:t>
+      </w:r>
+    </w:p>
+    <w:p>
+      <w:pPr>
+        <w:spacing w:line="336" w:lineRule="auto" w:after="180"/>
+        <w:shd w:fill="F1F6FC"/>
+      </w:pPr>
+      <w:r>
+        <w:rPr>
+          <w:b w:val="0"/>
+        </w:rPr>
         <w:t>Current window has 97 successes and 3 failures. Success includes a correct refusal within the agreed time limit.</w:t>
       </w:r>
     </w:p>
@@ -932,21 +1714,31 @@
       </w:r>
     </w:p>
     <w:p>
-      <w:r>
-        <w:t>An objective needs a measurement window, denominator and success definition. An honest refusal can be success under an agreed contract.</w:t>
+      <w:pPr>
+        <w:pStyle w:val="Heading3"/>
+      </w:pPr>
+      <w:r>
+        <w:t>Why the result follows</w:t>
       </w:r>
     </w:p>
     <w:p>
       <w:pPr>
-        <w:pStyle w:val="Heading3"/>
-      </w:pPr>
-      <w:r>
-        <w:t>What this example does not establish</w:t>
+        <w:spacing w:line="336" w:lineRule="auto" w:after="180"/>
+        <w:shd w:fill="F1F6FC"/>
+      </w:pPr>
+      <w:r>
+        <w:rPr>
+          <w:b w:val="0"/>
+        </w:rPr>
+        <w:t>An objective needs a measurement window, denominator and success definition. An honest refusal can be success under an agreed contract.</w:t>
       </w:r>
     </w:p>
     <w:p>
-      <w:r>
-        <w:t>Meeting one window does not guarantee the next; monitor repeated windows and distinguish failure types.</w:t>
+      <w:pPr>
+        <w:pStyle w:val="Heading3"/>
+      </w:pPr>
+      <w:r>
+        <w:t>What this example does not establish</w:t>
       </w:r>
     </w:p>
     <w:p>
@@ -954,43 +1746,168 @@
         <w:pStyle w:val="Heading3"/>
       </w:pPr>
       <w:r>
-        <w:t>Change one thing in the pictured case</w:t>
+        <w:t>Keep the stated limit</w:t>
       </w:r>
     </w:p>
     <w:p>
-      <w:r>
-        <w:t>Change: Repair one failed request into a success in this window.</w:t>
+      <w:pPr>
+        <w:spacing w:line="336" w:lineRule="auto" w:after="180"/>
+        <w:shd w:fill="FFF5E6"/>
+      </w:pPr>
+      <w:r>
+        <w:rPr>
+          <w:b w:val="0"/>
+        </w:rPr>
+        <w:t>Meeting one window does not guarantee the next; monitor repeated windows and distinguish failure types.</w:t>
       </w:r>
     </w:p>
     <w:p>
-      <w:r>
-        <w:t>Prediction: 98 successes and 2 failures meet the stated window target.</w:t>
+      <w:pPr>
+        <w:pStyle w:val="Heading3"/>
+      </w:pPr>
+      <w:r>
+        <w:t>Change one thing in the pictured case</w:t>
       </w:r>
     </w:p>
     <w:p>
-      <w:r>
-        <w:t>Reason: One recorded outcome changes while the denominator stays 100.</w:t>
+      <w:pPr>
+        <w:pStyle w:val="Heading3"/>
+      </w:pPr>
+      <w:r>
+        <w:t>Change one thing</w:t>
       </w:r>
     </w:p>
     <w:p>
       <w:pPr>
-        <w:pStyle w:val="Heading3"/>
-      </w:pPr>
-      <w:r>
-        <w:t>Ask while showing the picture</w:t>
+        <w:spacing w:line="336" w:lineRule="auto" w:after="180"/>
+        <w:shd w:fill="F5F1FB"/>
+      </w:pPr>
+      <w:r>
+        <w:rPr>
+          <w:b w:val="0"/>
+        </w:rPr>
+        <w:t>Change: Repair one failed request into a success in this window.</w:t>
       </w:r>
     </w:p>
     <w:p>
-      <w:r>
-        <w:t>Cover the result. Ask learners to name the inputs and predict the next step. Uncover one step, connect the icon to the actual procedure, and explain its evidence. Then change the supplied condition and compare. The picture is a representation; it does not document execution of a real AI model.</w:t>
+      <w:pPr>
+        <w:pStyle w:val="Heading3"/>
+      </w:pPr>
+      <w:r>
+        <w:t>Predicted result</w:t>
       </w:r>
     </w:p>
     <w:p>
       <w:pPr>
+        <w:spacing w:line="336" w:lineRule="auto" w:after="180"/>
+        <w:shd w:fill="F1F6FC"/>
+      </w:pPr>
+      <w:r>
+        <w:rPr>
+          <w:b/>
+        </w:rPr>
+        <w:t>Prediction</w:t>
+      </w:r>
+      <w:r>
+        <w:rPr>
+          <w:b w:val="0"/>
+        </w:rPr>
+        <w:t>: 98 successes and 2 failures meet the stated window target.</w:t>
+      </w:r>
+    </w:p>
+    <w:p>
+      <w:pPr>
+        <w:pStyle w:val="Heading3"/>
+      </w:pPr>
+      <w:r>
+        <w:t>Why the result follows</w:t>
+      </w:r>
+    </w:p>
+    <w:p>
+      <w:pPr>
+        <w:spacing w:line="336" w:lineRule="auto" w:after="180"/>
+        <w:shd w:fill="F1F6FC"/>
+      </w:pPr>
+      <w:r>
+        <w:rPr>
+          <w:b w:val="0"/>
+        </w:rPr>
+        <w:t>Reason: One recorded outcome changes while the denominator stays 100.</w:t>
+      </w:r>
+    </w:p>
+    <w:p>
+      <w:pPr>
+        <w:pStyle w:val="Heading3"/>
+      </w:pPr>
+      <w:r>
+        <w:t>Ask while showing the picture</w:t>
+      </w:r>
+    </w:p>
+    <w:p>
+      <w:pPr>
+        <w:pStyle w:val="Heading3"/>
+      </w:pPr>
+      <w:r>
+        <w:t>Ask while showing the picture · 5</w:t>
+      </w:r>
+    </w:p>
+    <w:p>
+      <w:pPr>
+        <w:spacing w:line="336" w:lineRule="auto" w:after="180"/>
+      </w:pPr>
+      <w:r>
+        <w:rPr>
+          <w:b w:val="0"/>
+        </w:rPr>
+        <w:t xml:space="preserve">Cover the result. Ask learners to name the </w:t>
+      </w:r>
+      <w:r>
+        <w:rPr>
+          <w:b/>
+        </w:rPr>
+        <w:t>input</w:t>
+      </w:r>
+      <w:r>
+        <w:rPr>
+          <w:b w:val="0"/>
+        </w:rPr>
+        <w:t xml:space="preserve">s and predict the next step. Uncover one step, connect the icon to the actual procedure, and explain its </w:t>
+      </w:r>
+      <w:r>
+        <w:rPr>
+          <w:b/>
+        </w:rPr>
+        <w:t>evidence</w:t>
+      </w:r>
+      <w:r>
+        <w:rPr>
+          <w:b w:val="0"/>
+        </w:rPr>
+        <w:t>. Then change the supplied condition and compare.</w:t>
+      </w:r>
+    </w:p>
+    <w:p>
+      <w:pPr>
+        <w:spacing w:line="336" w:lineRule="auto" w:after="180"/>
+      </w:pPr>
+      <w:r>
+        <w:rPr>
+          <w:b w:val="0"/>
+        </w:rPr>
+        <w:t>The picture is a representation; it does not document execution of a real AI model.</w:t>
+      </w:r>
+    </w:p>
+    <w:p>
+      <w:pPr>
         <w:pStyle w:val="Heading1"/>
       </w:pPr>
       <w:r>
         <w:t>03. Demonstrate and guide practice</w:t>
+      </w:r>
+    </w:p>
+    <w:p>
+      <w:r>
+        <w:t>Demonstrate Failure budgets and service objectives, reduce support deliberately and check individual reasoning before discussing answers.</w:t>
       </w:r>
     </w:p>
     <w:tbl>
@@ -1206,36 +2123,100 @@
       </w:tr>
     </w:tbl>
     <w:p>
-      <w:r>
-        <w:t>Use the worked example in Sections 3 and 6. Collect a prediction before revealing its result; ask the learner to point to each intermediate fact.</w:t>
+      <w:pPr>
+        <w:spacing w:line="336" w:lineRule="auto" w:after="180"/>
+      </w:pPr>
+      <w:r>
+        <w:rPr>
+          <w:b w:val="0"/>
+        </w:rPr>
+        <w:t xml:space="preserve">Use the worked example in Sections 3 and 6. Collect a </w:t>
+      </w:r>
+      <w:r>
+        <w:rPr>
+          <w:b/>
+        </w:rPr>
+        <w:t>prediction</w:t>
+      </w:r>
+      <w:r>
+        <w:rPr>
+          <w:b w:val="0"/>
+        </w:rPr>
+        <w:t xml:space="preserve"> before revealing its result; ask the learner to point to each intermediate fact.</w:t>
       </w:r>
     </w:p>
     <w:p>
-      <w:r>
-        <w:t>Provide an input/procedure/result/limit frame and a calculator when needed. Ask students to identify the first step before completing the whole trace. Extension: compare two concrete variants of this mechanism while holding unrelated conditions fixed; report both successful and unsuccessful outcomes.</w:t>
+      <w:pPr>
+        <w:spacing w:line="336" w:lineRule="auto" w:after="180"/>
+      </w:pPr>
+      <w:r>
+        <w:rPr>
+          <w:b w:val="0"/>
+        </w:rPr>
+        <w:t xml:space="preserve">Provide an </w:t>
+      </w:r>
+      <w:r>
+        <w:rPr>
+          <w:b/>
+        </w:rPr>
+        <w:t>input</w:t>
+      </w:r>
+      <w:r>
+        <w:rPr>
+          <w:b w:val="0"/>
+        </w:rPr>
+        <w:t>/procedure/result/limit frame and a calculator when needed. Ask students to identify the first step before completing the whole trace.</w:t>
       </w:r>
     </w:p>
     <w:p>
       <w:pPr>
-        <w:pStyle w:val="Heading3"/>
-      </w:pPr>
-      <w:r>
-        <w:t>Reduce help deliberately</w:t>
+        <w:spacing w:line="336" w:lineRule="auto" w:after="180"/>
+      </w:pPr>
+      <w:r>
+        <w:rPr>
+          <w:b w:val="0"/>
+        </w:rPr>
+        <w:t xml:space="preserve">Extension: compare two concrete variants of this </w:t>
+      </w:r>
+      <w:r>
+        <w:rPr>
+          <w:b/>
+        </w:rPr>
+        <w:t>mechanism</w:t>
+      </w:r>
+      <w:r>
+        <w:rPr>
+          <w:b w:val="0"/>
+        </w:rPr>
+        <w:t xml:space="preserve"> while holding unrelated conditions fixed; report both successful and unsuccessful outcomes.</w:t>
       </w:r>
     </w:p>
     <w:p>
-      <w:r>
-        <w:t>Completion task: In the interval 200 requests are eligible and 5 fail. Show the intermediate steps and give the conclusion with its scope.</w:t>
+      <w:pPr>
+        <w:pStyle w:val="Heading3"/>
+      </w:pPr>
+      <w:r>
+        <w:t>Reduce help deliberately</w:t>
       </w:r>
     </w:p>
     <w:p>
-      <w:r>
-        <w:t>Teacher check: Teacher explanation: 195/200=97.5%, below 98%; failures exceed budget 4 by one. This is the measured interval only.</w:t>
+      <w:pPr>
+        <w:pStyle w:val="Heading3"/>
+      </w:pPr>
+      <w:r>
+        <w:t>Completion practice</w:t>
       </w:r>
     </w:p>
     <w:p>
-      <w:r>
-        <w:t>Start by identifying the given inputs together. Leave the intermediate steps blank. If needed, model one step, then withdraw that help on the next step. Move to a full trace only when the partial trace is understood. For partners, alternate explainer and checker; collect a response from every learner before discussion.</w:t>
+      <w:pPr>
+        <w:spacing w:line="336" w:lineRule="auto" w:after="180"/>
+        <w:shd w:fill="F5F1FB"/>
+      </w:pPr>
+      <w:r>
+        <w:rPr>
+          <w:b w:val="0"/>
+        </w:rPr>
+        <w:t>Completion task: In the interval 200 requests are eligible and 5 fail. Show the intermediate steps and give the conclusion with its scope.</w:t>
       </w:r>
     </w:p>
     <w:p>
@@ -1243,22 +2224,53 @@
         <w:pStyle w:val="Heading3"/>
       </w:pPr>
       <w:r>
-        <w:t>Individual reasoning check</w:t>
+        <w:t>Reasoning to listen for</w:t>
       </w:r>
     </w:p>
     <w:p>
-      <w:r>
-        <w:t>Use the worked case for Failure budgets and service objectives. Proposed explanation: “The worked result establishes every future case”. Decide whether this explanation is supported. Point to the step or supplied fact that decides; explain your repair if needed.</w:t>
+      <w:pPr>
+        <w:spacing w:line="336" w:lineRule="auto" w:after="180"/>
+        <w:shd w:fill="F1F6FC"/>
+      </w:pPr>
+      <w:r>
+        <w:rPr>
+          <w:b w:val="0"/>
+        </w:rPr>
+        <w:t>Teacher check: Teacher explanation: 195/200=97.5%, below 98%; failures exceed budget 4 by one. This is the measured interval only.</w:t>
       </w:r>
     </w:p>
     <w:p>
-      <w:r>
-        <w:t>Expected correction: Meeting one interval objective does not establish every future interval or zero critical failures.</w:t>
+      <w:pPr>
+        <w:spacing w:line="336" w:lineRule="auto" w:after="180"/>
+      </w:pPr>
+      <w:r>
+        <w:rPr>
+          <w:b w:val="0"/>
+        </w:rPr>
+        <w:t xml:space="preserve">Start by identifying the given </w:t>
+      </w:r>
+      <w:r>
+        <w:rPr>
+          <w:b/>
+        </w:rPr>
+        <w:t>input</w:t>
+      </w:r>
+      <w:r>
+        <w:rPr>
+          <w:b w:val="0"/>
+        </w:rPr>
+        <w:t>s together. Leave the intermediate steps blank. If needed, model one step, then withdraw that help on the next step. Move to a full trace only when the partial trace is understood.</w:t>
       </w:r>
     </w:p>
     <w:p>
-      <w:r>
-        <w:t>Collect explanations, not only yes/no votes. If a misunderstanding is common, re-model the relevant step for the class. If it affects a few learners, give a short targeted group explanation while others solve a more demanding variation.</w:t>
+      <w:pPr>
+        <w:spacing w:line="336" w:lineRule="auto" w:after="180"/>
+      </w:pPr>
+      <w:r>
+        <w:rPr>
+          <w:b w:val="0"/>
+        </w:rPr>
+        <w:t>For partners, alternate explainer and checker; collect a response from every learner before discussion.</w:t>
       </w:r>
     </w:p>
     <w:p>
@@ -1266,63 +2278,308 @@
         <w:pStyle w:val="Heading3"/>
       </w:pPr>
       <w:r>
-        <w:t>Pictorial practice question</w:t>
+        <w:t>Individual reasoning check</w:t>
       </w:r>
     </w:p>
     <w:p>
-      <w:r>
-        <w:t>Calculate the maximum allowed failures among 100 requests. Does 97 successes and 3 failures meet the target, and what changes after one failure becomes a success?</w:t>
+      <w:pPr>
+        <w:spacing w:line="336" w:lineRule="auto" w:after="180"/>
+      </w:pPr>
+      <w:r>
+        <w:rPr>
+          <w:b w:val="0"/>
+        </w:rPr>
+        <w:t xml:space="preserve">Use the worked case for </w:t>
+      </w:r>
+      <w:r>
+        <w:rPr>
+          <w:b/>
+        </w:rPr>
+        <w:t>Failure budget</w:t>
+      </w:r>
+      <w:r>
+        <w:rPr>
+          <w:b w:val="0"/>
+        </w:rPr>
+        <w:t xml:space="preserve">s and </w:t>
+      </w:r>
+      <w:r>
+        <w:rPr>
+          <w:b/>
+        </w:rPr>
+        <w:t>service objective</w:t>
+      </w:r>
+      <w:r>
+        <w:rPr>
+          <w:b w:val="0"/>
+        </w:rPr>
+        <w:t>s. Proposed explanation: “The worked result establishes every future case”. Decide whether this explanation is supported.</w:t>
       </w:r>
     </w:p>
     <w:p>
       <w:pPr>
-        <w:pStyle w:val="Heading3"/>
-      </w:pPr>
-      <w:r>
-        <w:t>Reasoned teacher answer</w:t>
+        <w:spacing w:line="336" w:lineRule="auto" w:after="180"/>
+      </w:pPr>
+      <w:r>
+        <w:rPr>
+          <w:b w:val="0"/>
+        </w:rPr>
+        <w:t>Point to the step or supplied fact that decides; explain your repair if needed.</w:t>
       </w:r>
     </w:p>
     <w:p>
-      <w:r>
-        <w:t>Use the same predeclared correctness and timing criteria. The target permits at most 2 failures in 100 requests. Three failures misses the target by one request. Changed case: 98 successes and 2 failures meet the stated window target. One recorded outcome changes while the denominator stays 100.</w:t>
+      <w:pPr>
+        <w:pStyle w:val="Heading3"/>
+      </w:pPr>
+      <w:r>
+        <w:t>Expected repair</w:t>
       </w:r>
     </w:p>
     <w:p>
-      <w:r>
-        <w:t>Changed-case reasoning: 98 successes and 2 failures meet the stated window target. One recorded outcome changes while the denominator stays 100.</w:t>
+      <w:pPr>
+        <w:spacing w:line="336" w:lineRule="auto" w:after="180"/>
+        <w:shd w:fill="F1F6FC"/>
+      </w:pPr>
+      <w:r>
+        <w:rPr>
+          <w:b w:val="0"/>
+        </w:rPr>
+        <w:t>Expected correction: Meeting one interval objective does not establish every future interval or zero critical failures.</w:t>
       </w:r>
     </w:p>
     <w:p>
-      <w:r>
-        <w:t>Collect each learner’s explanation before discussion. Use the first missing connection between input, deciding step and result to choose support. This question is worked-case practice, not fresh mastery evidence.</w:t>
+      <w:pPr>
+        <w:spacing w:line="336" w:lineRule="auto" w:after="180"/>
+      </w:pPr>
+      <w:r>
+        <w:rPr>
+          <w:b w:val="0"/>
+        </w:rPr>
+        <w:t>Collect explanations, not only yes/no votes. If a misunderstanding is common, re-model the relevant step for the class.</w:t>
       </w:r>
     </w:p>
     <w:p>
       <w:pPr>
-        <w:pStyle w:val="Heading1"/>
-      </w:pPr>
-      <w:r>
-        <w:t>04. Run the investigation and diagnose misconceptions</w:t>
+        <w:spacing w:line="336" w:lineRule="auto" w:after="180"/>
+      </w:pPr>
+      <w:r>
+        <w:rPr>
+          <w:b w:val="0"/>
+        </w:rPr>
+        <w:t>If it affects a few learners, give a short targeted group explanation while others solve a more demanding variation.</w:t>
       </w:r>
     </w:p>
     <w:p>
-      <w:r>
-        <w:t>The worked result establishes every future case: Meeting one interval objective does not establish every future interval or zero critical failures.</w:t>
+      <w:pPr>
+        <w:pStyle w:val="Heading3"/>
+      </w:pPr>
+      <w:r>
+        <w:t>Pictorial practice question</w:t>
       </w:r>
     </w:p>
     <w:p>
-      <w:r>
-        <w:t>A missing input may be replaced without recording the change: A replacement changes the evidence or contract. Record the change and its justification; do not silently turn unknown into a measured value.</w:t>
+      <w:pPr>
+        <w:spacing w:line="336" w:lineRule="auto" w:after="180"/>
+        <w:shd w:fill="F5F1FB"/>
+      </w:pPr>
+      <w:r>
+        <w:rPr>
+          <w:b w:val="0"/>
+        </w:rPr>
+        <w:t>Calculate the maximum allowed failures among 100 requests. Does 97 successes and 3 failures meet the target, and what changes after one failure becomes a success?</w:t>
       </w:r>
     </w:p>
     <w:p>
-      <w:r>
-        <w:t>Repeating an assessed case is new independent evidence: A replay checks consistency. An example used for feedback or revision cannot later be described as untouched final evaluation.</w:t>
+      <w:pPr>
+        <w:pStyle w:val="Heading3"/>
+      </w:pPr>
+      <w:r>
+        <w:t>Reasoned teacher answer</w:t>
       </w:r>
     </w:p>
     <w:p>
-      <w:r>
-        <w:t>Use Section 9 for the evidence ledger. Add a boundary or missing-input case and record the expected response before checking. More successful repeats of one case do not establish wider coverage.</w:t>
+      <w:pPr>
+        <w:spacing w:line="336" w:lineRule="auto" w:after="180"/>
+      </w:pPr>
+      <w:r>
+        <w:rPr>
+          <w:b w:val="0"/>
+        </w:rPr>
+        <w:t>Use the same predeclared correctness and timing criteria. The target permits at most 2 failures in 100 requests. Three failures misses the target by one request.</w:t>
+      </w:r>
+    </w:p>
+    <w:p>
+      <w:pPr>
+        <w:spacing w:line="336" w:lineRule="auto" w:after="180"/>
+      </w:pPr>
+      <w:r>
+        <w:rPr>
+          <w:b w:val="0"/>
+        </w:rPr>
+        <w:t>Changed case: 98 successes and 2 failures meet the stated window target. One recorded outcome changes while the denominator stays 100.</w:t>
+      </w:r>
+    </w:p>
+    <w:p>
+      <w:pPr>
+        <w:spacing w:line="336" w:lineRule="auto" w:after="180"/>
+      </w:pPr>
+      <w:r>
+        <w:rPr>
+          <w:b w:val="0"/>
+        </w:rPr>
+        <w:t>Changed-case reasoning: 98 successes and 2 failures meet the stated window target. One recorded outcome changes while the denominator stays 100.</w:t>
+      </w:r>
+    </w:p>
+    <w:p>
+      <w:pPr>
+        <w:spacing w:line="336" w:lineRule="auto" w:after="180"/>
+      </w:pPr>
+      <w:r>
+        <w:rPr>
+          <w:b w:val="0"/>
+        </w:rPr>
+        <w:t xml:space="preserve">Collect each learner’s explanation before discussion. Use the first missing connection between </w:t>
+      </w:r>
+      <w:r>
+        <w:rPr>
+          <w:b/>
+        </w:rPr>
+        <w:t>input</w:t>
+      </w:r>
+      <w:r>
+        <w:rPr>
+          <w:b w:val="0"/>
+        </w:rPr>
+        <w:t xml:space="preserve">, deciding step and result to choose support. This question is worked-case practice, not fresh mastery </w:t>
+      </w:r>
+      <w:r>
+        <w:rPr>
+          <w:b/>
+        </w:rPr>
+        <w:t>evidence</w:t>
+      </w:r>
+      <w:r>
+        <w:rPr>
+          <w:b w:val="0"/>
+        </w:rPr>
+        <w:t>.</w:t>
+      </w:r>
+    </w:p>
+    <w:p>
+      <w:pPr>
+        <w:pStyle w:val="Heading1"/>
+      </w:pPr>
+      <w:r>
+        <w:t>04. Run the investigation and diagnose misconceptions</w:t>
+      </w:r>
+    </w:p>
+    <w:p>
+      <w:r>
+        <w:t>Run the Failure budgets and service objectives investigation and use the first unsupported step to choose a teaching response.</w:t>
+      </w:r>
+    </w:p>
+    <w:p>
+      <w:pPr>
+        <w:spacing w:line="336" w:lineRule="auto" w:after="180"/>
+      </w:pPr>
+      <w:r>
+        <w:rPr>
+          <w:b w:val="0"/>
+        </w:rPr>
+        <w:t>The worked result establishes every future case: Meeting one interval objective does not establish every future interval or zero critical failures.</w:t>
+      </w:r>
+    </w:p>
+    <w:p>
+      <w:pPr>
+        <w:spacing w:line="336" w:lineRule="auto" w:after="180"/>
+      </w:pPr>
+      <w:r>
+        <w:rPr>
+          <w:b w:val="0"/>
+        </w:rPr>
+        <w:t xml:space="preserve">A missing </w:t>
+      </w:r>
+      <w:r>
+        <w:rPr>
+          <w:b/>
+        </w:rPr>
+        <w:t>input</w:t>
+      </w:r>
+      <w:r>
+        <w:rPr>
+          <w:b w:val="0"/>
+        </w:rPr>
+        <w:t xml:space="preserve"> may be replaced without recording the change: A replacement changes the </w:t>
+      </w:r>
+      <w:r>
+        <w:rPr>
+          <w:b/>
+        </w:rPr>
+        <w:t>evidence</w:t>
+      </w:r>
+      <w:r>
+        <w:rPr>
+          <w:b w:val="0"/>
+        </w:rPr>
+        <w:t xml:space="preserve"> or contract. Record the change and its justification; do not silently turn unknown into a measured value.</w:t>
+      </w:r>
+    </w:p>
+    <w:p>
+      <w:pPr>
+        <w:spacing w:line="336" w:lineRule="auto" w:after="180"/>
+      </w:pPr>
+      <w:r>
+        <w:rPr>
+          <w:b w:val="0"/>
+        </w:rPr>
+        <w:t xml:space="preserve">Repeating an assessed case is new independent </w:t>
+      </w:r>
+      <w:r>
+        <w:rPr>
+          <w:b/>
+        </w:rPr>
+        <w:t>evidence</w:t>
+      </w:r>
+      <w:r>
+        <w:rPr>
+          <w:b w:val="0"/>
+        </w:rPr>
+        <w:t>: A replay checks consistency. An example used for feedback or revision cannot later be described as untouched final evaluation.</w:t>
+      </w:r>
+    </w:p>
+    <w:p>
+      <w:pPr>
+        <w:spacing w:line="336" w:lineRule="auto" w:after="180"/>
+      </w:pPr>
+      <w:r>
+        <w:rPr>
+          <w:b w:val="0"/>
+        </w:rPr>
+        <w:t xml:space="preserve">Use Section 9 for the </w:t>
+      </w:r>
+      <w:r>
+        <w:rPr>
+          <w:b/>
+        </w:rPr>
+        <w:t>evidence</w:t>
+      </w:r>
+      <w:r>
+        <w:rPr>
+          <w:b w:val="0"/>
+        </w:rPr>
+        <w:t xml:space="preserve"> ledger. Add a boundary or missing-</w:t>
+      </w:r>
+      <w:r>
+        <w:rPr>
+          <w:b/>
+        </w:rPr>
+        <w:t>input</w:t>
+      </w:r>
+      <w:r>
+        <w:rPr>
+          <w:b w:val="0"/>
+        </w:rPr>
+        <w:t xml:space="preserve"> case and record the expected response before checking. More successful repeats of one case do not establish wider coverage.</w:t>
       </w:r>
     </w:p>
     <w:p>
@@ -1480,29 +2737,38 @@
       </w:tr>
     </w:tbl>
     <w:p>
-      <w:r>
-        <w:t>Offer an oral explanation, drawing, enlarged visual or fewer examples when that removes a reading/writing barrier. Keep the same reasoning goal. Stretch secure learners by changing a boundary or assumption and asking them to defend the effect, not simply by assigning more of the same questions.</w:t>
+      <w:pPr>
+        <w:spacing w:line="336" w:lineRule="auto" w:after="180"/>
+      </w:pPr>
+      <w:r>
+        <w:rPr>
+          <w:b w:val="0"/>
+        </w:rPr>
+        <w:t>Offer an oral explanation, drawing, enlarged visual or fewer examples when that removes a reading/writing barrier. Keep the same reasoning goal.</w:t>
       </w:r>
     </w:p>
     <w:p>
       <w:pPr>
-        <w:pStyle w:val="Heading1"/>
-      </w:pPr>
-      <w:r>
-        <w:t>05. Assess and explain the answers</w:t>
+        <w:spacing w:line="336" w:lineRule="auto" w:after="180"/>
+      </w:pPr>
+      <w:r>
+        <w:rPr>
+          <w:b w:val="0"/>
+        </w:rPr>
+        <w:t>Stretch secure learners by changing a boundary or assumption and asking them to defend the effect, not simply by assigning more of the same questions.</w:t>
       </w:r>
     </w:p>
     <w:p>
       <w:pPr>
-        <w:pStyle w:val="Heading3"/>
-      </w:pPr>
-      <w:r>
-        <w:t>Guided and exit questions</w:t>
+        <w:pStyle w:val="Heading1"/>
+      </w:pPr>
+      <w:r>
+        <w:t>05. Assess and explain the answers</w:t>
       </w:r>
     </w:p>
     <w:p>
       <w:r>
-        <w:t>Guided: 195/200=97.5%, below 98%; failures exceed budget 4 by one. This is the measured interval only. Qualification: Meeting one interval objective does not establish every future interval or zero critical failures. Exit: accept a concrete variation with its predicted outcome and a stated condition that would challenge the mechanism; reject a claim resting on unmeasured evidence.</w:t>
+        <w:t>Use the Failure budgets and service objectives questions, teacher keys and criteria after the relevant attempts. Previously discussed cases are practice; protect the separately selected independent task.</w:t>
       </w:r>
     </w:p>
     <w:p>
@@ -1510,17 +2776,53 @@
         <w:pStyle w:val="Heading3"/>
       </w:pPr>
       <w:r>
-        <w:t>W1 Explain the mechanism</w:t>
+        <w:t>Guided and exit questions</w:t>
       </w:r>
     </w:p>
     <w:p>
-      <w:r>
-        <w:t>Explain the weekly mechanism in your own words. Use the worked scenario to name its input, decision rule and output.</w:t>
+      <w:pPr>
+        <w:spacing w:line="336" w:lineRule="auto" w:after="180"/>
+      </w:pPr>
+      <w:r>
+        <w:rPr>
+          <w:b w:val="0"/>
+        </w:rPr>
+        <w:t>Guided: 195/200=97.5%, below 98%; failures exceed budget 4 by one. This is the measured interval only. Qualification: Meeting one interval objective does not establish every future interval or zero critical failures.</w:t>
       </w:r>
     </w:p>
     <w:p>
-      <w:r>
-        <w:t>Teacher explanation: Service objectives define measured reliability over a stated interval. A failure budget is meaningful only after success and eligible requests are defined. For a fictional objective at least 98% of 200 eligible requests must pass all contract checks. Allowed failures are 2%*200=4. Count every eligible failure once; report excluded requests separately.</w:t>
+      <w:pPr>
+        <w:spacing w:line="336" w:lineRule="auto" w:after="180"/>
+      </w:pPr>
+      <w:r>
+        <w:rPr>
+          <w:b w:val="0"/>
+        </w:rPr>
+        <w:t xml:space="preserve">Exit: accept a concrete variation with its predicted outcome and a stated condition that would challenge the </w:t>
+      </w:r>
+      <w:r>
+        <w:rPr>
+          <w:b/>
+        </w:rPr>
+        <w:t>mechanism</w:t>
+      </w:r>
+      <w:r>
+        <w:rPr>
+          <w:b w:val="0"/>
+        </w:rPr>
+        <w:t xml:space="preserve">; reject a claim resting on unmeasured </w:t>
+      </w:r>
+      <w:r>
+        <w:rPr>
+          <w:b/>
+        </w:rPr>
+        <w:t>evidence</w:t>
+      </w:r>
+      <w:r>
+        <w:rPr>
+          <w:b w:val="0"/>
+        </w:rPr>
+        <w:t>.</w:t>
       </w:r>
     </w:p>
     <w:p>
@@ -1528,17 +2830,63 @@
         <w:pStyle w:val="Heading3"/>
       </w:pPr>
       <w:r>
-        <w:t>W2 Trace the worked case</w:t>
+        <w:t>W1 Explain the mechanism</w:t>
       </w:r>
     </w:p>
     <w:p>
-      <w:r>
-        <w:t>In the interval 200 requests are eligible and 5 fail. Show the intermediate steps and give the conclusion with its scope.</w:t>
+      <w:pPr>
+        <w:pStyle w:val="Heading3"/>
+      </w:pPr>
+      <w:r>
+        <w:t>Workbook question · W1</w:t>
       </w:r>
     </w:p>
     <w:p>
-      <w:r>
-        <w:t>Teacher explanation: 195/200=97.5%, below 98%; failures exceed budget 4 by one. This is the measured interval only.</w:t>
+      <w:pPr>
+        <w:spacing w:line="336" w:lineRule="auto" w:after="180"/>
+        <w:shd w:fill="F5F1FB"/>
+      </w:pPr>
+      <w:r>
+        <w:rPr>
+          <w:b w:val="0"/>
+        </w:rPr>
+        <w:t xml:space="preserve">Explain the weekly </w:t>
+      </w:r>
+      <w:r>
+        <w:rPr>
+          <w:b/>
+        </w:rPr>
+        <w:t>mechanism</w:t>
+      </w:r>
+      <w:r>
+        <w:rPr>
+          <w:b w:val="0"/>
+        </w:rPr>
+        <w:t xml:space="preserve"> in your own words. Use the worked scenario to name its </w:t>
+      </w:r>
+      <w:r>
+        <w:rPr>
+          <w:b/>
+        </w:rPr>
+        <w:t>input</w:t>
+      </w:r>
+      <w:r>
+        <w:rPr>
+          <w:b w:val="0"/>
+        </w:rPr>
+        <w:t xml:space="preserve">, decision rule and </w:t>
+      </w:r>
+      <w:r>
+        <w:rPr>
+          <w:b/>
+        </w:rPr>
+        <w:t>output</w:t>
+      </w:r>
+      <w:r>
+        <w:rPr>
+          <w:b w:val="0"/>
+        </w:rPr>
+        <w:t>.</w:t>
       </w:r>
     </w:p>
     <w:p>
@@ -1546,17 +2894,79 @@
         <w:pStyle w:val="Heading3"/>
       </w:pPr>
       <w:r>
-        <w:t>W3 Audit the limit</w:t>
+        <w:t>Teacher reasoning · W1</w:t>
       </w:r>
     </w:p>
     <w:p>
-      <w:r>
-        <w:t>A report omits this qualification: Meeting one interval objective does not establish every future interval or zero critical failures. Explain how omitting it could change a reader's interpretation, and write an accurate replacement.</w:t>
+      <w:pPr>
+        <w:spacing w:line="336" w:lineRule="auto" w:after="180"/>
+        <w:shd w:fill="F1F6FC"/>
+      </w:pPr>
+      <w:r>
+        <w:rPr>
+          <w:b w:val="0"/>
+        </w:rPr>
+        <w:t xml:space="preserve">Teacher explanation: </w:t>
+      </w:r>
+      <w:r>
+        <w:rPr>
+          <w:b/>
+        </w:rPr>
+        <w:t>Service objective</w:t>
+      </w:r>
+      <w:r>
+        <w:rPr>
+          <w:b w:val="0"/>
+        </w:rPr>
+        <w:t xml:space="preserve">s define measured reliability over a stated interval. A </w:t>
+      </w:r>
+      <w:r>
+        <w:rPr>
+          <w:b/>
+        </w:rPr>
+        <w:t>failure budget</w:t>
+      </w:r>
+      <w:r>
+        <w:rPr>
+          <w:b w:val="0"/>
+        </w:rPr>
+        <w:t xml:space="preserve"> is meaningful only after success and </w:t>
+      </w:r>
+      <w:r>
+        <w:rPr>
+          <w:b/>
+        </w:rPr>
+        <w:t>eligible request</w:t>
+      </w:r>
+      <w:r>
+        <w:rPr>
+          <w:b w:val="0"/>
+        </w:rPr>
+        <w:t>s are defined.</w:t>
       </w:r>
     </w:p>
     <w:p>
-      <w:r>
-        <w:t>Teacher explanation: Meeting one interval objective does not establish every future interval or zero critical failures. State the observed result separately from the unverified or out-of-scope claim; preserve the original evidence rather than inventing a missing fact.</w:t>
+      <w:pPr>
+        <w:spacing w:line="336" w:lineRule="auto" w:after="180"/>
+        <w:shd w:fill="F1F6FC"/>
+      </w:pPr>
+      <w:r>
+        <w:rPr>
+          <w:b w:val="0"/>
+        </w:rPr>
+        <w:t xml:space="preserve">For a fictional objective at least 98% of 200 </w:t>
+      </w:r>
+      <w:r>
+        <w:rPr>
+          <w:b/>
+        </w:rPr>
+        <w:t>eligible request</w:t>
+      </w:r>
+      <w:r>
+        <w:rPr>
+          <w:b w:val="0"/>
+        </w:rPr>
+        <w:t>s must pass all contract checks. Allowed failures are 2%*200=4. Count every eligible failure once; report excluded requests separately.</w:t>
       </w:r>
     </w:p>
     <w:p>
@@ -1564,17 +2974,27 @@
         <w:pStyle w:val="Heading3"/>
       </w:pPr>
       <w:r>
-        <w:t>W4 Apply a new case independently</w:t>
+        <w:t>W2 Trace the worked case</w:t>
       </w:r>
     </w:p>
     <w:p>
-      <w:r>
-        <w:t>Objective 95% over 80 eligible requests. Five fail. Compute allowed failures and observed success.</w:t>
+      <w:pPr>
+        <w:pStyle w:val="Heading3"/>
+      </w:pPr>
+      <w:r>
+        <w:t>Workbook question · W2</w:t>
       </w:r>
     </w:p>
     <w:p>
-      <w:r>
-        <w:t>Teacher explanation: Allowed four; 75/80=93.75%, so objective fails. Unknown eligibility cannot be silently excluded.</w:t>
+      <w:pPr>
+        <w:spacing w:line="336" w:lineRule="auto" w:after="180"/>
+        <w:shd w:fill="F5F1FB"/>
+      </w:pPr>
+      <w:r>
+        <w:rPr>
+          <w:b w:val="0"/>
+        </w:rPr>
+        <w:t>In the interval 200 requests are eligible and 5 fail. Show the intermediate steps and give the conclusion with its scope.</w:t>
       </w:r>
     </w:p>
     <w:p>
@@ -1582,17 +3002,27 @@
         <w:pStyle w:val="Heading3"/>
       </w:pPr>
       <w:r>
-        <w:t>W5 Design a revealing follow-up</w:t>
+        <w:t>Teacher reasoning · W2</w:t>
       </w:r>
     </w:p>
     <w:p>
-      <w:r>
-        <w:t>For the worked scenario, propose one additional case that could reveal a failure, describe its expected outcome before running it, and explain what would need to remain fixed for a fair comparison. Do not reuse W4 as a new final test after receiving feedback.</w:t>
+      <w:pPr>
+        <w:spacing w:line="336" w:lineRule="auto" w:after="180"/>
+        <w:shd w:fill="F1F6FC"/>
+      </w:pPr>
+      <w:r>
+        <w:rPr>
+          <w:b w:val="0"/>
+        </w:rPr>
+        <w:t>Teacher explanation: 195/200=97.5%, below 98%; failures exceed budget 4 by one. This is the measured interval only.</w:t>
       </w:r>
     </w:p>
     <w:p>
-      <w:r>
-        <w:t>Teacher explanation: Accept a concrete variant of the worked input or a missing/conflicting/boundary condition, with an expectation derived from the declared procedure. Require preserved settings, original outputs and data roles. Meeting one interval objective does not establish every future interval or zero critical failures. The new case should test this particular mechanism rather than merely restate the original result.</w:t>
+      <w:pPr>
+        <w:pStyle w:val="Heading3"/>
+      </w:pPr>
+      <w:r>
+        <w:t>W3 Audit the limit</w:t>
       </w:r>
     </w:p>
     <w:p>
@@ -1600,37 +3030,362 @@
         <w:pStyle w:val="Heading3"/>
       </w:pPr>
       <w:r>
-        <w:t>Independent assessment and fresh retry</w:t>
+        <w:t>Workbook question · W3</w:t>
       </w:r>
     </w:p>
     <w:p>
-      <w:r>
-        <w:t>W4: Allowed four; 75/80=93.75%, so objective fails. Unknown eligibility cannot be silently excluded. Require intermediate reasoning and the stated scope. Fresh retry: Objective 90% over 50 requests with four failures. Expected reasoning: Allowed five; success46/50=92%, so interval meets objective. If students need support, record it and reassess with another new case rather than awarding independence to a copied answer.</w:t>
+      <w:pPr>
+        <w:spacing w:line="336" w:lineRule="auto" w:after="180"/>
+        <w:shd w:fill="F5F1FB"/>
+      </w:pPr>
+      <w:r>
+        <w:rPr>
+          <w:b w:val="0"/>
+        </w:rPr>
+        <w:t>A report omits this qualification: Meeting one interval objective does not establish every future interval or zero critical failures.</w:t>
       </w:r>
     </w:p>
     <w:p>
       <w:pPr>
-        <w:pStyle w:val="Heading3"/>
-      </w:pPr>
-      <w:r>
-        <w:t>Assess independent transfer</w:t>
+        <w:spacing w:line="336" w:lineRule="auto" w:after="180"/>
+        <w:shd w:fill="F5F1FB"/>
+      </w:pPr>
+      <w:r>
+        <w:rPr>
+          <w:b w:val="0"/>
+        </w:rPr>
+        <w:t>Explain how omitting it could change a reader's interpretation, and write an accurate replacement.</w:t>
       </w:r>
     </w:p>
     <w:p>
-      <w:r>
-        <w:t>Selected case: Objective 95% over 80 eligible requests. Five fail. Compute allowed failures and observed success.</w:t>
+      <w:pPr>
+        <w:pStyle w:val="Heading3"/>
+      </w:pPr>
+      <w:r>
+        <w:t>Teacher reasoning · W3</w:t>
       </w:r>
     </w:p>
     <w:p>
       <w:pPr>
-        <w:pStyle w:val="Heading3"/>
-      </w:pPr>
-      <w:r>
-        <w:t>Selected case answer</w:t>
+        <w:spacing w:line="336" w:lineRule="auto" w:after="180"/>
+        <w:shd w:fill="F1F6FC"/>
+      </w:pPr>
+      <w:r>
+        <w:rPr>
+          <w:b w:val="0"/>
+        </w:rPr>
+        <w:t>Teacher explanation: Meeting one interval objective does not establish every future interval or zero critical failures.</w:t>
       </w:r>
     </w:p>
     <w:p>
-      <w:r>
+      <w:pPr>
+        <w:spacing w:line="336" w:lineRule="auto" w:after="180"/>
+        <w:shd w:fill="F1F6FC"/>
+      </w:pPr>
+      <w:r>
+        <w:rPr>
+          <w:b w:val="0"/>
+        </w:rPr>
+        <w:t xml:space="preserve">State the observed result separately from the unverified or out-of-scope claim; preserve the original </w:t>
+      </w:r>
+      <w:r>
+        <w:rPr>
+          <w:b/>
+        </w:rPr>
+        <w:t>evidence</w:t>
+      </w:r>
+      <w:r>
+        <w:rPr>
+          <w:b w:val="0"/>
+        </w:rPr>
+        <w:t xml:space="preserve"> rather than inventing a missing fact.</w:t>
+      </w:r>
+    </w:p>
+    <w:p>
+      <w:pPr>
+        <w:pStyle w:val="Heading3"/>
+      </w:pPr>
+      <w:r>
+        <w:t>W4 Apply a new case independently</w:t>
+      </w:r>
+    </w:p>
+    <w:p>
+      <w:pPr>
+        <w:pStyle w:val="Heading3"/>
+      </w:pPr>
+      <w:r>
+        <w:t>Workbook question · W4</w:t>
+      </w:r>
+    </w:p>
+    <w:p>
+      <w:pPr>
+        <w:spacing w:line="336" w:lineRule="auto" w:after="180"/>
+        <w:shd w:fill="F5F1FB"/>
+      </w:pPr>
+      <w:r>
+        <w:rPr>
+          <w:b w:val="0"/>
+        </w:rPr>
+        <w:t xml:space="preserve">Objective 95% over 80 </w:t>
+      </w:r>
+      <w:r>
+        <w:rPr>
+          <w:b/>
+        </w:rPr>
+        <w:t>eligible request</w:t>
+      </w:r>
+      <w:r>
+        <w:rPr>
+          <w:b w:val="0"/>
+        </w:rPr>
+        <w:t>s. Five fail. Compute allowed failures and observed success.</w:t>
+      </w:r>
+    </w:p>
+    <w:p>
+      <w:pPr>
+        <w:pStyle w:val="Heading3"/>
+      </w:pPr>
+      <w:r>
+        <w:t>Teacher reasoning · W4</w:t>
+      </w:r>
+    </w:p>
+    <w:p>
+      <w:pPr>
+        <w:spacing w:line="336" w:lineRule="auto" w:after="180"/>
+        <w:shd w:fill="F1F6FC"/>
+      </w:pPr>
+      <w:r>
+        <w:rPr>
+          <w:b w:val="0"/>
+        </w:rPr>
+        <w:t>Teacher explanation: Allowed four; 75/80=93.75%, so objective fails. Unknown eligibility cannot be silently excluded.</w:t>
+      </w:r>
+    </w:p>
+    <w:p>
+      <w:pPr>
+        <w:pStyle w:val="Heading3"/>
+      </w:pPr>
+      <w:r>
+        <w:t>W5 Design a revealing follow-up</w:t>
+      </w:r>
+    </w:p>
+    <w:p>
+      <w:pPr>
+        <w:pStyle w:val="Heading3"/>
+      </w:pPr>
+      <w:r>
+        <w:t>Workbook question · W5</w:t>
+      </w:r>
+    </w:p>
+    <w:p>
+      <w:pPr>
+        <w:spacing w:line="336" w:lineRule="auto" w:after="180"/>
+        <w:shd w:fill="F5F1FB"/>
+      </w:pPr>
+      <w:r>
+        <w:rPr>
+          <w:b w:val="0"/>
+        </w:rPr>
+        <w:t>For the worked scenario, propose one additional case that could reveal a failure, describe its expected outcome before running it, and explain what would need to remain fixed for a fair comparison.</w:t>
+      </w:r>
+    </w:p>
+    <w:p>
+      <w:pPr>
+        <w:spacing w:line="336" w:lineRule="auto" w:after="180"/>
+        <w:shd w:fill="F5F1FB"/>
+      </w:pPr>
+      <w:r>
+        <w:rPr>
+          <w:b w:val="0"/>
+        </w:rPr>
+        <w:t>Do not reuse W4 as a new final test after receiving feedback.</w:t>
+      </w:r>
+    </w:p>
+    <w:p>
+      <w:pPr>
+        <w:pStyle w:val="Heading3"/>
+      </w:pPr>
+      <w:r>
+        <w:t>Teacher reasoning · W5</w:t>
+      </w:r>
+    </w:p>
+    <w:p>
+      <w:pPr>
+        <w:spacing w:line="336" w:lineRule="auto" w:after="180"/>
+        <w:shd w:fill="F1F6FC"/>
+      </w:pPr>
+      <w:r>
+        <w:rPr>
+          <w:b w:val="0"/>
+        </w:rPr>
+        <w:t xml:space="preserve">Teacher explanation: Accept a concrete variant of the worked </w:t>
+      </w:r>
+      <w:r>
+        <w:rPr>
+          <w:b/>
+        </w:rPr>
+        <w:t>input</w:t>
+      </w:r>
+      <w:r>
+        <w:rPr>
+          <w:b w:val="0"/>
+        </w:rPr>
+        <w:t xml:space="preserve"> or a missing/conflicting/boundary condition, with an expectation derived from the declared procedure.</w:t>
+      </w:r>
+    </w:p>
+    <w:p>
+      <w:pPr>
+        <w:spacing w:line="336" w:lineRule="auto" w:after="180"/>
+        <w:shd w:fill="F1F6FC"/>
+      </w:pPr>
+      <w:r>
+        <w:rPr>
+          <w:b w:val="0"/>
+        </w:rPr>
+        <w:t xml:space="preserve">Require preserved settings, original </w:t>
+      </w:r>
+      <w:r>
+        <w:rPr>
+          <w:b/>
+        </w:rPr>
+        <w:t>output</w:t>
+      </w:r>
+      <w:r>
+        <w:rPr>
+          <w:b w:val="0"/>
+        </w:rPr>
+        <w:t>s and data roles. Meeting one interval objective does not establish every future interval or zero critical failures.</w:t>
+      </w:r>
+    </w:p>
+    <w:p>
+      <w:pPr>
+        <w:spacing w:line="336" w:lineRule="auto" w:after="180"/>
+        <w:shd w:fill="F1F6FC"/>
+      </w:pPr>
+      <w:r>
+        <w:rPr>
+          <w:b w:val="0"/>
+        </w:rPr>
+        <w:t xml:space="preserve">The new case should test this particular </w:t>
+      </w:r>
+      <w:r>
+        <w:rPr>
+          <w:b/>
+        </w:rPr>
+        <w:t>mechanism</w:t>
+      </w:r>
+      <w:r>
+        <w:rPr>
+          <w:b w:val="0"/>
+        </w:rPr>
+        <w:t xml:space="preserve"> rather than merely restate the original result.</w:t>
+      </w:r>
+    </w:p>
+    <w:p>
+      <w:pPr>
+        <w:pStyle w:val="Heading3"/>
+      </w:pPr>
+      <w:r>
+        <w:t>Independent assessment and fresh retry</w:t>
+      </w:r>
+    </w:p>
+    <w:p>
+      <w:pPr>
+        <w:pStyle w:val="Heading3"/>
+      </w:pPr>
+      <w:r>
+        <w:t>Teacher key · Independent assessment and fresh retry</w:t>
+      </w:r>
+    </w:p>
+    <w:p>
+      <w:pPr>
+        <w:spacing w:line="336" w:lineRule="auto" w:after="180"/>
+        <w:shd w:fill="F1F6FC"/>
+      </w:pPr>
+      <w:r>
+        <w:rPr>
+          <w:b w:val="0"/>
+        </w:rPr>
+        <w:t>W4: Allowed four; 75/80=93.75%, so objective fails. Unknown eligibility cannot be silently excluded. Require intermediate reasoning and the stated scope. Fresh retry: Objective 90% over 50 requests with four failures.</w:t>
+      </w:r>
+    </w:p>
+    <w:p>
+      <w:pPr>
+        <w:spacing w:line="336" w:lineRule="auto" w:after="180"/>
+        <w:shd w:fill="F1F6FC"/>
+      </w:pPr>
+      <w:r>
+        <w:rPr>
+          <w:b w:val="0"/>
+        </w:rPr>
+        <w:t>Expected reasoning: Allowed five; success46/50=92%, so interval meets objective. If students need support, record it and reassess with another new case rather than awarding independence to a copied answer.</w:t>
+      </w:r>
+    </w:p>
+    <w:p>
+      <w:pPr>
+        <w:pStyle w:val="Heading3"/>
+      </w:pPr>
+      <w:r>
+        <w:t>Assess independent transfer</w:t>
+      </w:r>
+    </w:p>
+    <w:p>
+      <w:pPr>
+        <w:pStyle w:val="Heading3"/>
+      </w:pPr>
+      <w:r>
+        <w:t>Independent question · withhold the key</w:t>
+      </w:r>
+    </w:p>
+    <w:p>
+      <w:pPr>
+        <w:spacing w:line="336" w:lineRule="auto" w:after="180"/>
+        <w:shd w:fill="F5F1FB"/>
+      </w:pPr>
+      <w:r>
+        <w:rPr>
+          <w:b w:val="0"/>
+        </w:rPr>
+        <w:t xml:space="preserve">Selected case: Objective 95% over 80 </w:t>
+      </w:r>
+      <w:r>
+        <w:rPr>
+          <w:b/>
+        </w:rPr>
+        <w:t>eligible request</w:t>
+      </w:r>
+      <w:r>
+        <w:rPr>
+          <w:b w:val="0"/>
+        </w:rPr>
+        <w:t>s. Five fail. Compute allowed failures and observed success.</w:t>
+      </w:r>
+    </w:p>
+    <w:p>
+      <w:pPr>
+        <w:pStyle w:val="Heading3"/>
+      </w:pPr>
+      <w:r>
+        <w:t>Selected case answer</w:t>
+      </w:r>
+    </w:p>
+    <w:p>
+      <w:pPr>
+        <w:pStyle w:val="Heading3"/>
+      </w:pPr>
+      <w:r>
+        <w:t>Teacher key · Selected case answer</w:t>
+      </w:r>
+    </w:p>
+    <w:p>
+      <w:pPr>
+        <w:spacing w:line="336" w:lineRule="auto" w:after="180"/>
+        <w:shd w:fill="F1F6FC"/>
+      </w:pPr>
+      <w:r>
+        <w:rPr>
+          <w:b w:val="0"/>
+        </w:rPr>
         <w:t>Teacher explanation: Allowed four; 75/80=93.75%, so objective fails. Unknown eligibility cannot be silently excluded.</w:t>
       </w:r>
     </w:p>
@@ -1737,67 +3492,329 @@
       </w:tr>
     </w:tbl>
     <w:p>
-      <w:r>
-        <w:t>Record each dimension as not yet, with support, or independent. Accept a valid alternative procedure with a defensible trace. Do not penalise an honestly recorded model failure if the learner correctly explains its evidence and limits.</w:t>
+      <w:pPr>
+        <w:pStyle w:val="Heading3"/>
+      </w:pPr>
+      <w:r>
+        <w:t>Teacher key · Selected case answer</w:t>
       </w:r>
     </w:p>
     <w:p>
       <w:pPr>
-        <w:pStyle w:val="Heading3"/>
-      </w:pPr>
-      <w:r>
-        <w:t>Feedback that the learner uses</w:t>
+        <w:spacing w:line="336" w:lineRule="auto" w:after="180"/>
+        <w:shd w:fill="F1F6FC"/>
+      </w:pPr>
+      <w:r>
+        <w:rPr>
+          <w:b w:val="0"/>
+        </w:rPr>
+        <w:t>Record each dimension as not yet, with support, or independent. Accept a valid alternative procedure with a defensible trace.</w:t>
       </w:r>
     </w:p>
     <w:p>
-      <w:r>
-        <w:t>Name the earliest unsupported step and give one action to repair it. Have the learner make that repair now and explain why. Then assess the relevant skill on a fresh, fully specified case. Confirm it was not previously practised with feedback; solve and check the new case before assigning it. A follow-up design prompt is a starting brief, not automatically an equivalent test.</w:t>
+      <w:pPr>
+        <w:spacing w:line="336" w:lineRule="auto" w:after="180"/>
+        <w:shd w:fill="F1F6FC"/>
+      </w:pPr>
+      <w:r>
+        <w:rPr>
+          <w:b w:val="0"/>
+        </w:rPr>
+        <w:t xml:space="preserve">Do not penalise an honestly recorded model failure if the learner correctly explains its </w:t>
+      </w:r>
+      <w:r>
+        <w:rPr>
+          <w:b/>
+        </w:rPr>
+        <w:t>evidence</w:t>
+      </w:r>
+      <w:r>
+        <w:rPr>
+          <w:b w:val="0"/>
+        </w:rPr>
+        <w:t xml:space="preserve"> and limits.</w:t>
       </w:r>
     </w:p>
     <w:p>
       <w:pPr>
-        <w:pStyle w:val="Heading1"/>
-      </w:pPr>
-      <w:r>
-        <w:t>06. Connect the project, support and next lesson</w:t>
+        <w:pStyle w:val="Heading3"/>
+      </w:pPr>
+      <w:r>
+        <w:t>Feedback that the learner uses</w:t>
       </w:r>
     </w:p>
     <w:p>
-      <w:r>
-        <w:t>Add a labelled failure budgets and service objectives evidence sheet to Grounded Learning Service. Show how you can explain the mechanism and terminology of failure budgets and service objectives. Use the supplied fictional case and keep its inputs, intermediate steps, calculation or prediction, and limitation. Connect this record to last week’s record; a matching answer without a trace is insufficient.</w:t>
+      <w:pPr>
+        <w:spacing w:line="336" w:lineRule="auto" w:after="180"/>
+      </w:pPr>
+      <w:r>
+        <w:rPr>
+          <w:b w:val="0"/>
+        </w:rPr>
+        <w:t>Name the earliest unsupported step and give one action to repair it. Have the learner make that repair now and explain why. Then assess the relevant skill on a fresh, fully specified case.</w:t>
       </w:r>
     </w:p>
     <w:p>
-      <w:r>
-        <w:t>Provide an input/procedure/result/limit frame and a calculator when needed. Ask students to identify the first step before completing the whole trace. Extension: compare two concrete variants of this mechanism while holding unrelated conditions fixed; report both successful and unsuccessful outcomes.</w:t>
+      <w:pPr>
+        <w:spacing w:line="336" w:lineRule="auto" w:after="180"/>
+      </w:pPr>
+      <w:r>
+        <w:rPr>
+          <w:b w:val="0"/>
+        </w:rPr>
+        <w:t>Confirm it was not previously practised with feedback; solve and check the new case before assigning it. A follow-up design prompt is a starting brief, not automatically an equivalent test.</w:t>
       </w:r>
     </w:p>
     <w:p>
-      <w:r>
-        <w:t>Next connection: Logs traces and privacy. Preserve the current case record and retrieve its evidence boundary before moving on.</w:t>
+      <w:pPr>
+        <w:pStyle w:val="Heading1"/>
+      </w:pPr>
+      <w:r>
+        <w:t>06. Connect the project, support and next lesson</w:t>
       </w:r>
     </w:p>
     <w:p>
       <w:r>
-        <w:t>Retain the project ledger and assess a changed case after support. Check the relevant prerequisite before carrying this component forward.</w:t>
+        <w:t>Connect Failure budgets and service objectives to Grounded Learning Service, adapt support and plan a later changed-case check.</w:t>
       </w:r>
     </w:p>
     <w:p>
       <w:pPr>
-        <w:pStyle w:val="Heading3"/>
-      </w:pPr>
-      <w:r>
-        <w:t>Plan the delayed return</w:t>
+        <w:spacing w:line="336" w:lineRule="auto" w:after="180"/>
+      </w:pPr>
+      <w:r>
+        <w:rPr>
+          <w:b w:val="0"/>
+        </w:rPr>
+        <w:t xml:space="preserve">Add a labelled </w:t>
+      </w:r>
+      <w:r>
+        <w:rPr>
+          <w:b/>
+        </w:rPr>
+        <w:t>failure budget</w:t>
+      </w:r>
+      <w:r>
+        <w:rPr>
+          <w:b w:val="0"/>
+        </w:rPr>
+        <w:t xml:space="preserve">s and </w:t>
+      </w:r>
+      <w:r>
+        <w:rPr>
+          <w:b/>
+        </w:rPr>
+        <w:t>service objective</w:t>
+      </w:r>
+      <w:r>
+        <w:rPr>
+          <w:b w:val="0"/>
+        </w:rPr>
+        <w:t xml:space="preserve">s </w:t>
+      </w:r>
+      <w:r>
+        <w:rPr>
+          <w:b/>
+        </w:rPr>
+        <w:t>evidence</w:t>
+      </w:r>
+      <w:r>
+        <w:rPr>
+          <w:b w:val="0"/>
+        </w:rPr>
+        <w:t xml:space="preserve"> sheet to Grounded Learning Service. Show how you can explain the </w:t>
+      </w:r>
+      <w:r>
+        <w:rPr>
+          <w:b/>
+        </w:rPr>
+        <w:t>mechanism</w:t>
+      </w:r>
+      <w:r>
+        <w:rPr>
+          <w:b w:val="0"/>
+        </w:rPr>
+        <w:t xml:space="preserve"> and terminology of </w:t>
+      </w:r>
+      <w:r>
+        <w:rPr>
+          <w:b/>
+        </w:rPr>
+        <w:t>failure budget</w:t>
+      </w:r>
+      <w:r>
+        <w:rPr>
+          <w:b w:val="0"/>
+        </w:rPr>
+        <w:t xml:space="preserve">s and </w:t>
+      </w:r>
+      <w:r>
+        <w:rPr>
+          <w:b/>
+        </w:rPr>
+        <w:t>service objective</w:t>
+      </w:r>
+      <w:r>
+        <w:rPr>
+          <w:b w:val="0"/>
+        </w:rPr>
+        <w:t>s.</w:t>
       </w:r>
     </w:p>
     <w:p>
-      <w:r>
-        <w:t>Suggested return points in this level: ai-6/12, ai-6/14, ai-6/17. Use actual classroom dates, adjusting for holidays and gaps. One, three and six teaching weeks are scheduling choices, not a claimed optimal spacing.</w:t>
+      <w:pPr>
+        <w:spacing w:line="336" w:lineRule="auto" w:after="180"/>
+      </w:pPr>
+      <w:r>
+        <w:rPr>
+          <w:b w:val="0"/>
+        </w:rPr>
+        <w:t xml:space="preserve">Use the supplied fictional case and keep its </w:t>
+      </w:r>
+      <w:r>
+        <w:rPr>
+          <w:b/>
+        </w:rPr>
+        <w:t>input</w:t>
+      </w:r>
+      <w:r>
+        <w:rPr>
+          <w:b w:val="0"/>
+        </w:rPr>
+        <w:t xml:space="preserve">s, intermediate steps, calculation or </w:t>
+      </w:r>
+      <w:r>
+        <w:rPr>
+          <w:b/>
+        </w:rPr>
+        <w:t>prediction</w:t>
+      </w:r>
+      <w:r>
+        <w:rPr>
+          <w:b w:val="0"/>
+        </w:rPr>
+        <w:t>, and limitation. Connect this record to last week’s record; a matching answer without a trace is insufficient.</w:t>
       </w:r>
     </w:p>
     <w:p>
-      <w:r>
-        <w:t>At a delayed check, ask for the idea from memory and a changed application. Compare with the earlier independent response and record support used. For a new level, revisit the previous capstone before checking the new prerequisites.</w:t>
+      <w:pPr>
+        <w:spacing w:line="336" w:lineRule="auto" w:after="180"/>
+      </w:pPr>
+      <w:r>
+        <w:rPr>
+          <w:b w:val="0"/>
+        </w:rPr>
+        <w:t xml:space="preserve">Provide an </w:t>
+      </w:r>
+      <w:r>
+        <w:rPr>
+          <w:b/>
+        </w:rPr>
+        <w:t>input</w:t>
+      </w:r>
+      <w:r>
+        <w:rPr>
+          <w:b w:val="0"/>
+        </w:rPr>
+        <w:t>/procedure/result/limit frame and a calculator when needed. Ask students to identify the first step before completing the whole trace.</w:t>
+      </w:r>
+    </w:p>
+    <w:p>
+      <w:pPr>
+        <w:spacing w:line="336" w:lineRule="auto" w:after="180"/>
+      </w:pPr>
+      <w:r>
+        <w:rPr>
+          <w:b w:val="0"/>
+        </w:rPr>
+        <w:t xml:space="preserve">Extension: compare two concrete variants of this </w:t>
+      </w:r>
+      <w:r>
+        <w:rPr>
+          <w:b/>
+        </w:rPr>
+        <w:t>mechanism</w:t>
+      </w:r>
+      <w:r>
+        <w:rPr>
+          <w:b w:val="0"/>
+        </w:rPr>
+        <w:t xml:space="preserve"> while holding unrelated conditions fixed; report both successful and unsuccessful outcomes.</w:t>
+      </w:r>
+    </w:p>
+    <w:p>
+      <w:pPr>
+        <w:spacing w:line="336" w:lineRule="auto" w:after="180"/>
+      </w:pPr>
+      <w:r>
+        <w:rPr>
+          <w:b w:val="0"/>
+        </w:rPr>
+        <w:t xml:space="preserve">Next connection: Logs traces and privacy. Preserve the current case record and retrieve its </w:t>
+      </w:r>
+      <w:r>
+        <w:rPr>
+          <w:b/>
+        </w:rPr>
+        <w:t>evidence</w:t>
+      </w:r>
+      <w:r>
+        <w:rPr>
+          <w:b w:val="0"/>
+        </w:rPr>
+        <w:t xml:space="preserve"> boundary before moving on.</w:t>
+      </w:r>
+    </w:p>
+    <w:p>
+      <w:pPr>
+        <w:spacing w:line="336" w:lineRule="auto" w:after="180"/>
+      </w:pPr>
+      <w:r>
+        <w:rPr>
+          <w:b w:val="0"/>
+        </w:rPr>
+        <w:t>Retain the project ledger and assess a changed case after support. Check the relevant prerequisite before carrying this component forward.</w:t>
+      </w:r>
+    </w:p>
+    <w:p>
+      <w:pPr>
+        <w:pStyle w:val="Heading3"/>
+      </w:pPr>
+      <w:r>
+        <w:t>Plan the delayed return</w:t>
+      </w:r>
+    </w:p>
+    <w:p>
+      <w:pPr>
+        <w:spacing w:line="336" w:lineRule="auto" w:after="180"/>
+      </w:pPr>
+      <w:r>
+        <w:rPr>
+          <w:b w:val="0"/>
+        </w:rPr>
+        <w:t>Suggested return points in this level: ai-6/12, ai-6/14, ai-6/17. Use actual classroom dates, adjusting for holidays and gaps. One, three and six teaching weeks are scheduling choices, not a claimed optimal spacing.</w:t>
+      </w:r>
+    </w:p>
+    <w:p>
+      <w:pPr>
+        <w:spacing w:line="336" w:lineRule="auto" w:after="180"/>
+      </w:pPr>
+      <w:r>
+        <w:rPr>
+          <w:b w:val="0"/>
+        </w:rPr>
+        <w:t>At a delayed check, ask for the idea from memory and a changed application. Compare with the earlier independent response and record support used.</w:t>
+      </w:r>
+    </w:p>
+    <w:p>
+      <w:pPr>
+        <w:spacing w:line="336" w:lineRule="auto" w:after="180"/>
+      </w:pPr>
+      <w:r>
+        <w:rPr>
+          <w:b w:val="0"/>
+        </w:rPr>
+        <w:t>For a new level, revisit the previous capstone before checking the new prerequisites.</w:t>
       </w:r>
     </w:p>
     <w:tbl>
@@ -1957,8 +3974,26 @@
       </w:tr>
     </w:tbl>
     <w:p>
-      <w:r>
-        <w:t>Use the evidence to choose reteaching or the next step. A completed page, confidence rating or attractive project does not by itself demonstrate understanding.</w:t>
+      <w:pPr>
+        <w:spacing w:line="336" w:lineRule="auto" w:after="180"/>
+      </w:pPr>
+      <w:r>
+        <w:rPr>
+          <w:b w:val="0"/>
+        </w:rPr>
+        <w:t xml:space="preserve">Use the </w:t>
+      </w:r>
+      <w:r>
+        <w:rPr>
+          <w:b/>
+        </w:rPr>
+        <w:t>evidence</w:t>
+      </w:r>
+      <w:r>
+        <w:rPr>
+          <w:b w:val="0"/>
+        </w:rPr>
+        <w:t xml:space="preserve"> to choose reteaching or the next step. A completed page, confidence rating or attractive project does not by itself demonstrate understanding.</w:t>
       </w:r>
     </w:p>
     <w:p>
@@ -1970,8 +4005,26 @@
       </w:r>
     </w:p>
     <w:p>
-      <w:r>
-        <w:t>For the Grounded Learning Service, retain an annotated trace and the changed-case result. Name the contract or evidence that makes the deciding step valid, so another team can review it.</w:t>
+      <w:pPr>
+        <w:spacing w:line="336" w:lineRule="auto" w:after="180"/>
+      </w:pPr>
+      <w:r>
+        <w:rPr>
+          <w:b w:val="0"/>
+        </w:rPr>
+        <w:t xml:space="preserve">For the Grounded Learning Service, retain an annotated trace and the changed-case result. Name the contract or </w:t>
+      </w:r>
+      <w:r>
+        <w:rPr>
+          <w:b/>
+        </w:rPr>
+        <w:t>evidence</w:t>
+      </w:r>
+      <w:r>
+        <w:rPr>
+          <w:b w:val="0"/>
+        </w:rPr>
+        <w:t xml:space="preserve"> that makes the deciding step valid, so another team can review it.</w:t>
       </w:r>
     </w:p>
     <w:p>
@@ -1984,12 +4037,86 @@
     </w:p>
     <w:p>
       <w:r>
-        <w:t>Teaching target: Explain the mechanism and terminology of failure budgets and service objectives</w:t>
+        <w:t>Use this preparation summary alongside the detailed Failure budgets and service objectives lesson; it is a checklist rather than a replacement for the full sequence.</w:t>
       </w:r>
     </w:p>
     <w:p>
-      <w:r>
-        <w:t>Prepare the labelled worked-case picture, the matching workbook, fictional input cards and a place for individual responses. Check a local Python 3 environment before class; have a paper-trace version ready.</w:t>
+      <w:pPr>
+        <w:pStyle w:val="Heading3"/>
+      </w:pPr>
+      <w:r>
+        <w:t>Teaching target</w:t>
+      </w:r>
+    </w:p>
+    <w:p>
+      <w:pPr>
+        <w:spacing w:line="336" w:lineRule="auto" w:after="180"/>
+        <w:shd w:fill="EDF7F3"/>
+      </w:pPr>
+      <w:r>
+        <w:rPr>
+          <w:b w:val="0"/>
+        </w:rPr>
+        <w:t xml:space="preserve">Teaching target: Explain the </w:t>
+      </w:r>
+      <w:r>
+        <w:rPr>
+          <w:b/>
+        </w:rPr>
+        <w:t>mechanism</w:t>
+      </w:r>
+      <w:r>
+        <w:rPr>
+          <w:b w:val="0"/>
+        </w:rPr>
+        <w:t xml:space="preserve"> and terminology of </w:t>
+      </w:r>
+      <w:r>
+        <w:rPr>
+          <w:b/>
+        </w:rPr>
+        <w:t>failure budget</w:t>
+      </w:r>
+      <w:r>
+        <w:rPr>
+          <w:b w:val="0"/>
+        </w:rPr>
+        <w:t xml:space="preserve">s and </w:t>
+      </w:r>
+      <w:r>
+        <w:rPr>
+          <w:b/>
+        </w:rPr>
+        <w:t>service objective</w:t>
+      </w:r>
+      <w:r>
+        <w:rPr>
+          <w:b w:val="0"/>
+        </w:rPr>
+        <w:t>s</w:t>
+      </w:r>
+    </w:p>
+    <w:p>
+      <w:pPr>
+        <w:spacing w:line="336" w:lineRule="auto" w:after="180"/>
+      </w:pPr>
+      <w:r>
+        <w:rPr>
+          <w:b w:val="0"/>
+        </w:rPr>
+        <w:t xml:space="preserve">Prepare the labelled worked-case picture, the matching workbook, fictional </w:t>
+      </w:r>
+      <w:r>
+        <w:rPr>
+          <w:b/>
+        </w:rPr>
+        <w:t>input</w:t>
+      </w:r>
+      <w:r>
+        <w:rPr>
+          <w:b w:val="0"/>
+        </w:rPr>
+        <w:t xml:space="preserve"> cards and a place for individual responses. Check a local Python 3 environment before class; have a paper-trace version ready.</w:t>
       </w:r>
     </w:p>
     <w:tbl>
@@ -2136,37 +4263,195 @@
       </w:tr>
     </w:tbl>
     <w:p>
-      <w:r>
+      <w:pPr>
+        <w:spacing w:line="336" w:lineRule="auto" w:after="180"/>
+      </w:pPr>
+      <w:r>
+        <w:rPr>
+          <w:b w:val="0"/>
+        </w:rPr>
         <w:t>Before class, solve the supported practice: In the interval 200 requests are eligible and 5 fail. Show the intermediate steps and give the conclusion with its scope.</w:t>
       </w:r>
     </w:p>
     <w:p>
-      <w:r>
-        <w:t>Reasoned practice answer: Teacher explanation: 195/200=97.5%, below 98%; failures exceed budget 4 by one. This is the measured interval only.</w:t>
+      <w:pPr>
+        <w:pStyle w:val="Heading3"/>
+      </w:pPr>
+      <w:r>
+        <w:t>Supported practice answer</w:t>
       </w:r>
     </w:p>
     <w:p>
-      <w:r>
-        <w:t>Check every learner before discussion: Use the worked case for Failure budgets and service objectives. Proposed explanation: “The worked result establishes every future case”. Decide whether this explanation is supported. Point to the step or supplied fact that decides; explain your repair if needed.</w:t>
+      <w:pPr>
+        <w:spacing w:line="336" w:lineRule="auto" w:after="180"/>
+        <w:shd w:fill="F1F6FC"/>
+      </w:pPr>
+      <w:r>
+        <w:rPr>
+          <w:b w:val="0"/>
+        </w:rPr>
+        <w:t>Reasoned practice answer: Teacher explanation: 195/200=97.5%, below 98%; failures exceed budget 4 by one. This is the measured interval only.</w:t>
       </w:r>
     </w:p>
     <w:p>
-      <w:r>
-        <w:t>Misconception repair: Meeting one interval objective does not establish every future interval or zero critical failures.</w:t>
+      <w:pPr>
+        <w:spacing w:line="336" w:lineRule="auto" w:after="180"/>
+      </w:pPr>
+      <w:r>
+        <w:rPr>
+          <w:b w:val="0"/>
+        </w:rPr>
+        <w:t xml:space="preserve">Check every learner before discussion: Use the worked case for </w:t>
+      </w:r>
+      <w:r>
+        <w:rPr>
+          <w:b/>
+        </w:rPr>
+        <w:t>Failure budget</w:t>
+      </w:r>
+      <w:r>
+        <w:rPr>
+          <w:b w:val="0"/>
+        </w:rPr>
+        <w:t xml:space="preserve">s and </w:t>
+      </w:r>
+      <w:r>
+        <w:rPr>
+          <w:b/>
+        </w:rPr>
+        <w:t>service objective</w:t>
+      </w:r>
+      <w:r>
+        <w:rPr>
+          <w:b w:val="0"/>
+        </w:rPr>
+        <w:t>s. Proposed explanation: “The worked result establishes every future case”. Decide whether this explanation is supported.</w:t>
       </w:r>
     </w:p>
     <w:p>
-      <w:r>
-        <w:t>Support: read the exact case aloud, enlarge the labelled picture, supply input cards and model only the first deciding step. Accept a spoken explanation or drawing; retain the reasoning goal.</w:t>
+      <w:pPr>
+        <w:spacing w:line="336" w:lineRule="auto" w:after="180"/>
+      </w:pPr>
+      <w:r>
+        <w:rPr>
+          <w:b w:val="0"/>
+        </w:rPr>
+        <w:t>Point to the step or supplied fact that decides; explain your repair if needed.</w:t>
       </w:r>
     </w:p>
     <w:p>
-      <w:r>
-        <w:t>Extension: Repair one failed request into a success in this window. Require a prediction and a reason before comparing. Expected result: 98 successes and 2 failures meet the stated window target. Reason: One recorded outcome changes while the denominator stays 100.</w:t>
+      <w:pPr>
+        <w:pStyle w:val="Heading3"/>
+      </w:pPr>
+      <w:r>
+        <w:t>Repair the misconception</w:t>
       </w:r>
     </w:p>
     <w:p>
-      <w:r>
+      <w:pPr>
+        <w:spacing w:line="336" w:lineRule="auto" w:after="180"/>
+        <w:shd w:fill="FFF5E6"/>
+      </w:pPr>
+      <w:r>
+        <w:rPr>
+          <w:b w:val="0"/>
+        </w:rPr>
+        <w:t>Misconception repair: Meeting one interval objective does not establish every future interval or zero critical failures.</w:t>
+      </w:r>
+    </w:p>
+    <w:p>
+      <w:pPr>
+        <w:pStyle w:val="Heading3"/>
+      </w:pPr>
+      <w:r>
+        <w:t>Support without giving away the answer</w:t>
+      </w:r>
+    </w:p>
+    <w:p>
+      <w:pPr>
+        <w:spacing w:line="336" w:lineRule="auto" w:after="180"/>
+        <w:shd w:fill="F1F6F8"/>
+      </w:pPr>
+      <w:r>
+        <w:rPr>
+          <w:b w:val="0"/>
+        </w:rPr>
+        <w:t xml:space="preserve">Support: read the exact case aloud, enlarge the labelled picture, supply </w:t>
+      </w:r>
+      <w:r>
+        <w:rPr>
+          <w:b/>
+        </w:rPr>
+        <w:t>input</w:t>
+      </w:r>
+      <w:r>
+        <w:rPr>
+          <w:b w:val="0"/>
+        </w:rPr>
+        <w:t xml:space="preserve"> cards and model only the first deciding step. Accept a spoken explanation or drawing; retain the reasoning goal.</w:t>
+      </w:r>
+    </w:p>
+    <w:p>
+      <w:pPr>
+        <w:pStyle w:val="Heading3"/>
+      </w:pPr>
+      <w:r>
+        <w:t>Extend the reasoning</w:t>
+      </w:r>
+    </w:p>
+    <w:p>
+      <w:pPr>
+        <w:spacing w:line="336" w:lineRule="auto" w:after="180"/>
+        <w:shd w:fill="F5F1FB"/>
+      </w:pPr>
+      <w:r>
+        <w:rPr>
+          <w:b w:val="0"/>
+        </w:rPr>
+        <w:t xml:space="preserve">Extension: Repair one failed request into a success in this window. Require a </w:t>
+      </w:r>
+      <w:r>
+        <w:rPr>
+          <w:b/>
+        </w:rPr>
+        <w:t>prediction</w:t>
+      </w:r>
+      <w:r>
+        <w:rPr>
+          <w:b w:val="0"/>
+        </w:rPr>
+        <w:t xml:space="preserve"> and a reason before comparing. Expected result: 98 successes and 2 failures meet the stated window target.</w:t>
+      </w:r>
+    </w:p>
+    <w:p>
+      <w:pPr>
+        <w:spacing w:line="336" w:lineRule="auto" w:after="180"/>
+        <w:shd w:fill="F5F1FB"/>
+      </w:pPr>
+      <w:r>
+        <w:rPr>
+          <w:b w:val="0"/>
+        </w:rPr>
+        <w:t>Reason: One recorded outcome changes while the denominator stays 100.</w:t>
+      </w:r>
+    </w:p>
+    <w:p>
+      <w:pPr>
+        <w:pStyle w:val="Heading3"/>
+      </w:pPr>
+      <w:r>
+        <w:t>Protect the independent attempt</w:t>
+      </w:r>
+    </w:p>
+    <w:p>
+      <w:pPr>
+        <w:spacing w:line="336" w:lineRule="auto" w:after="180"/>
+        <w:shd w:fill="FFF5E6"/>
+      </w:pPr>
+      <w:r>
+        <w:rPr>
+          <w:b w:val="0"/>
+        </w:rPr>
         <w:t>Independent assessment: withhold the reserved answer until the learner has attempted the new case. Record support separately from correctness.</w:t>
       </w:r>
     </w:p>
@@ -2355,46 +4640,945 @@
       </w:tr>
     </w:tbl>
     <w:p>
-      <w:r>
-        <w:t>Project checkpoint: Make a transparent first version. Keep a trace of how one input becomes an output; explain the rule or learned component.</w:t>
+      <w:pPr>
+        <w:pStyle w:val="Heading3"/>
+      </w:pPr>
+      <w:r>
+        <w:t>Project checkpoint</w:t>
       </w:r>
     </w:p>
     <w:p>
-      <w:r>
-        <w:t>Use the weekly teacher answer for topic-specific reasoning. A saved progress tick is an activity record; judge mastery from the learner’s explanation and evidence.</w:t>
+      <w:pPr>
+        <w:spacing w:line="336" w:lineRule="auto" w:after="180"/>
+        <w:shd w:fill="EDF7F3"/>
+      </w:pPr>
+      <w:r>
+        <w:rPr>
+          <w:b w:val="0"/>
+        </w:rPr>
+        <w:t xml:space="preserve">Project checkpoint: Make a transparent first version. Keep a trace of how one </w:t>
+      </w:r>
+      <w:r>
+        <w:rPr>
+          <w:b/>
+        </w:rPr>
+        <w:t>input</w:t>
+      </w:r>
+      <w:r>
+        <w:rPr>
+          <w:b w:val="0"/>
+        </w:rPr>
+        <w:t xml:space="preserve"> becomes an </w:t>
+      </w:r>
+      <w:r>
+        <w:rPr>
+          <w:b/>
+        </w:rPr>
+        <w:t>output</w:t>
+      </w:r>
+      <w:r>
+        <w:rPr>
+          <w:b w:val="0"/>
+        </w:rPr>
+        <w:t>; explain the rule or learned component.</w:t>
       </w:r>
     </w:p>
     <w:p>
       <w:pPr>
-        <w:pStyle w:val="Heading1"/>
-      </w:pPr>
-      <w:r>
-        <w:t>08. Use feedback, labs and repair paths</w:t>
+        <w:spacing w:line="336" w:lineRule="auto" w:after="180"/>
+      </w:pPr>
+      <w:r>
+        <w:rPr>
+          <w:b w:val="0"/>
+        </w:rPr>
+        <w:t xml:space="preserve">Use the weekly teacher answer for topic-specific reasoning. A saved progress tick is an activity record; judge mastery from the learner’s explanation and </w:t>
+      </w:r>
+      <w:r>
+        <w:rPr>
+          <w:b/>
+        </w:rPr>
+        <w:t>evidence</w:t>
+      </w:r>
+      <w:r>
+        <w:rPr>
+          <w:b w:val="0"/>
+        </w:rPr>
+        <w:t>.</w:t>
       </w:r>
     </w:p>
     <w:p>
-      <w:r>
-        <w:t>Use the two formative questions as supported practice, not as independent mastery scores. Discuss the deciding evidence rather than accepting a guessed selection.</w:t>
+      <w:pPr>
+        <w:pStyle w:val="Heading1"/>
+      </w:pPr>
+      <w:r>
+        <w:t>08. Use feedback, labs and repair paths</w:t>
       </w:r>
     </w:p>
     <w:p>
       <w:r>
-        <w:t>The feedback comes from the reviewed public worked case. Do not reveal the separately reserved independent teacher answer until the learner has attempted that case.</w:t>
+        <w:t>Use feedback, earlier review and portfolios purposefully. Apply the coding routine only when this lesson has an executable lab.</w:t>
       </w:r>
     </w:p>
     <w:p>
-      <w:r>
-        <w:t>Ask students to predict before running code. Preserve errors and actual outputs; collect a changed test and an explanation. The branch-boundary and indexing lessons deliberately include failure cases.</w:t>
+      <w:pPr>
+        <w:spacing w:line="336" w:lineRule="auto" w:after="180"/>
+      </w:pPr>
+      <w:r>
+        <w:rPr>
+          <w:b w:val="0"/>
+        </w:rPr>
+        <w:t xml:space="preserve">Use the two formative questions as supported practice, not as independent mastery scores. Discuss the deciding </w:t>
+      </w:r>
+      <w:r>
+        <w:rPr>
+          <w:b/>
+        </w:rPr>
+        <w:t>evidence</w:t>
+      </w:r>
+      <w:r>
+        <w:rPr>
+          <w:b w:val="0"/>
+        </w:rPr>
+        <w:t xml:space="preserve"> rather than accepting a guessed selection.</w:t>
       </w:r>
     </w:p>
     <w:p>
-      <w:r>
-        <w:t>Use the earlier worked-explanation links to address a specific missing building block, then return to the current question. Adapt this suggestion after observing the learner; it is not an automatic diagnosis.</w:t>
+      <w:pPr>
+        <w:spacing w:line="336" w:lineRule="auto" w:after="180"/>
+      </w:pPr>
+      <w:r>
+        <w:rPr>
+          <w:b w:val="0"/>
+        </w:rPr>
+        <w:t>The feedback comes from the reviewed public worked case. Do not reveal the separately reserved independent teacher answer until the learner has attempted that case.</w:t>
       </w:r>
     </w:p>
     <w:p>
-      <w:r>
-        <w:t>Collect the completed-work portfolio as evidence. Record support separately from correctness, and assess explanation, trace/test and limitations. Progress ticks and quiz selections alone do not establish mastery.</w:t>
+      <w:pPr>
+        <w:pStyle w:val="Heading3"/>
+      </w:pPr>
+      <w:r>
+        <w:t>For later coding lessons</w:t>
+      </w:r>
+    </w:p>
+    <w:p>
+      <w:r>
+        <w:t>This week has no code block. Use this routine when a later lesson includes an executable lab.</w:t>
+      </w:r>
+    </w:p>
+    <w:p>
+      <w:pPr>
+        <w:spacing w:line="336" w:lineRule="auto" w:after="180"/>
+        <w:shd w:fill="F1F6F8"/>
+      </w:pPr>
+      <w:r>
+        <w:rPr>
+          <w:b w:val="0"/>
+        </w:rPr>
+        <w:t xml:space="preserve">Ask students to predict before running code. Preserve errors and actual </w:t>
+      </w:r>
+      <w:r>
+        <w:rPr>
+          <w:b/>
+        </w:rPr>
+        <w:t>output</w:t>
+      </w:r>
+      <w:r>
+        <w:rPr>
+          <w:b w:val="0"/>
+        </w:rPr>
+        <w:t>s; collect a changed test and an explanation. The branch-boundary and indexing lessons deliberately include failure cases.</w:t>
+      </w:r>
+    </w:p>
+    <w:p>
+      <w:pPr>
+        <w:spacing w:line="336" w:lineRule="auto" w:after="180"/>
+      </w:pPr>
+      <w:r>
+        <w:rPr>
+          <w:b w:val="0"/>
+        </w:rPr>
+        <w:t>Use the earlier worked-explanation links to address a specific missing building block, then return to the current question. Adapt this suggestion after observing the learner; it is not an automatic diagnosis.</w:t>
+      </w:r>
+    </w:p>
+    <w:p>
+      <w:pPr>
+        <w:spacing w:line="336" w:lineRule="auto" w:after="180"/>
+      </w:pPr>
+      <w:r>
+        <w:rPr>
+          <w:b w:val="0"/>
+        </w:rPr>
+        <w:t xml:space="preserve">Collect the completed-work portfolio as </w:t>
+      </w:r>
+      <w:r>
+        <w:rPr>
+          <w:b/>
+        </w:rPr>
+        <w:t>evidence</w:t>
+      </w:r>
+      <w:r>
+        <w:rPr>
+          <w:b w:val="0"/>
+        </w:rPr>
+        <w:t>. Record support separately from correctness, and assess explanation, trace/test and limitations. Progress ticks and quiz selections alone do not establish mastery.</w:t>
+      </w:r>
+    </w:p>
+    <w:p>
+      <w:pPr>
+        <w:pStyle w:val="Heading1"/>
+      </w:pPr>
+      <w:r>
+        <w:t>09. Visual concept journey</w:t>
+      </w:r>
+    </w:p>
+    <w:p>
+      <w:r>
+        <w:t>Show one Failure budgets and service objectives graphic at a time, request a prediction and discuss its trace before the independent assessment.</w:t>
+      </w:r>
+    </w:p>
+    <w:p>
+      <w:pPr>
+        <w:spacing w:line="336" w:lineRule="auto" w:after="180"/>
+      </w:pPr>
+      <w:r>
+        <w:rPr>
+          <w:b w:val="0"/>
+        </w:rPr>
+        <w:t xml:space="preserve">Use one picture at a time. Hide a worked result before asking for a </w:t>
+      </w:r>
+      <w:r>
+        <w:rPr>
+          <w:b/>
+        </w:rPr>
+        <w:t>prediction</w:t>
+      </w:r>
+      <w:r>
+        <w:rPr>
+          <w:b w:val="0"/>
+        </w:rPr>
+        <w:t>, then reveal it for feedback. These are supported teaching cases; retain the separate independent assessment for a fresh first attempt.</w:t>
+      </w:r>
+    </w:p>
+    <w:p>
+      <w:pPr>
+        <w:pStyle w:val="Heading3"/>
+      </w:pPr>
+      <w:r>
+        <w:t>01. Failure budgets and service objectives: the case</w:t>
+      </w:r>
+    </w:p>
+    <w:p>
+      <w:r>
+        <w:drawing>
+          <wp:inline xmlns:a="http://schemas.openxmlformats.org/drawingml/2006/main" xmlns:pic="http://schemas.openxmlformats.org/drawingml/2006/picture">
+            <wp:extent cx="5486400" cy="2834640"/>
+            <wp:docPr id="3" name="Picture 3" descr="A reliability allowance. A practice service requires at least 98 successes in each window of 100 eligible requests. Supplied facts: Current window has 97 successes and 3 failures. Success includes a correct refusal within the agreed time limit."/>
+            <wp:cNvGraphicFramePr>
+              <a:graphicFrameLocks noChangeAspect="1"/>
+            </wp:cNvGraphicFramePr>
+            <a:graphic>
+              <a:graphicData uri="http://schemas.openxmlformats.org/drawingml/2006/picture">
+                <pic:pic>
+                  <pic:nvPicPr>
+                    <pic:cNvPr id="0" name="academy-story-ai-6-11-01.png"/>
+                    <pic:cNvPicPr/>
+                  </pic:nvPicPr>
+                  <pic:blipFill>
+                    <a:blip r:embed="rId11"/>
+                    <a:stretch>
+                      <a:fillRect/>
+                    </a:stretch>
+                  </pic:blipFill>
+                  <pic:spPr>
+                    <a:xfrm>
+                      <a:off x="0" y="0"/>
+                      <a:ext cx="5486400" cy="2834640"/>
+                    </a:xfrm>
+                    <a:prstGeom prst="rect"/>
+                  </pic:spPr>
+                </pic:pic>
+              </a:graphicData>
+            </a:graphic>
+          </wp:inline>
+        </w:drawing>
+      </w:r>
+    </w:p>
+    <w:p>
+      <w:pPr>
+        <w:spacing w:line="336" w:lineRule="auto" w:after="180"/>
+      </w:pPr>
+      <w:r>
+        <w:rPr>
+          <w:b w:val="0"/>
+        </w:rPr>
+        <w:t xml:space="preserve">A reliability allowance. A practice service requires at least 98 successes in each window of 100 </w:t>
+      </w:r>
+      <w:r>
+        <w:rPr>
+          <w:b/>
+        </w:rPr>
+        <w:t>eligible request</w:t>
+      </w:r>
+      <w:r>
+        <w:rPr>
+          <w:b w:val="0"/>
+        </w:rPr>
+        <w:t>s. Supplied facts: Current window has 97 successes and 3 failures.</w:t>
+      </w:r>
+    </w:p>
+    <w:p>
+      <w:pPr>
+        <w:spacing w:line="336" w:lineRule="auto" w:after="180"/>
+      </w:pPr>
+      <w:r>
+        <w:rPr>
+          <w:b w:val="0"/>
+        </w:rPr>
+        <w:t>Success includes a correct refusal within the agreed time limit.</w:t>
+      </w:r>
+    </w:p>
+    <w:p>
+      <w:pPr>
+        <w:spacing w:line="336" w:lineRule="auto" w:after="180"/>
+        <w:shd w:fill="F5F1FB"/>
+      </w:pPr>
+      <w:r>
+        <w:rPr>
+          <w:b w:val="0"/>
+        </w:rPr>
+        <w:t>Point to the given fact that matters most. Explain why it matters.</w:t>
+      </w:r>
+    </w:p>
+    <w:p>
+      <w:pPr>
+        <w:pStyle w:val="Heading3"/>
+      </w:pPr>
+      <w:r>
+        <w:t>Discuss while showing the picture</w:t>
+      </w:r>
+    </w:p>
+    <w:p>
+      <w:pPr>
+        <w:spacing w:line="336" w:lineRule="auto" w:after="180"/>
+        <w:shd w:fill="F1F6F8"/>
+      </w:pPr>
+      <w:r>
+        <w:rPr>
+          <w:b w:val="0"/>
+        </w:rPr>
+        <w:t>Teacher prompt: Point to the given fact that matters most. Explain why it matters. Ask learners to describe one label or arrow in ordinary words. Use the adjacent transcript if the image is difficult to see.</w:t>
+      </w:r>
+    </w:p>
+    <w:p>
+      <w:pPr>
+        <w:pStyle w:val="Heading3"/>
+      </w:pPr>
+      <w:r>
+        <w:t>02. Follow the deciding steps</w:t>
+      </w:r>
+    </w:p>
+    <w:p>
+      <w:r>
+        <w:drawing>
+          <wp:inline xmlns:a="http://schemas.openxmlformats.org/drawingml/2006/main" xmlns:pic="http://schemas.openxmlformats.org/drawingml/2006/picture">
+            <wp:extent cx="5486400" cy="3182112"/>
+            <wp:docPr id="4" name="Picture 4" descr="Define success: Use the same predeclared correctness and timing criteria. → Compute allowance: The target permits at most 2 failures in 100 requests. → Compare record: Three failures misses the target by one request."/>
+            <wp:cNvGraphicFramePr>
+              <a:graphicFrameLocks noChangeAspect="1"/>
+            </wp:cNvGraphicFramePr>
+            <a:graphic>
+              <a:graphicData uri="http://schemas.openxmlformats.org/drawingml/2006/picture">
+                <pic:pic>
+                  <pic:nvPicPr>
+                    <pic:cNvPr id="0" name="academy-story-ai-6-11-02.png"/>
+                    <pic:cNvPicPr/>
+                  </pic:nvPicPr>
+                  <pic:blipFill>
+                    <a:blip r:embed="rId12"/>
+                    <a:stretch>
+                      <a:fillRect/>
+                    </a:stretch>
+                  </pic:blipFill>
+                  <pic:spPr>
+                    <a:xfrm>
+                      <a:off x="0" y="0"/>
+                      <a:ext cx="5486400" cy="3182112"/>
+                    </a:xfrm>
+                    <a:prstGeom prst="rect"/>
+                  </pic:spPr>
+                </pic:pic>
+              </a:graphicData>
+            </a:graphic>
+          </wp:inline>
+        </w:drawing>
+      </w:r>
+    </w:p>
+    <w:p>
+      <w:pPr>
+        <w:spacing w:line="336" w:lineRule="auto" w:after="180"/>
+      </w:pPr>
+      <w:r>
+        <w:rPr>
+          <w:b w:val="0"/>
+        </w:rPr>
+        <w:t>Define success: Use the same predeclared correctness and timing criteria. → Compute allowance: The target permits at most 2 failures in 100 requests. → Compare record: Three failures misses the target by one request.</w:t>
+      </w:r>
+    </w:p>
+    <w:p>
+      <w:pPr>
+        <w:spacing w:line="336" w:lineRule="auto" w:after="180"/>
+        <w:shd w:fill="F5F1FB"/>
+      </w:pPr>
+      <w:r>
+        <w:rPr>
+          <w:b w:val="0"/>
+        </w:rPr>
+        <w:t xml:space="preserve">Point to each numbered stage and explain which recorded </w:t>
+      </w:r>
+      <w:r>
+        <w:rPr>
+          <w:b/>
+        </w:rPr>
+        <w:t>input</w:t>
+      </w:r>
+      <w:r>
+        <w:rPr>
+          <w:b w:val="0"/>
+        </w:rPr>
+        <w:t xml:space="preserve"> it uses.</w:t>
+      </w:r>
+    </w:p>
+    <w:p>
+      <w:pPr>
+        <w:pStyle w:val="Heading3"/>
+      </w:pPr>
+      <w:r>
+        <w:t>Discuss while showing the picture</w:t>
+      </w:r>
+    </w:p>
+    <w:p>
+      <w:pPr>
+        <w:spacing w:line="336" w:lineRule="auto" w:after="180"/>
+        <w:shd w:fill="F1F6F8"/>
+      </w:pPr>
+      <w:r>
+        <w:rPr>
+          <w:b w:val="0"/>
+        </w:rPr>
+        <w:t xml:space="preserve">Teacher prompt: Point to each numbered stage and explain which recorded </w:t>
+      </w:r>
+      <w:r>
+        <w:rPr>
+          <w:b/>
+        </w:rPr>
+        <w:t>input</w:t>
+      </w:r>
+      <w:r>
+        <w:rPr>
+          <w:b w:val="0"/>
+        </w:rPr>
+        <w:t xml:space="preserve"> it uses. Ask learners to describe one label or arrow in ordinary words. Use the adjacent transcript if the image is difficult to see.</w:t>
+      </w:r>
+    </w:p>
+    <w:p>
+      <w:pPr>
+        <w:pStyle w:val="Heading3"/>
+      </w:pPr>
+      <w:r>
+        <w:t>03. Failure count in one 100-request window</w:t>
+      </w:r>
+    </w:p>
+    <w:p>
+      <w:r>
+        <w:drawing>
+          <wp:inline xmlns:a="http://schemas.openxmlformats.org/drawingml/2006/main" xmlns:pic="http://schemas.openxmlformats.org/drawingml/2006/picture">
+            <wp:extent cx="5486400" cy="2834640"/>
+            <wp:docPr id="5" name="Picture 5" descr="Failure count in one 100-request window. Units: failed requests out of 100. Allowed maximum: 2. Observed: 3."/>
+            <wp:cNvGraphicFramePr>
+              <a:graphicFrameLocks noChangeAspect="1"/>
+            </wp:cNvGraphicFramePr>
+            <a:graphic>
+              <a:graphicData uri="http://schemas.openxmlformats.org/drawingml/2006/picture">
+                <pic:pic>
+                  <pic:nvPicPr>
+                    <pic:cNvPr id="0" name="academy-story-ai-6-11-03.png"/>
+                    <pic:cNvPicPr/>
+                  </pic:nvPicPr>
+                  <pic:blipFill>
+                    <a:blip r:embed="rId13"/>
+                    <a:stretch>
+                      <a:fillRect/>
+                    </a:stretch>
+                  </pic:blipFill>
+                  <pic:spPr>
+                    <a:xfrm>
+                      <a:off x="0" y="0"/>
+                      <a:ext cx="5486400" cy="2834640"/>
+                    </a:xfrm>
+                    <a:prstGeom prst="rect"/>
+                  </pic:spPr>
+                </pic:pic>
+              </a:graphicData>
+            </a:graphic>
+          </wp:inline>
+        </w:drawing>
+      </w:r>
+    </w:p>
+    <w:p>
+      <w:pPr>
+        <w:spacing w:line="336" w:lineRule="auto" w:after="180"/>
+      </w:pPr>
+      <w:r>
+        <w:rPr>
+          <w:b w:val="0"/>
+        </w:rPr>
+        <w:t>Failure count in one 100-request window. Units: failed requests out of 100. Allowed maximum: 2. Observed: 3.</w:t>
+      </w:r>
+    </w:p>
+    <w:p>
+      <w:pPr>
+        <w:spacing w:line="336" w:lineRule="auto" w:after="180"/>
+        <w:shd w:fill="F5F1FB"/>
+      </w:pPr>
+      <w:r>
+        <w:rPr>
+          <w:b w:val="0"/>
+        </w:rPr>
+        <w:t>Read the labels and values. Explain the relationship the model shows.</w:t>
+      </w:r>
+    </w:p>
+    <w:p>
+      <w:pPr>
+        <w:pStyle w:val="Heading3"/>
+      </w:pPr>
+      <w:r>
+        <w:t>Discuss while showing the picture</w:t>
+      </w:r>
+    </w:p>
+    <w:p>
+      <w:pPr>
+        <w:spacing w:line="336" w:lineRule="auto" w:after="180"/>
+        <w:shd w:fill="F1F6F8"/>
+      </w:pPr>
+      <w:r>
+        <w:rPr>
+          <w:b w:val="0"/>
+        </w:rPr>
+        <w:t>Teacher prompt: Read the labels and values. Explain the relationship the model shows. Ask learners to describe one label or arrow in ordinary words. Use the adjacent transcript if the image is difficult to see.</w:t>
+      </w:r>
+    </w:p>
+    <w:p>
+      <w:pPr>
+        <w:spacing w:line="336" w:lineRule="auto" w:after="180"/>
+        <w:shd w:fill="F1F6F8"/>
+      </w:pPr>
+      <w:r>
+        <w:rPr>
+          <w:b w:val="0"/>
+        </w:rPr>
+        <w:t>Check row/column meanings, units and denominators before discussing a difference. Supplied toy values are not real class or model results.</w:t>
+      </w:r>
+    </w:p>
+    <w:p>
+      <w:pPr>
+        <w:pStyle w:val="Heading3"/>
+      </w:pPr>
+      <w:r>
+        <w:t>04. Change one thing. Trace what follows.</w:t>
+      </w:r>
+    </w:p>
+    <w:p>
+      <w:r>
+        <w:drawing>
+          <wp:inline xmlns:a="http://schemas.openxmlformats.org/drawingml/2006/main" xmlns:pic="http://schemas.openxmlformats.org/drawingml/2006/picture">
+            <wp:extent cx="5486400" cy="3026664"/>
+            <wp:docPr id="6" name="Picture 6" descr="Original case: Three failures misses the target by one request. Changed condition: Repair one failed request into a success in this window. Expected result: 98 successes and 2 failures meet the stated window target. Reason: One recorded outcome changes while the denominator stays 100."/>
+            <wp:cNvGraphicFramePr>
+              <a:graphicFrameLocks noChangeAspect="1"/>
+            </wp:cNvGraphicFramePr>
+            <a:graphic>
+              <a:graphicData uri="http://schemas.openxmlformats.org/drawingml/2006/picture">
+                <pic:pic>
+                  <pic:nvPicPr>
+                    <pic:cNvPr id="0" name="academy-story-ai-6-11-04.png"/>
+                    <pic:cNvPicPr/>
+                  </pic:nvPicPr>
+                  <pic:blipFill>
+                    <a:blip r:embed="rId14"/>
+                    <a:stretch>
+                      <a:fillRect/>
+                    </a:stretch>
+                  </pic:blipFill>
+                  <pic:spPr>
+                    <a:xfrm>
+                      <a:off x="0" y="0"/>
+                      <a:ext cx="5486400" cy="3026664"/>
+                    </a:xfrm>
+                    <a:prstGeom prst="rect"/>
+                  </pic:spPr>
+                </pic:pic>
+              </a:graphicData>
+            </a:graphic>
+          </wp:inline>
+        </w:drawing>
+      </w:r>
+    </w:p>
+    <w:p>
+      <w:pPr>
+        <w:spacing w:line="336" w:lineRule="auto" w:after="180"/>
+      </w:pPr>
+      <w:r>
+        <w:rPr>
+          <w:b w:val="0"/>
+        </w:rPr>
+        <w:t>Original case: Three failures misses the target by one request. Changed condition: Repair one failed request into a success in this window. Expected result: 98 successes and 2 failures meet the stated window target.</w:t>
+      </w:r>
+    </w:p>
+    <w:p>
+      <w:pPr>
+        <w:spacing w:line="336" w:lineRule="auto" w:after="180"/>
+      </w:pPr>
+      <w:r>
+        <w:rPr>
+          <w:b w:val="0"/>
+        </w:rPr>
+        <w:t>Reason: One recorded outcome changes while the denominator stays 100.</w:t>
+      </w:r>
+    </w:p>
+    <w:p>
+      <w:pPr>
+        <w:spacing w:line="336" w:lineRule="auto" w:after="180"/>
+        <w:shd w:fill="F5F1FB"/>
+      </w:pPr>
+      <w:r>
+        <w:rPr>
+          <w:b w:val="0"/>
+        </w:rPr>
+        <w:t>Predict before checking the worked changed-case result. Name what changed and what the supplied facts allow you to conclude.</w:t>
+      </w:r>
+    </w:p>
+    <w:p>
+      <w:pPr>
+        <w:pStyle w:val="Heading3"/>
+      </w:pPr>
+      <w:r>
+        <w:t>Discuss while showing the picture</w:t>
+      </w:r>
+    </w:p>
+    <w:p>
+      <w:pPr>
+        <w:spacing w:line="336" w:lineRule="auto" w:after="180"/>
+        <w:shd w:fill="F1F6F8"/>
+      </w:pPr>
+      <w:r>
+        <w:rPr>
+          <w:b w:val="0"/>
+        </w:rPr>
+        <w:t>Teacher prompt: Predict before checking the worked changed-case result. Name what changed and what the supplied facts allow you to conclude. Ask learners to describe one label or arrow in ordinary words.</w:t>
+      </w:r>
+    </w:p>
+    <w:p>
+      <w:pPr>
+        <w:spacing w:line="336" w:lineRule="auto" w:after="180"/>
+        <w:shd w:fill="F1F6F8"/>
+      </w:pPr>
+      <w:r>
+        <w:rPr>
+          <w:b w:val="0"/>
+        </w:rPr>
+        <w:t>Use the adjacent transcript if the image is difficult to see. Changed-case reasoning: One recorded outcome changes while the denominator stays 100.</w:t>
+      </w:r>
+    </w:p>
+    <w:p>
+      <w:pPr>
+        <w:pStyle w:val="Heading3"/>
+      </w:pPr>
+      <w:r>
+        <w:t>05. Connect the explanation to its limit</w:t>
+      </w:r>
+    </w:p>
+    <w:p>
+      <w:r>
+        <w:drawing>
+          <wp:inline xmlns:a="http://schemas.openxmlformats.org/drawingml/2006/main" xmlns:pic="http://schemas.openxmlformats.org/drawingml/2006/picture">
+            <wp:extent cx="5486400" cy="2834640"/>
+            <wp:docPr id="7" name="Picture 7" descr="An objective needs a measurement window, denominator and success definition. An honest refusal can be success under an agreed contract. Limit: Meeting one window does not guarantee the next; monitor repeated windows and distinguish failure types."/>
+            <wp:cNvGraphicFramePr>
+              <a:graphicFrameLocks noChangeAspect="1"/>
+            </wp:cNvGraphicFramePr>
+            <a:graphic>
+              <a:graphicData uri="http://schemas.openxmlformats.org/drawingml/2006/picture">
+                <pic:pic>
+                  <pic:nvPicPr>
+                    <pic:cNvPr id="0" name="academy-story-ai-6-11-05.png"/>
+                    <pic:cNvPicPr/>
+                  </pic:nvPicPr>
+                  <pic:blipFill>
+                    <a:blip r:embed="rId15"/>
+                    <a:stretch>
+                      <a:fillRect/>
+                    </a:stretch>
+                  </pic:blipFill>
+                  <pic:spPr>
+                    <a:xfrm>
+                      <a:off x="0" y="0"/>
+                      <a:ext cx="5486400" cy="2834640"/>
+                    </a:xfrm>
+                    <a:prstGeom prst="rect"/>
+                  </pic:spPr>
+                </pic:pic>
+              </a:graphicData>
+            </a:graphic>
+          </wp:inline>
+        </w:drawing>
+      </w:r>
+    </w:p>
+    <w:p>
+      <w:pPr>
+        <w:spacing w:line="336" w:lineRule="auto" w:after="180"/>
+      </w:pPr>
+      <w:r>
+        <w:rPr>
+          <w:b w:val="0"/>
+        </w:rPr>
+        <w:t>An objective needs a measurement window, denominator and success definition. An honest refusal can be success under an agreed contract.</w:t>
+      </w:r>
+    </w:p>
+    <w:p>
+      <w:pPr>
+        <w:spacing w:line="336" w:lineRule="auto" w:after="180"/>
+      </w:pPr>
+      <w:r>
+        <w:rPr>
+          <w:b w:val="0"/>
+        </w:rPr>
+        <w:t>Limit: Meeting one window does not guarantee the next; monitor repeated windows and distinguish failure types.</w:t>
+      </w:r>
+    </w:p>
+    <w:p>
+      <w:pPr>
+        <w:spacing w:line="336" w:lineRule="auto" w:after="180"/>
+        <w:shd w:fill="F5F1FB"/>
+      </w:pPr>
+      <w:r>
+        <w:rPr>
+          <w:b w:val="0"/>
+        </w:rPr>
+        <w:t>Explain the case, then point to a limit on the claim.</w:t>
+      </w:r>
+    </w:p>
+    <w:p>
+      <w:pPr>
+        <w:pStyle w:val="Heading3"/>
+      </w:pPr>
+      <w:r>
+        <w:t>Discuss while showing the picture</w:t>
+      </w:r>
+    </w:p>
+    <w:p>
+      <w:pPr>
+        <w:spacing w:line="336" w:lineRule="auto" w:after="180"/>
+        <w:shd w:fill="F1F6F8"/>
+      </w:pPr>
+      <w:r>
+        <w:rPr>
+          <w:b w:val="0"/>
+        </w:rPr>
+        <w:t>Teacher prompt: Explain the case, then point to a limit on the claim. Ask learners to describe one label or arrow in ordinary words. Use the adjacent transcript if the image is difficult to see.</w:t>
+      </w:r>
+    </w:p>
+    <w:p>
+      <w:pPr>
+        <w:spacing w:line="336" w:lineRule="auto" w:after="180"/>
+        <w:shd w:fill="F1F6F8"/>
+      </w:pPr>
+      <w:r>
+        <w:rPr>
+          <w:b w:val="0"/>
+        </w:rPr>
+        <w:t>Keep the stated scope: Meeting one window does not guarantee the next; monitor repeated windows and distinguish failure types.</w:t>
+      </w:r>
+    </w:p>
+    <w:p>
+      <w:pPr>
+        <w:pStyle w:val="Heading3"/>
+      </w:pPr>
+      <w:r>
+        <w:t>06. Make the idea visible in your project</w:t>
+      </w:r>
+    </w:p>
+    <w:p>
+      <w:r>
+        <w:drawing>
+          <wp:inline xmlns:a="http://schemas.openxmlformats.org/drawingml/2006/main" xmlns:pic="http://schemas.openxmlformats.org/drawingml/2006/picture">
+            <wp:extent cx="5486400" cy="3529584"/>
+            <wp:docPr id="8" name="Picture 8" descr="For the Grounded Learning Service, retain an annotated trace and the changed-case result. Name the contract or evidence that makes the deciding step valid, so another team can review it. Draw your input, deciding step, result and limit. Supported question: Calculate the maximum allowed failures among 100 requests. Does 97 successes and 3 failures meet the target, and what changes after one failure becomes a success?"/>
+            <wp:cNvGraphicFramePr>
+              <a:graphicFrameLocks noChangeAspect="1"/>
+            </wp:cNvGraphicFramePr>
+            <a:graphic>
+              <a:graphicData uri="http://schemas.openxmlformats.org/drawingml/2006/picture">
+                <pic:pic>
+                  <pic:nvPicPr>
+                    <pic:cNvPr id="0" name="academy-story-ai-6-11-06.png"/>
+                    <pic:cNvPicPr/>
+                  </pic:nvPicPr>
+                  <pic:blipFill>
+                    <a:blip r:embed="rId16"/>
+                    <a:stretch>
+                      <a:fillRect/>
+                    </a:stretch>
+                  </pic:blipFill>
+                  <pic:spPr>
+                    <a:xfrm>
+                      <a:off x="0" y="0"/>
+                      <a:ext cx="5486400" cy="3529584"/>
+                    </a:xfrm>
+                    <a:prstGeom prst="rect"/>
+                  </pic:spPr>
+                </pic:pic>
+              </a:graphicData>
+            </a:graphic>
+          </wp:inline>
+        </w:drawing>
+      </w:r>
+    </w:p>
+    <w:p>
+      <w:pPr>
+        <w:spacing w:line="336" w:lineRule="auto" w:after="180"/>
+      </w:pPr>
+      <w:r>
+        <w:rPr>
+          <w:b w:val="0"/>
+        </w:rPr>
+        <w:t xml:space="preserve">For the Grounded Learning Service, retain an annotated trace and the changed-case result. Name the contract or </w:t>
+      </w:r>
+      <w:r>
+        <w:rPr>
+          <w:b/>
+        </w:rPr>
+        <w:t>evidence</w:t>
+      </w:r>
+      <w:r>
+        <w:rPr>
+          <w:b w:val="0"/>
+        </w:rPr>
+        <w:t xml:space="preserve"> that makes the deciding step valid, so another team can review it.</w:t>
+      </w:r>
+    </w:p>
+    <w:p>
+      <w:pPr>
+        <w:spacing w:line="336" w:lineRule="auto" w:after="180"/>
+      </w:pPr>
+      <w:r>
+        <w:rPr>
+          <w:b w:val="0"/>
+        </w:rPr>
+        <w:t xml:space="preserve">Draw your </w:t>
+      </w:r>
+      <w:r>
+        <w:rPr>
+          <w:b/>
+        </w:rPr>
+        <w:t>input</w:t>
+      </w:r>
+      <w:r>
+        <w:rPr>
+          <w:b w:val="0"/>
+        </w:rPr>
+        <w:t>, deciding step, result and limit. Supported question: Calculate the maximum allowed failures among 100 requests.</w:t>
+      </w:r>
+    </w:p>
+    <w:p>
+      <w:pPr>
+        <w:spacing w:line="336" w:lineRule="auto" w:after="180"/>
+      </w:pPr>
+      <w:r>
+        <w:rPr>
+          <w:b w:val="0"/>
+        </w:rPr>
+        <w:t>Does 97 successes and 3 failures meet the target, and what changes after one failure becomes a success?</w:t>
+      </w:r>
+    </w:p>
+    <w:p>
+      <w:pPr>
+        <w:spacing w:line="336" w:lineRule="auto" w:after="180"/>
+        <w:shd w:fill="F5F1FB"/>
+      </w:pPr>
+      <w:r>
+        <w:rPr>
+          <w:b w:val="0"/>
+        </w:rPr>
+        <w:t xml:space="preserve">Draw your project trace and justify the deciding step using </w:t>
+      </w:r>
+      <w:r>
+        <w:rPr>
+          <w:b/>
+        </w:rPr>
+        <w:t>evidence</w:t>
+      </w:r>
+      <w:r>
+        <w:rPr>
+          <w:b w:val="0"/>
+        </w:rPr>
+        <w:t>.</w:t>
+      </w:r>
+    </w:p>
+    <w:p>
+      <w:pPr>
+        <w:pStyle w:val="Heading3"/>
+      </w:pPr>
+      <w:r>
+        <w:t>Discuss while showing the picture</w:t>
+      </w:r>
+    </w:p>
+    <w:p>
+      <w:pPr>
+        <w:spacing w:line="336" w:lineRule="auto" w:after="180"/>
+        <w:shd w:fill="F1F6F8"/>
+      </w:pPr>
+      <w:r>
+        <w:rPr>
+          <w:b w:val="0"/>
+        </w:rPr>
+        <w:t xml:space="preserve">Teacher prompt: Draw your project trace and justify the deciding step using </w:t>
+      </w:r>
+      <w:r>
+        <w:rPr>
+          <w:b/>
+        </w:rPr>
+        <w:t>evidence</w:t>
+      </w:r>
+      <w:r>
+        <w:rPr>
+          <w:b w:val="0"/>
+        </w:rPr>
+        <w:t>. Ask learners to describe one label or arrow in ordinary words. Use the adjacent transcript if the image is difficult to see.</w:t>
+      </w:r>
+    </w:p>
+    <w:p>
+      <w:pPr>
+        <w:spacing w:line="336" w:lineRule="auto" w:after="180"/>
+        <w:shd w:fill="F1F6F8"/>
+      </w:pPr>
+      <w:r>
+        <w:rPr>
+          <w:b w:val="0"/>
+        </w:rPr>
+        <w:t>Supported practice key: Use the same predeclared correctness and timing criteria. The target permits at most 2 failures in 100 requests. Three failures misses the target by one request.</w:t>
+      </w:r>
+    </w:p>
+    <w:p>
+      <w:pPr>
+        <w:spacing w:line="336" w:lineRule="auto" w:after="180"/>
+        <w:shd w:fill="F1F6F8"/>
+      </w:pPr>
+      <w:r>
+        <w:rPr>
+          <w:b w:val="0"/>
+        </w:rPr>
+        <w:t>Changed case: 98 successes and 2 failures meet the stated window target. One recorded outcome changes while the denominator stays 100.</w:t>
       </w:r>
     </w:p>
     <w:sectPr>

--- a/downloads/teacher/ai-6-week-11.docx
+++ b/downloads/teacher/ai-6-week-11.docx
@@ -161,7 +161,7 @@
           </w:tcPr>
           <w:p>
             <w:r>
-              <w:t>Sections 1–6; record the brief recall in the workbook.</w:t>
+              <w:t>Use Your mission, Notice the evidence, See how it works, Words that unlock the idea and Follow a worked example; record recall in the workbook.</w:t>
             </w:r>
           </w:p>
         </w:tc>
@@ -193,7 +193,7 @@
           </w:tcPr>
           <w:p>
             <w:r>
-              <w:t>Sections 7–10; use the matching workbook W2 and misconception check.</w:t>
+              <w:t>Use Find and repair a mistake, Practise together and Build your understanding; use the matching workbook W2 and Individual reasoning check.</w:t>
             </w:r>
           </w:p>
         </w:tc>
@@ -225,7 +225,7 @@
           </w:tcPr>
           <w:p>
             <w:r>
-              <w:t>Sections 9 and 11–14. Give extra time to finish the full task set; use Section 15 when the week includes a coding lab.</w:t>
+              <w:t>Use Run the investigation, Connect your project and Try a new case independently. Allow extra time for the full task set. When code is supplied, use the examples in See how it works or Follow a worked example and the browser lab in Supported practice, repair and portfolio.</w:t>
             </w:r>
           </w:p>
         </w:tc>
@@ -2130,7 +2130,7 @@
         <w:rPr>
           <w:b w:val="0"/>
         </w:rPr>
-        <w:t xml:space="preserve">Use the worked example in Sections 3 and 6. Collect a </w:t>
+        <w:t xml:space="preserve">Use See how it works and Follow a worked example. Collect a </w:t>
       </w:r>
       <w:r>
         <w:rPr>
@@ -2555,7 +2555,7 @@
         <w:rPr>
           <w:b w:val="0"/>
         </w:rPr>
-        <w:t xml:space="preserve">Use Section 9 for the </w:t>
+        <w:t xml:space="preserve">Use Run the investigation for the </w:t>
       </w:r>
       <w:r>
         <w:rPr>
@@ -3318,7 +3318,7 @@
         <w:rPr>
           <w:b w:val="0"/>
         </w:rPr>
-        <w:t>Expected reasoning: Allowed five; success46/50=92%, so interval meets objective. If students need support, record it and reassess with another new case rather than awarding independence to a copied answer.</w:t>
+        <w:t>Expected reasoning: Allowed five; success 46/50=92%, so interval meets objective. If students need support, record it and reassess with another new case rather than awarding independence to a copied answer.</w:t>
       </w:r>
     </w:p>
     <w:p>
@@ -4192,7 +4192,7 @@
           </w:tcPr>
           <w:p>
             <w:r>
-              <w:t>Sections 1–6; record the brief recall in the workbook.</w:t>
+              <w:t>Use Your mission, Notice the evidence, See how it works, Words that unlock the idea and Follow a worked example; record recall in the workbook.</w:t>
             </w:r>
           </w:p>
         </w:tc>
@@ -4224,7 +4224,7 @@
           </w:tcPr>
           <w:p>
             <w:r>
-              <w:t>Sections 7–10; use the matching workbook W2 and misconception check.</w:t>
+              <w:t>Use Find and repair a mistake, Practise together and Build your understanding; use the matching workbook W2 and Individual reasoning check.</w:t>
             </w:r>
           </w:p>
         </w:tc>
@@ -4256,7 +4256,7 @@
           </w:tcPr>
           <w:p>
             <w:r>
-              <w:t>Sections 9 and 11–14. Give extra time to finish the full task set; use Section 15 when the week includes a coding lab.</w:t>
+              <w:t>Use Run the investigation, Connect your project and Try a new case independently. Allow extra time for the full task set. When code is supplied, use the examples in See how it works or Follow a worked example and the browser lab in Supported practice, repair and portfolio.</w:t>
             </w:r>
           </w:p>
         </w:tc>

--- a/downloads/teacher/ai-6-week-11.docx
+++ b/downloads/teacher/ai-6-week-11.docx
@@ -25,20 +25,38 @@
         <w:pStyle w:val="Heading1"/>
       </w:pPr>
       <w:r>
-        <w:t>01. Prepare the purpose, prerequisites and materials</w:t>
+        <w:t>Make the denominator and historical record part of the reliability claim.</w:t>
       </w:r>
     </w:p>
     <w:p>
       <w:r>
-        <w:t>Prepare Failure budgets and service objectives: check the target, prerequisites, resources and adaptable teaching schedule.</w:t>
+        <w:t>Teach overlap-aware counting,correct refusals,integer boundaries and hypothetical versus actual retry evidence.</w:t>
       </w:r>
     </w:p>
     <w:p>
-      <w:pPr>
-        <w:pStyle w:val="Heading3"/>
-      </w:pPr>
-      <w:r>
-        <w:t>Teach the learning cycle</w:t>
+      <w:r>
+        <w:t>Model the interval calculation → inspect counting probes → preserve original/counterfactual ledgers → assess a fresh objective → plan continued monitoring.</w:t>
+      </w:r>
+    </w:p>
+    <w:p>
+      <w:pPr>
+        <w:pStyle w:val="Heading1"/>
+      </w:pPr>
+      <w:r>
+        <w:t>01. Prepare the connected service investigation</w:t>
+      </w:r>
+    </w:p>
+    <w:p>
+      <w:r>
+        <w:t>Keep modelling, shared practice and independent evidence distinct.</w:t>
+      </w:r>
+    </w:p>
+    <w:p>
+      <w:pPr>
+        <w:pStyle w:val="Heading2"/>
+      </w:pPr>
+      <w:r>
+        <w:t>Target and main teaching plan</w:t>
       </w:r>
     </w:p>
     <w:p>
@@ -267,18 +285,21 @@
     </w:p>
     <w:p>
       <w:pPr>
-        <w:pStyle w:val="Heading3"/>
-      </w:pPr>
-      <w:r>
-        <w:t>Retrieval answer guidance</w:t>
+        <w:pStyle w:val="Heading2"/>
+      </w:pPr>
+      <w:r>
+        <w:t>Preparation and prerequisite</w:t>
       </w:r>
     </w:p>
     <w:p>
       <w:pPr>
-        <w:pStyle w:val="Heading3"/>
-      </w:pPr>
-      <w:r>
-        <w:t>Evaluation pipelines</w:t>
+        <w:spacing w:line="336" w:lineRule="auto" w:after="180"/>
+      </w:pPr>
+      <w:r>
+        <w:rPr>
+          <w:b w:val="0"/>
+        </w:rPr>
+        <w:t>Lesson and workbook; paper and pencil</w:t>
       </w:r>
     </w:p>
     <w:p>
@@ -289,7 +310,7 @@
         <w:rPr>
           <w:b w:val="0"/>
         </w:rPr>
-        <w:t>Without opening the old lesson, explain one key idea from Evaluation pipelines. Give an example and a mistake that the idea helps you avoid.</w:t>
+        <w:t>Calculator and optional local Python 3 for arithmetic; no live API or private data</w:t>
       </w:r>
     </w:p>
     <w:p>
@@ -300,19 +321,7 @@
         <w:rPr>
           <w:b w:val="0"/>
         </w:rPr>
-        <w:t xml:space="preserve">Look for: Explain the </w:t>
-      </w:r>
-      <w:r>
-        <w:rPr>
-          <w:b/>
-        </w:rPr>
-        <w:t>mechanism</w:t>
-      </w:r>
-      <w:r>
-        <w:rPr>
-          <w:b w:val="0"/>
-        </w:rPr>
-        <w:t xml:space="preserve"> and terminology of evaluation pipelines</w:t>
+        <w:t>Prepare the fresh retry separately and withhold its solution until after collection</w:t>
       </w:r>
     </w:p>
     <w:p>
@@ -323,7 +332,31 @@
         <w:rPr>
           <w:b w:val="0"/>
         </w:rPr>
-        <w:t>Reference example, not the only acceptable wording: Teacher explanation: Evaluation pipelines preserve case versions, procedure versions and raw outcomes before producing metrics. A rerun must identify what changed.</w:t>
+        <w:t xml:space="preserve">A result depends on the </w:t>
+      </w:r>
+      <w:r>
+        <w:rPr>
+          <w:b/>
+        </w:rPr>
+        <w:t>input</w:t>
+      </w:r>
+      <w:r>
+        <w:rPr>
+          <w:b w:val="0"/>
+        </w:rPr>
+        <w:t xml:space="preserve">s, procedure and conditions that produced it. Preserve data roles and distinguish observed outcomes from </w:t>
+      </w:r>
+      <w:r>
+        <w:rPr>
+          <w:b/>
+        </w:rPr>
+        <w:t>prediction</w:t>
+      </w:r>
+      <w:r>
+        <w:rPr>
+          <w:b w:val="0"/>
+        </w:rPr>
+        <w:t>s or unmeasured conditions.</w:t>
       </w:r>
     </w:p>
     <w:p>
@@ -334,15 +367,15 @@
         <w:rPr>
           <w:b w:val="0"/>
         </w:rPr>
-        <w:t>Load versioned cases, validate expected outcomes, execute the frozen system, store case-level results and compute declared denominators. Reject missing results rather than silently counting them as success.</w:t>
+        <w:t>If the prior concept cannot be explained, use a short retrieval activity before this chapter.</w:t>
       </w:r>
     </w:p>
     <w:p>
       <w:pPr>
-        <w:pStyle w:val="Heading3"/>
-      </w:pPr>
-      <w:r>
-        <w:t>Testing model-dependent behaviour</w:t>
+        <w:pStyle w:val="Heading2"/>
+      </w:pPr>
+      <w:r>
+        <w:t>Opening retrieval</w:t>
       </w:r>
     </w:p>
     <w:p>
@@ -353,7 +386,7 @@
         <w:rPr>
           <w:b w:val="0"/>
         </w:rPr>
-        <w:t>Without opening the old lesson, explain one key idea from Testing model-dependent behaviour. Give an example and a mistake that the idea helps you avoid.</w:t>
+        <w:t>Without opening the old lesson, explain one key idea from Evaluation pipelines. Give an example and a mistake that the idea helps you avoid.</w:t>
       </w:r>
     </w:p>
     <w:p>
@@ -376,7 +409,7 @@
         <w:rPr>
           <w:b w:val="0"/>
         </w:rPr>
-        <w:t xml:space="preserve"> and terminology of testing model-dependent behaviour</w:t>
+        <w:t xml:space="preserve"> and terminology of evaluation pipelines</w:t>
       </w:r>
     </w:p>
     <w:p>
@@ -387,7 +420,7 @@
         <w:rPr>
           <w:b w:val="0"/>
         </w:rPr>
-        <w:t>Reference example, not the only acceptable wording: Teacher explanation: Model-dependent behaviour may vary between runs.</w:t>
+        <w:t>Reference example, not the only acceptable wording: Teacher explanation: Evaluation pipelines preserve case versions, procedure versions and raw outcomes before producing metrics. A rerun must identify what changed.</w:t>
       </w:r>
     </w:p>
     <w:p>
@@ -398,19 +431,7 @@
         <w:rPr>
           <w:b w:val="0"/>
         </w:rPr>
-        <w:t xml:space="preserve">Evaluate defined semantic criteria and report repeated outcomes rather than requiring one exact sentence. Use fixed </w:t>
-      </w:r>
-      <w:r>
-        <w:rPr>
-          <w:b/>
-        </w:rPr>
-        <w:t>evidence</w:t>
-      </w:r>
-      <w:r>
-        <w:rPr>
-          <w:b w:val="0"/>
-        </w:rPr>
-        <w:t xml:space="preserve"> and rubric per case. Require supported room/capacity, valid schema and no actions.</w:t>
+        <w:t>Load versioned cases, validate expected outcomes, execute the frozen system, store case-level results and compute declared denominators. Reject missing results rather than silently counting them as success.</w:t>
       </w:r>
     </w:p>
     <w:p>
@@ -421,15 +442,30 @@
         <w:rPr>
           <w:b w:val="0"/>
         </w:rPr>
-        <w:t>Repeats estimate observed variation for this case; they are not additional independent users.</w:t>
+        <w:t>Without opening the old lesson, explain one key idea from Testing model-dependent behaviour. Give an example and a mistake that the idea helps you avoid.</w:t>
       </w:r>
     </w:p>
     <w:p>
       <w:pPr>
-        <w:pStyle w:val="Heading3"/>
-      </w:pPr>
-      <w:r>
-        <w:t>Authentication and authorisation</w:t>
+        <w:spacing w:line="336" w:lineRule="auto" w:after="180"/>
+      </w:pPr>
+      <w:r>
+        <w:rPr>
+          <w:b w:val="0"/>
+        </w:rPr>
+        <w:t xml:space="preserve">Look for: Explain the </w:t>
+      </w:r>
+      <w:r>
+        <w:rPr>
+          <w:b/>
+        </w:rPr>
+        <w:t>mechanism</w:t>
+      </w:r>
+      <w:r>
+        <w:rPr>
+          <w:b w:val="0"/>
+        </w:rPr>
+        <w:t xml:space="preserve"> and terminology of testing model-dependent behaviour</w:t>
       </w:r>
     </w:p>
     <w:p>
@@ -440,7 +476,7 @@
         <w:rPr>
           <w:b w:val="0"/>
         </w:rPr>
-        <w:t>Without opening the old lesson, explain one key idea from Authentication and authorisation. Give an example and a mistake that the idea helps you avoid.</w:t>
+        <w:t>Reference example, not the only acceptable wording: Teacher explanation: Model-dependent behaviour may vary between runs.</w:t>
       </w:r>
     </w:p>
     <w:p>
@@ -451,19 +487,19 @@
         <w:rPr>
           <w:b w:val="0"/>
         </w:rPr>
-        <w:t xml:space="preserve">Look for: Explain the </w:t>
+        <w:t xml:space="preserve">Evaluate defined semantic criteria and report repeated outcomes rather than requiring one exact sentence. Use fixed </w:t>
       </w:r>
       <w:r>
         <w:rPr>
           <w:b/>
         </w:rPr>
-        <w:t>mechanism</w:t>
+        <w:t>evidence</w:t>
       </w:r>
       <w:r>
         <w:rPr>
           <w:b w:val="0"/>
         </w:rPr>
-        <w:t xml:space="preserve"> and terminology of authentication and authorisation</w:t>
+        <w:t xml:space="preserve"> and rubric per case. Require supported room/capacity, valid schema and no actions.</w:t>
       </w:r>
     </w:p>
     <w:p>
@@ -474,7 +510,7 @@
         <w:rPr>
           <w:b w:val="0"/>
         </w:rPr>
-        <w:t>Reference example, not the only acceptable wording: Teacher explanation: Authentication identifies an actor; authorisation decides whether that actor may perform a particular operation on a particular resource.</w:t>
+        <w:t>Repeats estimate observed variation for this case; they are not additional independent users.</w:t>
       </w:r>
     </w:p>
     <w:p>
@@ -485,7 +521,7 @@
         <w:rPr>
           <w:b w:val="0"/>
         </w:rPr>
-        <w:t>Use trusted session roles, never a role claimed inside user JSON. Student may read student resources; teacher may read both. Unauthenticated requests are denied.</w:t>
+        <w:t>Without opening the old lesson, explain one key idea from Authentication and authorisation. Give an example and a mistake that the idea helps you avoid.</w:t>
       </w:r>
     </w:p>
     <w:p>
@@ -496,43 +532,19 @@
         <w:rPr>
           <w:b w:val="0"/>
         </w:rPr>
-        <w:t xml:space="preserve">Two 45-minute sessions. </w:t>
+        <w:t xml:space="preserve">Look for: Explain the </w:t>
       </w:r>
       <w:r>
         <w:rPr>
           <w:b/>
         </w:rPr>
-        <w:t>Service objective</w:t>
+        <w:t>mechanism</w:t>
       </w:r>
       <w:r>
         <w:rPr>
           <w:b w:val="0"/>
         </w:rPr>
-        <w:t xml:space="preserve">s define measured reliability over a stated interval. A </w:t>
-      </w:r>
-      <w:r>
-        <w:rPr>
-          <w:b/>
-        </w:rPr>
-        <w:t>failure budget</w:t>
-      </w:r>
-      <w:r>
-        <w:rPr>
-          <w:b w:val="0"/>
-        </w:rPr>
-        <w:t xml:space="preserve"> is meaningful only after success and </w:t>
-      </w:r>
-      <w:r>
-        <w:rPr>
-          <w:b/>
-        </w:rPr>
-        <w:t>eligible request</w:t>
-      </w:r>
-      <w:r>
-        <w:rPr>
-          <w:b w:val="0"/>
-        </w:rPr>
-        <w:t>s are defined.</w:t>
+        <w:t xml:space="preserve"> and terminology of authentication and authorisation</w:t>
       </w:r>
     </w:p>
     <w:p>
@@ -543,19 +555,7 @@
         <w:rPr>
           <w:b w:val="0"/>
         </w:rPr>
-        <w:t xml:space="preserve">Use the supplied constructed scenarios to make the </w:t>
-      </w:r>
-      <w:r>
-        <w:rPr>
-          <w:b/>
-        </w:rPr>
-        <w:t>mechanism</w:t>
-      </w:r>
-      <w:r>
-        <w:rPr>
-          <w:b w:val="0"/>
-        </w:rPr>
-        <w:t xml:space="preserve"> inspectable. Collect W4 before sharing solutions.</w:t>
+        <w:t>Reference example, not the only acceptable wording: Teacher explanation: Authentication identifies an actor; authorisation decides whether that actor may perform a particular operation on a particular resource.</w:t>
       </w:r>
     </w:p>
     <w:p>
@@ -566,27 +566,15 @@
         <w:rPr>
           <w:b w:val="0"/>
         </w:rPr>
-        <w:t xml:space="preserve">Students should name intermediate </w:t>
-      </w:r>
-      <w:r>
-        <w:rPr>
-          <w:b/>
-        </w:rPr>
-        <w:t>evidence</w:t>
-      </w:r>
-      <w:r>
-        <w:rPr>
-          <w:b w:val="0"/>
-        </w:rPr>
-        <w:t xml:space="preserve"> and limitations; classroom pacing and learning effectiveness remain unvalidated.</w:t>
+        <w:t>Use trusted session roles, never a role claimed inside user JSON. Student may read student resources; teacher may read both. Unauthenticated requests are denied.</w:t>
       </w:r>
     </w:p>
     <w:p>
       <w:pPr>
-        <w:pStyle w:val="Heading3"/>
-      </w:pPr>
-      <w:r>
-        <w:t>Outcomes</w:t>
+        <w:pStyle w:val="Heading2"/>
+      </w:pPr>
+      <w:r>
+        <w:t>Pictured end goal</w:t>
       </w:r>
     </w:p>
     <w:p>
@@ -597,65 +585,47 @@
         <w:rPr>
           <w:b w:val="0"/>
         </w:rPr>
-        <w:t xml:space="preserve">Explain the </w:t>
+        <w:t xml:space="preserve">Explain </w:t>
       </w:r>
       <w:r>
         <w:rPr>
           <w:b/>
         </w:rPr>
-        <w:t>mechanism</w:t>
+        <w:t>failure budget</w:t>
       </w:r>
       <w:r>
         <w:rPr>
           <w:b w:val="0"/>
         </w:rPr>
-        <w:t xml:space="preserve"> and terminology of </w:t>
+        <w:t xml:space="preserve">s and </w:t>
       </w:r>
       <w:r>
         <w:rPr>
           <w:b/>
         </w:rPr>
-        <w:t>failure budget</w:t>
+        <w:t>service objective</w:t>
       </w:r>
       <w:r>
         <w:rPr>
           <w:b w:val="0"/>
         </w:rPr>
-        <w:t xml:space="preserve">s and </w:t>
-      </w:r>
-      <w:r>
-        <w:rPr>
-          <w:b/>
-        </w:rPr>
-        <w:t>service objective</w:t>
-      </w:r>
-      <w:r>
-        <w:rPr>
-          <w:b w:val="0"/>
-        </w:rPr>
-        <w:t>s</w:t>
+        <w:t>s using the deciding step in this fictional service.</w:t>
       </w:r>
     </w:p>
     <w:p>
       <w:pPr>
-        <w:spacing w:line="336" w:lineRule="auto" w:after="180"/>
-      </w:pPr>
-      <w:r>
-        <w:rPr>
-          <w:b w:val="0"/>
-        </w:rPr>
-        <w:t>Apply the stated procedure to a new case with a traceable result</w:t>
+        <w:pStyle w:val="Heading2"/>
+      </w:pPr>
+      <w:r>
+        <w:t>Earlier wording, alternatives and picture transcripts · reference / check after trying</w:t>
       </w:r>
     </w:p>
     <w:p>
       <w:pPr>
-        <w:spacing w:line="336" w:lineRule="auto" w:after="180"/>
-      </w:pPr>
-      <w:r>
-        <w:rPr>
-          <w:b w:val="0"/>
-        </w:rPr>
-        <w:t>Identify an assumption or limitation and design a revealing follow-up</w:t>
+        <w:pStyle w:val="Heading3"/>
+      </w:pPr>
+      <w:r>
+        <w:t>Teach the learning cycle</w:t>
       </w:r>
     </w:p>
     <w:p>
@@ -663,83 +633,110 @@
         <w:pStyle w:val="Heading3"/>
       </w:pPr>
       <w:r>
-        <w:t>Preparation</w:t>
+        <w:t>Retrieval answer guidance</w:t>
       </w:r>
     </w:p>
     <w:p>
       <w:pPr>
-        <w:spacing w:line="336" w:lineRule="auto" w:after="180"/>
-      </w:pPr>
-      <w:r>
-        <w:rPr>
-          <w:b w:val="0"/>
-        </w:rPr>
-        <w:t>Lesson and workbook; paper and pencil</w:t>
+        <w:pStyle w:val="Heading3"/>
+      </w:pPr>
+      <w:r>
+        <w:t>Evaluation pipelines</w:t>
       </w:r>
     </w:p>
     <w:p>
       <w:pPr>
-        <w:spacing w:line="336" w:lineRule="auto" w:after="180"/>
-      </w:pPr>
-      <w:r>
-        <w:rPr>
-          <w:b w:val="0"/>
-        </w:rPr>
-        <w:t>Calculator and optional local Python 3 for arithmetic; no live API or private data</w:t>
+        <w:pStyle w:val="Heading3"/>
+      </w:pPr>
+      <w:r>
+        <w:t>Testing model-dependent behaviour</w:t>
       </w:r>
     </w:p>
     <w:p>
       <w:pPr>
-        <w:spacing w:line="336" w:lineRule="auto" w:after="180"/>
-      </w:pPr>
-      <w:r>
-        <w:rPr>
-          <w:b w:val="0"/>
-        </w:rPr>
-        <w:t>Prepare the fresh retry separately and withhold its solution until after collection</w:t>
+        <w:pStyle w:val="Heading3"/>
+      </w:pPr>
+      <w:r>
+        <w:t>Authentication and authorisation</w:t>
       </w:r>
     </w:p>
     <w:p>
       <w:pPr>
-        <w:pStyle w:val="Heading3"/>
-      </w:pPr>
-      <w:r>
-        <w:t>Prerequisite answer</w:t>
+        <w:spacing w:line="336" w:lineRule="auto" w:after="180"/>
+      </w:pPr>
+      <w:r>
+        <w:rPr>
+          <w:b w:val="0"/>
+        </w:rPr>
+        <w:t xml:space="preserve">Use the three-session teaching cycle above, with extra time as needed. </w:t>
+      </w:r>
+      <w:r>
+        <w:rPr>
+          <w:b/>
+        </w:rPr>
+        <w:t>Service objective</w:t>
+      </w:r>
+      <w:r>
+        <w:rPr>
+          <w:b w:val="0"/>
+        </w:rPr>
+        <w:t xml:space="preserve">s define measured reliability over a stated interval. A </w:t>
+      </w:r>
+      <w:r>
+        <w:rPr>
+          <w:b/>
+        </w:rPr>
+        <w:t>failure budget</w:t>
+      </w:r>
+      <w:r>
+        <w:rPr>
+          <w:b w:val="0"/>
+        </w:rPr>
+        <w:t xml:space="preserve"> is meaningful only after success and </w:t>
+      </w:r>
+      <w:r>
+        <w:rPr>
+          <w:b/>
+        </w:rPr>
+        <w:t>eligible request</w:t>
+      </w:r>
+      <w:r>
+        <w:rPr>
+          <w:b w:val="0"/>
+        </w:rPr>
+        <w:t xml:space="preserve">s are defined. Use the supplied constructed scenarios to make the </w:t>
+      </w:r>
+      <w:r>
+        <w:rPr>
+          <w:b/>
+        </w:rPr>
+        <w:t>mechanism</w:t>
+      </w:r>
+      <w:r>
+        <w:rPr>
+          <w:b w:val="0"/>
+        </w:rPr>
+        <w:t xml:space="preserve"> inspectable. Collect W4 before sharing solutions. Students should name intermediate </w:t>
+      </w:r>
+      <w:r>
+        <w:rPr>
+          <w:b/>
+        </w:rPr>
+        <w:t>evidence</w:t>
+      </w:r>
+      <w:r>
+        <w:rPr>
+          <w:b w:val="0"/>
+        </w:rPr>
+        <w:t xml:space="preserve"> and limitations; classroom pacing and learning effectiveness remain unvalidated.</w:t>
       </w:r>
     </w:p>
     <w:p>
       <w:pPr>
-        <w:spacing w:line="336" w:lineRule="auto" w:after="180"/>
-      </w:pPr>
-      <w:r>
-        <w:rPr>
-          <w:b w:val="0"/>
-        </w:rPr>
-        <w:t xml:space="preserve">A result depends on the </w:t>
-      </w:r>
-      <w:r>
-        <w:rPr>
-          <w:b/>
-        </w:rPr>
-        <w:t>input</w:t>
-      </w:r>
-      <w:r>
-        <w:rPr>
-          <w:b w:val="0"/>
-        </w:rPr>
-        <w:t xml:space="preserve">s, procedure and conditions that produced it. Preserve data roles and distinguish observed outcomes from </w:t>
-      </w:r>
-      <w:r>
-        <w:rPr>
-          <w:b/>
-        </w:rPr>
-        <w:t>prediction</w:t>
-      </w:r>
-      <w:r>
-        <w:rPr>
-          <w:b w:val="0"/>
-        </w:rPr>
-        <w:t>s or unmeasured conditions.</w:t>
+        <w:pStyle w:val="Heading3"/>
+      </w:pPr>
+      <w:r>
+        <w:t>Outcomes</w:t>
       </w:r>
     </w:p>
     <w:p>
@@ -750,15 +747,54 @@
         <w:rPr>
           <w:b w:val="0"/>
         </w:rPr>
-        <w:t>If the prior concept cannot be explained, use a short retrieval activity before this chapter.</w:t>
+        <w:t xml:space="preserve">Explain the </w:t>
+      </w:r>
+      <w:r>
+        <w:rPr>
+          <w:b/>
+        </w:rPr>
+        <w:t>mechanism</w:t>
+      </w:r>
+      <w:r>
+        <w:rPr>
+          <w:b w:val="0"/>
+        </w:rPr>
+        <w:t xml:space="preserve"> and terminology of </w:t>
+      </w:r>
+      <w:r>
+        <w:rPr>
+          <w:b/>
+        </w:rPr>
+        <w:t>failure budget</w:t>
+      </w:r>
+      <w:r>
+        <w:rPr>
+          <w:b w:val="0"/>
+        </w:rPr>
+        <w:t xml:space="preserve">s and </w:t>
+      </w:r>
+      <w:r>
+        <w:rPr>
+          <w:b/>
+        </w:rPr>
+        <w:t>service objective</w:t>
+      </w:r>
+      <w:r>
+        <w:rPr>
+          <w:b w:val="0"/>
+        </w:rPr>
+        <w:t>s</w:t>
       </w:r>
     </w:p>
     <w:p>
       <w:pPr>
-        <w:pStyle w:val="Heading3"/>
-      </w:pPr>
-      <w:r>
-        <w:t>End goal for the pictorial case</w:t>
+        <w:spacing w:line="336" w:lineRule="auto" w:after="180"/>
+      </w:pPr>
+      <w:r>
+        <w:rPr>
+          <w:b w:val="0"/>
+        </w:rPr>
+        <w:t>Apply the stated procedure to a new case with a traceable result</w:t>
       </w:r>
     </w:p>
     <w:p>
@@ -769,55 +805,31 @@
         <w:rPr>
           <w:b w:val="0"/>
         </w:rPr>
-        <w:t xml:space="preserve">Explain </w:t>
-      </w:r>
-      <w:r>
-        <w:rPr>
-          <w:b/>
-        </w:rPr>
-        <w:t>failure budget</w:t>
-      </w:r>
-      <w:r>
-        <w:rPr>
-          <w:b w:val="0"/>
-        </w:rPr>
-        <w:t xml:space="preserve">s and </w:t>
-      </w:r>
-      <w:r>
-        <w:rPr>
-          <w:b/>
-        </w:rPr>
-        <w:t>service objective</w:t>
-      </w:r>
-      <w:r>
-        <w:rPr>
-          <w:b w:val="0"/>
-        </w:rPr>
-        <w:t>s using the deciding step in this fictional service.</w:t>
+        <w:t>Identify an assumption or limitation and design a revealing follow-up</w:t>
       </w:r>
     </w:p>
     <w:p>
       <w:pPr>
-        <w:spacing w:line="336" w:lineRule="auto" w:after="180"/>
-      </w:pPr>
-      <w:r>
-        <w:rPr>
-          <w:b w:val="0"/>
-        </w:rPr>
-        <w:t>This added worked case illustrates the week’s main idea. Retain all original and connected topics; schedule its practice within the teaching cycle.</w:t>
+        <w:pStyle w:val="Heading3"/>
+      </w:pPr>
+      <w:r>
+        <w:t>Preparation</w:t>
       </w:r>
     </w:p>
     <w:p>
       <w:pPr>
-        <w:pStyle w:val="Heading1"/>
-      </w:pPr>
-      <w:r>
-        <w:t>02. Explain and model the mechanism</w:t>
+        <w:pStyle w:val="Heading3"/>
+      </w:pPr>
+      <w:r>
+        <w:t>Prerequisite answer</w:t>
       </w:r>
     </w:p>
     <w:p>
-      <w:r>
-        <w:t>Model Failure budgets and service objectives using the supplied case, labelled mechanism and reasoning. Make the scope of each conclusion explicit.</w:t>
+      <w:pPr>
+        <w:pStyle w:val="Heading3"/>
+      </w:pPr>
+      <w:r>
+        <w:t>End goal for the pictorial case</w:t>
       </w:r>
     </w:p>
     <w:p>
@@ -826,69 +838,30 @@
       </w:pPr>
       <w:r>
         <w:rPr>
-          <w:b/>
-        </w:rPr>
-        <w:t>Service objective</w:t>
-      </w:r>
-      <w:r>
-        <w:rPr>
           <w:b w:val="0"/>
         </w:rPr>
-        <w:t xml:space="preserve">s define measured reliability over a stated interval. A </w:t>
-      </w:r>
-      <w:r>
-        <w:rPr>
-          <w:b/>
-        </w:rPr>
-        <w:t>failure budget</w:t>
-      </w:r>
-      <w:r>
-        <w:rPr>
-          <w:b w:val="0"/>
-        </w:rPr>
-        <w:t xml:space="preserve"> is meaningful only after success and </w:t>
-      </w:r>
-      <w:r>
-        <w:rPr>
-          <w:b/>
-        </w:rPr>
-        <w:t>eligible request</w:t>
-      </w:r>
-      <w:r>
-        <w:rPr>
-          <w:b w:val="0"/>
-        </w:rPr>
-        <w:t>s are defined.</w:t>
+        <w:t>This added worked case illustrates the week’s main idea. Retain all original and connected topics; schedule its practice within the teaching cycle.</w:t>
       </w:r>
     </w:p>
     <w:p>
       <w:pPr>
-        <w:pStyle w:val="Heading3"/>
-      </w:pPr>
-      <w:r>
-        <w:t>Explain Failure budgets and service objectives · 1</w:t>
+        <w:pStyle w:val="Heading1"/>
+      </w:pPr>
+      <w:r>
+        <w:t>02. Teach objective scope,exact counts and preserved histories</w:t>
       </w:r>
     </w:p>
     <w:p>
-      <w:pPr>
-        <w:spacing w:line="336" w:lineRule="auto" w:after="180"/>
-      </w:pPr>
-      <w:r>
-        <w:rPr>
-          <w:b w:val="0"/>
-        </w:rPr>
-        <w:t>Begin by writing the question the procedure is intended to answer. Identify the information already supplied, the information it will produce and the information still missing.</w:t>
+      <w:r>
+        <w:t>Separate aggregate reliability accounting from severe-incident and future-performance claims.</w:t>
       </w:r>
     </w:p>
     <w:p>
       <w:pPr>
-        <w:spacing w:line="336" w:lineRule="auto" w:after="180"/>
-      </w:pPr>
-      <w:r>
-        <w:rPr>
-          <w:b w:val="0"/>
-        </w:rPr>
-        <w:t>These are constructed classroom examples; they do not require live accounts, private records or an external service. Do not treat a plausible explanation as a measured outcome.</w:t>
+        <w:pStyle w:val="Heading2"/>
+      </w:pPr>
+      <w:r>
+        <w:t>Definitions and complete objective contract</w:t>
       </w:r>
     </w:p>
     <w:p>
@@ -897,29 +870,1584 @@
       </w:pPr>
       <w:r>
         <w:rPr>
+          <w:b/>
+        </w:rPr>
+        <w:t>Service objective</w:t>
+      </w:r>
+      <w:r>
+        <w:rPr>
           <w:b w:val="0"/>
         </w:rPr>
-        <w:t xml:space="preserve">For a fictional objective at least 98% of 200 </w:t>
+        <w:t xml:space="preserve">s define measured reliability over a stated interval. A </w:t>
       </w:r>
       <w:r>
         <w:rPr>
           <w:b/>
         </w:rPr>
+        <w:t>failure budget</w:t>
+      </w:r>
+      <w:r>
+        <w:rPr>
+          <w:b w:val="0"/>
+        </w:rPr>
+        <w:t xml:space="preserve"> is meaningful only after success and </w:t>
+      </w:r>
+      <w:r>
+        <w:rPr>
+          <w:b/>
+        </w:rPr>
         <w:t>eligible request</w:t>
       </w:r>
       <w:r>
         <w:rPr>
           <w:b w:val="0"/>
         </w:rPr>
-        <w:t>s must pass all contract checks. Allowed failures are 2%*200=4. Count every eligible failure once; report excluded requests separately.</w:t>
+        <w:t>s are defined.</w:t>
       </w:r>
     </w:p>
     <w:p>
       <w:pPr>
+        <w:spacing w:line="336" w:lineRule="auto" w:after="180"/>
+      </w:pPr>
+      <w:r>
+        <w:rPr>
+          <w:b w:val="0"/>
+        </w:rPr>
+        <w:t xml:space="preserve">For a fictional objective at least 98% of 200 </w:t>
+      </w:r>
+      <w:r>
+        <w:rPr>
+          <w:b/>
+        </w:rPr>
+        <w:t>eligible request</w:t>
+      </w:r>
+      <w:r>
+        <w:rPr>
+          <w:b w:val="0"/>
+        </w:rPr>
+        <w:t>s must pass all contract checks. Allowed failures are 2%*200=4. Count every eligible failure once; report excluded requests separately.</w:t>
+      </w:r>
+    </w:p>
+    <w:tbl>
+      <w:tblPr>
+        <w:tblStyle w:val="LightShading-Accent1"/>
+        <w:tblW w:type="auto" w:w="0"/>
+        <w:tblLook w:firstColumn="1" w:firstRow="1" w:lastColumn="0" w:lastRow="0" w:noHBand="0" w:noVBand="1" w:val="04A0"/>
+      </w:tblPr>
+      <w:tblGrid>
+        <w:gridCol w:w="5112"/>
+        <w:gridCol w:w="5112"/>
+      </w:tblGrid>
+      <w:tr>
+        <w:trPr>
+          <w:tblHeader/>
+        </w:trPr>
+        <w:tc>
+          <w:tcPr>
+            <w:tcW w:type="dxa" w:w="5112"/>
+          </w:tcPr>
+          <w:p>
+            <w:r>
+              <w:t>Declared objective contract</w:t>
+            </w:r>
+          </w:p>
+        </w:tc>
+        <w:tc>
+          <w:tcPr>
+            <w:tcW w:type="dxa" w:w="5112"/>
+          </w:tcPr>
+          <w:p>
+            <w:r>
+              <w:t>Complete local exercise</w:t>
+            </w:r>
+          </w:p>
+        </w:tc>
+      </w:tr>
+      <w:tr>
+        <w:tc>
+          <w:tcPr>
+            <w:tcW w:type="dxa" w:w="5112"/>
+          </w:tcPr>
+          <w:p>
+            <w:r>
+              <w:t>Observation window</w:t>
+            </w:r>
+          </w:p>
+        </w:tc>
+        <w:tc>
+          <w:tcPr>
+            <w:tcW w:type="dxa" w:w="5112"/>
+          </w:tcPr>
+          <w:p>
+            <w:r>
+              <w:t>Fictional W-A, 09:00–10:00 on one fictional day; supplied records assigned to that window</w:t>
+            </w:r>
+          </w:p>
+        </w:tc>
+      </w:tr>
+      <w:tr>
+        <w:tc>
+          <w:tcPr>
+            <w:tcW w:type="dxa" w:w="5112"/>
+          </w:tcPr>
+          <w:p>
+            <w:r>
+              <w:t>Eligibility</w:t>
+            </w:r>
+          </w:p>
+        </w:tc>
+        <w:tc>
+          <w:tcPr>
+            <w:tcW w:type="dxa" w:w="5112"/>
+          </w:tcPr>
+          <w:p>
+            <w:r>
+              <w:t>200 user-request fixtures; 3 separate internal health checks excluded by predeclared policy</w:t>
+            </w:r>
+          </w:p>
+        </w:tc>
+      </w:tr>
+      <w:tr>
+        <w:tc>
+          <w:tcPr>
+            <w:tcW w:type="dxa" w:w="5112"/>
+          </w:tcPr>
+          <w:p>
+            <w:r>
+              <w:t>Success</w:t>
+            </w:r>
+          </w:p>
+        </w:tc>
+        <w:tc>
+          <w:tcPr>
+            <w:tcW w:type="dxa" w:w="5112"/>
+          </w:tcPr>
+          <w:p>
+            <w:r>
+              <w:t>All supplied schema, support-or-correct-refusal and timing-contract flags pass</w:t>
+            </w:r>
+          </w:p>
+        </w:tc>
+      </w:tr>
+      <w:tr>
+        <w:tc>
+          <w:tcPr>
+            <w:tcW w:type="dxa" w:w="5112"/>
+          </w:tcPr>
+          <w:p>
+            <w:r>
+              <w:t>Target</w:t>
+            </w:r>
+          </w:p>
+        </w:tc>
+        <w:tc>
+          <w:tcPr>
+            <w:tcW w:type="dxa" w:w="5112"/>
+          </w:tcPr>
+          <w:p>
+            <w:r>
+              <w:t>At least 98% success over eligible requests</w:t>
+            </w:r>
+          </w:p>
+        </w:tc>
+      </w:tr>
+      <w:tr>
+        <w:tc>
+          <w:tcPr>
+            <w:tcW w:type="dxa" w:w="5112"/>
+          </w:tcPr>
+          <w:p>
+            <w:r>
+              <w:t>Count rule</w:t>
+            </w:r>
+          </w:p>
+        </w:tc>
+        <w:tc>
+          <w:tcPr>
+            <w:tcW w:type="dxa" w:w="5112"/>
+          </w:tcPr>
+          <w:p>
+            <w:r>
+              <w:t>A request with several failed checks counts as one failed request</w:t>
+            </w:r>
+          </w:p>
+        </w:tc>
+      </w:tr>
+      <w:tr>
+        <w:tc>
+          <w:tcPr>
+            <w:tcW w:type="dxa" w:w="5112"/>
+          </w:tcPr>
+          <w:p>
+            <w:r>
+              <w:t>Maximum failures</w:t>
+            </w:r>
+          </w:p>
+        </w:tc>
+        <w:tc>
+          <w:tcPr>
+            <w:tcW w:type="dxa" w:w="5112"/>
+          </w:tcPr>
+          <w:p>
+            <w:r>
+              <w:t>floor((100−target percent) × eligible /100) for integer-percent target</w:t>
+            </w:r>
+          </w:p>
+        </w:tc>
+      </w:tr>
+      <w:tr>
+        <w:tc>
+          <w:tcPr>
+            <w:tcW w:type="dxa" w:w="5112"/>
+          </w:tcPr>
+          <w:p>
+            <w:r>
+              <w:t>Actual evidence</w:t>
+            </w:r>
+          </w:p>
+        </w:tc>
+        <w:tc>
+          <w:tcPr>
+            <w:tcW w:type="dxa" w:w="5112"/>
+          </w:tcPr>
+          <w:p>
+            <w:r>
+              <w:t>Constructed check flags and count arithmetic; no real requests or timing measured</w:t>
+            </w:r>
+          </w:p>
+        </w:tc>
+      </w:tr>
+      <w:tr>
+        <w:tc>
+          <w:tcPr>
+            <w:tcW w:type="dxa" w:w="5112"/>
+          </w:tcPr>
+          <w:p>
+            <w:r>
+              <w:t>Report</w:t>
+            </w:r>
+          </w:p>
+        </w:tc>
+        <w:tc>
+          <w:tcPr>
+            <w:tcW w:type="dxa" w:w="5112"/>
+          </w:tcPr>
+          <w:p>
+            <w:r>
+              <w:t>Success/failure counts, eligible/excluded counts, target, budget and interval identity</w:t>
+            </w:r>
+          </w:p>
+        </w:tc>
+      </w:tr>
+    </w:tbl>
+    <w:p>
+      <w:pPr>
+        <w:pStyle w:val="Heading2"/>
+      </w:pPr>
+      <w:r>
+        <w:t>Main arithmetic and overlap-aware reasoning</w:t>
+      </w:r>
+    </w:p>
+    <w:tbl>
+      <w:tblPr>
+        <w:tblStyle w:val="LightShading-Accent1"/>
+        <w:tblW w:type="auto" w:w="0"/>
+        <w:tblLook w:firstColumn="1" w:firstRow="1" w:lastColumn="0" w:lastRow="0" w:noHBand="0" w:noVBand="1" w:val="04A0"/>
+      </w:tblPr>
+      <w:tblGrid>
+        <w:gridCol w:w="3408"/>
+        <w:gridCol w:w="3408"/>
+        <w:gridCol w:w="3408"/>
+      </w:tblGrid>
+      <w:tr>
+        <w:trPr>
+          <w:tblHeader/>
+        </w:trPr>
+        <w:tc>
+          <w:tcPr>
+            <w:tcW w:type="dxa" w:w="3408"/>
+          </w:tcPr>
+          <w:p>
+            <w:r>
+              <w:t>Main W-A count</w:t>
+            </w:r>
+          </w:p>
+        </w:tc>
+        <w:tc>
+          <w:tcPr>
+            <w:tcW w:type="dxa" w:w="3408"/>
+          </w:tcPr>
+          <w:p>
+            <w:r>
+              <w:t>Calculation</w:t>
+            </w:r>
+          </w:p>
+        </w:tc>
+        <w:tc>
+          <w:tcPr>
+            <w:tcW w:type="dxa" w:w="3408"/>
+          </w:tcPr>
+          <w:p>
+            <w:r>
+              <w:t>Result</w:t>
+            </w:r>
+          </w:p>
+        </w:tc>
+      </w:tr>
+      <w:tr>
+        <w:tc>
+          <w:tcPr>
+            <w:tcW w:type="dxa" w:w="3408"/>
+          </w:tcPr>
+          <w:p>
+            <w:r>
+              <w:t>Eligible requests</w:t>
+            </w:r>
+          </w:p>
+        </w:tc>
+        <w:tc>
+          <w:tcPr>
+            <w:tcW w:type="dxa" w:w="3408"/>
+          </w:tcPr>
+          <w:p>
+            <w:r>
+              <w:t>200</w:t>
+            </w:r>
+          </w:p>
+        </w:tc>
+        <w:tc>
+          <w:tcPr>
+            <w:tcW w:type="dxa" w:w="3408"/>
+          </w:tcPr>
+          <w:p>
+            <w:r>
+              <w:t>Fixed denominator</w:t>
+            </w:r>
+          </w:p>
+        </w:tc>
+      </w:tr>
+      <w:tr>
+        <w:tc>
+          <w:tcPr>
+            <w:tcW w:type="dxa" w:w="3408"/>
+          </w:tcPr>
+          <w:p>
+            <w:r>
+              <w:t>Failed requests</w:t>
+            </w:r>
+          </w:p>
+        </w:tc>
+        <w:tc>
+          <w:tcPr>
+            <w:tcW w:type="dxa" w:w="3408"/>
+          </w:tcPr>
+          <w:p>
+            <w:r>
+              <w:t>5 distinct request IDs</w:t>
+            </w:r>
+          </w:p>
+        </w:tc>
+        <w:tc>
+          <w:tcPr>
+            <w:tcW w:type="dxa" w:w="3408"/>
+          </w:tcPr>
+          <w:p>
+            <w:r>
+              <w:t>Count once per request</w:t>
+            </w:r>
+          </w:p>
+        </w:tc>
+      </w:tr>
+      <w:tr>
+        <w:tc>
+          <w:tcPr>
+            <w:tcW w:type="dxa" w:w="3408"/>
+          </w:tcPr>
+          <w:p>
+            <w:r>
+              <w:t>Successes</w:t>
+            </w:r>
+          </w:p>
+        </w:tc>
+        <w:tc>
+          <w:tcPr>
+            <w:tcW w:type="dxa" w:w="3408"/>
+          </w:tcPr>
+          <w:p>
+            <w:r>
+              <w:t>200−5</w:t>
+            </w:r>
+          </w:p>
+        </w:tc>
+        <w:tc>
+          <w:tcPr>
+            <w:tcW w:type="dxa" w:w="3408"/>
+          </w:tcPr>
+          <w:p>
+            <w:r>
+              <w:t>195</w:t>
+            </w:r>
+          </w:p>
+        </w:tc>
+      </w:tr>
+      <w:tr>
+        <w:tc>
+          <w:tcPr>
+            <w:tcW w:type="dxa" w:w="3408"/>
+          </w:tcPr>
+          <w:p>
+            <w:r>
+              <w:t>Observed fixture success rate</w:t>
+            </w:r>
+          </w:p>
+        </w:tc>
+        <w:tc>
+          <w:tcPr>
+            <w:tcW w:type="dxa" w:w="3408"/>
+          </w:tcPr>
+          <w:p>
+            <w:r>
+              <w:t>195/200</w:t>
+            </w:r>
+          </w:p>
+        </w:tc>
+        <w:tc>
+          <w:tcPr>
+            <w:tcW w:type="dxa" w:w="3408"/>
+          </w:tcPr>
+          <w:p>
+            <w:r>
+              <w:t>97.5%</w:t>
+            </w:r>
+          </w:p>
+        </w:tc>
+      </w:tr>
+      <w:tr>
+        <w:tc>
+          <w:tcPr>
+            <w:tcW w:type="dxa" w:w="3408"/>
+          </w:tcPr>
+          <w:p>
+            <w:r>
+              <w:t>Maximum integer failures at 98%</w:t>
+            </w:r>
+          </w:p>
+        </w:tc>
+        <w:tc>
+          <w:tcPr>
+            <w:tcW w:type="dxa" w:w="3408"/>
+          </w:tcPr>
+          <w:p>
+            <w:r>
+              <w:t>(100−98)×200/100</w:t>
+            </w:r>
+          </w:p>
+        </w:tc>
+        <w:tc>
+          <w:tcPr>
+            <w:tcW w:type="dxa" w:w="3408"/>
+          </w:tcPr>
+          <w:p>
+            <w:r>
+              <w:t>4</w:t>
+            </w:r>
+          </w:p>
+        </w:tc>
+      </w:tr>
+      <w:tr>
+        <w:tc>
+          <w:tcPr>
+            <w:tcW w:type="dxa" w:w="3408"/>
+          </w:tcPr>
+          <w:p>
+            <w:r>
+              <w:t>Budget remaining</w:t>
+            </w:r>
+          </w:p>
+        </w:tc>
+        <w:tc>
+          <w:tcPr>
+            <w:tcW w:type="dxa" w:w="3408"/>
+          </w:tcPr>
+          <w:p>
+            <w:r>
+              <w:t>4−5</w:t>
+            </w:r>
+          </w:p>
+        </w:tc>
+        <w:tc>
+          <w:tcPr>
+            <w:tcW w:type="dxa" w:w="3408"/>
+          </w:tcPr>
+          <w:p>
+            <w:r>
+              <w:t>−1: exceeds allowance by1</w:t>
+            </w:r>
+          </w:p>
+        </w:tc>
+      </w:tr>
+      <w:tr>
+        <w:tc>
+          <w:tcPr>
+            <w:tcW w:type="dxa" w:w="3408"/>
+          </w:tcPr>
+          <w:p>
+            <w:r>
+              <w:t>Objective decision</w:t>
+            </w:r>
+          </w:p>
+        </w:tc>
+        <w:tc>
+          <w:tcPr>
+            <w:tcW w:type="dxa" w:w="3408"/>
+          </w:tcPr>
+          <w:p>
+            <w:r>
+              <w:t>97.5% &lt;98%</w:t>
+            </w:r>
+          </w:p>
+        </w:tc>
+        <w:tc>
+          <w:tcPr>
+            <w:tcW w:type="dxa" w:w="3408"/>
+          </w:tcPr>
+          <w:p>
+            <w:r>
+              <w:t>Does not meet this window’s target</w:t>
+            </w:r>
+          </w:p>
+        </w:tc>
+      </w:tr>
+      <w:tr>
+        <w:tc>
+          <w:tcPr>
+            <w:tcW w:type="dxa" w:w="3408"/>
+          </w:tcPr>
+          <w:p>
+            <w:r>
+              <w:t>Excluded health checks</w:t>
+            </w:r>
+          </w:p>
+        </w:tc>
+        <w:tc>
+          <w:tcPr>
+            <w:tcW w:type="dxa" w:w="3408"/>
+          </w:tcPr>
+          <w:p>
+            <w:r>
+              <w:t>3 separate records</w:t>
+            </w:r>
+          </w:p>
+        </w:tc>
+        <w:tc>
+          <w:tcPr>
+            <w:tcW w:type="dxa" w:w="3408"/>
+          </w:tcPr>
+          <w:p>
+            <w:r>
+              <w:t>Report outside eligible denominator</w:t>
+            </w:r>
+          </w:p>
+        </w:tc>
+      </w:tr>
+    </w:tbl>
+    <w:p>
+      <w:pPr>
+        <w:spacing w:line="336" w:lineRule="auto" w:after="180"/>
+      </w:pPr>
+      <w:r>
+        <w:rPr>
+          <w:b w:val="0"/>
+        </w:rPr>
+        <w:t>Main195/200=97.5%, allowed 4 failures, observed 5, so misses by1. Require one failed-request count even when several checks fail. The program’s7 failed criteria belong to5 requests; a correct refusal can count as success only when it meets all declared requirements. In the picture keep original 97/3 separate from counterfactual 98/2; do not teach that a retry rewrites past reliability.</w:t>
+      </w:r>
+    </w:p>
+    <w:p>
+      <w:pPr>
+        <w:spacing w:line="336" w:lineRule="auto" w:after="180"/>
+      </w:pPr>
+      <w:r>
+        <w:rPr>
+          <w:b w:val="0"/>
+        </w:rPr>
+        <w:t>Exact integer limits floor allowed failures, so98% of12 allows none. All fixture timing flags are supplied, not real measurements.</w:t>
+      </w:r>
+    </w:p>
+    <w:p>
+      <w:pPr>
         <w:pStyle w:val="Heading3"/>
       </w:pPr>
       <w:r>
-        <w:t>Explain Failure budgets and service objectives · 2</w:t>
+        <w:t>Failure budgets and service objectives — evidence trace</w:t>
+      </w:r>
+    </w:p>
+    <w:tbl>
+      <w:tblPr>
+        <w:tblStyle w:val="LightShading-Accent1"/>
+        <w:tblW w:type="auto" w:w="0"/>
+        <w:tblLook w:firstColumn="1" w:firstRow="1" w:lastColumn="0" w:lastRow="0" w:noHBand="0" w:noVBand="1" w:val="04A0"/>
+      </w:tblPr>
+      <w:tblGrid>
+        <w:gridCol w:w="3408"/>
+        <w:gridCol w:w="3408"/>
+        <w:gridCol w:w="3408"/>
+      </w:tblGrid>
+      <w:tr>
+        <w:trPr>
+          <w:tblHeader/>
+        </w:trPr>
+        <w:tc>
+          <w:tcPr>
+            <w:tcW w:type="dxa" w:w="3408"/>
+          </w:tcPr>
+          <w:p>
+            <w:r>
+              <w:t>Input and scope</w:t>
+            </w:r>
+          </w:p>
+        </w:tc>
+        <w:tc>
+          <w:tcPr>
+            <w:tcW w:type="dxa" w:w="3408"/>
+          </w:tcPr>
+          <w:p>
+            <w:r>
+              <w:t>Check or calculation</w:t>
+            </w:r>
+          </w:p>
+        </w:tc>
+        <w:tc>
+          <w:tcPr>
+            <w:tcW w:type="dxa" w:w="3408"/>
+          </w:tcPr>
+          <w:p>
+            <w:r>
+              <w:t>Conclusion and limit</w:t>
+            </w:r>
+          </w:p>
+        </w:tc>
+      </w:tr>
+      <w:tr>
+        <w:tc>
+          <w:tcPr>
+            <w:tcW w:type="dxa" w:w="3408"/>
+          </w:tcPr>
+          <w:p>
+            <w:r>
+              <w:t>In the interval 200 requests are eligible and 5 fail.</w:t>
+            </w:r>
+          </w:p>
+        </w:tc>
+        <w:tc>
+          <w:tcPr>
+            <w:tcW w:type="dxa" w:w="3408"/>
+          </w:tcPr>
+          <w:p>
+            <w:r>
+              <w:t>For a fictional objective at least 98% of 200 eligible requests must pass all contract checks.</w:t>
+            </w:r>
+          </w:p>
+        </w:tc>
+        <w:tc>
+          <w:tcPr>
+            <w:tcW w:type="dxa" w:w="3408"/>
+          </w:tcPr>
+          <w:p>
+            <w:r>
+              <w:t>195/200=97.5%, below 98%; failures exceed budget 4 by one. This is the measured interval only.</w:t>
+            </w:r>
+          </w:p>
+        </w:tc>
+      </w:tr>
+    </w:tbl>
+    <w:p>
+      <w:r>
+        <w:t>The figure connects this chapter's worked input, declared procedure and result. Read the complete worked reasoning for qualifiers and intermediate steps; the abbreviated labels do not replace that reasoning.</w:t>
+      </w:r>
+    </w:p>
+    <w:p>
+      <w:pPr>
+        <w:spacing w:line="336" w:lineRule="auto" w:after="180"/>
+      </w:pPr>
+      <w:r>
+        <w:rPr>
+          <w:b w:val="0"/>
+        </w:rPr>
+        <w:t>Guided: 195/200=97.5%, below 98%; failures exceed budget 4 by one. This is the measured interval only. Qualification: Meeting one interval objective does not establish every future interval or zero critical failures.</w:t>
+      </w:r>
+    </w:p>
+    <w:p>
+      <w:pPr>
+        <w:spacing w:line="336" w:lineRule="auto" w:after="180"/>
+      </w:pPr>
+      <w:r>
+        <w:rPr>
+          <w:b w:val="0"/>
+        </w:rPr>
+        <w:t xml:space="preserve">Exit: accept a concrete variation with its predicted outcome and a stated condition that would challenge the </w:t>
+      </w:r>
+      <w:r>
+        <w:rPr>
+          <w:b/>
+        </w:rPr>
+        <w:t>mechanism</w:t>
+      </w:r>
+      <w:r>
+        <w:rPr>
+          <w:b w:val="0"/>
+        </w:rPr>
+        <w:t xml:space="preserve">; reject a claim resting on unmeasured </w:t>
+      </w:r>
+      <w:r>
+        <w:rPr>
+          <w:b/>
+        </w:rPr>
+        <w:t>evidence</w:t>
+      </w:r>
+      <w:r>
+        <w:rPr>
+          <w:b w:val="0"/>
+        </w:rPr>
+        <w:t>.</w:t>
+      </w:r>
+    </w:p>
+    <w:p>
+      <w:pPr>
+        <w:spacing w:line="336" w:lineRule="auto" w:after="180"/>
+      </w:pPr>
+      <w:r>
+        <w:rPr>
+          <w:b w:val="0"/>
+        </w:rPr>
+        <w:t>In the interval 200 requests are eligible and 5 fail.</w:t>
+      </w:r>
+    </w:p>
+    <w:p>
+      <w:pPr>
+        <w:spacing w:line="336" w:lineRule="auto" w:after="180"/>
+      </w:pPr>
+      <w:r>
+        <w:rPr>
+          <w:b w:val="0"/>
+        </w:rPr>
+        <w:t>195/200=97.5%, below 98%; failures exceed budget 4 by one. This is the measured interval only.</w:t>
+      </w:r>
+    </w:p>
+    <w:p>
+      <w:pPr>
+        <w:spacing w:line="336" w:lineRule="auto" w:after="180"/>
+      </w:pPr>
+      <w:r>
+        <w:rPr>
+          <w:b w:val="0"/>
+        </w:rPr>
+        <w:t xml:space="preserve">Compare the intermediate </w:t>
+      </w:r>
+      <w:r>
+        <w:rPr>
+          <w:b/>
+        </w:rPr>
+        <w:t>evidence</w:t>
+      </w:r>
+      <w:r>
+        <w:rPr>
+          <w:b w:val="0"/>
+        </w:rPr>
+        <w:t xml:space="preserve"> with the final statement. Explain why each number or decision follows from the stated </w:t>
+      </w:r>
+      <w:r>
+        <w:rPr>
+          <w:b/>
+        </w:rPr>
+        <w:t>input</w:t>
+      </w:r>
+      <w:r>
+        <w:rPr>
+          <w:b w:val="0"/>
+        </w:rPr>
+        <w:t>s.</w:t>
+      </w:r>
+    </w:p>
+    <w:p>
+      <w:pPr>
+        <w:spacing w:line="336" w:lineRule="auto" w:after="180"/>
+      </w:pPr>
+      <w:r>
+        <w:rPr>
+          <w:b w:val="0"/>
+        </w:rPr>
+        <w:t xml:space="preserve">The conclusion belongs to this scenario and procedure; changing the </w:t>
+      </w:r>
+      <w:r>
+        <w:rPr>
+          <w:b/>
+        </w:rPr>
+        <w:t>input</w:t>
+      </w:r>
+      <w:r>
+        <w:rPr>
+          <w:b w:val="0"/>
+        </w:rPr>
+        <w:t>s, evaluation population or authority can change what it establishes. Retain the raw record so a later revision can be compared honestly.</w:t>
+      </w:r>
+    </w:p>
+    <w:p>
+      <w:pPr>
+        <w:pStyle w:val="Heading2"/>
+      </w:pPr>
+      <w:r>
+        <w:t>Eligibility,integer and retry-history probes</w:t>
+      </w:r>
+    </w:p>
+    <w:tbl>
+      <w:tblPr>
+        <w:tblStyle w:val="LightShading-Accent1"/>
+        <w:tblW w:type="auto" w:w="0"/>
+        <w:tblLook w:firstColumn="1" w:firstRow="1" w:lastColumn="0" w:lastRow="0" w:noHBand="0" w:noVBand="1" w:val="04A0"/>
+      </w:tblPr>
+      <w:tblGrid>
+        <w:gridCol w:w="5112"/>
+        <w:gridCol w:w="5112"/>
+      </w:tblGrid>
+      <w:tr>
+        <w:trPr>
+          <w:tblHeader/>
+        </w:trPr>
+        <w:tc>
+          <w:tcPr>
+            <w:tcW w:type="dxa" w:w="5112"/>
+          </w:tcPr>
+          <w:p>
+            <w:r>
+              <w:t>Budget or evidence probe</w:t>
+            </w:r>
+          </w:p>
+        </w:tc>
+        <w:tc>
+          <w:tcPr>
+            <w:tcW w:type="dxa" w:w="5112"/>
+          </w:tcPr>
+          <w:p>
+            <w:r>
+              <w:t>Correct interpretation</w:t>
+            </w:r>
+          </w:p>
+        </w:tc>
+      </w:tr>
+      <w:tr>
+        <w:tc>
+          <w:tcPr>
+            <w:tcW w:type="dxa" w:w="5112"/>
+          </w:tcPr>
+          <w:p>
+            <w:r>
+              <w:t>One request fails support and schema</w:t>
+            </w:r>
+          </w:p>
+        </w:tc>
+        <w:tc>
+          <w:tcPr>
+            <w:tcW w:type="dxa" w:w="5112"/>
+          </w:tcPr>
+          <w:p>
+            <w:r>
+              <w:t>One failed request, two failed criteria; do not double-count the request</w:t>
+            </w:r>
+          </w:p>
+        </w:tc>
+      </w:tr>
+      <w:tr>
+        <w:tc>
+          <w:tcPr>
+            <w:tcW w:type="dxa" w:w="5112"/>
+          </w:tcPr>
+          <w:p>
+            <w:r>
+              <w:t>Correct refusal passes every required check</w:t>
+            </w:r>
+          </w:p>
+        </w:tc>
+        <w:tc>
+          <w:tcPr>
+            <w:tcW w:type="dxa" w:w="5112"/>
+          </w:tcPr>
+          <w:p>
+            <w:r>
+              <w:t>Can count as success under the declared contract</w:t>
+            </w:r>
+          </w:p>
+        </w:tc>
+      </w:tr>
+      <w:tr>
+        <w:tc>
+          <w:tcPr>
+            <w:tcW w:type="dxa" w:w="5112"/>
+          </w:tcPr>
+          <w:p>
+            <w:r>
+              <w:t>Three internal health checks excluded by predeclared rule</w:t>
+            </w:r>
+          </w:p>
+        </w:tc>
+        <w:tc>
+          <w:tcPr>
+            <w:tcW w:type="dxa" w:w="5112"/>
+          </w:tcPr>
+          <w:p>
+            <w:r>
+              <w:t>Report separately; do not remove failing eligible user requests post hoc</w:t>
+            </w:r>
+          </w:p>
+        </w:tc>
+      </w:tr>
+      <w:tr>
+        <w:tc>
+          <w:tcPr>
+            <w:tcW w:type="dxa" w:w="5112"/>
+          </w:tcPr>
+          <w:p>
+            <w:r>
+              <w:t>98% target over 12 requests</w:t>
+            </w:r>
+          </w:p>
+        </w:tc>
+        <w:tc>
+          <w:tcPr>
+            <w:tcW w:type="dxa" w:w="5112"/>
+          </w:tcPr>
+          <w:p>
+            <w:r>
+              <w:t>At most 0 integer failures; do not round 0.24 up to 1</w:t>
+            </w:r>
+          </w:p>
+        </w:tc>
+      </w:tr>
+      <w:tr>
+        <w:tc>
+          <w:tcPr>
+            <w:tcW w:type="dxa" w:w="5112"/>
+          </w:tcPr>
+          <w:p>
+            <w:r>
+              <w:t>No eligible requests</w:t>
+            </w:r>
+          </w:p>
+        </w:tc>
+        <w:tc>
+          <w:tcPr>
+            <w:tcW w:type="dxa" w:w="5112"/>
+          </w:tcPr>
+          <w:p>
+            <w:r>
+              <w:t>Empirical success rate unavailable; this helper rejects zero denominator</w:t>
+            </w:r>
+          </w:p>
+        </w:tc>
+      </w:tr>
+      <w:tr>
+        <w:tc>
+          <w:tcPr>
+            <w:tcW w:type="dxa" w:w="5112"/>
+          </w:tcPr>
+          <w:p>
+            <w:r>
+              <w:t>Aggregate target met with a severe incident</w:t>
+            </w:r>
+          </w:p>
+        </w:tc>
+        <w:tc>
+          <w:tcPr>
+            <w:tcW w:type="dxa" w:w="5112"/>
+          </w:tcPr>
+          <w:p>
+            <w:r>
+              <w:t>Does not prove zero critical failures or make the incident acceptable</w:t>
+            </w:r>
+          </w:p>
+        </w:tc>
+      </w:tr>
+      <w:tr>
+        <w:tc>
+          <w:tcPr>
+            <w:tcW w:type="dxa" w:w="5112"/>
+          </w:tcPr>
+          <w:p>
+            <w:r>
+              <w:t>A later retry succeeds</w:t>
+            </w:r>
+          </w:p>
+        </w:tc>
+        <w:tc>
+          <w:tcPr>
+            <w:tcW w:type="dxa" w:w="5112"/>
+          </w:tcPr>
+          <w:p>
+            <w:r>
+              <w:t>Retain original history and apply the predeclared retry/window rule</w:t>
+            </w:r>
+          </w:p>
+        </w:tc>
+      </w:tr>
+      <w:tr>
+        <w:tc>
+          <w:tcPr>
+            <w:tcW w:type="dxa" w:w="5112"/>
+          </w:tcPr>
+          <w:p>
+            <w:r>
+              <w:t>One constructed window meets or misses target</w:t>
+            </w:r>
+          </w:p>
+        </w:tc>
+        <w:tc>
+          <w:tcPr>
+            <w:tcW w:type="dxa" w:w="5112"/>
+          </w:tcPr>
+          <w:p>
+            <w:r>
+              <w:t>No guarantee about other windows or future populations</w:t>
+            </w:r>
+          </w:p>
+        </w:tc>
+      </w:tr>
+    </w:tbl>
+    <w:p>
+      <w:pPr>
+        <w:pStyle w:val="Heading2"/>
+      </w:pPr>
+      <w:r>
+        <w:t>Separate pictured window and counterfactual scope</w:t>
+      </w:r>
+    </w:p>
+    <w:p>
+      <w:pPr>
+        <w:spacing w:line="336" w:lineRule="auto" w:after="180"/>
+      </w:pPr>
+      <w:r>
+        <w:rPr>
+          <w:b w:val="0"/>
+        </w:rPr>
+        <w:t xml:space="preserve">A reliability allowance. A practice service requires at least 98 successes in each window of 100 </w:t>
+      </w:r>
+      <w:r>
+        <w:rPr>
+          <w:b/>
+        </w:rPr>
+        <w:t>eligible request</w:t>
+      </w:r>
+      <w:r>
+        <w:rPr>
+          <w:b w:val="0"/>
+        </w:rPr>
+        <w:t>s.</w:t>
+      </w:r>
+    </w:p>
+    <w:p>
+      <w:pPr>
+        <w:spacing w:line="336" w:lineRule="auto" w:after="180"/>
+      </w:pPr>
+      <w:r>
+        <w:rPr>
+          <w:b w:val="0"/>
+        </w:rPr>
+        <w:t>Current window has 97 successes and 3 failures. Success includes a correct refusal within the agreed time limit.</w:t>
+      </w:r>
+    </w:p>
+    <w:p>
+      <w:pPr>
+        <w:spacing w:line="336" w:lineRule="auto" w:after="180"/>
+      </w:pPr>
+      <w:r>
+        <w:rPr>
+          <w:b w:val="0"/>
+        </w:rPr>
+        <w:t>The main window has 200 eligible requests and 5 failures. The picture is a separate 100-request window:97 successes, 3 failures, target at least 98 successes. Its maximum allowance is2 failures, so it misses by1. The changed picture is a counterfactual copy with 98 successes and 2 failures, which meets the same rule. Preserve the original 97/3 history.</w:t>
+      </w:r>
+    </w:p>
+    <w:p>
+      <w:pPr>
+        <w:spacing w:line="336" w:lineRule="auto" w:after="180"/>
+      </w:pPr>
+      <w:r>
+        <w:rPr>
+          <w:b w:val="0"/>
+        </w:rPr>
+        <w:t>In a real service, a later successful retry does not automatically erase the original failed request; request identity, retry counting and window policy must be declared before measurement.</w:t>
+      </w:r>
+    </w:p>
+    <w:p>
+      <w:pPr>
+        <w:pStyle w:val="Heading2"/>
+      </w:pPr>
+      <w:r>
+        <w:t>Picture trace and preserved original/copy key</w:t>
+      </w:r>
+    </w:p>
+    <w:p>
+      <w:r>
+        <w:drawing>
+          <wp:inline xmlns:a="http://schemas.openxmlformats.org/drawingml/2006/main" xmlns:pic="http://schemas.openxmlformats.org/drawingml/2006/picture">
+            <wp:extent cx="5486400" cy="3182112"/>
+            <wp:docPr id="1" name="Picture 1" descr="Define success: Use the same predeclared correctness and timing criteria. → Compute allowance: The target permits at most 2 failures in 100 requests. → Compare record: Three failures misses the target by one request."/>
+            <wp:cNvGraphicFramePr>
+              <a:graphicFrameLocks noChangeAspect="1"/>
+            </wp:cNvGraphicFramePr>
+            <a:graphic>
+              <a:graphicData uri="http://schemas.openxmlformats.org/drawingml/2006/picture">
+                <pic:pic>
+                  <pic:nvPicPr>
+                    <pic:cNvPr id="0" name="academy-story-ai-6-11-02.png"/>
+                    <pic:cNvPicPr/>
+                  </pic:nvPicPr>
+                  <pic:blipFill>
+                    <a:blip r:embed="rId9"/>
+                    <a:stretch>
+                      <a:fillRect/>
+                    </a:stretch>
+                  </pic:blipFill>
+                  <pic:spPr>
+                    <a:xfrm>
+                      <a:off x="0" y="0"/>
+                      <a:ext cx="5486400" cy="3182112"/>
+                    </a:xfrm>
+                    <a:prstGeom prst="rect"/>
+                  </pic:spPr>
+                </pic:pic>
+              </a:graphicData>
+            </a:graphic>
+          </wp:inline>
+        </w:drawing>
+      </w:r>
+    </w:p>
+    <w:p>
+      <w:pPr>
+        <w:pStyle w:val="Heading3"/>
+      </w:pPr>
+      <w:r>
+        <w:t>Read the picture one step at a time</w:t>
+      </w:r>
+    </w:p>
+    <w:tbl>
+      <w:tblPr>
+        <w:tblStyle w:val="LightShading-Accent1"/>
+        <w:tblW w:type="auto" w:w="0"/>
+        <w:tblLook w:firstColumn="1" w:firstRow="1" w:lastColumn="0" w:lastRow="0" w:noHBand="0" w:noVBand="1" w:val="04A0"/>
+      </w:tblPr>
+      <w:tblGrid>
+        <w:gridCol w:w="5112"/>
+        <w:gridCol w:w="5112"/>
+      </w:tblGrid>
+      <w:tr>
+        <w:trPr>
+          <w:tblHeader/>
+        </w:trPr>
+        <w:tc>
+          <w:tcPr>
+            <w:tcW w:type="dxa" w:w="5112"/>
+          </w:tcPr>
+          <w:p>
+            <w:r>
+              <w:t>Step</w:t>
+            </w:r>
+          </w:p>
+        </w:tc>
+        <w:tc>
+          <w:tcPr>
+            <w:tcW w:type="dxa" w:w="5112"/>
+          </w:tcPr>
+          <w:p>
+            <w:r>
+              <w:t>What happens and why</w:t>
+            </w:r>
+          </w:p>
+        </w:tc>
+      </w:tr>
+      <w:tr>
+        <w:tc>
+          <w:tcPr>
+            <w:tcW w:type="dxa" w:w="5112"/>
+          </w:tcPr>
+          <w:p>
+            <w:r>
+              <w:t>1. Define success</w:t>
+            </w:r>
+          </w:p>
+        </w:tc>
+        <w:tc>
+          <w:tcPr>
+            <w:tcW w:type="dxa" w:w="5112"/>
+          </w:tcPr>
+          <w:p>
+            <w:r>
+              <w:t>Use the same predeclared correctness and timing criteria.</w:t>
+            </w:r>
+          </w:p>
+        </w:tc>
+      </w:tr>
+      <w:tr>
+        <w:tc>
+          <w:tcPr>
+            <w:tcW w:type="dxa" w:w="5112"/>
+          </w:tcPr>
+          <w:p>
+            <w:r>
+              <w:t>2. Compute allowance</w:t>
+            </w:r>
+          </w:p>
+        </w:tc>
+        <w:tc>
+          <w:tcPr>
+            <w:tcW w:type="dxa" w:w="5112"/>
+          </w:tcPr>
+          <w:p>
+            <w:r>
+              <w:t>The target permits at most 2 failures in 100 requests.</w:t>
+            </w:r>
+          </w:p>
+        </w:tc>
+      </w:tr>
+      <w:tr>
+        <w:tc>
+          <w:tcPr>
+            <w:tcW w:type="dxa" w:w="5112"/>
+          </w:tcPr>
+          <w:p>
+            <w:r>
+              <w:t>3. Compare record</w:t>
+            </w:r>
+          </w:p>
+        </w:tc>
+        <w:tc>
+          <w:tcPr>
+            <w:tcW w:type="dxa" w:w="5112"/>
+          </w:tcPr>
+          <w:p>
+            <w:r>
+              <w:t>Three failures misses the target by one request.</w:t>
+            </w:r>
+          </w:p>
+        </w:tc>
+      </w:tr>
+    </w:tbl>
+    <w:p>
+      <w:r>
+        <w:t>Match each pictured step to the supplied facts. This is a worked teaching case, not an independent assessment.</w:t>
+      </w:r>
+    </w:p>
+    <w:p>
+      <w:pPr>
+        <w:spacing w:line="336" w:lineRule="auto" w:after="180"/>
+      </w:pPr>
+      <w:r>
+        <w:rPr>
+          <w:b w:val="0"/>
+        </w:rPr>
+        <w:t>An objective needs a measurement window, denominator and success definition. An honest refusal can be success under an agreed contract.</w:t>
+      </w:r>
+    </w:p>
+    <w:p>
+      <w:pPr>
+        <w:spacing w:line="336" w:lineRule="auto" w:after="180"/>
+      </w:pPr>
+      <w:r>
+        <w:rPr>
+          <w:b w:val="0"/>
+        </w:rPr>
+        <w:t>Meeting one window does not guarantee the next; monitor repeated windows and distinguish failure types.</w:t>
+      </w:r>
+    </w:p>
+    <w:p>
+      <w:pPr>
+        <w:spacing w:line="336" w:lineRule="auto" w:after="180"/>
+      </w:pPr>
+      <w:r>
+        <w:rPr>
+          <w:b w:val="0"/>
+        </w:rPr>
+        <w:t>Change: Counterfactual: change one failed outcome to a success in a separate copy of this 100-request window.</w:t>
+      </w:r>
+    </w:p>
+    <w:p>
+      <w:pPr>
+        <w:spacing w:line="336" w:lineRule="auto" w:after="180"/>
+      </w:pPr>
+      <w:r>
+        <w:rPr>
+          <w:b/>
+        </w:rPr>
+        <w:t>Prediction</w:t>
+      </w:r>
+      <w:r>
+        <w:rPr>
+          <w:b w:val="0"/>
+        </w:rPr>
+        <w:t>: 98 successes and 2 failures meet the stated window target.</w:t>
+      </w:r>
+    </w:p>
+    <w:p>
+      <w:pPr>
+        <w:spacing w:line="336" w:lineRule="auto" w:after="180"/>
+      </w:pPr>
+      <w:r>
+        <w:rPr>
+          <w:b w:val="0"/>
+        </w:rPr>
+        <w:t>Reason: The counterfactual copy changes one outcome while its denominator stays 100; preserve the original 97-success/3-failure window.</w:t>
+      </w:r>
+    </w:p>
+    <w:tbl>
+      <w:tblPr>
+        <w:tblStyle w:val="LightShading-Accent1"/>
+        <w:tblW w:type="auto" w:w="0"/>
+        <w:tblLook w:firstColumn="1" w:firstRow="1" w:lastColumn="0" w:lastRow="0" w:noHBand="0" w:noVBand="1" w:val="04A0"/>
+      </w:tblPr>
+      <w:tblGrid>
+        <w:gridCol w:w="2045"/>
+        <w:gridCol w:w="2045"/>
+        <w:gridCol w:w="2045"/>
+        <w:gridCol w:w="2045"/>
+        <w:gridCol w:w="2045"/>
+      </w:tblGrid>
+      <w:tr>
+        <w:trPr>
+          <w:tblHeader/>
+        </w:trPr>
+        <w:tc>
+          <w:tcPr>
+            <w:tcW w:type="dxa" w:w="2045"/>
+          </w:tcPr>
+          <w:p>
+            <w:r>
+              <w:t>Separate pictured record</w:t>
+            </w:r>
+          </w:p>
+        </w:tc>
+        <w:tc>
+          <w:tcPr>
+            <w:tcW w:type="dxa" w:w="2045"/>
+          </w:tcPr>
+          <w:p>
+            <w:r>
+              <w:t>Successes / eligible</w:t>
+            </w:r>
+          </w:p>
+        </w:tc>
+        <w:tc>
+          <w:tcPr>
+            <w:tcW w:type="dxa" w:w="2045"/>
+          </w:tcPr>
+          <w:p>
+            <w:r>
+              <w:t>Failures</w:t>
+            </w:r>
+          </w:p>
+        </w:tc>
+        <w:tc>
+          <w:tcPr>
+            <w:tcW w:type="dxa" w:w="2045"/>
+          </w:tcPr>
+          <w:p>
+            <w:r>
+              <w:t>Allowed failures</w:t>
+            </w:r>
+          </w:p>
+        </w:tc>
+        <w:tc>
+          <w:tcPr>
+            <w:tcW w:type="dxa" w:w="2045"/>
+          </w:tcPr>
+          <w:p>
+            <w:r>
+              <w:t>Decision</w:t>
+            </w:r>
+          </w:p>
+        </w:tc>
+      </w:tr>
+      <w:tr>
+        <w:tc>
+          <w:tcPr>
+            <w:tcW w:type="dxa" w:w="2045"/>
+          </w:tcPr>
+          <w:p>
+            <w:r>
+              <w:t>Original window, retain unchanged</w:t>
+            </w:r>
+          </w:p>
+        </w:tc>
+        <w:tc>
+          <w:tcPr>
+            <w:tcW w:type="dxa" w:w="2045"/>
+          </w:tcPr>
+          <w:p>
+            <w:r>
+              <w:t>97/100</w:t>
+            </w:r>
+          </w:p>
+        </w:tc>
+        <w:tc>
+          <w:tcPr>
+            <w:tcW w:type="dxa" w:w="2045"/>
+          </w:tcPr>
+          <w:p>
+            <w:r>
+              <w:t>3</w:t>
+            </w:r>
+          </w:p>
+        </w:tc>
+        <w:tc>
+          <w:tcPr>
+            <w:tcW w:type="dxa" w:w="2045"/>
+          </w:tcPr>
+          <w:p>
+            <w:r>
+              <w:t>2</w:t>
+            </w:r>
+          </w:p>
+        </w:tc>
+        <w:tc>
+          <w:tcPr>
+            <w:tcW w:type="dxa" w:w="2045"/>
+          </w:tcPr>
+          <w:p>
+            <w:r>
+              <w:t>Misses target</w:t>
+            </w:r>
+          </w:p>
+        </w:tc>
+      </w:tr>
+      <w:tr>
+        <w:tc>
+          <w:tcPr>
+            <w:tcW w:type="dxa" w:w="2045"/>
+          </w:tcPr>
+          <w:p>
+            <w:r>
+              <w:t>Counterfactual copy, one different outcome</w:t>
+            </w:r>
+          </w:p>
+        </w:tc>
+        <w:tc>
+          <w:tcPr>
+            <w:tcW w:type="dxa" w:w="2045"/>
+          </w:tcPr>
+          <w:p>
+            <w:r>
+              <w:t>98/100</w:t>
+            </w:r>
+          </w:p>
+        </w:tc>
+        <w:tc>
+          <w:tcPr>
+            <w:tcW w:type="dxa" w:w="2045"/>
+          </w:tcPr>
+          <w:p>
+            <w:r>
+              <w:t>2</w:t>
+            </w:r>
+          </w:p>
+        </w:tc>
+        <w:tc>
+          <w:tcPr>
+            <w:tcW w:type="dxa" w:w="2045"/>
+          </w:tcPr>
+          <w:p>
+            <w:r>
+              <w:t>2</w:t>
+            </w:r>
+          </w:p>
+        </w:tc>
+        <w:tc>
+          <w:tcPr>
+            <w:tcW w:type="dxa" w:w="2045"/>
+          </w:tcPr>
+          <w:p>
+            <w:r>
+              <w:t>Meets target at equality</w:t>
+            </w:r>
+          </w:p>
+        </w:tc>
+      </w:tr>
+      <w:tr>
+        <w:tc>
+          <w:tcPr>
+            <w:tcW w:type="dxa" w:w="2045"/>
+          </w:tcPr>
+          <w:p>
+            <w:r>
+              <w:t>Actual retry after an observed failure</w:t>
+            </w:r>
+          </w:p>
+        </w:tc>
+        <w:tc>
+          <w:tcPr>
+            <w:tcW w:type="dxa" w:w="2045"/>
+          </w:tcPr>
+          <w:p>
+            <w:r>
+              <w:t>Requires declared request/window policy</w:t>
+            </w:r>
+          </w:p>
+        </w:tc>
+        <w:tc>
+          <w:tcPr>
+            <w:tcW w:type="dxa" w:w="2045"/>
+          </w:tcPr>
+          <w:p>
+            <w:r>
+              <w:t>Do not silently erase prior failure</w:t>
+            </w:r>
+          </w:p>
+        </w:tc>
+        <w:tc>
+          <w:tcPr>
+            <w:tcW w:type="dxa" w:w="2045"/>
+          </w:tcPr>
+          <w:p>
+            <w:r>
+              <w:t>Keep original history</w:t>
+            </w:r>
+          </w:p>
+        </w:tc>
+        <w:tc>
+          <w:tcPr>
+            <w:tcW w:type="dxa" w:w="2045"/>
+          </w:tcPr>
+          <w:p>
+            <w:r>
+              <w:t>Not supplied or measured here</w:t>
+            </w:r>
+          </w:p>
+        </w:tc>
+      </w:tr>
+    </w:tbl>
+    <w:p>
+      <w:pPr>
+        <w:pStyle w:val="Heading2"/>
+      </w:pPr>
+      <w:r>
+        <w:t>Earlier wording, alternatives and picture transcripts · reference / check after trying</w:t>
+      </w:r>
+    </w:p>
+    <w:p>
+      <w:pPr>
+        <w:spacing w:line="336" w:lineRule="auto" w:after="180"/>
+      </w:pPr>
+      <w:r>
+        <w:rPr>
+          <w:b w:val="0"/>
+        </w:rPr>
+        <w:t>Begin by writing the question the procedure is intended to answer. Identify the information already supplied, the information it will produce and the information still missing.</w:t>
+      </w:r>
+    </w:p>
+    <w:p>
+      <w:pPr>
+        <w:spacing w:line="336" w:lineRule="auto" w:after="180"/>
+      </w:pPr>
+      <w:r>
+        <w:rPr>
+          <w:b w:val="0"/>
+        </w:rPr>
+        <w:t>These are constructed classroom examples; they do not require live accounts, private records or an external service. Do not treat a plausible explanation as a measured outcome.</w:t>
       </w:r>
     </w:p>
     <w:p>
@@ -1075,99 +2603,30 @@
         <w:pStyle w:val="Heading3"/>
       </w:pPr>
       <w:r>
-        <w:t>Failure budgets and service objectives — evidence trace</w:t>
-      </w:r>
-    </w:p>
-    <w:tbl>
-      <w:tblPr>
-        <w:tblStyle w:val="LightShading-Accent1"/>
-        <w:tblW w:type="auto" w:w="0"/>
-        <w:tblLook w:firstColumn="1" w:firstRow="1" w:lastColumn="0" w:lastRow="0" w:noHBand="0" w:noVBand="1" w:val="04A0"/>
-      </w:tblPr>
-      <w:tblGrid>
-        <w:gridCol w:w="3408"/>
-        <w:gridCol w:w="3408"/>
-        <w:gridCol w:w="3408"/>
-      </w:tblGrid>
-      <w:tr>
-        <w:trPr>
-          <w:tblHeader/>
-        </w:trPr>
-        <w:tc>
-          <w:tcPr>
-            <w:tcW w:type="dxa" w:w="3408"/>
-          </w:tcPr>
-          <w:p>
-            <w:r>
-              <w:t>Input and scope</w:t>
-            </w:r>
-          </w:p>
-        </w:tc>
-        <w:tc>
-          <w:tcPr>
-            <w:tcW w:type="dxa" w:w="3408"/>
-          </w:tcPr>
-          <w:p>
-            <w:r>
-              <w:t>Check or calculation</w:t>
-            </w:r>
-          </w:p>
-        </w:tc>
-        <w:tc>
-          <w:tcPr>
-            <w:tcW w:type="dxa" w:w="3408"/>
-          </w:tcPr>
-          <w:p>
-            <w:r>
-              <w:t>Conclusion and limit</w:t>
-            </w:r>
-          </w:p>
-        </w:tc>
-      </w:tr>
-      <w:tr>
-        <w:tc>
-          <w:tcPr>
-            <w:tcW w:type="dxa" w:w="3408"/>
-          </w:tcPr>
-          <w:p>
-            <w:r>
-              <w:t>In the interval 200 requests are eligible and 5 fail.</w:t>
-            </w:r>
-          </w:p>
-        </w:tc>
-        <w:tc>
-          <w:tcPr>
-            <w:tcW w:type="dxa" w:w="3408"/>
-          </w:tcPr>
-          <w:p>
-            <w:r>
-              <w:t>For a fictional objective at least 98% of 200 eligible requests must pass all contract checks.</w:t>
-            </w:r>
-          </w:p>
-        </w:tc>
-        <w:tc>
-          <w:tcPr>
-            <w:tcW w:type="dxa" w:w="3408"/>
-          </w:tcPr>
-          <w:p>
-            <w:r>
-              <w:t>195/200=97.5%, below 98%; failures exceed budget 4 by one. This is the measured interval only.</w:t>
-            </w:r>
-          </w:p>
-        </w:tc>
-      </w:tr>
-    </w:tbl>
-    <w:p>
-      <w:r>
-        <w:t>The figure connects this chapter's worked input, declared procedure and result. Read the complete worked reasoning for qualifiers and intermediate steps; the abbreviated labels do not replace that reasoning.</w:t>
+        <w:t>Model the reasoning aloud</w:t>
       </w:r>
     </w:p>
     <w:p>
       <w:pPr>
-        <w:pStyle w:val="Heading3"/>
-      </w:pPr>
-      <w:r>
-        <w:t>Explain Failure budgets and service objectives · 3</w:t>
+        <w:spacing w:line="336" w:lineRule="auto" w:after="180"/>
+      </w:pPr>
+      <w:r>
+        <w:rPr>
+          <w:b w:val="0"/>
+        </w:rPr>
+        <w:t xml:space="preserve">Use the complete worked example below before asking learners to complete W2. Reveal a small part, invite a </w:t>
+      </w:r>
+      <w:r>
+        <w:rPr>
+          <w:b/>
+        </w:rPr>
+        <w:t>prediction</w:t>
+      </w:r>
+      <w:r>
+        <w:rPr>
+          <w:b w:val="0"/>
+        </w:rPr>
+        <w:t>, then explain the deciding step.</w:t>
       </w:r>
     </w:p>
     <w:p>
@@ -1178,172 +2637,7 @@
         <w:rPr>
           <w:b w:val="0"/>
         </w:rPr>
-        <w:t>Guided: 195/200=97.5%, below 98%; failures exceed budget 4 by one. This is the measured interval only. Qualification: Meeting one interval objective does not establish every future interval or zero critical failures.</w:t>
-      </w:r>
-    </w:p>
-    <w:p>
-      <w:pPr>
-        <w:spacing w:line="336" w:lineRule="auto" w:after="180"/>
-      </w:pPr>
-      <w:r>
-        <w:rPr>
-          <w:b w:val="0"/>
-        </w:rPr>
-        <w:t xml:space="preserve">Exit: accept a concrete variation with its predicted outcome and a stated condition that would challenge the </w:t>
-      </w:r>
-      <w:r>
-        <w:rPr>
-          <w:b/>
-        </w:rPr>
-        <w:t>mechanism</w:t>
-      </w:r>
-      <w:r>
-        <w:rPr>
-          <w:b w:val="0"/>
-        </w:rPr>
-        <w:t xml:space="preserve">; reject a claim resting on unmeasured </w:t>
-      </w:r>
-      <w:r>
-        <w:rPr>
-          <w:b/>
-        </w:rPr>
-        <w:t>evidence</w:t>
-      </w:r>
-      <w:r>
-        <w:rPr>
-          <w:b w:val="0"/>
-        </w:rPr>
-        <w:t>.</w:t>
-      </w:r>
-    </w:p>
-    <w:p>
-      <w:pPr>
-        <w:pStyle w:val="Heading3"/>
-      </w:pPr>
-      <w:r>
-        <w:t>Model the reasoning aloud</w:t>
-      </w:r>
-    </w:p>
-    <w:p>
-      <w:pPr>
-        <w:spacing w:line="336" w:lineRule="auto" w:after="180"/>
-      </w:pPr>
-      <w:r>
-        <w:rPr>
-          <w:b w:val="0"/>
-        </w:rPr>
-        <w:t xml:space="preserve">Use the complete worked example below before asking learners to complete W2. Reveal a small part, invite a </w:t>
-      </w:r>
-      <w:r>
-        <w:rPr>
-          <w:b/>
-        </w:rPr>
-        <w:t>prediction</w:t>
-      </w:r>
-      <w:r>
-        <w:rPr>
-          <w:b w:val="0"/>
-        </w:rPr>
-        <w:t>, then explain the deciding step.</w:t>
-      </w:r>
-    </w:p>
-    <w:p>
-      <w:pPr>
-        <w:spacing w:line="336" w:lineRule="auto" w:after="180"/>
-      </w:pPr>
-      <w:r>
-        <w:rPr>
-          <w:b w:val="0"/>
-        </w:rPr>
         <w:t>These teacher notes contain solutions; do not reveal the independent case answer during modelling.</w:t>
-      </w:r>
-    </w:p>
-    <w:p>
-      <w:pPr>
-        <w:spacing w:line="336" w:lineRule="auto" w:after="180"/>
-      </w:pPr>
-      <w:r>
-        <w:rPr>
-          <w:b w:val="0"/>
-        </w:rPr>
-        <w:t>In the interval 200 requests are eligible and 5 fail.</w:t>
-      </w:r>
-    </w:p>
-    <w:p>
-      <w:pPr>
-        <w:spacing w:line="336" w:lineRule="auto" w:after="180"/>
-      </w:pPr>
-      <w:r>
-        <w:rPr>
-          <w:b w:val="0"/>
-        </w:rPr>
-        <w:t>195/200=97.5%, below 98%; failures exceed budget 4 by one. This is the measured interval only.</w:t>
-      </w:r>
-    </w:p>
-    <w:p>
-      <w:pPr>
-        <w:pStyle w:val="Heading3"/>
-      </w:pPr>
-      <w:r>
-        <w:t>Model the reasoning aloud · 4</w:t>
-      </w:r>
-    </w:p>
-    <w:p>
-      <w:pPr>
-        <w:spacing w:line="336" w:lineRule="auto" w:after="180"/>
-      </w:pPr>
-      <w:r>
-        <w:rPr>
-          <w:b w:val="0"/>
-        </w:rPr>
-        <w:t xml:space="preserve">Compare the intermediate </w:t>
-      </w:r>
-      <w:r>
-        <w:rPr>
-          <w:b/>
-        </w:rPr>
-        <w:t>evidence</w:t>
-      </w:r>
-      <w:r>
-        <w:rPr>
-          <w:b w:val="0"/>
-        </w:rPr>
-        <w:t xml:space="preserve"> with the final statement. Explain why each number or decision follows from the stated </w:t>
-      </w:r>
-      <w:r>
-        <w:rPr>
-          <w:b/>
-        </w:rPr>
-        <w:t>input</w:t>
-      </w:r>
-      <w:r>
-        <w:rPr>
-          <w:b w:val="0"/>
-        </w:rPr>
-        <w:t>s.</w:t>
-      </w:r>
-    </w:p>
-    <w:p>
-      <w:pPr>
-        <w:spacing w:line="336" w:lineRule="auto" w:after="180"/>
-      </w:pPr>
-      <w:r>
-        <w:rPr>
-          <w:b w:val="0"/>
-        </w:rPr>
-        <w:t xml:space="preserve">The conclusion belongs to this scenario and procedure; changing the </w:t>
-      </w:r>
-      <w:r>
-        <w:rPr>
-          <w:b/>
-        </w:rPr>
-        <w:t>input</w:t>
-      </w:r>
-      <w:r>
-        <w:rPr>
-          <w:b w:val="0"/>
-        </w:rPr>
-        <w:t>s, evaluation population or authority can change what it establishes. Retain the raw record so a later revision can be compared honestly.</w:t>
       </w:r>
     </w:p>
     <w:tbl>
@@ -1469,53 +2763,10 @@
     </w:p>
     <w:p>
       <w:pPr>
-        <w:spacing w:line="336" w:lineRule="auto" w:after="180"/>
-      </w:pPr>
-      <w:r>
-        <w:rPr>
-          <w:b w:val="0"/>
-        </w:rPr>
-        <w:t xml:space="preserve">A reliability allowance. A practice service requires at least 98 successes in each window of 100 </w:t>
-      </w:r>
-      <w:r>
-        <w:rPr>
-          <w:b/>
-        </w:rPr>
-        <w:t>eligible request</w:t>
-      </w:r>
-      <w:r>
-        <w:rPr>
-          <w:b w:val="0"/>
-        </w:rPr>
-        <w:t>s.</w:t>
-      </w:r>
-    </w:p>
-    <w:p>
-      <w:pPr>
         <w:pStyle w:val="Heading3"/>
       </w:pPr>
       <w:r>
         <w:t>The facts we will use</w:t>
-      </w:r>
-    </w:p>
-    <w:p>
-      <w:pPr>
-        <w:pStyle w:val="Heading3"/>
-      </w:pPr>
-      <w:r>
-        <w:t>Supplied facts</w:t>
-      </w:r>
-    </w:p>
-    <w:p>
-      <w:pPr>
-        <w:spacing w:line="336" w:lineRule="auto" w:after="180"/>
-        <w:shd w:fill="F1F6FC"/>
-      </w:pPr>
-      <w:r>
-        <w:rPr>
-          <w:b w:val="0"/>
-        </w:rPr>
-        <w:t>Current window has 97 successes and 3 failures. Success includes a correct refusal within the agreed time limit.</w:t>
       </w:r>
     </w:p>
     <w:p>
@@ -1523,7 +2774,7 @@
         <w:drawing>
           <wp:inline xmlns:a="http://schemas.openxmlformats.org/drawingml/2006/main" xmlns:pic="http://schemas.openxmlformats.org/drawingml/2006/picture">
             <wp:extent cx="5486400" cy="2641600"/>
-            <wp:docPr id="1" name="Picture 1" descr="Failure count in one 100-request window"/>
+            <wp:docPr id="2" name="Picture 2" descr="Failure count in one 100-request window"/>
             <wp:cNvGraphicFramePr>
               <a:graphicFrameLocks noChangeAspect="1"/>
             </wp:cNvGraphicFramePr>
@@ -1535,7 +2786,7 @@
                     <pic:cNvPicPr/>
                   </pic:nvPicPr>
                   <pic:blipFill>
-                    <a:blip r:embed="rId9"/>
+                    <a:blip r:embed="rId10"/>
                     <a:stretch>
                       <a:fillRect/>
                     </a:stretch>
@@ -1559,7 +2810,7 @@
         <w:drawing>
           <wp:inline xmlns:a="http://schemas.openxmlformats.org/drawingml/2006/main" xmlns:pic="http://schemas.openxmlformats.org/drawingml/2006/picture">
             <wp:extent cx="5486400" cy="5145314"/>
-            <wp:docPr id="2" name="Picture 2" descr="Failure budgets and service objectives. Define success: Use the same predeclared correctness and timing criteria.. Compute allowance: The target permits at most 2 failures in 100 requests.. Compare record: Three failures misses the target by one request."/>
+            <wp:docPr id="3" name="Picture 3" descr="Failure budgets and service objectives. Define success: Use the same predeclared correctness and timing criteria.. Compute allowance: The target permits at most 2 failures in 100 requests.. Compare record: Three failures misses the target by one request."/>
             <wp:cNvGraphicFramePr>
               <a:graphicFrameLocks noChangeAspect="1"/>
             </wp:cNvGraphicFramePr>
@@ -1571,7 +2822,7 @@
                     <pic:cNvPicPr/>
                   </pic:nvPicPr>
                   <pic:blipFill>
-                    <a:blip r:embed="rId10"/>
+                    <a:blip r:embed="rId11"/>
                     <a:stretch>
                       <a:fillRect/>
                     </a:stretch>
@@ -1595,114 +2846,7 @@
         <w:pStyle w:val="Heading3"/>
       </w:pPr>
       <w:r>
-        <w:t>Read the picture one step at a time</w:t>
-      </w:r>
-    </w:p>
-    <w:tbl>
-      <w:tblPr>
-        <w:tblStyle w:val="LightShading-Accent1"/>
-        <w:tblW w:type="auto" w:w="0"/>
-        <w:tblLook w:firstColumn="1" w:firstRow="1" w:lastColumn="0" w:lastRow="0" w:noHBand="0" w:noVBand="1" w:val="04A0"/>
-      </w:tblPr>
-      <w:tblGrid>
-        <w:gridCol w:w="5112"/>
-        <w:gridCol w:w="5112"/>
-      </w:tblGrid>
-      <w:tr>
-        <w:trPr>
-          <w:tblHeader/>
-        </w:trPr>
-        <w:tc>
-          <w:tcPr>
-            <w:tcW w:type="dxa" w:w="5112"/>
-          </w:tcPr>
-          <w:p>
-            <w:r>
-              <w:t>Step</w:t>
-            </w:r>
-          </w:p>
-        </w:tc>
-        <w:tc>
-          <w:tcPr>
-            <w:tcW w:type="dxa" w:w="5112"/>
-          </w:tcPr>
-          <w:p>
-            <w:r>
-              <w:t>What happens and why</w:t>
-            </w:r>
-          </w:p>
-        </w:tc>
-      </w:tr>
-      <w:tr>
-        <w:tc>
-          <w:tcPr>
-            <w:tcW w:type="dxa" w:w="5112"/>
-          </w:tcPr>
-          <w:p>
-            <w:r>
-              <w:t>1. Define success</w:t>
-            </w:r>
-          </w:p>
-        </w:tc>
-        <w:tc>
-          <w:tcPr>
-            <w:tcW w:type="dxa" w:w="5112"/>
-          </w:tcPr>
-          <w:p>
-            <w:r>
-              <w:t>Use the same predeclared correctness and timing criteria.</w:t>
-            </w:r>
-          </w:p>
-        </w:tc>
-      </w:tr>
-      <w:tr>
-        <w:tc>
-          <w:tcPr>
-            <w:tcW w:type="dxa" w:w="5112"/>
-          </w:tcPr>
-          <w:p>
-            <w:r>
-              <w:t>2. Compute allowance</w:t>
-            </w:r>
-          </w:p>
-        </w:tc>
-        <w:tc>
-          <w:tcPr>
-            <w:tcW w:type="dxa" w:w="5112"/>
-          </w:tcPr>
-          <w:p>
-            <w:r>
-              <w:t>The target permits at most 2 failures in 100 requests.</w:t>
-            </w:r>
-          </w:p>
-        </w:tc>
-      </w:tr>
-      <w:tr>
-        <w:tc>
-          <w:tcPr>
-            <w:tcW w:type="dxa" w:w="5112"/>
-          </w:tcPr>
-          <w:p>
-            <w:r>
-              <w:t>3. Compare record</w:t>
-            </w:r>
-          </w:p>
-        </w:tc>
-        <w:tc>
-          <w:tcPr>
-            <w:tcW w:type="dxa" w:w="5112"/>
-          </w:tcPr>
-          <w:p>
-            <w:r>
-              <w:t>Three failures misses the target by one request.</w:t>
-            </w:r>
-          </w:p>
-        </w:tc>
-      </w:tr>
-    </w:tbl>
-    <w:p>
-      <w:r>
-        <w:t>Match each pictured step to the supplied facts. This is a worked teaching case, not an independent assessment.</w:t>
+        <w:t>Why this result follows</w:t>
       </w:r>
     </w:p>
     <w:p>
@@ -1710,7 +2854,7 @@
         <w:pStyle w:val="Heading3"/>
       </w:pPr>
       <w:r>
-        <w:t>Why this result follows</w:t>
+        <w:t>What this example does not establish</w:t>
       </w:r>
     </w:p>
     <w:p>
@@ -1718,137 +2862,192 @@
         <w:pStyle w:val="Heading3"/>
       </w:pPr>
       <w:r>
-        <w:t>Why the result follows</w:t>
+        <w:t>Change one thing in the pictured case</w:t>
       </w:r>
     </w:p>
     <w:p>
       <w:pPr>
-        <w:spacing w:line="336" w:lineRule="auto" w:after="180"/>
-        <w:shd w:fill="F1F6FC"/>
-      </w:pPr>
-      <w:r>
-        <w:rPr>
-          <w:b w:val="0"/>
-        </w:rPr>
-        <w:t>An objective needs a measurement window, denominator and success definition. An honest refusal can be success under an agreed contract.</w:t>
+        <w:pStyle w:val="Heading3"/>
+      </w:pPr>
+      <w:r>
+        <w:t>Ask while showing the picture</w:t>
       </w:r>
     </w:p>
     <w:p>
       <w:pPr>
-        <w:pStyle w:val="Heading3"/>
-      </w:pPr>
-      <w:r>
-        <w:t>What this example does not establish</w:t>
+        <w:spacing w:line="336" w:lineRule="auto" w:after="180"/>
+      </w:pPr>
+      <w:r>
+        <w:rPr>
+          <w:b w:val="0"/>
+        </w:rPr>
+        <w:t xml:space="preserve">Cover the result. Ask learners to name the </w:t>
+      </w:r>
+      <w:r>
+        <w:rPr>
+          <w:b/>
+        </w:rPr>
+        <w:t>input</w:t>
+      </w:r>
+      <w:r>
+        <w:rPr>
+          <w:b w:val="0"/>
+        </w:rPr>
+        <w:t xml:space="preserve">s and predict the next step. Uncover one step, connect the icon to the actual procedure, and explain its </w:t>
+      </w:r>
+      <w:r>
+        <w:rPr>
+          <w:b/>
+        </w:rPr>
+        <w:t>evidence</w:t>
+      </w:r>
+      <w:r>
+        <w:rPr>
+          <w:b w:val="0"/>
+        </w:rPr>
+        <w:t>. Then change the supplied condition and compare.</w:t>
       </w:r>
     </w:p>
     <w:p>
       <w:pPr>
-        <w:pStyle w:val="Heading3"/>
-      </w:pPr>
-      <w:r>
-        <w:t>Keep the stated limit</w:t>
+        <w:spacing w:line="336" w:lineRule="auto" w:after="180"/>
+      </w:pPr>
+      <w:r>
+        <w:rPr>
+          <w:b w:val="0"/>
+        </w:rPr>
+        <w:t>The picture is a representation; it does not document execution of a real AI model.</w:t>
       </w:r>
     </w:p>
     <w:p>
       <w:pPr>
-        <w:spacing w:line="336" w:lineRule="auto" w:after="180"/>
-        <w:shd w:fill="FFF5E6"/>
-      </w:pPr>
-      <w:r>
-        <w:rPr>
-          <w:b w:val="0"/>
-        </w:rPr>
-        <w:t>Meeting one window does not guarantee the next; monitor repeated windows and distinguish failure types.</w:t>
+        <w:pStyle w:val="Heading1"/>
+      </w:pPr>
+      <w:r>
+        <w:t>03. Model a step,then remove help</w:t>
       </w:r>
     </w:p>
     <w:p>
-      <w:pPr>
-        <w:pStyle w:val="Heading3"/>
-      </w:pPr>
-      <w:r>
-        <w:t>Change one thing in the pictured case</w:t>
+      <w:r>
+        <w:t>Collect each learner’s reasoning before showing a key.</w:t>
       </w:r>
     </w:p>
     <w:p>
       <w:pPr>
-        <w:pStyle w:val="Heading3"/>
-      </w:pPr>
-      <w:r>
-        <w:t>Change one thing</w:t>
+        <w:pStyle w:val="Heading2"/>
+      </w:pPr>
+      <w:r>
+        <w:t>Current completion task and checked reasoning</w:t>
       </w:r>
     </w:p>
     <w:p>
       <w:pPr>
         <w:spacing w:line="336" w:lineRule="auto" w:after="180"/>
-        <w:shd w:fill="F5F1FB"/>
       </w:pPr>
       <w:r>
         <w:rPr>
           <w:b w:val="0"/>
         </w:rPr>
-        <w:t>Change: Repair one failed request into a success in this window.</w:t>
+        <w:t>Completion task: In the interval 200 requests are eligible and 5 fail. Show the intermediate steps and give the conclusion with its scope.</w:t>
       </w:r>
     </w:p>
     <w:p>
       <w:pPr>
-        <w:pStyle w:val="Heading3"/>
-      </w:pPr>
-      <w:r>
-        <w:t>Predicted result</w:t>
+        <w:spacing w:line="336" w:lineRule="auto" w:after="180"/>
+      </w:pPr>
+      <w:r>
+        <w:rPr>
+          <w:b w:val="0"/>
+        </w:rPr>
+        <w:t>Teacher check: Teacher explanation: 195/200=97.5%, below 98%; failures exceed budget 4 by one. This is the measured interval only.</w:t>
       </w:r>
     </w:p>
     <w:p>
       <w:pPr>
         <w:spacing w:line="336" w:lineRule="auto" w:after="180"/>
-        <w:shd w:fill="F1F6FC"/>
-      </w:pPr>
+      </w:pPr>
+      <w:r>
+        <w:rPr>
+          <w:b w:val="0"/>
+        </w:rPr>
+        <w:t xml:space="preserve">Start by identifying the given </w:t>
+      </w:r>
       <w:r>
         <w:rPr>
           <w:b/>
         </w:rPr>
-        <w:t>Prediction</w:t>
+        <w:t>input</w:t>
       </w:r>
       <w:r>
         <w:rPr>
           <w:b w:val="0"/>
         </w:rPr>
-        <w:t>: 98 successes and 2 failures meet the stated window target.</w:t>
+        <w:t>s together. Leave the intermediate steps blank. If needed, model one step, then withdraw that help on the next step. Move to a full trace only when the partial trace is understood.</w:t>
       </w:r>
     </w:p>
     <w:p>
       <w:pPr>
-        <w:pStyle w:val="Heading3"/>
-      </w:pPr>
-      <w:r>
-        <w:t>Why the result follows</w:t>
+        <w:spacing w:line="336" w:lineRule="auto" w:after="180"/>
+      </w:pPr>
+      <w:r>
+        <w:rPr>
+          <w:b w:val="0"/>
+        </w:rPr>
+        <w:t>For partners, alternate explainer and checker; collect a response from every learner before discussion.</w:t>
       </w:r>
     </w:p>
     <w:p>
       <w:pPr>
-        <w:spacing w:line="336" w:lineRule="auto" w:after="180"/>
-        <w:shd w:fill="F1F6FC"/>
-      </w:pPr>
-      <w:r>
-        <w:rPr>
-          <w:b w:val="0"/>
-        </w:rPr>
-        <w:t>Reason: One recorded outcome changes while the denominator stays 100.</w:t>
+        <w:pStyle w:val="Heading2"/>
+      </w:pPr>
+      <w:r>
+        <w:t>Individual misconception check</w:t>
       </w:r>
     </w:p>
     <w:p>
       <w:pPr>
-        <w:pStyle w:val="Heading3"/>
-      </w:pPr>
-      <w:r>
-        <w:t>Ask while showing the picture</w:t>
+        <w:spacing w:line="336" w:lineRule="auto" w:after="180"/>
+      </w:pPr>
+      <w:r>
+        <w:rPr>
+          <w:b w:val="0"/>
+        </w:rPr>
+        <w:t xml:space="preserve">Use the worked case for </w:t>
+      </w:r>
+      <w:r>
+        <w:rPr>
+          <w:b/>
+        </w:rPr>
+        <w:t>Failure budget</w:t>
+      </w:r>
+      <w:r>
+        <w:rPr>
+          <w:b w:val="0"/>
+        </w:rPr>
+        <w:t xml:space="preserve">s and </w:t>
+      </w:r>
+      <w:r>
+        <w:rPr>
+          <w:b/>
+        </w:rPr>
+        <w:t>service objective</w:t>
+      </w:r>
+      <w:r>
+        <w:rPr>
+          <w:b w:val="0"/>
+        </w:rPr>
+        <w:t>s. Proposed explanation: “The worked result establishes every future case”. Decide whether this explanation is supported.</w:t>
       </w:r>
     </w:p>
     <w:p>
       <w:pPr>
-        <w:pStyle w:val="Heading3"/>
-      </w:pPr>
-      <w:r>
-        <w:t>Ask while showing the picture · 5</w:t>
+        <w:spacing w:line="336" w:lineRule="auto" w:after="180"/>
+      </w:pPr>
+      <w:r>
+        <w:rPr>
+          <w:b w:val="0"/>
+        </w:rPr>
+        <w:t>Point to the step or supplied fact that decides; explain your repair if needed.</w:t>
       </w:r>
     </w:p>
     <w:p>
@@ -1859,31 +3058,7 @@
         <w:rPr>
           <w:b w:val="0"/>
         </w:rPr>
-        <w:t xml:space="preserve">Cover the result. Ask learners to name the </w:t>
-      </w:r>
-      <w:r>
-        <w:rPr>
-          <w:b/>
-        </w:rPr>
-        <w:t>input</w:t>
-      </w:r>
-      <w:r>
-        <w:rPr>
-          <w:b w:val="0"/>
-        </w:rPr>
-        <w:t xml:space="preserve">s and predict the next step. Uncover one step, connect the icon to the actual procedure, and explain its </w:t>
-      </w:r>
-      <w:r>
-        <w:rPr>
-          <w:b/>
-        </w:rPr>
-        <w:t>evidence</w:t>
-      </w:r>
-      <w:r>
-        <w:rPr>
-          <w:b w:val="0"/>
-        </w:rPr>
-        <w:t>. Then change the supplied condition and compare.</w:t>
+        <w:t>Expected correction: Meeting one interval objective does not establish every future interval or zero critical failures.</w:t>
       </w:r>
     </w:p>
     <w:p>
@@ -1894,20 +3069,179 @@
         <w:rPr>
           <w:b w:val="0"/>
         </w:rPr>
-        <w:t>The picture is a representation; it does not document execution of a real AI model.</w:t>
+        <w:t>Collect explanations, not only yes/no votes. If a misunderstanding is common, re-model the relevant step for the class.</w:t>
       </w:r>
     </w:p>
     <w:p>
       <w:pPr>
-        <w:pStyle w:val="Heading1"/>
-      </w:pPr>
-      <w:r>
-        <w:t>03. Demonstrate and guide practice</w:t>
+        <w:spacing w:line="336" w:lineRule="auto" w:after="180"/>
+      </w:pPr>
+      <w:r>
+        <w:rPr>
+          <w:b w:val="0"/>
+        </w:rPr>
+        <w:t>If it affects a few learners, give a short targeted group explanation while others solve a more demanding variation.</w:t>
       </w:r>
     </w:p>
     <w:p>
-      <w:r>
-        <w:t>Demonstrate Failure budgets and service objectives, reduce support deliberately and check individual reasoning before discussing answers.</w:t>
+      <w:pPr>
+        <w:pStyle w:val="Heading2"/>
+      </w:pPr>
+      <w:r>
+        <w:t>Pictured reasoning and changed case</w:t>
+      </w:r>
+    </w:p>
+    <w:p>
+      <w:pPr>
+        <w:spacing w:line="336" w:lineRule="auto" w:after="180"/>
+      </w:pPr>
+      <w:r>
+        <w:rPr>
+          <w:b w:val="0"/>
+        </w:rPr>
+        <w:t>Calculate the maximum allowed failures among 100 requests. Does 97 successes and 3 failures meet the target, and what changes after one failure becomes a success?</w:t>
+      </w:r>
+    </w:p>
+    <w:p>
+      <w:pPr>
+        <w:spacing w:line="336" w:lineRule="auto" w:after="180"/>
+      </w:pPr>
+      <w:r>
+        <w:rPr>
+          <w:b w:val="0"/>
+        </w:rPr>
+        <w:t>Use the same predeclared correctness and timing criteria. The target permits at most 2 failures in 100 requests. Three failures misses the target by one request. Changed case: 98 successes and 2 failures meet the stated window target. The counterfactual copy changes one outcome while its denominator stays 100; preserve the original 97-success/3-failure window.</w:t>
+      </w:r>
+    </w:p>
+    <w:p>
+      <w:pPr>
+        <w:spacing w:line="336" w:lineRule="auto" w:after="180"/>
+      </w:pPr>
+      <w:r>
+        <w:rPr>
+          <w:b w:val="0"/>
+        </w:rPr>
+        <w:t>Changed-case reasoning: 98 successes and 2 failures meet the stated window target. The counterfactual copy changes one outcome while its denominator stays 100; preserve the original 97-success/3-failure window.</w:t>
+      </w:r>
+    </w:p>
+    <w:p>
+      <w:pPr>
+        <w:spacing w:line="336" w:lineRule="auto" w:after="180"/>
+      </w:pPr>
+      <w:r>
+        <w:rPr>
+          <w:b w:val="0"/>
+        </w:rPr>
+        <w:t xml:space="preserve">Collect each learner’s explanation before discussion. Use the first missing connection between </w:t>
+      </w:r>
+      <w:r>
+        <w:rPr>
+          <w:b/>
+        </w:rPr>
+        <w:t>input</w:t>
+      </w:r>
+      <w:r>
+        <w:rPr>
+          <w:b w:val="0"/>
+        </w:rPr>
+        <w:t xml:space="preserve">, deciding step and result to choose support. This question is worked-case practice, not fresh mastery </w:t>
+      </w:r>
+      <w:r>
+        <w:rPr>
+          <w:b/>
+        </w:rPr>
+        <w:t>evidence</w:t>
+      </w:r>
+      <w:r>
+        <w:rPr>
+          <w:b w:val="0"/>
+        </w:rPr>
+        <w:t>.</w:t>
+      </w:r>
+    </w:p>
+    <w:p>
+      <w:pPr>
+        <w:pStyle w:val="Heading2"/>
+      </w:pPr>
+      <w:r>
+        <w:t>Accessible support and extension</w:t>
+      </w:r>
+    </w:p>
+    <w:p>
+      <w:pPr>
+        <w:spacing w:line="336" w:lineRule="auto" w:after="180"/>
+      </w:pPr>
+      <w:r>
+        <w:rPr>
+          <w:b w:val="0"/>
+        </w:rPr>
+        <w:t xml:space="preserve">Use See how it works and Follow a worked example. Collect a </w:t>
+      </w:r>
+      <w:r>
+        <w:rPr>
+          <w:b/>
+        </w:rPr>
+        <w:t>prediction</w:t>
+      </w:r>
+      <w:r>
+        <w:rPr>
+          <w:b w:val="0"/>
+        </w:rPr>
+        <w:t xml:space="preserve"> before revealing its result; ask the learner to point to each intermediate fact.</w:t>
+      </w:r>
+    </w:p>
+    <w:p>
+      <w:pPr>
+        <w:spacing w:line="336" w:lineRule="auto" w:after="180"/>
+      </w:pPr>
+      <w:r>
+        <w:rPr>
+          <w:b w:val="0"/>
+        </w:rPr>
+        <w:t xml:space="preserve">Provide an </w:t>
+      </w:r>
+      <w:r>
+        <w:rPr>
+          <w:b/>
+        </w:rPr>
+        <w:t>input</w:t>
+      </w:r>
+      <w:r>
+        <w:rPr>
+          <w:b w:val="0"/>
+        </w:rPr>
+        <w:t>/procedure/result/limit frame and a calculator when needed. Ask students to identify the first step before completing the whole trace.</w:t>
+      </w:r>
+    </w:p>
+    <w:p>
+      <w:pPr>
+        <w:spacing w:line="336" w:lineRule="auto" w:after="180"/>
+      </w:pPr>
+      <w:r>
+        <w:rPr>
+          <w:b w:val="0"/>
+        </w:rPr>
+        <w:t xml:space="preserve">Extension: compare two concrete variants of this </w:t>
+      </w:r>
+      <w:r>
+        <w:rPr>
+          <w:b/>
+        </w:rPr>
+        <w:t>mechanism</w:t>
+      </w:r>
+      <w:r>
+        <w:rPr>
+          <w:b w:val="0"/>
+        </w:rPr>
+        <w:t xml:space="preserve"> while holding unrelated conditions fixed; report both successful and unsuccessful outcomes.</w:t>
+      </w:r>
+    </w:p>
+    <w:p>
+      <w:pPr>
+        <w:pStyle w:val="Heading2"/>
+      </w:pPr>
+      <w:r>
+        <w:t>Earlier wording, alternatives and picture transcripts · reference / check after trying</w:t>
       </w:r>
     </w:p>
     <w:tbl>
@@ -2124,71 +3458,26 @@
     </w:tbl>
     <w:p>
       <w:pPr>
-        <w:spacing w:line="336" w:lineRule="auto" w:after="180"/>
-      </w:pPr>
-      <w:r>
-        <w:rPr>
-          <w:b w:val="0"/>
-        </w:rPr>
-        <w:t xml:space="preserve">Use See how it works and Follow a worked example. Collect a </w:t>
-      </w:r>
-      <w:r>
-        <w:rPr>
-          <w:b/>
-        </w:rPr>
-        <w:t>prediction</w:t>
-      </w:r>
-      <w:r>
-        <w:rPr>
-          <w:b w:val="0"/>
-        </w:rPr>
-        <w:t xml:space="preserve"> before revealing its result; ask the learner to point to each intermediate fact.</w:t>
+        <w:pStyle w:val="Heading3"/>
+      </w:pPr>
+      <w:r>
+        <w:t>Reduce help deliberately</w:t>
       </w:r>
     </w:p>
     <w:p>
       <w:pPr>
-        <w:spacing w:line="336" w:lineRule="auto" w:after="180"/>
-      </w:pPr>
-      <w:r>
-        <w:rPr>
-          <w:b w:val="0"/>
-        </w:rPr>
-        <w:t xml:space="preserve">Provide an </w:t>
-      </w:r>
-      <w:r>
-        <w:rPr>
-          <w:b/>
-        </w:rPr>
-        <w:t>input</w:t>
-      </w:r>
-      <w:r>
-        <w:rPr>
-          <w:b w:val="0"/>
-        </w:rPr>
-        <w:t>/procedure/result/limit frame and a calculator when needed. Ask students to identify the first step before completing the whole trace.</w:t>
+        <w:pStyle w:val="Heading3"/>
+      </w:pPr>
+      <w:r>
+        <w:t>Individual reasoning check</w:t>
       </w:r>
     </w:p>
     <w:p>
       <w:pPr>
-        <w:spacing w:line="336" w:lineRule="auto" w:after="180"/>
-      </w:pPr>
-      <w:r>
-        <w:rPr>
-          <w:b w:val="0"/>
-        </w:rPr>
-        <w:t xml:space="preserve">Extension: compare two concrete variants of this </w:t>
-      </w:r>
-      <w:r>
-        <w:rPr>
-          <w:b/>
-        </w:rPr>
-        <w:t>mechanism</w:t>
-      </w:r>
-      <w:r>
-        <w:rPr>
-          <w:b w:val="0"/>
-        </w:rPr>
-        <w:t xml:space="preserve"> while holding unrelated conditions fixed; report both successful and unsuccessful outcomes.</w:t>
+        <w:pStyle w:val="Heading3"/>
+      </w:pPr>
+      <w:r>
+        <w:t>Pictorial practice question</w:t>
       </w:r>
     </w:p>
     <w:p>
@@ -2196,70 +3485,47 @@
         <w:pStyle w:val="Heading3"/>
       </w:pPr>
       <w:r>
-        <w:t>Reduce help deliberately</w:t>
+        <w:t>Reasoned teacher answer</w:t>
       </w:r>
     </w:p>
     <w:p>
       <w:pPr>
-        <w:pStyle w:val="Heading3"/>
-      </w:pPr>
-      <w:r>
-        <w:t>Completion practice</w:t>
+        <w:pStyle w:val="Heading1"/>
+      </w:pPr>
+      <w:r>
+        <w:t>04. Run the complete supplied investigation</w:t>
       </w:r>
     </w:p>
     <w:p>
-      <w:pPr>
-        <w:spacing w:line="336" w:lineRule="auto" w:after="180"/>
-        <w:shd w:fill="F5F1FB"/>
-      </w:pPr>
-      <w:r>
-        <w:rPr>
-          <w:b w:val="0"/>
-        </w:rPr>
-        <w:t>Completion task: In the interval 200 requests are eligible and 5 fail. Show the intermediate steps and give the conclusion with its scope.</w:t>
+      <w:r>
+        <w:t>Separate predictions,actual runs and paper traces.</w:t>
       </w:r>
     </w:p>
     <w:p>
       <w:pPr>
-        <w:pStyle w:val="Heading3"/>
-      </w:pPr>
-      <w:r>
-        <w:t>Reasoning to listen for</w:t>
+        <w:pStyle w:val="Heading2"/>
+      </w:pPr>
+      <w:r>
+        <w:t>Complete inputs,expected results and limits</w:t>
       </w:r>
     </w:p>
     <w:p>
       <w:pPr>
         <w:spacing w:line="336" w:lineRule="auto" w:after="180"/>
-        <w:shd w:fill="F1F6FC"/>
       </w:pPr>
       <w:r>
         <w:rPr>
           <w:b w:val="0"/>
         </w:rPr>
-        <w:t>Teacher check: Teacher explanation: 195/200=97.5%, below 98%; failures exceed budget 4 by one. This is the measured interval only.</w:t>
+        <w:t>Main98% over 200:allowed 4, observed 5, 195/200=97.5%, misses by1. Picture100:original 97/3 misses; counterfactual 98/2 meets but original preserved. Independent95% over 80 allows4 failures; 5 fail gives 75 success/80=93.75%, below 95%, exceeds budget by1. Require eligibility, window and success definition, with no future or zero-critical-failure guarantee.</w:t>
       </w:r>
     </w:p>
     <w:p>
       <w:pPr>
-        <w:spacing w:line="336" w:lineRule="auto" w:after="180"/>
-      </w:pPr>
-      <w:r>
-        <w:rPr>
-          <w:b w:val="0"/>
-        </w:rPr>
-        <w:t xml:space="preserve">Start by identifying the given </w:t>
-      </w:r>
-      <w:r>
-        <w:rPr>
-          <w:b/>
-        </w:rPr>
-        <w:t>input</w:t>
-      </w:r>
-      <w:r>
-        <w:rPr>
-          <w:b w:val="0"/>
-        </w:rPr>
-        <w:t>s together. Leave the intermediate steps blank. If needed, model one step, then withdraw that help on the next step. Move to a full trace only when the partial trace is understood.</w:t>
+        <w:pStyle w:val="Heading2"/>
+      </w:pPr>
+      <w:r>
+        <w:t>Diagnose the current misconceptions</w:t>
       </w:r>
     </w:p>
     <w:p>
@@ -2270,15 +3536,42 @@
         <w:rPr>
           <w:b w:val="0"/>
         </w:rPr>
-        <w:t>For partners, alternate explainer and checker; collect a response from every learner before discussion.</w:t>
+        <w:t>The worked result establishes every future case: Meeting one interval objective does not establish every future interval or zero critical failures.</w:t>
       </w:r>
     </w:p>
     <w:p>
       <w:pPr>
-        <w:pStyle w:val="Heading3"/>
-      </w:pPr>
-      <w:r>
-        <w:t>Individual reasoning check</w:t>
+        <w:spacing w:line="336" w:lineRule="auto" w:after="180"/>
+      </w:pPr>
+      <w:r>
+        <w:rPr>
+          <w:b w:val="0"/>
+        </w:rPr>
+        <w:t xml:space="preserve">A missing </w:t>
+      </w:r>
+      <w:r>
+        <w:rPr>
+          <w:b/>
+        </w:rPr>
+        <w:t>input</w:t>
+      </w:r>
+      <w:r>
+        <w:rPr>
+          <w:b w:val="0"/>
+        </w:rPr>
+        <w:t xml:space="preserve"> may be replaced without recording the change: A replacement changes the </w:t>
+      </w:r>
+      <w:r>
+        <w:rPr>
+          <w:b/>
+        </w:rPr>
+        <w:t>evidence</w:t>
+      </w:r>
+      <w:r>
+        <w:rPr>
+          <w:b w:val="0"/>
+        </w:rPr>
+        <w:t xml:space="preserve"> or contract. Record the change and its justification; do not silently turn unknown into a measured value.</w:t>
       </w:r>
     </w:p>
     <w:p>
@@ -2289,31 +3582,19 @@
         <w:rPr>
           <w:b w:val="0"/>
         </w:rPr>
-        <w:t xml:space="preserve">Use the worked case for </w:t>
+        <w:t xml:space="preserve">Repeating an assessed case is new independent </w:t>
       </w:r>
       <w:r>
         <w:rPr>
           <w:b/>
         </w:rPr>
-        <w:t>Failure budget</w:t>
+        <w:t>evidence</w:t>
       </w:r>
       <w:r>
         <w:rPr>
           <w:b w:val="0"/>
         </w:rPr>
-        <w:t xml:space="preserve">s and </w:t>
-      </w:r>
-      <w:r>
-        <w:rPr>
-          <w:b/>
-        </w:rPr>
-        <w:t>service objective</w:t>
-      </w:r>
-      <w:r>
-        <w:rPr>
-          <w:b w:val="0"/>
-        </w:rPr>
-        <w:t>s. Proposed explanation: “The worked result establishes every future case”. Decide whether this explanation is supported.</w:t>
+        <w:t>: A replay checks consistency. An example used for feedback or revision cannot later be described as untouched final evaluation.</w:t>
       </w:r>
     </w:p>
     <w:p>
@@ -2324,270 +3605,39 @@
         <w:rPr>
           <w:b w:val="0"/>
         </w:rPr>
-        <w:t>Point to the step or supplied fact that decides; explain your repair if needed.</w:t>
+        <w:t xml:space="preserve">Use Run the investigation for the </w:t>
+      </w:r>
+      <w:r>
+        <w:rPr>
+          <w:b/>
+        </w:rPr>
+        <w:t>evidence</w:t>
+      </w:r>
+      <w:r>
+        <w:rPr>
+          <w:b w:val="0"/>
+        </w:rPr>
+        <w:t xml:space="preserve"> ledger. Add a boundary or missing-</w:t>
+      </w:r>
+      <w:r>
+        <w:rPr>
+          <w:b/>
+        </w:rPr>
+        <w:t>input</w:t>
+      </w:r>
+      <w:r>
+        <w:rPr>
+          <w:b w:val="0"/>
+        </w:rPr>
+        <w:t xml:space="preserve"> case and record the expected response before checking. More successful repeats of one case do not establish wider coverage.</w:t>
       </w:r>
     </w:p>
     <w:p>
       <w:pPr>
-        <w:pStyle w:val="Heading3"/>
-      </w:pPr>
-      <w:r>
-        <w:t>Expected repair</w:t>
-      </w:r>
-    </w:p>
-    <w:p>
-      <w:pPr>
-        <w:spacing w:line="336" w:lineRule="auto" w:after="180"/>
-        <w:shd w:fill="F1F6FC"/>
-      </w:pPr>
-      <w:r>
-        <w:rPr>
-          <w:b w:val="0"/>
-        </w:rPr>
-        <w:t>Expected correction: Meeting one interval objective does not establish every future interval or zero critical failures.</w:t>
-      </w:r>
-    </w:p>
-    <w:p>
-      <w:pPr>
-        <w:spacing w:line="336" w:lineRule="auto" w:after="180"/>
-      </w:pPr>
-      <w:r>
-        <w:rPr>
-          <w:b w:val="0"/>
-        </w:rPr>
-        <w:t>Collect explanations, not only yes/no votes. If a misunderstanding is common, re-model the relevant step for the class.</w:t>
-      </w:r>
-    </w:p>
-    <w:p>
-      <w:pPr>
-        <w:spacing w:line="336" w:lineRule="auto" w:after="180"/>
-      </w:pPr>
-      <w:r>
-        <w:rPr>
-          <w:b w:val="0"/>
-        </w:rPr>
-        <w:t>If it affects a few learners, give a short targeted group explanation while others solve a more demanding variation.</w:t>
-      </w:r>
-    </w:p>
-    <w:p>
-      <w:pPr>
-        <w:pStyle w:val="Heading3"/>
-      </w:pPr>
-      <w:r>
-        <w:t>Pictorial practice question</w:t>
-      </w:r>
-    </w:p>
-    <w:p>
-      <w:pPr>
-        <w:spacing w:line="336" w:lineRule="auto" w:after="180"/>
-        <w:shd w:fill="F5F1FB"/>
-      </w:pPr>
-      <w:r>
-        <w:rPr>
-          <w:b w:val="0"/>
-        </w:rPr>
-        <w:t>Calculate the maximum allowed failures among 100 requests. Does 97 successes and 3 failures meet the target, and what changes after one failure becomes a success?</w:t>
-      </w:r>
-    </w:p>
-    <w:p>
-      <w:pPr>
-        <w:pStyle w:val="Heading3"/>
-      </w:pPr>
-      <w:r>
-        <w:t>Reasoned teacher answer</w:t>
-      </w:r>
-    </w:p>
-    <w:p>
-      <w:pPr>
-        <w:spacing w:line="336" w:lineRule="auto" w:after="180"/>
-      </w:pPr>
-      <w:r>
-        <w:rPr>
-          <w:b w:val="0"/>
-        </w:rPr>
-        <w:t>Use the same predeclared correctness and timing criteria. The target permits at most 2 failures in 100 requests. Three failures misses the target by one request.</w:t>
-      </w:r>
-    </w:p>
-    <w:p>
-      <w:pPr>
-        <w:spacing w:line="336" w:lineRule="auto" w:after="180"/>
-      </w:pPr>
-      <w:r>
-        <w:rPr>
-          <w:b w:val="0"/>
-        </w:rPr>
-        <w:t>Changed case: 98 successes and 2 failures meet the stated window target. One recorded outcome changes while the denominator stays 100.</w:t>
-      </w:r>
-    </w:p>
-    <w:p>
-      <w:pPr>
-        <w:spacing w:line="336" w:lineRule="auto" w:after="180"/>
-      </w:pPr>
-      <w:r>
-        <w:rPr>
-          <w:b w:val="0"/>
-        </w:rPr>
-        <w:t>Changed-case reasoning: 98 successes and 2 failures meet the stated window target. One recorded outcome changes while the denominator stays 100.</w:t>
-      </w:r>
-    </w:p>
-    <w:p>
-      <w:pPr>
-        <w:spacing w:line="336" w:lineRule="auto" w:after="180"/>
-      </w:pPr>
-      <w:r>
-        <w:rPr>
-          <w:b w:val="0"/>
-        </w:rPr>
-        <w:t xml:space="preserve">Collect each learner’s explanation before discussion. Use the first missing connection between </w:t>
-      </w:r>
-      <w:r>
-        <w:rPr>
-          <w:b/>
-        </w:rPr>
-        <w:t>input</w:t>
-      </w:r>
-      <w:r>
-        <w:rPr>
-          <w:b w:val="0"/>
-        </w:rPr>
-        <w:t xml:space="preserve">, deciding step and result to choose support. This question is worked-case practice, not fresh mastery </w:t>
-      </w:r>
-      <w:r>
-        <w:rPr>
-          <w:b/>
-        </w:rPr>
-        <w:t>evidence</w:t>
-      </w:r>
-      <w:r>
-        <w:rPr>
-          <w:b w:val="0"/>
-        </w:rPr>
-        <w:t>.</w:t>
-      </w:r>
-    </w:p>
-    <w:p>
-      <w:pPr>
-        <w:pStyle w:val="Heading1"/>
-      </w:pPr>
-      <w:r>
-        <w:t>04. Run the investigation and diagnose misconceptions</w:t>
-      </w:r>
-    </w:p>
-    <w:p>
-      <w:r>
-        <w:t>Run the Failure budgets and service objectives investigation and use the first unsupported step to choose a teaching response.</w:t>
-      </w:r>
-    </w:p>
-    <w:p>
-      <w:pPr>
-        <w:spacing w:line="336" w:lineRule="auto" w:after="180"/>
-      </w:pPr>
-      <w:r>
-        <w:rPr>
-          <w:b w:val="0"/>
-        </w:rPr>
-        <w:t>The worked result establishes every future case: Meeting one interval objective does not establish every future interval or zero critical failures.</w:t>
-      </w:r>
-    </w:p>
-    <w:p>
-      <w:pPr>
-        <w:spacing w:line="336" w:lineRule="auto" w:after="180"/>
-      </w:pPr>
-      <w:r>
-        <w:rPr>
-          <w:b w:val="0"/>
-        </w:rPr>
-        <w:t xml:space="preserve">A missing </w:t>
-      </w:r>
-      <w:r>
-        <w:rPr>
-          <w:b/>
-        </w:rPr>
-        <w:t>input</w:t>
-      </w:r>
-      <w:r>
-        <w:rPr>
-          <w:b w:val="0"/>
-        </w:rPr>
-        <w:t xml:space="preserve"> may be replaced without recording the change: A replacement changes the </w:t>
-      </w:r>
-      <w:r>
-        <w:rPr>
-          <w:b/>
-        </w:rPr>
-        <w:t>evidence</w:t>
-      </w:r>
-      <w:r>
-        <w:rPr>
-          <w:b w:val="0"/>
-        </w:rPr>
-        <w:t xml:space="preserve"> or contract. Record the change and its justification; do not silently turn unknown into a measured value.</w:t>
-      </w:r>
-    </w:p>
-    <w:p>
-      <w:pPr>
-        <w:spacing w:line="336" w:lineRule="auto" w:after="180"/>
-      </w:pPr>
-      <w:r>
-        <w:rPr>
-          <w:b w:val="0"/>
-        </w:rPr>
-        <w:t xml:space="preserve">Repeating an assessed case is new independent </w:t>
-      </w:r>
-      <w:r>
-        <w:rPr>
-          <w:b/>
-        </w:rPr>
-        <w:t>evidence</w:t>
-      </w:r>
-      <w:r>
-        <w:rPr>
-          <w:b w:val="0"/>
-        </w:rPr>
-        <w:t>: A replay checks consistency. An example used for feedback or revision cannot later be described as untouched final evaluation.</w:t>
-      </w:r>
-    </w:p>
-    <w:p>
-      <w:pPr>
-        <w:spacing w:line="336" w:lineRule="auto" w:after="180"/>
-      </w:pPr>
-      <w:r>
-        <w:rPr>
-          <w:b w:val="0"/>
-        </w:rPr>
-        <w:t xml:space="preserve">Use Run the investigation for the </w:t>
-      </w:r>
-      <w:r>
-        <w:rPr>
-          <w:b/>
-        </w:rPr>
-        <w:t>evidence</w:t>
-      </w:r>
-      <w:r>
-        <w:rPr>
-          <w:b w:val="0"/>
-        </w:rPr>
-        <w:t xml:space="preserve"> ledger. Add a boundary or missing-</w:t>
-      </w:r>
-      <w:r>
-        <w:rPr>
-          <w:b/>
-        </w:rPr>
-        <w:t>input</w:t>
-      </w:r>
-      <w:r>
-        <w:rPr>
-          <w:b w:val="0"/>
-        </w:rPr>
-        <w:t xml:space="preserve"> case and record the expected response before checking. More successful repeats of one case do not establish wider coverage.</w:t>
-      </w:r>
-    </w:p>
-    <w:p>
-      <w:pPr>
-        <w:pStyle w:val="Heading3"/>
-      </w:pPr>
-      <w:r>
-        <w:t>Match the support to the first error</w:t>
+        <w:pStyle w:val="Heading2"/>
+      </w:pPr>
+      <w:r>
+        <w:t>Choose accessible support</w:t>
       </w:r>
     </w:p>
     <w:tbl>
@@ -2760,633 +3810,81 @@
     </w:p>
     <w:p>
       <w:pPr>
-        <w:pStyle w:val="Heading1"/>
-      </w:pPr>
-      <w:r>
-        <w:t>05. Assess and explain the answers</w:t>
+        <w:pStyle w:val="Heading2"/>
+      </w:pPr>
+      <w:r>
+        <w:t>Earlier wording, alternatives and picture transcripts · reference / check after trying</w:t>
       </w:r>
     </w:p>
     <w:p>
-      <w:r>
-        <w:t>Use the Failure budgets and service objectives questions, teacher keys and criteria after the relevant attempts. Previously discussed cases are practice; protect the separately selected independent task.</w:t>
+      <w:pPr>
+        <w:pStyle w:val="Heading3"/>
+      </w:pPr>
+      <w:r>
+        <w:t>Match the support to the first error</w:t>
       </w:r>
     </w:p>
     <w:p>
       <w:pPr>
-        <w:pStyle w:val="Heading3"/>
-      </w:pPr>
-      <w:r>
-        <w:t>Guided and exit questions</w:t>
+        <w:pStyle w:val="Heading1"/>
+      </w:pPr>
+      <w:r>
+        <w:t>05. Assess the new service scenario</w:t>
       </w:r>
     </w:p>
     <w:p>
-      <w:pPr>
-        <w:spacing w:line="336" w:lineRule="auto" w:after="180"/>
-      </w:pPr>
-      <w:r>
-        <w:rPr>
-          <w:b w:val="0"/>
-        </w:rPr>
-        <w:t>Guided: 195/200=97.5%, below 98%; failures exceed budget 4 by one. This is the measured interval only. Qualification: Meeting one interval objective does not establish every future interval or zero critical failures.</w:t>
+      <w:r>
+        <w:t>Keep the selected answer private until after a first attempt.</w:t>
       </w:r>
     </w:p>
     <w:p>
       <w:pPr>
-        <w:spacing w:line="336" w:lineRule="auto" w:after="180"/>
-      </w:pPr>
-      <w:r>
-        <w:rPr>
-          <w:b w:val="0"/>
-        </w:rPr>
-        <w:t xml:space="preserve">Exit: accept a concrete variation with its predicted outcome and a stated condition that would challenge the </w:t>
-      </w:r>
-      <w:r>
-        <w:rPr>
-          <w:b/>
-        </w:rPr>
-        <w:t>mechanism</w:t>
-      </w:r>
-      <w:r>
-        <w:rPr>
-          <w:b w:val="0"/>
-        </w:rPr>
-        <w:t xml:space="preserve">; reject a claim resting on unmeasured </w:t>
-      </w:r>
-      <w:r>
-        <w:rPr>
-          <w:b/>
-        </w:rPr>
-        <w:t>evidence</w:t>
-      </w:r>
-      <w:r>
-        <w:rPr>
-          <w:b w:val="0"/>
-        </w:rPr>
-        <w:t>.</w:t>
+        <w:pStyle w:val="Heading2"/>
+      </w:pPr>
+      <w:r>
+        <w:t>Selected independent task and checked answer</w:t>
       </w:r>
     </w:p>
     <w:p>
       <w:pPr>
-        <w:pStyle w:val="Heading3"/>
-      </w:pPr>
-      <w:r>
-        <w:t>W1 Explain the mechanism</w:t>
+        <w:spacing w:line="336" w:lineRule="auto" w:after="180"/>
+      </w:pPr>
+      <w:r>
+        <w:rPr>
+          <w:b w:val="0"/>
+        </w:rPr>
+        <w:t xml:space="preserve">Selected case: Objective 95% over 80 </w:t>
+      </w:r>
+      <w:r>
+        <w:rPr>
+          <w:b/>
+        </w:rPr>
+        <w:t>eligible request</w:t>
+      </w:r>
+      <w:r>
+        <w:rPr>
+          <w:b w:val="0"/>
+        </w:rPr>
+        <w:t>s. Five fail. Compute allowed failures and observed success.</w:t>
       </w:r>
     </w:p>
     <w:p>
       <w:pPr>
-        <w:pStyle w:val="Heading3"/>
-      </w:pPr>
-      <w:r>
-        <w:t>Workbook question · W1</w:t>
+        <w:spacing w:line="336" w:lineRule="auto" w:after="180"/>
+      </w:pPr>
+      <w:r>
+        <w:rPr>
+          <w:b w:val="0"/>
+        </w:rPr>
+        <w:t>Teacher explanation: Allowed four; 75/80=93.75%, so objective fails. Unknown eligibility cannot be silently excluded.</w:t>
       </w:r>
     </w:p>
     <w:p>
       <w:pPr>
-        <w:spacing w:line="336" w:lineRule="auto" w:after="180"/>
-        <w:shd w:fill="F5F1FB"/>
-      </w:pPr>
-      <w:r>
-        <w:rPr>
-          <w:b w:val="0"/>
-        </w:rPr>
-        <w:t xml:space="preserve">Explain the weekly </w:t>
-      </w:r>
-      <w:r>
-        <w:rPr>
-          <w:b/>
-        </w:rPr>
-        <w:t>mechanism</w:t>
-      </w:r>
-      <w:r>
-        <w:rPr>
-          <w:b w:val="0"/>
-        </w:rPr>
-        <w:t xml:space="preserve"> in your own words. Use the worked scenario to name its </w:t>
-      </w:r>
-      <w:r>
-        <w:rPr>
-          <w:b/>
-        </w:rPr>
-        <w:t>input</w:t>
-      </w:r>
-      <w:r>
-        <w:rPr>
-          <w:b w:val="0"/>
-        </w:rPr>
-        <w:t xml:space="preserve">, decision rule and </w:t>
-      </w:r>
-      <w:r>
-        <w:rPr>
-          <w:b/>
-        </w:rPr>
-        <w:t>output</w:t>
-      </w:r>
-      <w:r>
-        <w:rPr>
-          <w:b w:val="0"/>
-        </w:rPr>
-        <w:t>.</w:t>
-      </w:r>
-    </w:p>
-    <w:p>
-      <w:pPr>
-        <w:pStyle w:val="Heading3"/>
-      </w:pPr>
-      <w:r>
-        <w:t>Teacher reasoning · W1</w:t>
-      </w:r>
-    </w:p>
-    <w:p>
-      <w:pPr>
-        <w:spacing w:line="336" w:lineRule="auto" w:after="180"/>
-        <w:shd w:fill="F1F6FC"/>
-      </w:pPr>
-      <w:r>
-        <w:rPr>
-          <w:b w:val="0"/>
-        </w:rPr>
-        <w:t xml:space="preserve">Teacher explanation: </w:t>
-      </w:r>
-      <w:r>
-        <w:rPr>
-          <w:b/>
-        </w:rPr>
-        <w:t>Service objective</w:t>
-      </w:r>
-      <w:r>
-        <w:rPr>
-          <w:b w:val="0"/>
-        </w:rPr>
-        <w:t xml:space="preserve">s define measured reliability over a stated interval. A </w:t>
-      </w:r>
-      <w:r>
-        <w:rPr>
-          <w:b/>
-        </w:rPr>
-        <w:t>failure budget</w:t>
-      </w:r>
-      <w:r>
-        <w:rPr>
-          <w:b w:val="0"/>
-        </w:rPr>
-        <w:t xml:space="preserve"> is meaningful only after success and </w:t>
-      </w:r>
-      <w:r>
-        <w:rPr>
-          <w:b/>
-        </w:rPr>
-        <w:t>eligible request</w:t>
-      </w:r>
-      <w:r>
-        <w:rPr>
-          <w:b w:val="0"/>
-        </w:rPr>
-        <w:t>s are defined.</w:t>
-      </w:r>
-    </w:p>
-    <w:p>
-      <w:pPr>
-        <w:spacing w:line="336" w:lineRule="auto" w:after="180"/>
-        <w:shd w:fill="F1F6FC"/>
-      </w:pPr>
-      <w:r>
-        <w:rPr>
-          <w:b w:val="0"/>
-        </w:rPr>
-        <w:t xml:space="preserve">For a fictional objective at least 98% of 200 </w:t>
-      </w:r>
-      <w:r>
-        <w:rPr>
-          <w:b/>
-        </w:rPr>
-        <w:t>eligible request</w:t>
-      </w:r>
-      <w:r>
-        <w:rPr>
-          <w:b w:val="0"/>
-        </w:rPr>
-        <w:t>s must pass all contract checks. Allowed failures are 2%*200=4. Count every eligible failure once; report excluded requests separately.</w:t>
-      </w:r>
-    </w:p>
-    <w:p>
-      <w:pPr>
-        <w:pStyle w:val="Heading3"/>
-      </w:pPr>
-      <w:r>
-        <w:t>W2 Trace the worked case</w:t>
-      </w:r>
-    </w:p>
-    <w:p>
-      <w:pPr>
-        <w:pStyle w:val="Heading3"/>
-      </w:pPr>
-      <w:r>
-        <w:t>Workbook question · W2</w:t>
-      </w:r>
-    </w:p>
-    <w:p>
-      <w:pPr>
-        <w:spacing w:line="336" w:lineRule="auto" w:after="180"/>
-        <w:shd w:fill="F5F1FB"/>
-      </w:pPr>
-      <w:r>
-        <w:rPr>
-          <w:b w:val="0"/>
-        </w:rPr>
-        <w:t>In the interval 200 requests are eligible and 5 fail. Show the intermediate steps and give the conclusion with its scope.</w:t>
-      </w:r>
-    </w:p>
-    <w:p>
-      <w:pPr>
-        <w:pStyle w:val="Heading3"/>
-      </w:pPr>
-      <w:r>
-        <w:t>Teacher reasoning · W2</w:t>
-      </w:r>
-    </w:p>
-    <w:p>
-      <w:pPr>
-        <w:spacing w:line="336" w:lineRule="auto" w:after="180"/>
-        <w:shd w:fill="F1F6FC"/>
-      </w:pPr>
-      <w:r>
-        <w:rPr>
-          <w:b w:val="0"/>
-        </w:rPr>
-        <w:t>Teacher explanation: 195/200=97.5%, below 98%; failures exceed budget 4 by one. This is the measured interval only.</w:t>
-      </w:r>
-    </w:p>
-    <w:p>
-      <w:pPr>
-        <w:pStyle w:val="Heading3"/>
-      </w:pPr>
-      <w:r>
-        <w:t>W3 Audit the limit</w:t>
-      </w:r>
-    </w:p>
-    <w:p>
-      <w:pPr>
-        <w:pStyle w:val="Heading3"/>
-      </w:pPr>
-      <w:r>
-        <w:t>Workbook question · W3</w:t>
-      </w:r>
-    </w:p>
-    <w:p>
-      <w:pPr>
-        <w:spacing w:line="336" w:lineRule="auto" w:after="180"/>
-        <w:shd w:fill="F5F1FB"/>
-      </w:pPr>
-      <w:r>
-        <w:rPr>
-          <w:b w:val="0"/>
-        </w:rPr>
-        <w:t>A report omits this qualification: Meeting one interval objective does not establish every future interval or zero critical failures.</w:t>
-      </w:r>
-    </w:p>
-    <w:p>
-      <w:pPr>
-        <w:spacing w:line="336" w:lineRule="auto" w:after="180"/>
-        <w:shd w:fill="F5F1FB"/>
-      </w:pPr>
-      <w:r>
-        <w:rPr>
-          <w:b w:val="0"/>
-        </w:rPr>
-        <w:t>Explain how omitting it could change a reader's interpretation, and write an accurate replacement.</w:t>
-      </w:r>
-    </w:p>
-    <w:p>
-      <w:pPr>
-        <w:pStyle w:val="Heading3"/>
-      </w:pPr>
-      <w:r>
-        <w:t>Teacher reasoning · W3</w:t>
-      </w:r>
-    </w:p>
-    <w:p>
-      <w:pPr>
-        <w:spacing w:line="336" w:lineRule="auto" w:after="180"/>
-        <w:shd w:fill="F1F6FC"/>
-      </w:pPr>
-      <w:r>
-        <w:rPr>
-          <w:b w:val="0"/>
-        </w:rPr>
-        <w:t>Teacher explanation: Meeting one interval objective does not establish every future interval or zero critical failures.</w:t>
-      </w:r>
-    </w:p>
-    <w:p>
-      <w:pPr>
-        <w:spacing w:line="336" w:lineRule="auto" w:after="180"/>
-        <w:shd w:fill="F1F6FC"/>
-      </w:pPr>
-      <w:r>
-        <w:rPr>
-          <w:b w:val="0"/>
-        </w:rPr>
-        <w:t xml:space="preserve">State the observed result separately from the unverified or out-of-scope claim; preserve the original </w:t>
-      </w:r>
-      <w:r>
-        <w:rPr>
-          <w:b/>
-        </w:rPr>
-        <w:t>evidence</w:t>
-      </w:r>
-      <w:r>
-        <w:rPr>
-          <w:b w:val="0"/>
-        </w:rPr>
-        <w:t xml:space="preserve"> rather than inventing a missing fact.</w:t>
-      </w:r>
-    </w:p>
-    <w:p>
-      <w:pPr>
-        <w:pStyle w:val="Heading3"/>
-      </w:pPr>
-      <w:r>
-        <w:t>W4 Apply a new case independently</w:t>
-      </w:r>
-    </w:p>
-    <w:p>
-      <w:pPr>
-        <w:pStyle w:val="Heading3"/>
-      </w:pPr>
-      <w:r>
-        <w:t>Workbook question · W4</w:t>
-      </w:r>
-    </w:p>
-    <w:p>
-      <w:pPr>
-        <w:spacing w:line="336" w:lineRule="auto" w:after="180"/>
-        <w:shd w:fill="F5F1FB"/>
-      </w:pPr>
-      <w:r>
-        <w:rPr>
-          <w:b w:val="0"/>
-        </w:rPr>
-        <w:t xml:space="preserve">Objective 95% over 80 </w:t>
-      </w:r>
-      <w:r>
-        <w:rPr>
-          <w:b/>
-        </w:rPr>
-        <w:t>eligible request</w:t>
-      </w:r>
-      <w:r>
-        <w:rPr>
-          <w:b w:val="0"/>
-        </w:rPr>
-        <w:t>s. Five fail. Compute allowed failures and observed success.</w:t>
-      </w:r>
-    </w:p>
-    <w:p>
-      <w:pPr>
-        <w:pStyle w:val="Heading3"/>
-      </w:pPr>
-      <w:r>
-        <w:t>Teacher reasoning · W4</w:t>
-      </w:r>
-    </w:p>
-    <w:p>
-      <w:pPr>
-        <w:spacing w:line="336" w:lineRule="auto" w:after="180"/>
-        <w:shd w:fill="F1F6FC"/>
-      </w:pPr>
-      <w:r>
-        <w:rPr>
-          <w:b w:val="0"/>
-        </w:rPr>
-        <w:t>Teacher explanation: Allowed four; 75/80=93.75%, so objective fails. Unknown eligibility cannot be silently excluded.</w:t>
-      </w:r>
-    </w:p>
-    <w:p>
-      <w:pPr>
-        <w:pStyle w:val="Heading3"/>
-      </w:pPr>
-      <w:r>
-        <w:t>W5 Design a revealing follow-up</w:t>
-      </w:r>
-    </w:p>
-    <w:p>
-      <w:pPr>
-        <w:pStyle w:val="Heading3"/>
-      </w:pPr>
-      <w:r>
-        <w:t>Workbook question · W5</w:t>
-      </w:r>
-    </w:p>
-    <w:p>
-      <w:pPr>
-        <w:spacing w:line="336" w:lineRule="auto" w:after="180"/>
-        <w:shd w:fill="F5F1FB"/>
-      </w:pPr>
-      <w:r>
-        <w:rPr>
-          <w:b w:val="0"/>
-        </w:rPr>
-        <w:t>For the worked scenario, propose one additional case that could reveal a failure, describe its expected outcome before running it, and explain what would need to remain fixed for a fair comparison.</w:t>
-      </w:r>
-    </w:p>
-    <w:p>
-      <w:pPr>
-        <w:spacing w:line="336" w:lineRule="auto" w:after="180"/>
-        <w:shd w:fill="F5F1FB"/>
-      </w:pPr>
-      <w:r>
-        <w:rPr>
-          <w:b w:val="0"/>
-        </w:rPr>
-        <w:t>Do not reuse W4 as a new final test after receiving feedback.</w:t>
-      </w:r>
-    </w:p>
-    <w:p>
-      <w:pPr>
-        <w:pStyle w:val="Heading3"/>
-      </w:pPr>
-      <w:r>
-        <w:t>Teacher reasoning · W5</w:t>
-      </w:r>
-    </w:p>
-    <w:p>
-      <w:pPr>
-        <w:spacing w:line="336" w:lineRule="auto" w:after="180"/>
-        <w:shd w:fill="F1F6FC"/>
-      </w:pPr>
-      <w:r>
-        <w:rPr>
-          <w:b w:val="0"/>
-        </w:rPr>
-        <w:t xml:space="preserve">Teacher explanation: Accept a concrete variant of the worked </w:t>
-      </w:r>
-      <w:r>
-        <w:rPr>
-          <w:b/>
-        </w:rPr>
-        <w:t>input</w:t>
-      </w:r>
-      <w:r>
-        <w:rPr>
-          <w:b w:val="0"/>
-        </w:rPr>
-        <w:t xml:space="preserve"> or a missing/conflicting/boundary condition, with an expectation derived from the declared procedure.</w:t>
-      </w:r>
-    </w:p>
-    <w:p>
-      <w:pPr>
-        <w:spacing w:line="336" w:lineRule="auto" w:after="180"/>
-        <w:shd w:fill="F1F6FC"/>
-      </w:pPr>
-      <w:r>
-        <w:rPr>
-          <w:b w:val="0"/>
-        </w:rPr>
-        <w:t xml:space="preserve">Require preserved settings, original </w:t>
-      </w:r>
-      <w:r>
-        <w:rPr>
-          <w:b/>
-        </w:rPr>
-        <w:t>output</w:t>
-      </w:r>
-      <w:r>
-        <w:rPr>
-          <w:b w:val="0"/>
-        </w:rPr>
-        <w:t>s and data roles. Meeting one interval objective does not establish every future interval or zero critical failures.</w:t>
-      </w:r>
-    </w:p>
-    <w:p>
-      <w:pPr>
-        <w:spacing w:line="336" w:lineRule="auto" w:after="180"/>
-        <w:shd w:fill="F1F6FC"/>
-      </w:pPr>
-      <w:r>
-        <w:rPr>
-          <w:b w:val="0"/>
-        </w:rPr>
-        <w:t xml:space="preserve">The new case should test this particular </w:t>
-      </w:r>
-      <w:r>
-        <w:rPr>
-          <w:b/>
-        </w:rPr>
-        <w:t>mechanism</w:t>
-      </w:r>
-      <w:r>
-        <w:rPr>
-          <w:b w:val="0"/>
-        </w:rPr>
-        <w:t xml:space="preserve"> rather than merely restate the original result.</w:t>
-      </w:r>
-    </w:p>
-    <w:p>
-      <w:pPr>
-        <w:pStyle w:val="Heading3"/>
-      </w:pPr>
-      <w:r>
-        <w:t>Independent assessment and fresh retry</w:t>
-      </w:r>
-    </w:p>
-    <w:p>
-      <w:pPr>
-        <w:pStyle w:val="Heading3"/>
-      </w:pPr>
-      <w:r>
-        <w:t>Teacher key · Independent assessment and fresh retry</w:t>
-      </w:r>
-    </w:p>
-    <w:p>
-      <w:pPr>
-        <w:spacing w:line="336" w:lineRule="auto" w:after="180"/>
-        <w:shd w:fill="F1F6FC"/>
-      </w:pPr>
-      <w:r>
-        <w:rPr>
-          <w:b w:val="0"/>
-        </w:rPr>
-        <w:t>W4: Allowed four; 75/80=93.75%, so objective fails. Unknown eligibility cannot be silently excluded. Require intermediate reasoning and the stated scope. Fresh retry: Objective 90% over 50 requests with four failures.</w:t>
-      </w:r>
-    </w:p>
-    <w:p>
-      <w:pPr>
-        <w:spacing w:line="336" w:lineRule="auto" w:after="180"/>
-        <w:shd w:fill="F1F6FC"/>
-      </w:pPr>
-      <w:r>
-        <w:rPr>
-          <w:b w:val="0"/>
-        </w:rPr>
-        <w:t>Expected reasoning: Allowed five; success 46/50=92%, so interval meets objective. If students need support, record it and reassess with another new case rather than awarding independence to a copied answer.</w:t>
-      </w:r>
-    </w:p>
-    <w:p>
-      <w:pPr>
-        <w:pStyle w:val="Heading3"/>
-      </w:pPr>
-      <w:r>
-        <w:t>Assess independent transfer</w:t>
-      </w:r>
-    </w:p>
-    <w:p>
-      <w:pPr>
-        <w:pStyle w:val="Heading3"/>
-      </w:pPr>
-      <w:r>
-        <w:t>Independent question · withhold the key</w:t>
-      </w:r>
-    </w:p>
-    <w:p>
-      <w:pPr>
-        <w:spacing w:line="336" w:lineRule="auto" w:after="180"/>
-        <w:shd w:fill="F5F1FB"/>
-      </w:pPr>
-      <w:r>
-        <w:rPr>
-          <w:b w:val="0"/>
-        </w:rPr>
-        <w:t xml:space="preserve">Selected case: Objective 95% over 80 </w:t>
-      </w:r>
-      <w:r>
-        <w:rPr>
-          <w:b/>
-        </w:rPr>
-        <w:t>eligible request</w:t>
-      </w:r>
-      <w:r>
-        <w:rPr>
-          <w:b w:val="0"/>
-        </w:rPr>
-        <w:t>s. Five fail. Compute allowed failures and observed success.</w:t>
-      </w:r>
-    </w:p>
-    <w:p>
-      <w:pPr>
-        <w:pStyle w:val="Heading3"/>
-      </w:pPr>
-      <w:r>
-        <w:t>Selected case answer</w:t>
-      </w:r>
-    </w:p>
-    <w:p>
-      <w:pPr>
-        <w:pStyle w:val="Heading3"/>
-      </w:pPr>
-      <w:r>
-        <w:t>Teacher key · Selected case answer</w:t>
-      </w:r>
-    </w:p>
-    <w:p>
-      <w:pPr>
-        <w:spacing w:line="336" w:lineRule="auto" w:after="180"/>
-        <w:shd w:fill="F1F6FC"/>
-      </w:pPr>
-      <w:r>
-        <w:rPr>
-          <w:b w:val="0"/>
-        </w:rPr>
-        <w:t>Teacher explanation: Allowed four; 75/80=93.75%, so objective fails. Unknown eligibility cannot be silently excluded.</w:t>
+        <w:pStyle w:val="Heading2"/>
+      </w:pPr>
+      <w:r>
+        <w:t>Judge explanation,trace and limits</w:t>
       </w:r>
     </w:p>
     <w:tbl>
@@ -3493,54 +3991,55 @@
     </w:tbl>
     <w:p>
       <w:pPr>
-        <w:pStyle w:val="Heading3"/>
-      </w:pPr>
-      <w:r>
-        <w:t>Teacher key · Selected case answer</w:t>
+        <w:spacing w:line="336" w:lineRule="auto" w:after="180"/>
+      </w:pPr>
+      <w:r>
+        <w:rPr>
+          <w:b w:val="0"/>
+        </w:rPr>
+        <w:t>Record each dimension as not yet, with support, or independent. Accept a valid alternative procedure with a defensible trace.</w:t>
       </w:r>
     </w:p>
     <w:p>
       <w:pPr>
         <w:spacing w:line="336" w:lineRule="auto" w:after="180"/>
-        <w:shd w:fill="F1F6FC"/>
       </w:pPr>
       <w:r>
         <w:rPr>
           <w:b w:val="0"/>
         </w:rPr>
-        <w:t>Record each dimension as not yet, with support, or independent. Accept a valid alternative procedure with a defensible trace.</w:t>
+        <w:t xml:space="preserve">Do not penalise an honestly recorded model failure if the learner correctly explains its </w:t>
+      </w:r>
+      <w:r>
+        <w:rPr>
+          <w:b/>
+        </w:rPr>
+        <w:t>evidence</w:t>
+      </w:r>
+      <w:r>
+        <w:rPr>
+          <w:b w:val="0"/>
+        </w:rPr>
+        <w:t xml:space="preserve"> and limits.</w:t>
       </w:r>
     </w:p>
     <w:p>
       <w:pPr>
-        <w:spacing w:line="336" w:lineRule="auto" w:after="180"/>
-        <w:shd w:fill="F1F6FC"/>
-      </w:pPr>
-      <w:r>
-        <w:rPr>
-          <w:b w:val="0"/>
-        </w:rPr>
-        <w:t xml:space="preserve">Do not penalise an honestly recorded model failure if the learner correctly explains its </w:t>
-      </w:r>
-      <w:r>
-        <w:rPr>
-          <w:b/>
-        </w:rPr>
-        <w:t>evidence</w:t>
-      </w:r>
-      <w:r>
-        <w:rPr>
-          <w:b w:val="0"/>
-        </w:rPr>
-        <w:t xml:space="preserve"> and limits.</w:t>
+        <w:pStyle w:val="Heading2"/>
+      </w:pPr>
+      <w:r>
+        <w:t>Give one usable repair</w:t>
       </w:r>
     </w:p>
     <w:p>
       <w:pPr>
-        <w:pStyle w:val="Heading3"/>
-      </w:pPr>
-      <w:r>
-        <w:t>Feedback that the learner uses</w:t>
+        <w:spacing w:line="336" w:lineRule="auto" w:after="180"/>
+      </w:pPr>
+      <w:r>
+        <w:rPr>
+          <w:b w:val="0"/>
+        </w:rPr>
+        <w:t>Name the earliest unsupported step and give one action to repair it. Have the learner make that repair now and explain why. Then assess the relevant skill on a fresh, fully specified case.</w:t>
       </w:r>
     </w:p>
     <w:p>
@@ -3551,31 +4050,109 @@
         <w:rPr>
           <w:b w:val="0"/>
         </w:rPr>
-        <w:t>Name the earliest unsupported step and give one action to repair it. Have the learner make that repair now and explain why. Then assess the relevant skill on a fresh, fully specified case.</w:t>
+        <w:t>Confirm it was not previously practised with feedback; solve and check the new case before assigning it. A follow-up design prompt is a starting brief, not automatically an equivalent test.</w:t>
       </w:r>
     </w:p>
     <w:p>
       <w:pPr>
-        <w:spacing w:line="336" w:lineRule="auto" w:after="180"/>
-      </w:pPr>
-      <w:r>
-        <w:rPr>
-          <w:b w:val="0"/>
-        </w:rPr>
-        <w:t>Confirm it was not previously practised with feedback; solve and check the new case before assigning it. A follow-up design prompt is a starting brief, not automatically an equivalent test.</w:t>
+        <w:pStyle w:val="Heading2"/>
+      </w:pPr>
+      <w:r>
+        <w:t>W1 Explain the mechanism</w:t>
       </w:r>
     </w:p>
     <w:p>
       <w:pPr>
-        <w:pStyle w:val="Heading1"/>
-      </w:pPr>
-      <w:r>
-        <w:t>06. Connect the project, support and next lesson</w:t>
+        <w:spacing w:line="336" w:lineRule="auto" w:after="180"/>
+      </w:pPr>
+      <w:r>
+        <w:rPr>
+          <w:b w:val="0"/>
+        </w:rPr>
+        <w:t xml:space="preserve">Explain the weekly </w:t>
+      </w:r>
+      <w:r>
+        <w:rPr>
+          <w:b/>
+        </w:rPr>
+        <w:t>mechanism</w:t>
+      </w:r>
+      <w:r>
+        <w:rPr>
+          <w:b w:val="0"/>
+        </w:rPr>
+        <w:t xml:space="preserve"> in your own words. Use the worked scenario to name its </w:t>
+      </w:r>
+      <w:r>
+        <w:rPr>
+          <w:b/>
+        </w:rPr>
+        <w:t>input</w:t>
+      </w:r>
+      <w:r>
+        <w:rPr>
+          <w:b w:val="0"/>
+        </w:rPr>
+        <w:t xml:space="preserve">, decision rule and </w:t>
+      </w:r>
+      <w:r>
+        <w:rPr>
+          <w:b/>
+        </w:rPr>
+        <w:t>output</w:t>
+      </w:r>
+      <w:r>
+        <w:rPr>
+          <w:b w:val="0"/>
+        </w:rPr>
+        <w:t>.</w:t>
       </w:r>
     </w:p>
     <w:p>
-      <w:r>
-        <w:t>Connect Failure budgets and service objectives to Grounded Learning Service, adapt support and plan a later changed-case check.</w:t>
+      <w:pPr>
+        <w:spacing w:line="336" w:lineRule="auto" w:after="180"/>
+      </w:pPr>
+      <w:r>
+        <w:rPr>
+          <w:b w:val="0"/>
+        </w:rPr>
+        <w:t xml:space="preserve">Teacher explanation: </w:t>
+      </w:r>
+      <w:r>
+        <w:rPr>
+          <w:b/>
+        </w:rPr>
+        <w:t>Service objective</w:t>
+      </w:r>
+      <w:r>
+        <w:rPr>
+          <w:b w:val="0"/>
+        </w:rPr>
+        <w:t xml:space="preserve">s define measured reliability over a stated interval. A </w:t>
+      </w:r>
+      <w:r>
+        <w:rPr>
+          <w:b/>
+        </w:rPr>
+        <w:t>failure budget</w:t>
+      </w:r>
+      <w:r>
+        <w:rPr>
+          <w:b w:val="0"/>
+        </w:rPr>
+        <w:t xml:space="preserve"> is meaningful only after success and </w:t>
+      </w:r>
+      <w:r>
+        <w:rPr>
+          <w:b/>
+        </w:rPr>
+        <w:t>eligible request</w:t>
+      </w:r>
+      <w:r>
+        <w:rPr>
+          <w:b w:val="0"/>
+        </w:rPr>
+        <w:t>s are defined.</w:t>
       </w:r>
     </w:p>
     <w:p>
@@ -3586,114 +4163,27 @@
         <w:rPr>
           <w:b w:val="0"/>
         </w:rPr>
-        <w:t xml:space="preserve">Add a labelled </w:t>
+        <w:t xml:space="preserve">For a fictional objective at least 98% of 200 </w:t>
       </w:r>
       <w:r>
         <w:rPr>
           <w:b/>
         </w:rPr>
-        <w:t>failure budget</w:t>
+        <w:t>eligible request</w:t>
       </w:r>
       <w:r>
         <w:rPr>
           <w:b w:val="0"/>
         </w:rPr>
-        <w:t xml:space="preserve">s and </w:t>
-      </w:r>
-      <w:r>
-        <w:rPr>
-          <w:b/>
-        </w:rPr>
-        <w:t>service objective</w:t>
-      </w:r>
-      <w:r>
-        <w:rPr>
-          <w:b w:val="0"/>
-        </w:rPr>
-        <w:t xml:space="preserve">s </w:t>
-      </w:r>
-      <w:r>
-        <w:rPr>
-          <w:b/>
-        </w:rPr>
-        <w:t>evidence</w:t>
-      </w:r>
-      <w:r>
-        <w:rPr>
-          <w:b w:val="0"/>
-        </w:rPr>
-        <w:t xml:space="preserve"> sheet to Grounded Learning Service. Show how you can explain the </w:t>
-      </w:r>
-      <w:r>
-        <w:rPr>
-          <w:b/>
-        </w:rPr>
-        <w:t>mechanism</w:t>
-      </w:r>
-      <w:r>
-        <w:rPr>
-          <w:b w:val="0"/>
-        </w:rPr>
-        <w:t xml:space="preserve"> and terminology of </w:t>
-      </w:r>
-      <w:r>
-        <w:rPr>
-          <w:b/>
-        </w:rPr>
-        <w:t>failure budget</w:t>
-      </w:r>
-      <w:r>
-        <w:rPr>
-          <w:b w:val="0"/>
-        </w:rPr>
-        <w:t xml:space="preserve">s and </w:t>
-      </w:r>
-      <w:r>
-        <w:rPr>
-          <w:b/>
-        </w:rPr>
-        <w:t>service objective</w:t>
-      </w:r>
-      <w:r>
-        <w:rPr>
-          <w:b w:val="0"/>
-        </w:rPr>
-        <w:t>s.</w:t>
+        <w:t>s must pass all contract checks. Allowed failures are 2%*200=4. Count every eligible failure once; report excluded requests separately.</w:t>
       </w:r>
     </w:p>
     <w:p>
       <w:pPr>
-        <w:spacing w:line="336" w:lineRule="auto" w:after="180"/>
-      </w:pPr>
-      <w:r>
-        <w:rPr>
-          <w:b w:val="0"/>
-        </w:rPr>
-        <w:t xml:space="preserve">Use the supplied fictional case and keep its </w:t>
-      </w:r>
-      <w:r>
-        <w:rPr>
-          <w:b/>
-        </w:rPr>
-        <w:t>input</w:t>
-      </w:r>
-      <w:r>
-        <w:rPr>
-          <w:b w:val="0"/>
-        </w:rPr>
-        <w:t xml:space="preserve">s, intermediate steps, calculation or </w:t>
-      </w:r>
-      <w:r>
-        <w:rPr>
-          <w:b/>
-        </w:rPr>
-        <w:t>prediction</w:t>
-      </w:r>
-      <w:r>
-        <w:rPr>
-          <w:b w:val="0"/>
-        </w:rPr>
-        <w:t>, and limitation. Connect this record to last week’s record; a matching answer without a trace is insufficient.</w:t>
+        <w:pStyle w:val="Heading2"/>
+      </w:pPr>
+      <w:r>
+        <w:t>W2 Trace the worked case</w:t>
       </w:r>
     </w:p>
     <w:p>
@@ -3704,19 +4194,7 @@
         <w:rPr>
           <w:b w:val="0"/>
         </w:rPr>
-        <w:t xml:space="preserve">Provide an </w:t>
-      </w:r>
-      <w:r>
-        <w:rPr>
-          <w:b/>
-        </w:rPr>
-        <w:t>input</w:t>
-      </w:r>
-      <w:r>
-        <w:rPr>
-          <w:b w:val="0"/>
-        </w:rPr>
-        <w:t>/procedure/result/limit frame and a calculator when needed. Ask students to identify the first step before completing the whole trace.</w:t>
+        <w:t>In the interval 200 requests are eligible and 5 fail. Show the intermediate steps and give the conclusion with its scope.</w:t>
       </w:r>
     </w:p>
     <w:p>
@@ -3727,42 +4205,15 @@
         <w:rPr>
           <w:b w:val="0"/>
         </w:rPr>
-        <w:t xml:space="preserve">Extension: compare two concrete variants of this </w:t>
-      </w:r>
-      <w:r>
-        <w:rPr>
-          <w:b/>
-        </w:rPr>
-        <w:t>mechanism</w:t>
-      </w:r>
-      <w:r>
-        <w:rPr>
-          <w:b w:val="0"/>
-        </w:rPr>
-        <w:t xml:space="preserve"> while holding unrelated conditions fixed; report both successful and unsuccessful outcomes.</w:t>
+        <w:t>Teacher explanation: 195/200=97.5%, below 98%; failures exceed budget 4 by one. This is the measured interval only.</w:t>
       </w:r>
     </w:p>
     <w:p>
       <w:pPr>
-        <w:spacing w:line="336" w:lineRule="auto" w:after="180"/>
-      </w:pPr>
-      <w:r>
-        <w:rPr>
-          <w:b w:val="0"/>
-        </w:rPr>
-        <w:t xml:space="preserve">Next connection: Logs traces and privacy. Preserve the current case record and retrieve its </w:t>
-      </w:r>
-      <w:r>
-        <w:rPr>
-          <w:b/>
-        </w:rPr>
-        <w:t>evidence</w:t>
-      </w:r>
-      <w:r>
-        <w:rPr>
-          <w:b w:val="0"/>
-        </w:rPr>
-        <w:t xml:space="preserve"> boundary before moving on.</w:t>
+        <w:pStyle w:val="Heading2"/>
+      </w:pPr>
+      <w:r>
+        <w:t>W3 Audit the limit</w:t>
       </w:r>
     </w:p>
     <w:p>
@@ -3773,15 +4224,591 @@
         <w:rPr>
           <w:b w:val="0"/>
         </w:rPr>
-        <w:t>Retain the project ledger and assess a changed case after support. Check the relevant prerequisite before carrying this component forward.</w:t>
+        <w:t>A report omits this qualification: Meeting one interval objective does not establish every future interval or zero critical failures.</w:t>
       </w:r>
     </w:p>
     <w:p>
       <w:pPr>
+        <w:spacing w:line="336" w:lineRule="auto" w:after="180"/>
+      </w:pPr>
+      <w:r>
+        <w:rPr>
+          <w:b w:val="0"/>
+        </w:rPr>
+        <w:t>Explain how omitting it could change a reader's interpretation, and write an accurate replacement.</w:t>
+      </w:r>
+    </w:p>
+    <w:p>
+      <w:pPr>
+        <w:spacing w:line="336" w:lineRule="auto" w:after="180"/>
+      </w:pPr>
+      <w:r>
+        <w:rPr>
+          <w:b w:val="0"/>
+        </w:rPr>
+        <w:t>Teacher explanation: Meeting one interval objective does not establish every future interval or zero critical failures.</w:t>
+      </w:r>
+    </w:p>
+    <w:p>
+      <w:pPr>
+        <w:spacing w:line="336" w:lineRule="auto" w:after="180"/>
+      </w:pPr>
+      <w:r>
+        <w:rPr>
+          <w:b w:val="0"/>
+        </w:rPr>
+        <w:t xml:space="preserve">State the observed result separately from the unverified or out-of-scope claim; preserve the original </w:t>
+      </w:r>
+      <w:r>
+        <w:rPr>
+          <w:b/>
+        </w:rPr>
+        <w:t>evidence</w:t>
+      </w:r>
+      <w:r>
+        <w:rPr>
+          <w:b w:val="0"/>
+        </w:rPr>
+        <w:t xml:space="preserve"> rather than inventing a missing fact.</w:t>
+      </w:r>
+    </w:p>
+    <w:p>
+      <w:pPr>
+        <w:pStyle w:val="Heading2"/>
+      </w:pPr>
+      <w:r>
+        <w:t>W5 Design a revealing follow-up</w:t>
+      </w:r>
+    </w:p>
+    <w:p>
+      <w:pPr>
+        <w:spacing w:line="336" w:lineRule="auto" w:after="180"/>
+      </w:pPr>
+      <w:r>
+        <w:rPr>
+          <w:b w:val="0"/>
+        </w:rPr>
+        <w:t>For the worked scenario, propose one additional case that could reveal a failure, describe its expected outcome before running it, and explain what would need to remain fixed for a fair comparison.</w:t>
+      </w:r>
+    </w:p>
+    <w:p>
+      <w:pPr>
+        <w:spacing w:line="336" w:lineRule="auto" w:after="180"/>
+      </w:pPr>
+      <w:r>
+        <w:rPr>
+          <w:b w:val="0"/>
+        </w:rPr>
+        <w:t>Do not reuse W4 as a new final test after receiving feedback.</w:t>
+      </w:r>
+    </w:p>
+    <w:p>
+      <w:pPr>
+        <w:spacing w:line="336" w:lineRule="auto" w:after="180"/>
+      </w:pPr>
+      <w:r>
+        <w:rPr>
+          <w:b w:val="0"/>
+        </w:rPr>
+        <w:t xml:space="preserve">Teacher explanation: Accept a concrete variant of the worked </w:t>
+      </w:r>
+      <w:r>
+        <w:rPr>
+          <w:b/>
+        </w:rPr>
+        <w:t>input</w:t>
+      </w:r>
+      <w:r>
+        <w:rPr>
+          <w:b w:val="0"/>
+        </w:rPr>
+        <w:t xml:space="preserve"> or a missing/conflicting/boundary condition, with an expectation derived from the declared procedure.</w:t>
+      </w:r>
+    </w:p>
+    <w:p>
+      <w:pPr>
+        <w:spacing w:line="336" w:lineRule="auto" w:after="180"/>
+      </w:pPr>
+      <w:r>
+        <w:rPr>
+          <w:b w:val="0"/>
+        </w:rPr>
+        <w:t xml:space="preserve">Require preserved settings, original </w:t>
+      </w:r>
+      <w:r>
+        <w:rPr>
+          <w:b/>
+        </w:rPr>
+        <w:t>output</w:t>
+      </w:r>
+      <w:r>
+        <w:rPr>
+          <w:b w:val="0"/>
+        </w:rPr>
+        <w:t>s and data roles. Meeting one interval objective does not establish every future interval or zero critical failures.</w:t>
+      </w:r>
+    </w:p>
+    <w:p>
+      <w:pPr>
+        <w:spacing w:line="336" w:lineRule="auto" w:after="180"/>
+      </w:pPr>
+      <w:r>
+        <w:rPr>
+          <w:b w:val="0"/>
+        </w:rPr>
+        <w:t xml:space="preserve">The new case should test this particular </w:t>
+      </w:r>
+      <w:r>
+        <w:rPr>
+          <w:b/>
+        </w:rPr>
+        <w:t>mechanism</w:t>
+      </w:r>
+      <w:r>
+        <w:rPr>
+          <w:b w:val="0"/>
+        </w:rPr>
+        <w:t xml:space="preserve"> rather than merely restate the original result.</w:t>
+      </w:r>
+    </w:p>
+    <w:p>
+      <w:pPr>
+        <w:pStyle w:val="Heading2"/>
+      </w:pPr>
+      <w:r>
+        <w:t>Earlier wording, alternatives and picture transcripts · reference / check after trying</w:t>
+      </w:r>
+    </w:p>
+    <w:p>
+      <w:pPr>
         <w:pStyle w:val="Heading3"/>
       </w:pPr>
       <w:r>
-        <w:t>Plan the delayed return</w:t>
+        <w:t>Guided and exit questions</w:t>
+      </w:r>
+    </w:p>
+    <w:p>
+      <w:pPr>
+        <w:spacing w:line="336" w:lineRule="auto" w:after="180"/>
+      </w:pPr>
+      <w:r>
+        <w:rPr>
+          <w:b w:val="0"/>
+        </w:rPr>
+        <w:t>Guided: 195/200=97.5%, below 98%; failures exceed budget 4 by one. This is the measured interval only. Qualification: Meeting one interval objective does not establish every future interval or zero critical failures.</w:t>
+      </w:r>
+    </w:p>
+    <w:p>
+      <w:pPr>
+        <w:spacing w:line="336" w:lineRule="auto" w:after="180"/>
+      </w:pPr>
+      <w:r>
+        <w:rPr>
+          <w:b w:val="0"/>
+        </w:rPr>
+        <w:t xml:space="preserve">Exit: accept a concrete variation with its predicted outcome and a stated condition that would challenge the </w:t>
+      </w:r>
+      <w:r>
+        <w:rPr>
+          <w:b/>
+        </w:rPr>
+        <w:t>mechanism</w:t>
+      </w:r>
+      <w:r>
+        <w:rPr>
+          <w:b w:val="0"/>
+        </w:rPr>
+        <w:t xml:space="preserve">; reject a claim resting on unmeasured </w:t>
+      </w:r>
+      <w:r>
+        <w:rPr>
+          <w:b/>
+        </w:rPr>
+        <w:t>evidence</w:t>
+      </w:r>
+      <w:r>
+        <w:rPr>
+          <w:b w:val="0"/>
+        </w:rPr>
+        <w:t>.</w:t>
+      </w:r>
+    </w:p>
+    <w:p>
+      <w:pPr>
+        <w:pStyle w:val="Heading3"/>
+      </w:pPr>
+      <w:r>
+        <w:t>W1 Explain the mechanism</w:t>
+      </w:r>
+    </w:p>
+    <w:p>
+      <w:pPr>
+        <w:pStyle w:val="Heading3"/>
+      </w:pPr>
+      <w:r>
+        <w:t>W2 Trace the worked case</w:t>
+      </w:r>
+    </w:p>
+    <w:p>
+      <w:pPr>
+        <w:pStyle w:val="Heading3"/>
+      </w:pPr>
+      <w:r>
+        <w:t>W3 Audit the limit</w:t>
+      </w:r>
+    </w:p>
+    <w:p>
+      <w:pPr>
+        <w:pStyle w:val="Heading3"/>
+      </w:pPr>
+      <w:r>
+        <w:t>W4 Apply a new case independently</w:t>
+      </w:r>
+    </w:p>
+    <w:p>
+      <w:pPr>
+        <w:spacing w:line="336" w:lineRule="auto" w:after="180"/>
+      </w:pPr>
+      <w:r>
+        <w:rPr>
+          <w:b w:val="0"/>
+        </w:rPr>
+        <w:t xml:space="preserve">Objective 95% over 80 </w:t>
+      </w:r>
+      <w:r>
+        <w:rPr>
+          <w:b/>
+        </w:rPr>
+        <w:t>eligible request</w:t>
+      </w:r>
+      <w:r>
+        <w:rPr>
+          <w:b w:val="0"/>
+        </w:rPr>
+        <w:t>s. Five fail. Compute allowed failures and observed success.</w:t>
+      </w:r>
+    </w:p>
+    <w:p>
+      <w:pPr>
+        <w:spacing w:line="336" w:lineRule="auto" w:after="180"/>
+      </w:pPr>
+      <w:r>
+        <w:rPr>
+          <w:b w:val="0"/>
+        </w:rPr>
+        <w:t>Teacher explanation: Allowed four; 75/80=93.75%, so objective fails. Unknown eligibility cannot be silently excluded.</w:t>
+      </w:r>
+    </w:p>
+    <w:p>
+      <w:pPr>
+        <w:pStyle w:val="Heading3"/>
+      </w:pPr>
+      <w:r>
+        <w:t>W5 Design a revealing follow-up</w:t>
+      </w:r>
+    </w:p>
+    <w:p>
+      <w:pPr>
+        <w:pStyle w:val="Heading3"/>
+      </w:pPr>
+      <w:r>
+        <w:t>Independent assessment and fresh retry</w:t>
+      </w:r>
+    </w:p>
+    <w:p>
+      <w:pPr>
+        <w:spacing w:line="336" w:lineRule="auto" w:after="180"/>
+      </w:pPr>
+      <w:r>
+        <w:rPr>
+          <w:b w:val="0"/>
+        </w:rPr>
+        <w:t>W4: Allowed four; 75/80=93.75%, so objective fails. Unknown eligibility cannot be silently excluded. Require intermediate reasoning and the stated scope. Fresh retry: Objective 90% over 50 requests with four failures.</w:t>
+      </w:r>
+    </w:p>
+    <w:p>
+      <w:pPr>
+        <w:spacing w:line="336" w:lineRule="auto" w:after="180"/>
+      </w:pPr>
+      <w:r>
+        <w:rPr>
+          <w:b w:val="0"/>
+        </w:rPr>
+        <w:t>Expected reasoning: Allowed five; success 46/50=92%, so interval meets objective. If students need support, record it and reassess with another new case rather than awarding independence to a copied answer.</w:t>
+      </w:r>
+    </w:p>
+    <w:p>
+      <w:pPr>
+        <w:pStyle w:val="Heading3"/>
+      </w:pPr>
+      <w:r>
+        <w:t>Assess independent transfer</w:t>
+      </w:r>
+    </w:p>
+    <w:p>
+      <w:pPr>
+        <w:pStyle w:val="Heading3"/>
+      </w:pPr>
+      <w:r>
+        <w:t>Selected case answer</w:t>
+      </w:r>
+    </w:p>
+    <w:p>
+      <w:pPr>
+        <w:pStyle w:val="Heading3"/>
+      </w:pPr>
+      <w:r>
+        <w:t>Feedback that the learner uses</w:t>
+      </w:r>
+    </w:p>
+    <w:p>
+      <w:pPr>
+        <w:pStyle w:val="Heading1"/>
+      </w:pPr>
+      <w:r>
+        <w:t>06. Connect, support and revisit service design</w:t>
+      </w:r>
+    </w:p>
+    <w:p>
+      <w:r>
+        <w:t>Use saved evidence and boundary decisions to choose the next step.</w:t>
+      </w:r>
+    </w:p>
+    <w:p>
+      <w:pPr>
+        <w:pStyle w:val="Heading2"/>
+      </w:pPr>
+      <w:r>
+        <w:t>Project and next-week bridge</w:t>
+      </w:r>
+    </w:p>
+    <w:p>
+      <w:pPr>
+        <w:spacing w:line="336" w:lineRule="auto" w:after="180"/>
+      </w:pPr>
+      <w:r>
+        <w:rPr>
+          <w:b w:val="0"/>
+        </w:rPr>
+        <w:t xml:space="preserve">Add a labelled </w:t>
+      </w:r>
+      <w:r>
+        <w:rPr>
+          <w:b/>
+        </w:rPr>
+        <w:t>failure budget</w:t>
+      </w:r>
+      <w:r>
+        <w:rPr>
+          <w:b w:val="0"/>
+        </w:rPr>
+        <w:t xml:space="preserve">s and </w:t>
+      </w:r>
+      <w:r>
+        <w:rPr>
+          <w:b/>
+        </w:rPr>
+        <w:t>service objective</w:t>
+      </w:r>
+      <w:r>
+        <w:rPr>
+          <w:b w:val="0"/>
+        </w:rPr>
+        <w:t xml:space="preserve">s </w:t>
+      </w:r>
+      <w:r>
+        <w:rPr>
+          <w:b/>
+        </w:rPr>
+        <w:t>evidence</w:t>
+      </w:r>
+      <w:r>
+        <w:rPr>
+          <w:b w:val="0"/>
+        </w:rPr>
+        <w:t xml:space="preserve"> sheet to Grounded Learning Service. Show how you can explain the </w:t>
+      </w:r>
+      <w:r>
+        <w:rPr>
+          <w:b/>
+        </w:rPr>
+        <w:t>mechanism</w:t>
+      </w:r>
+      <w:r>
+        <w:rPr>
+          <w:b w:val="0"/>
+        </w:rPr>
+        <w:t xml:space="preserve"> and terminology of </w:t>
+      </w:r>
+      <w:r>
+        <w:rPr>
+          <w:b/>
+        </w:rPr>
+        <w:t>failure budget</w:t>
+      </w:r>
+      <w:r>
+        <w:rPr>
+          <w:b w:val="0"/>
+        </w:rPr>
+        <w:t xml:space="preserve">s and </w:t>
+      </w:r>
+      <w:r>
+        <w:rPr>
+          <w:b/>
+        </w:rPr>
+        <w:t>service objective</w:t>
+      </w:r>
+      <w:r>
+        <w:rPr>
+          <w:b w:val="0"/>
+        </w:rPr>
+        <w:t>s.</w:t>
+      </w:r>
+    </w:p>
+    <w:p>
+      <w:pPr>
+        <w:spacing w:line="336" w:lineRule="auto" w:after="180"/>
+      </w:pPr>
+      <w:r>
+        <w:rPr>
+          <w:b w:val="0"/>
+        </w:rPr>
+        <w:t xml:space="preserve">Use the supplied fictional case and keep its </w:t>
+      </w:r>
+      <w:r>
+        <w:rPr>
+          <w:b/>
+        </w:rPr>
+        <w:t>input</w:t>
+      </w:r>
+      <w:r>
+        <w:rPr>
+          <w:b w:val="0"/>
+        </w:rPr>
+        <w:t xml:space="preserve">s, intermediate steps, calculation or </w:t>
+      </w:r>
+      <w:r>
+        <w:rPr>
+          <w:b/>
+        </w:rPr>
+        <w:t>prediction</w:t>
+      </w:r>
+      <w:r>
+        <w:rPr>
+          <w:b w:val="0"/>
+        </w:rPr>
+        <w:t>, and limitation. Connect this record to last week’s record; a matching answer without a trace is insufficient.</w:t>
+      </w:r>
+    </w:p>
+    <w:p>
+      <w:pPr>
+        <w:spacing w:line="336" w:lineRule="auto" w:after="180"/>
+      </w:pPr>
+      <w:r>
+        <w:rPr>
+          <w:b w:val="0"/>
+        </w:rPr>
+        <w:t xml:space="preserve">Provide an </w:t>
+      </w:r>
+      <w:r>
+        <w:rPr>
+          <w:b/>
+        </w:rPr>
+        <w:t>input</w:t>
+      </w:r>
+      <w:r>
+        <w:rPr>
+          <w:b w:val="0"/>
+        </w:rPr>
+        <w:t>/procedure/result/limit frame and a calculator when needed. Ask students to identify the first step before completing the whole trace.</w:t>
+      </w:r>
+    </w:p>
+    <w:p>
+      <w:pPr>
+        <w:spacing w:line="336" w:lineRule="auto" w:after="180"/>
+      </w:pPr>
+      <w:r>
+        <w:rPr>
+          <w:b w:val="0"/>
+        </w:rPr>
+        <w:t xml:space="preserve">Extension: compare two concrete variants of this </w:t>
+      </w:r>
+      <w:r>
+        <w:rPr>
+          <w:b/>
+        </w:rPr>
+        <w:t>mechanism</w:t>
+      </w:r>
+      <w:r>
+        <w:rPr>
+          <w:b w:val="0"/>
+        </w:rPr>
+        <w:t xml:space="preserve"> while holding unrelated conditions fixed; report both successful and unsuccessful outcomes.</w:t>
+      </w:r>
+    </w:p>
+    <w:p>
+      <w:pPr>
+        <w:spacing w:line="336" w:lineRule="auto" w:after="180"/>
+      </w:pPr>
+      <w:r>
+        <w:rPr>
+          <w:b w:val="0"/>
+        </w:rPr>
+        <w:t xml:space="preserve">Next connection: Logs traces and privacy. Preserve the current case record and retrieve its </w:t>
+      </w:r>
+      <w:r>
+        <w:rPr>
+          <w:b/>
+        </w:rPr>
+        <w:t>evidence</w:t>
+      </w:r>
+      <w:r>
+        <w:rPr>
+          <w:b w:val="0"/>
+        </w:rPr>
+        <w:t xml:space="preserve"> boundary before moving on.</w:t>
+      </w:r>
+    </w:p>
+    <w:p>
+      <w:pPr>
+        <w:spacing w:line="336" w:lineRule="auto" w:after="180"/>
+      </w:pPr>
+      <w:r>
+        <w:rPr>
+          <w:b w:val="0"/>
+        </w:rPr>
+        <w:t>Retain the project ledger and assess a changed case after support. Check the relevant prerequisite before carrying this component forward.</w:t>
+      </w:r>
+    </w:p>
+    <w:p>
+      <w:pPr>
+        <w:spacing w:line="336" w:lineRule="auto" w:after="180"/>
+      </w:pPr>
+      <w:r>
+        <w:rPr>
+          <w:b w:val="0"/>
+        </w:rPr>
+        <w:t xml:space="preserve">For the Grounded Learning Service, retain an annotated trace and the changed-case result. Name the contract or </w:t>
+      </w:r>
+      <w:r>
+        <w:rPr>
+          <w:b/>
+        </w:rPr>
+        <w:t>evidence</w:t>
+      </w:r>
+      <w:r>
+        <w:rPr>
+          <w:b w:val="0"/>
+        </w:rPr>
+        <w:t xml:space="preserve"> that makes the deciding step valid, so another team can review it.</w:t>
+      </w:r>
+    </w:p>
+    <w:p>
+      <w:pPr>
+        <w:pStyle w:val="Heading2"/>
+      </w:pPr>
+      <w:r>
+        <w:t>Delayed return and support record</w:t>
       </w:r>
     </w:p>
     <w:p>
@@ -3998,60 +5025,60 @@
     </w:p>
     <w:p>
       <w:pPr>
-        <w:pStyle w:val="Heading3"/>
-      </w:pPr>
-      <w:r>
-        <w:t>Project evidence from this case</w:t>
+        <w:pStyle w:val="Heading2"/>
+      </w:pPr>
+      <w:r>
+        <w:t>Earlier wording, alternatives and picture transcripts · reference / check after trying</w:t>
       </w:r>
     </w:p>
     <w:p>
       <w:pPr>
-        <w:spacing w:line="336" w:lineRule="auto" w:after="180"/>
-      </w:pPr>
-      <w:r>
-        <w:rPr>
-          <w:b w:val="0"/>
-        </w:rPr>
-        <w:t xml:space="preserve">For the Grounded Learning Service, retain an annotated trace and the changed-case result. Name the contract or </w:t>
-      </w:r>
-      <w:r>
-        <w:rPr>
-          <w:b/>
-        </w:rPr>
-        <w:t>evidence</w:t>
-      </w:r>
-      <w:r>
-        <w:rPr>
-          <w:b w:val="0"/>
-        </w:rPr>
-        <w:t xml:space="preserve"> that makes the deciding step valid, so another team can review it.</w:t>
+        <w:pStyle w:val="Heading3"/>
+      </w:pPr>
+      <w:r>
+        <w:t>Plan the delayed return</w:t>
       </w:r>
     </w:p>
     <w:p>
       <w:pPr>
-        <w:pStyle w:val="Heading1"/>
-      </w:pPr>
-      <w:r>
-        <w:t>07. Prepare, teach and assess</w:t>
+        <w:pStyle w:val="Heading3"/>
+      </w:pPr>
+      <w:r>
+        <w:t>Project evidence from this case</w:t>
       </w:r>
     </w:p>
     <w:p>
-      <w:r>
-        <w:t>Use this preparation summary alongside the detailed Failure budgets and service objectives lesson; it is a checklist rather than a replacement for the full sequence.</w:t>
+      <w:pPr>
+        <w:pStyle w:val="Heading1"/>
+      </w:pPr>
+      <w:r>
+        <w:t>Reference bank and extra practice</w:t>
       </w:r>
     </w:p>
     <w:p>
       <w:pPr>
-        <w:pStyle w:val="Heading3"/>
-      </w:pPr>
-      <w:r>
-        <w:t>Teaching target</w:t>
+        <w:pStyle w:val="Heading1"/>
+      </w:pPr>
+      <w:r>
+        <w:t>07. Reference · Alternative planning checklist</w:t>
       </w:r>
     </w:p>
     <w:p>
+      <w:r>
+        <w:t>Use alongside the main route when helpful.</w:t>
+      </w:r>
+    </w:p>
+    <w:p>
+      <w:pPr>
+        <w:pStyle w:val="Heading2"/>
+      </w:pPr>
+      <w:r>
+        <w:t>Planning,assessment and project reminders</w:t>
+      </w:r>
+    </w:p>
+    <w:p>
       <w:pPr>
         <w:spacing w:line="336" w:lineRule="auto" w:after="180"/>
-        <w:shd w:fill="EDF7F3"/>
       </w:pPr>
       <w:r>
         <w:rPr>
@@ -4275,22 +5302,48 @@
     </w:p>
     <w:p>
       <w:pPr>
-        <w:pStyle w:val="Heading3"/>
-      </w:pPr>
-      <w:r>
-        <w:t>Supported practice answer</w:t>
+        <w:spacing w:line="336" w:lineRule="auto" w:after="180"/>
+      </w:pPr>
+      <w:r>
+        <w:rPr>
+          <w:b w:val="0"/>
+        </w:rPr>
+        <w:t>Reasoned practice answer: Teacher explanation: 195/200=97.5%, below 98%; failures exceed budget 4 by one. This is the measured interval only.</w:t>
       </w:r>
     </w:p>
     <w:p>
       <w:pPr>
         <w:spacing w:line="336" w:lineRule="auto" w:after="180"/>
-        <w:shd w:fill="F1F6FC"/>
       </w:pPr>
       <w:r>
         <w:rPr>
           <w:b w:val="0"/>
         </w:rPr>
-        <w:t>Reasoned practice answer: Teacher explanation: 195/200=97.5%, below 98%; failures exceed budget 4 by one. This is the measured interval only.</w:t>
+        <w:t xml:space="preserve">Check every learner before discussion: Use the worked case for </w:t>
+      </w:r>
+      <w:r>
+        <w:rPr>
+          <w:b/>
+        </w:rPr>
+        <w:t>Failure budget</w:t>
+      </w:r>
+      <w:r>
+        <w:rPr>
+          <w:b w:val="0"/>
+        </w:rPr>
+        <w:t xml:space="preserve">s and </w:t>
+      </w:r>
+      <w:r>
+        <w:rPr>
+          <w:b/>
+        </w:rPr>
+        <w:t>service objective</w:t>
+      </w:r>
+      <w:r>
+        <w:rPr>
+          <w:b w:val="0"/>
+        </w:rPr>
+        <w:t>s. Proposed explanation: “The worked result establishes every future case”. Decide whether this explanation is supported.</w:t>
       </w:r>
     </w:p>
     <w:p>
@@ -4301,31 +5354,7 @@
         <w:rPr>
           <w:b w:val="0"/>
         </w:rPr>
-        <w:t xml:space="preserve">Check every learner before discussion: Use the worked case for </w:t>
-      </w:r>
-      <w:r>
-        <w:rPr>
-          <w:b/>
-        </w:rPr>
-        <w:t>Failure budget</w:t>
-      </w:r>
-      <w:r>
-        <w:rPr>
-          <w:b w:val="0"/>
-        </w:rPr>
-        <w:t xml:space="preserve">s and </w:t>
-      </w:r>
-      <w:r>
-        <w:rPr>
-          <w:b/>
-        </w:rPr>
-        <w:t>service objective</w:t>
-      </w:r>
-      <w:r>
-        <w:rPr>
-          <w:b w:val="0"/>
-        </w:rPr>
-        <w:t>s. Proposed explanation: “The worked result establishes every future case”. Decide whether this explanation is supported.</w:t>
+        <w:t>Point to the step or supplied fact that decides; explain your repair if needed.</w:t>
       </w:r>
     </w:p>
     <w:p>
@@ -4336,117 +5365,58 @@
         <w:rPr>
           <w:b w:val="0"/>
         </w:rPr>
-        <w:t>Point to the step or supplied fact that decides; explain your repair if needed.</w:t>
+        <w:t>Misconception repair: Meeting one interval objective does not establish every future interval or zero critical failures.</w:t>
       </w:r>
     </w:p>
     <w:p>
       <w:pPr>
-        <w:pStyle w:val="Heading3"/>
-      </w:pPr>
-      <w:r>
-        <w:t>Repair the misconception</w:t>
+        <w:spacing w:line="336" w:lineRule="auto" w:after="180"/>
+      </w:pPr>
+      <w:r>
+        <w:rPr>
+          <w:b w:val="0"/>
+        </w:rPr>
+        <w:t xml:space="preserve">Support: read the exact case aloud, enlarge the labelled picture, supply </w:t>
+      </w:r>
+      <w:r>
+        <w:rPr>
+          <w:b/>
+        </w:rPr>
+        <w:t>input</w:t>
+      </w:r>
+      <w:r>
+        <w:rPr>
+          <w:b w:val="0"/>
+        </w:rPr>
+        <w:t xml:space="preserve"> cards and model only the first deciding step. Accept a spoken explanation or drawing; retain the reasoning goal.</w:t>
       </w:r>
     </w:p>
     <w:p>
       <w:pPr>
         <w:spacing w:line="336" w:lineRule="auto" w:after="180"/>
-        <w:shd w:fill="FFF5E6"/>
       </w:pPr>
       <w:r>
         <w:rPr>
           <w:b w:val="0"/>
         </w:rPr>
-        <w:t>Misconception repair: Meeting one interval objective does not establish every future interval or zero critical failures.</w:t>
+        <w:t xml:space="preserve">Extension: Counterfactual: change one failed outcome to a success in a separate copy of this 100-request window. Require a </w:t>
+      </w:r>
+      <w:r>
+        <w:rPr>
+          <w:b/>
+        </w:rPr>
+        <w:t>prediction</w:t>
+      </w:r>
+      <w:r>
+        <w:rPr>
+          <w:b w:val="0"/>
+        </w:rPr>
+        <w:t xml:space="preserve"> and a reason before comparing. Expected result: 98 successes and 2 failures meet the stated window target. Reason: The counterfactual copy changes one outcome while its denominator stays 100; preserve the original 97-success/3-failure window.</w:t>
       </w:r>
     </w:p>
     <w:p>
       <w:pPr>
-        <w:pStyle w:val="Heading3"/>
-      </w:pPr>
-      <w:r>
-        <w:t>Support without giving away the answer</w:t>
-      </w:r>
-    </w:p>
-    <w:p>
-      <w:pPr>
         <w:spacing w:line="336" w:lineRule="auto" w:after="180"/>
-        <w:shd w:fill="F1F6F8"/>
-      </w:pPr>
-      <w:r>
-        <w:rPr>
-          <w:b w:val="0"/>
-        </w:rPr>
-        <w:t xml:space="preserve">Support: read the exact case aloud, enlarge the labelled picture, supply </w:t>
-      </w:r>
-      <w:r>
-        <w:rPr>
-          <w:b/>
-        </w:rPr>
-        <w:t>input</w:t>
-      </w:r>
-      <w:r>
-        <w:rPr>
-          <w:b w:val="0"/>
-        </w:rPr>
-        <w:t xml:space="preserve"> cards and model only the first deciding step. Accept a spoken explanation or drawing; retain the reasoning goal.</w:t>
-      </w:r>
-    </w:p>
-    <w:p>
-      <w:pPr>
-        <w:pStyle w:val="Heading3"/>
-      </w:pPr>
-      <w:r>
-        <w:t>Extend the reasoning</w:t>
-      </w:r>
-    </w:p>
-    <w:p>
-      <w:pPr>
-        <w:spacing w:line="336" w:lineRule="auto" w:after="180"/>
-        <w:shd w:fill="F5F1FB"/>
-      </w:pPr>
-      <w:r>
-        <w:rPr>
-          <w:b w:val="0"/>
-        </w:rPr>
-        <w:t xml:space="preserve">Extension: Repair one failed request into a success in this window. Require a </w:t>
-      </w:r>
-      <w:r>
-        <w:rPr>
-          <w:b/>
-        </w:rPr>
-        <w:t>prediction</w:t>
-      </w:r>
-      <w:r>
-        <w:rPr>
-          <w:b w:val="0"/>
-        </w:rPr>
-        <w:t xml:space="preserve"> and a reason before comparing. Expected result: 98 successes and 2 failures meet the stated window target.</w:t>
-      </w:r>
-    </w:p>
-    <w:p>
-      <w:pPr>
-        <w:spacing w:line="336" w:lineRule="auto" w:after="180"/>
-        <w:shd w:fill="F5F1FB"/>
-      </w:pPr>
-      <w:r>
-        <w:rPr>
-          <w:b w:val="0"/>
-        </w:rPr>
-        <w:t>Reason: One recorded outcome changes while the denominator stays 100.</w:t>
-      </w:r>
-    </w:p>
-    <w:p>
-      <w:pPr>
-        <w:pStyle w:val="Heading3"/>
-      </w:pPr>
-      <w:r>
-        <w:t>Protect the independent attempt</w:t>
-      </w:r>
-    </w:p>
-    <w:p>
-      <w:pPr>
-        <w:spacing w:line="336" w:lineRule="auto" w:after="180"/>
-        <w:shd w:fill="FFF5E6"/>
       </w:pPr>
       <w:r>
         <w:rPr>
@@ -4641,82 +5611,81 @@
     </w:tbl>
     <w:p>
       <w:pPr>
-        <w:pStyle w:val="Heading3"/>
-      </w:pPr>
-      <w:r>
-        <w:t>Project checkpoint</w:t>
+        <w:spacing w:line="336" w:lineRule="auto" w:after="180"/>
+      </w:pPr>
+      <w:r>
+        <w:rPr>
+          <w:b w:val="0"/>
+        </w:rPr>
+        <w:t xml:space="preserve">Project checkpoint: Make a transparent first version. Keep a trace of how one </w:t>
+      </w:r>
+      <w:r>
+        <w:rPr>
+          <w:b/>
+        </w:rPr>
+        <w:t>input</w:t>
+      </w:r>
+      <w:r>
+        <w:rPr>
+          <w:b w:val="0"/>
+        </w:rPr>
+        <w:t xml:space="preserve"> becomes an </w:t>
+      </w:r>
+      <w:r>
+        <w:rPr>
+          <w:b/>
+        </w:rPr>
+        <w:t>output</w:t>
+      </w:r>
+      <w:r>
+        <w:rPr>
+          <w:b w:val="0"/>
+        </w:rPr>
+        <w:t>; explain the rule or learned component.</w:t>
       </w:r>
     </w:p>
     <w:p>
       <w:pPr>
         <w:spacing w:line="336" w:lineRule="auto" w:after="180"/>
-        <w:shd w:fill="EDF7F3"/>
       </w:pPr>
       <w:r>
         <w:rPr>
           <w:b w:val="0"/>
         </w:rPr>
-        <w:t xml:space="preserve">Project checkpoint: Make a transparent first version. Keep a trace of how one </w:t>
+        <w:t xml:space="preserve">Use the weekly teacher answer for topic-specific reasoning. A saved progress tick is an activity record; judge mastery from the learner’s explanation and </w:t>
       </w:r>
       <w:r>
         <w:rPr>
           <w:b/>
         </w:rPr>
-        <w:t>input</w:t>
+        <w:t>evidence</w:t>
       </w:r>
       <w:r>
         <w:rPr>
           <w:b w:val="0"/>
         </w:rPr>
-        <w:t xml:space="preserve"> becomes an </w:t>
-      </w:r>
-      <w:r>
-        <w:rPr>
-          <w:b/>
-        </w:rPr>
-        <w:t>output</w:t>
-      </w:r>
-      <w:r>
-        <w:rPr>
-          <w:b w:val="0"/>
-        </w:rPr>
-        <w:t>; explain the rule or learned component.</w:t>
+        <w:t>.</w:t>
       </w:r>
     </w:p>
     <w:p>
       <w:pPr>
-        <w:spacing w:line="336" w:lineRule="auto" w:after="180"/>
-      </w:pPr>
-      <w:r>
-        <w:rPr>
-          <w:b w:val="0"/>
-        </w:rPr>
-        <w:t xml:space="preserve">Use the weekly teacher answer for topic-specific reasoning. A saved progress tick is an activity record; judge mastery from the learner’s explanation and </w:t>
-      </w:r>
-      <w:r>
-        <w:rPr>
-          <w:b/>
-        </w:rPr>
-        <w:t>evidence</w:t>
-      </w:r>
-      <w:r>
-        <w:rPr>
-          <w:b w:val="0"/>
-        </w:rPr>
-        <w:t>.</w:t>
+        <w:pStyle w:val="Heading1"/>
+      </w:pPr>
+      <w:r>
+        <w:t>08. Reference · Feedback,labs and repair paths</w:t>
       </w:r>
     </w:p>
     <w:p>
-      <w:pPr>
-        <w:pStyle w:val="Heading1"/>
-      </w:pPr>
-      <w:r>
-        <w:t>08. Use feedback, labs and repair paths</w:t>
+      <w:r>
+        <w:t>Retain the first attempt and the evidence used for a repair.</w:t>
       </w:r>
     </w:p>
     <w:p>
-      <w:r>
-        <w:t>Use feedback, earlier review and portfolios purposefully. Apply the coding routine only when this lesson has an executable lab.</w:t>
+      <w:pPr>
+        <w:pStyle w:val="Heading2"/>
+      </w:pPr>
+      <w:r>
+        <w:t>Feedback and record guidance</w:t>
       </w:r>
     </w:p>
     <w:p>
@@ -4754,40 +5723,42 @@
       </w:r>
     </w:p>
     <w:p>
-      <w:pPr>
-        <w:pStyle w:val="Heading3"/>
-      </w:pPr>
-      <w:r>
-        <w:t>For later coding lessons</w:t>
+      <w:r>
+        <w:t>This week has no code block. Use this routine when a later lesson includes an executable lab.</w:t>
       </w:r>
     </w:p>
     <w:p>
-      <w:r>
-        <w:t>This week has no code block. Use this routine when a later lesson includes an executable lab.</w:t>
+      <w:pPr>
+        <w:spacing w:line="336" w:lineRule="auto" w:after="180"/>
+      </w:pPr>
+      <w:r>
+        <w:rPr>
+          <w:b w:val="0"/>
+        </w:rPr>
+        <w:t xml:space="preserve">Ask students to predict before running code. Preserve errors and actual </w:t>
+      </w:r>
+      <w:r>
+        <w:rPr>
+          <w:b/>
+        </w:rPr>
+        <w:t>output</w:t>
+      </w:r>
+      <w:r>
+        <w:rPr>
+          <w:b w:val="0"/>
+        </w:rPr>
+        <w:t>s; collect a changed test and an explanation. The branch-boundary and indexing lessons deliberately include failure cases.</w:t>
       </w:r>
     </w:p>
     <w:p>
       <w:pPr>
         <w:spacing w:line="336" w:lineRule="auto" w:after="180"/>
-        <w:shd w:fill="F1F6F8"/>
       </w:pPr>
       <w:r>
         <w:rPr>
           <w:b w:val="0"/>
         </w:rPr>
-        <w:t xml:space="preserve">Ask students to predict before running code. Preserve errors and actual </w:t>
-      </w:r>
-      <w:r>
-        <w:rPr>
-          <w:b/>
-        </w:rPr>
-        <w:t>output</w:t>
-      </w:r>
-      <w:r>
-        <w:rPr>
-          <w:b w:val="0"/>
-        </w:rPr>
-        <w:t>s; collect a changed test and an explanation. The branch-boundary and indexing lessons deliberately include failure cases.</w:t>
+        <w:t>Use the earlier worked-explanation links to address a specific missing building block, then return to the current question. Adapt this suggestion after observing the learner; it is not an automatic diagnosis.</w:t>
       </w:r>
     </w:p>
     <w:p>
@@ -4798,71 +5769,37 @@
         <w:rPr>
           <w:b w:val="0"/>
         </w:rPr>
-        <w:t>Use the earlier worked-explanation links to address a specific missing building block, then return to the current question. Adapt this suggestion after observing the learner; it is not an automatic diagnosis.</w:t>
+        <w:t xml:space="preserve">Collect the completed-work portfolio as </w:t>
+      </w:r>
+      <w:r>
+        <w:rPr>
+          <w:b/>
+        </w:rPr>
+        <w:t>evidence</w:t>
+      </w:r>
+      <w:r>
+        <w:rPr>
+          <w:b w:val="0"/>
+        </w:rPr>
+        <w:t>. Record support separately from correctness, and assess explanation, trace/test and limitations. Progress ticks and quiz selections alone do not establish mastery.</w:t>
       </w:r>
     </w:p>
     <w:p>
       <w:pPr>
-        <w:spacing w:line="336" w:lineRule="auto" w:after="180"/>
-      </w:pPr>
-      <w:r>
-        <w:rPr>
-          <w:b w:val="0"/>
-        </w:rPr>
-        <w:t xml:space="preserve">Collect the completed-work portfolio as </w:t>
-      </w:r>
-      <w:r>
-        <w:rPr>
-          <w:b/>
-        </w:rPr>
-        <w:t>evidence</w:t>
-      </w:r>
-      <w:r>
-        <w:rPr>
-          <w:b w:val="0"/>
-        </w:rPr>
-        <w:t>. Record support separately from correctness, and assess explanation, trace/test and limitations. Progress ticks and quiz selections alone do not establish mastery.</w:t>
+        <w:pStyle w:val="Heading1"/>
+      </w:pPr>
+      <w:r>
+        <w:t>09. Reference · Teach with the six pictures</w:t>
       </w:r>
     </w:p>
     <w:p>
-      <w:pPr>
-        <w:pStyle w:val="Heading1"/>
-      </w:pPr>
-      <w:r>
-        <w:t>09. Visual concept journey</w:t>
+      <w:r>
+        <w:t>Choose one picture for a particular reasoning move.</w:t>
       </w:r>
     </w:p>
     <w:p>
-      <w:r>
-        <w:t>Show one Failure budgets and service objectives graphic at a time, request a prediction and discuss its trace before the independent assessment.</w:t>
-      </w:r>
-    </w:p>
-    <w:p>
-      <w:pPr>
-        <w:spacing w:line="336" w:lineRule="auto" w:after="180"/>
-      </w:pPr>
-      <w:r>
-        <w:rPr>
-          <w:b w:val="0"/>
-        </w:rPr>
-        <w:t xml:space="preserve">Use one picture at a time. Hide a worked result before asking for a </w:t>
-      </w:r>
-      <w:r>
-        <w:rPr>
-          <w:b/>
-        </w:rPr>
-        <w:t>prediction</w:t>
-      </w:r>
-      <w:r>
-        <w:rPr>
-          <w:b w:val="0"/>
-        </w:rPr>
-        <w:t>, then reveal it for feedback. These are supported teaching cases; retain the separate independent assessment for a fresh first attempt.</w:t>
-      </w:r>
-    </w:p>
-    <w:p>
-      <w:pPr>
-        <w:pStyle w:val="Heading3"/>
+      <w:pPr>
+        <w:pStyle w:val="Heading2"/>
       </w:pPr>
       <w:r>
         <w:t>01. Failure budgets and service objectives: the case</w:t>
@@ -4873,7 +5810,7 @@
         <w:drawing>
           <wp:inline xmlns:a="http://schemas.openxmlformats.org/drawingml/2006/main" xmlns:pic="http://schemas.openxmlformats.org/drawingml/2006/picture">
             <wp:extent cx="5486400" cy="2834640"/>
-            <wp:docPr id="3" name="Picture 3" descr="A reliability allowance. A practice service requires at least 98 successes in each window of 100 eligible requests. Supplied facts: Current window has 97 successes and 3 failures. Success includes a correct refusal within the agreed time limit."/>
+            <wp:docPr id="4" name="Picture 4" descr="A reliability allowance. A practice service requires at least 98 successes in each window of 100 eligible requests. Supplied facts: Current window has 97 successes and 3 failures. Success includes a correct refusal within the agreed time limit."/>
             <wp:cNvGraphicFramePr>
               <a:graphicFrameLocks noChangeAspect="1"/>
             </wp:cNvGraphicFramePr>
@@ -4885,7 +5822,7 @@
                     <pic:cNvPicPr/>
                   </pic:nvPicPr>
                   <pic:blipFill>
-                    <a:blip r:embed="rId11"/>
+                    <a:blip r:embed="rId12"/>
                     <a:stretch>
                       <a:fillRect/>
                     </a:stretch>
@@ -4941,7 +5878,6 @@
     <w:p>
       <w:pPr>
         <w:spacing w:line="336" w:lineRule="auto" w:after="180"/>
-        <w:shd w:fill="F5F1FB"/>
       </w:pPr>
       <w:r>
         <w:rPr>
@@ -4952,27 +5888,18 @@
     </w:p>
     <w:p>
       <w:pPr>
-        <w:pStyle w:val="Heading3"/>
-      </w:pPr>
-      <w:r>
-        <w:t>Discuss while showing the picture</w:t>
+        <w:spacing w:line="336" w:lineRule="auto" w:after="180"/>
+      </w:pPr>
+      <w:r>
+        <w:rPr>
+          <w:b w:val="0"/>
+        </w:rPr>
+        <w:t>Teacher prompt: Point to the given fact that matters most. Explain why it matters. Ask learners to describe one label or arrow in ordinary words. Use the adjacent transcript if the image is difficult to see.</w:t>
       </w:r>
     </w:p>
     <w:p>
       <w:pPr>
-        <w:spacing w:line="336" w:lineRule="auto" w:after="180"/>
-        <w:shd w:fill="F1F6F8"/>
-      </w:pPr>
-      <w:r>
-        <w:rPr>
-          <w:b w:val="0"/>
-        </w:rPr>
-        <w:t>Teacher prompt: Point to the given fact that matters most. Explain why it matters. Ask learners to describe one label or arrow in ordinary words. Use the adjacent transcript if the image is difficult to see.</w:t>
-      </w:r>
-    </w:p>
-    <w:p>
-      <w:pPr>
-        <w:pStyle w:val="Heading3"/>
+        <w:pStyle w:val="Heading2"/>
       </w:pPr>
       <w:r>
         <w:t>02. Follow the deciding steps</w:t>
@@ -4983,7 +5910,7 @@
         <w:drawing>
           <wp:inline xmlns:a="http://schemas.openxmlformats.org/drawingml/2006/main" xmlns:pic="http://schemas.openxmlformats.org/drawingml/2006/picture">
             <wp:extent cx="5486400" cy="3182112"/>
-            <wp:docPr id="4" name="Picture 4" descr="Define success: Use the same predeclared correctness and timing criteria. → Compute allowance: The target permits at most 2 failures in 100 requests. → Compare record: Three failures misses the target by one request."/>
+            <wp:docPr id="5" name="Picture 5" descr="Define success: Use the same predeclared correctness and timing criteria. → Compute allowance: The target permits at most 2 failures in 100 requests. → Compare record: Three failures misses the target by one request."/>
             <wp:cNvGraphicFramePr>
               <a:graphicFrameLocks noChangeAspect="1"/>
             </wp:cNvGraphicFramePr>
@@ -4995,7 +5922,7 @@
                     <pic:cNvPicPr/>
                   </pic:nvPicPr>
                   <pic:blipFill>
-                    <a:blip r:embed="rId12"/>
+                    <a:blip r:embed="rId9"/>
                     <a:stretch>
                       <a:fillRect/>
                     </a:stretch>
@@ -5028,7 +5955,6 @@
     <w:p>
       <w:pPr>
         <w:spacing w:line="336" w:lineRule="auto" w:after="180"/>
-        <w:shd w:fill="F5F1FB"/>
       </w:pPr>
       <w:r>
         <w:rPr>
@@ -5051,39 +5977,30 @@
     </w:p>
     <w:p>
       <w:pPr>
-        <w:pStyle w:val="Heading3"/>
-      </w:pPr>
-      <w:r>
-        <w:t>Discuss while showing the picture</w:t>
+        <w:spacing w:line="336" w:lineRule="auto" w:after="180"/>
+      </w:pPr>
+      <w:r>
+        <w:rPr>
+          <w:b w:val="0"/>
+        </w:rPr>
+        <w:t xml:space="preserve">Teacher prompt: Point to each numbered stage and explain which recorded </w:t>
+      </w:r>
+      <w:r>
+        <w:rPr>
+          <w:b/>
+        </w:rPr>
+        <w:t>input</w:t>
+      </w:r>
+      <w:r>
+        <w:rPr>
+          <w:b w:val="0"/>
+        </w:rPr>
+        <w:t xml:space="preserve"> it uses. Ask learners to describe one label or arrow in ordinary words. Use the adjacent transcript if the image is difficult to see.</w:t>
       </w:r>
     </w:p>
     <w:p>
       <w:pPr>
-        <w:spacing w:line="336" w:lineRule="auto" w:after="180"/>
-        <w:shd w:fill="F1F6F8"/>
-      </w:pPr>
-      <w:r>
-        <w:rPr>
-          <w:b w:val="0"/>
-        </w:rPr>
-        <w:t xml:space="preserve">Teacher prompt: Point to each numbered stage and explain which recorded </w:t>
-      </w:r>
-      <w:r>
-        <w:rPr>
-          <w:b/>
-        </w:rPr>
-        <w:t>input</w:t>
-      </w:r>
-      <w:r>
-        <w:rPr>
-          <w:b w:val="0"/>
-        </w:rPr>
-        <w:t xml:space="preserve"> it uses. Ask learners to describe one label or arrow in ordinary words. Use the adjacent transcript if the image is difficult to see.</w:t>
-      </w:r>
-    </w:p>
-    <w:p>
-      <w:pPr>
-        <w:pStyle w:val="Heading3"/>
+        <w:pStyle w:val="Heading2"/>
       </w:pPr>
       <w:r>
         <w:t>03. Failure count in one 100-request window</w:t>
@@ -5094,7 +6011,7 @@
         <w:drawing>
           <wp:inline xmlns:a="http://schemas.openxmlformats.org/drawingml/2006/main" xmlns:pic="http://schemas.openxmlformats.org/drawingml/2006/picture">
             <wp:extent cx="5486400" cy="2834640"/>
-            <wp:docPr id="5" name="Picture 5" descr="Failure count in one 100-request window. Units: failed requests out of 100. Allowed maximum: 2. Observed: 3."/>
+            <wp:docPr id="6" name="Picture 6" descr="Failure count in one 100-request window. Units: failed requests out of 100. Allowed maximum: 2. Observed: 3."/>
             <wp:cNvGraphicFramePr>
               <a:graphicFrameLocks noChangeAspect="1"/>
             </wp:cNvGraphicFramePr>
@@ -5139,7 +6056,6 @@
     <w:p>
       <w:pPr>
         <w:spacing w:line="336" w:lineRule="auto" w:after="180"/>
-        <w:shd w:fill="F5F1FB"/>
       </w:pPr>
       <w:r>
         <w:rPr>
@@ -5150,39 +6066,29 @@
     </w:p>
     <w:p>
       <w:pPr>
-        <w:pStyle w:val="Heading3"/>
-      </w:pPr>
-      <w:r>
-        <w:t>Discuss while showing the picture</w:t>
+        <w:spacing w:line="336" w:lineRule="auto" w:after="180"/>
+      </w:pPr>
+      <w:r>
+        <w:rPr>
+          <w:b w:val="0"/>
+        </w:rPr>
+        <w:t>Teacher prompt: Read the labels and values. Explain the relationship the model shows. Ask learners to describe one label or arrow in ordinary words. Use the adjacent transcript if the image is difficult to see.</w:t>
       </w:r>
     </w:p>
     <w:p>
       <w:pPr>
         <w:spacing w:line="336" w:lineRule="auto" w:after="180"/>
-        <w:shd w:fill="F1F6F8"/>
       </w:pPr>
       <w:r>
         <w:rPr>
           <w:b w:val="0"/>
         </w:rPr>
-        <w:t>Teacher prompt: Read the labels and values. Explain the relationship the model shows. Ask learners to describe one label or arrow in ordinary words. Use the adjacent transcript if the image is difficult to see.</w:t>
+        <w:t>Check row/column meanings, units and denominators before discussing a difference. Supplied toy values are not real class or model results.</w:t>
       </w:r>
     </w:p>
     <w:p>
       <w:pPr>
-        <w:spacing w:line="336" w:lineRule="auto" w:after="180"/>
-        <w:shd w:fill="F1F6F8"/>
-      </w:pPr>
-      <w:r>
-        <w:rPr>
-          <w:b w:val="0"/>
-        </w:rPr>
-        <w:t>Check row/column meanings, units and denominators before discussing a difference. Supplied toy values are not real class or model results.</w:t>
-      </w:r>
-    </w:p>
-    <w:p>
-      <w:pPr>
-        <w:pStyle w:val="Heading3"/>
+        <w:pStyle w:val="Heading2"/>
       </w:pPr>
       <w:r>
         <w:t>04. Change one thing. Trace what follows.</w:t>
@@ -5193,7 +6099,7 @@
         <w:drawing>
           <wp:inline xmlns:a="http://schemas.openxmlformats.org/drawingml/2006/main" xmlns:pic="http://schemas.openxmlformats.org/drawingml/2006/picture">
             <wp:extent cx="5486400" cy="3026664"/>
-            <wp:docPr id="6" name="Picture 6" descr="Original case: Three failures misses the target by one request. Changed condition: Repair one failed request into a success in this window. Expected result: 98 successes and 2 failures meet the stated window target. Reason: One recorded outcome changes while the denominator stays 100."/>
+            <wp:docPr id="7" name="Picture 7" descr="Original case: Three failures misses the target by one request. Changed condition: Counterfactual: change one failed outcome to a success in a separate copy of this 100-request window. Expected result: 98 successes and 2 failures meet the stated window target. Reason: The counterfactual copy changes one outcome while its denominator stays 100; preserve the original 97-success/3-failure window."/>
             <wp:cNvGraphicFramePr>
               <a:graphicFrameLocks noChangeAspect="1"/>
             </wp:cNvGraphicFramePr>
@@ -5232,7 +6138,7 @@
         <w:rPr>
           <w:b w:val="0"/>
         </w:rPr>
-        <w:t>Original case: Three failures misses the target by one request. Changed condition: Repair one failed request into a success in this window. Expected result: 98 successes and 2 failures meet the stated window target.</w:t>
+        <w:t>Original case: Three failures misses the target by one request. Changed condition: Counterfactual: change one failed outcome to a success in a separate copy of this 100-request window. Expected result: 98 successes and 2 failures meet the stated window target. Reason: The counterfactual copy changes one outcome while its denominator stays 100; preserve the original 97-success/3-failure window.</w:t>
       </w:r>
     </w:p>
     <w:p>
@@ -5243,56 +6149,23 @@
         <w:rPr>
           <w:b w:val="0"/>
         </w:rPr>
-        <w:t>Reason: One recorded outcome changes while the denominator stays 100.</w:t>
+        <w:t>Predict before checking the worked changed-case result. Name what changed and what the supplied facts allow you to conclude.</w:t>
       </w:r>
     </w:p>
     <w:p>
       <w:pPr>
         <w:spacing w:line="336" w:lineRule="auto" w:after="180"/>
-        <w:shd w:fill="F5F1FB"/>
       </w:pPr>
       <w:r>
         <w:rPr>
           <w:b w:val="0"/>
         </w:rPr>
-        <w:t>Predict before checking the worked changed-case result. Name what changed and what the supplied facts allow you to conclude.</w:t>
+        <w:t>Teacher prompt: Predict before checking the worked changed-case result. Name what changed and what the supplied facts allow you to conclude. Ask learners to describe one label or arrow in ordinary words. Use the adjacent transcript if the image is difficult to see. Changed-case reasoning: The counterfactual copy changes one outcome while its denominator stays 100; preserve the original 97-success/3-failure window.</w:t>
       </w:r>
     </w:p>
     <w:p>
       <w:pPr>
-        <w:pStyle w:val="Heading3"/>
-      </w:pPr>
-      <w:r>
-        <w:t>Discuss while showing the picture</w:t>
-      </w:r>
-    </w:p>
-    <w:p>
-      <w:pPr>
-        <w:spacing w:line="336" w:lineRule="auto" w:after="180"/>
-        <w:shd w:fill="F1F6F8"/>
-      </w:pPr>
-      <w:r>
-        <w:rPr>
-          <w:b w:val="0"/>
-        </w:rPr>
-        <w:t>Teacher prompt: Predict before checking the worked changed-case result. Name what changed and what the supplied facts allow you to conclude. Ask learners to describe one label or arrow in ordinary words.</w:t>
-      </w:r>
-    </w:p>
-    <w:p>
-      <w:pPr>
-        <w:spacing w:line="336" w:lineRule="auto" w:after="180"/>
-        <w:shd w:fill="F1F6F8"/>
-      </w:pPr>
-      <w:r>
-        <w:rPr>
-          <w:b w:val="0"/>
-        </w:rPr>
-        <w:t>Use the adjacent transcript if the image is difficult to see. Changed-case reasoning: One recorded outcome changes while the denominator stays 100.</w:t>
-      </w:r>
-    </w:p>
-    <w:p>
-      <w:pPr>
-        <w:pStyle w:val="Heading3"/>
+        <w:pStyle w:val="Heading2"/>
       </w:pPr>
       <w:r>
         <w:t>05. Connect the explanation to its limit</w:t>
@@ -5303,7 +6176,7 @@
         <w:drawing>
           <wp:inline xmlns:a="http://schemas.openxmlformats.org/drawingml/2006/main" xmlns:pic="http://schemas.openxmlformats.org/drawingml/2006/picture">
             <wp:extent cx="5486400" cy="2834640"/>
-            <wp:docPr id="7" name="Picture 7" descr="An objective needs a measurement window, denominator and success definition. An honest refusal can be success under an agreed contract. Limit: Meeting one window does not guarantee the next; monitor repeated windows and distinguish failure types."/>
+            <wp:docPr id="8" name="Picture 8" descr="An objective needs a measurement window, denominator and success definition. An honest refusal can be success under an agreed contract. Limit: Meeting one window does not guarantee the next; monitor repeated windows and distinguish failure types."/>
             <wp:cNvGraphicFramePr>
               <a:graphicFrameLocks noChangeAspect="1"/>
             </wp:cNvGraphicFramePr>
@@ -5359,7 +6232,6 @@
     <w:p>
       <w:pPr>
         <w:spacing w:line="336" w:lineRule="auto" w:after="180"/>
-        <w:shd w:fill="F5F1FB"/>
       </w:pPr>
       <w:r>
         <w:rPr>
@@ -5370,39 +6242,29 @@
     </w:p>
     <w:p>
       <w:pPr>
-        <w:pStyle w:val="Heading3"/>
-      </w:pPr>
-      <w:r>
-        <w:t>Discuss while showing the picture</w:t>
+        <w:spacing w:line="336" w:lineRule="auto" w:after="180"/>
+      </w:pPr>
+      <w:r>
+        <w:rPr>
+          <w:b w:val="0"/>
+        </w:rPr>
+        <w:t>Teacher prompt: Explain the case, then point to a limit on the claim. Ask learners to describe one label or arrow in ordinary words. Use the adjacent transcript if the image is difficult to see.</w:t>
       </w:r>
     </w:p>
     <w:p>
       <w:pPr>
         <w:spacing w:line="336" w:lineRule="auto" w:after="180"/>
-        <w:shd w:fill="F1F6F8"/>
       </w:pPr>
       <w:r>
         <w:rPr>
           <w:b w:val="0"/>
         </w:rPr>
-        <w:t>Teacher prompt: Explain the case, then point to a limit on the claim. Ask learners to describe one label or arrow in ordinary words. Use the adjacent transcript if the image is difficult to see.</w:t>
+        <w:t>Keep the stated scope: Meeting one window does not guarantee the next; monitor repeated windows and distinguish failure types.</w:t>
       </w:r>
     </w:p>
     <w:p>
       <w:pPr>
-        <w:spacing w:line="336" w:lineRule="auto" w:after="180"/>
-        <w:shd w:fill="F1F6F8"/>
-      </w:pPr>
-      <w:r>
-        <w:rPr>
-          <w:b w:val="0"/>
-        </w:rPr>
-        <w:t>Keep the stated scope: Meeting one window does not guarantee the next; monitor repeated windows and distinguish failure types.</w:t>
-      </w:r>
-    </w:p>
-    <w:p>
-      <w:pPr>
-        <w:pStyle w:val="Heading3"/>
+        <w:pStyle w:val="Heading2"/>
       </w:pPr>
       <w:r>
         <w:t>06. Make the idea visible in your project</w:t>
@@ -5413,7 +6275,7 @@
         <w:drawing>
           <wp:inline xmlns:a="http://schemas.openxmlformats.org/drawingml/2006/main" xmlns:pic="http://schemas.openxmlformats.org/drawingml/2006/picture">
             <wp:extent cx="5486400" cy="3529584"/>
-            <wp:docPr id="8" name="Picture 8" descr="For the Grounded Learning Service, retain an annotated trace and the changed-case result. Name the contract or evidence that makes the deciding step valid, so another team can review it. Draw your input, deciding step, result and limit. Supported question: Calculate the maximum allowed failures among 100 requests. Does 97 successes and 3 failures meet the target, and what changes after one failure becomes a success?"/>
+            <wp:docPr id="9" name="Picture 9" descr="For the Grounded Learning Service, retain an annotated trace and the changed-case result. Name the contract or evidence that makes the deciding step valid, so another team can review it. Draw your input, deciding step, result and limit. Supported question: Calculate the maximum allowed failures among 100 requests. Does 97 successes and 3 failures meet the target, and what changes after one failure becomes a success?"/>
             <wp:cNvGraphicFramePr>
               <a:graphicFrameLocks noChangeAspect="1"/>
             </wp:cNvGraphicFramePr>
@@ -5504,7 +6366,6 @@
     <w:p>
       <w:pPr>
         <w:spacing w:line="336" w:lineRule="auto" w:after="180"/>
-        <w:shd w:fill="F5F1FB"/>
       </w:pPr>
       <w:r>
         <w:rPr>
@@ -5527,58 +6388,104 @@
     </w:p>
     <w:p>
       <w:pPr>
-        <w:pStyle w:val="Heading3"/>
-      </w:pPr>
-      <w:r>
-        <w:t>Discuss while showing the picture</w:t>
+        <w:spacing w:line="336" w:lineRule="auto" w:after="180"/>
+      </w:pPr>
+      <w:r>
+        <w:rPr>
+          <w:b w:val="0"/>
+        </w:rPr>
+        <w:t xml:space="preserve">Teacher prompt: Draw your project trace and justify the deciding step using </w:t>
+      </w:r>
+      <w:r>
+        <w:rPr>
+          <w:b/>
+        </w:rPr>
+        <w:t>evidence</w:t>
+      </w:r>
+      <w:r>
+        <w:rPr>
+          <w:b w:val="0"/>
+        </w:rPr>
+        <w:t>. Ask learners to describe one label or arrow in ordinary words. Use the adjacent transcript if the image is difficult to see. Supported practice key: Use the same predeclared correctness and timing criteria. The target permits at most 2 failures in 100 requests. Three failures misses the target by one request. Changed case: 98 successes and 2 failures meet the stated window target. The counterfactual copy changes one outcome while its denominator stays 100; preserve the original 97-success/3-failure window.</w:t>
       </w:r>
     </w:p>
     <w:p>
       <w:pPr>
-        <w:spacing w:line="336" w:lineRule="auto" w:after="180"/>
-        <w:shd w:fill="F1F6F8"/>
-      </w:pPr>
-      <w:r>
-        <w:rPr>
-          <w:b w:val="0"/>
-        </w:rPr>
-        <w:t xml:space="preserve">Teacher prompt: Draw your project trace and justify the deciding step using </w:t>
-      </w:r>
-      <w:r>
-        <w:rPr>
-          <w:b/>
-        </w:rPr>
-        <w:t>evidence</w:t>
-      </w:r>
-      <w:r>
-        <w:rPr>
-          <w:b w:val="0"/>
-        </w:rPr>
-        <w:t>. Ask learners to describe one label or arrow in ordinary words. Use the adjacent transcript if the image is difficult to see.</w:t>
+        <w:pStyle w:val="Heading2"/>
+      </w:pPr>
+      <w:r>
+        <w:t>Earlier wording, alternatives and picture transcripts · reference / check after trying</w:t>
       </w:r>
     </w:p>
     <w:p>
       <w:pPr>
         <w:spacing w:line="336" w:lineRule="auto" w:after="180"/>
-        <w:shd w:fill="F1F6F8"/>
       </w:pPr>
       <w:r>
         <w:rPr>
           <w:b w:val="0"/>
         </w:rPr>
-        <w:t>Supported practice key: Use the same predeclared correctness and timing criteria. The target permits at most 2 failures in 100 requests. Three failures misses the target by one request.</w:t>
+        <w:t xml:space="preserve">Use one picture at a time. Hide a worked result before asking for a </w:t>
+      </w:r>
+      <w:r>
+        <w:rPr>
+          <w:b/>
+        </w:rPr>
+        <w:t>prediction</w:t>
+      </w:r>
+      <w:r>
+        <w:rPr>
+          <w:b w:val="0"/>
+        </w:rPr>
+        <w:t>, then reveal it for feedback. These are supported teaching cases; retain the separate independent assessment for a fresh first attempt.</w:t>
       </w:r>
     </w:p>
     <w:p>
       <w:pPr>
-        <w:spacing w:line="336" w:lineRule="auto" w:after="180"/>
-        <w:shd w:fill="F1F6F8"/>
-      </w:pPr>
-      <w:r>
-        <w:rPr>
-          <w:b w:val="0"/>
-        </w:rPr>
-        <w:t>Changed case: 98 successes and 2 failures meet the stated window target. One recorded outcome changes while the denominator stays 100.</w:t>
+        <w:pStyle w:val="Heading3"/>
+      </w:pPr>
+      <w:r>
+        <w:t>01. Failure budgets and service objectives: the case</w:t>
+      </w:r>
+    </w:p>
+    <w:p>
+      <w:pPr>
+        <w:pStyle w:val="Heading3"/>
+      </w:pPr>
+      <w:r>
+        <w:t>02. Follow the deciding steps</w:t>
+      </w:r>
+    </w:p>
+    <w:p>
+      <w:pPr>
+        <w:pStyle w:val="Heading3"/>
+      </w:pPr>
+      <w:r>
+        <w:t>03. Failure count in one 100-request window</w:t>
+      </w:r>
+    </w:p>
+    <w:p>
+      <w:pPr>
+        <w:pStyle w:val="Heading3"/>
+      </w:pPr>
+      <w:r>
+        <w:t>04. Change one thing. Trace what follows.</w:t>
+      </w:r>
+    </w:p>
+    <w:p>
+      <w:pPr>
+        <w:pStyle w:val="Heading3"/>
+      </w:pPr>
+      <w:r>
+        <w:t>05. Connect the explanation to its limit</w:t>
+      </w:r>
+    </w:p>
+    <w:p>
+      <w:pPr>
+        <w:pStyle w:val="Heading3"/>
+      </w:pPr>
+      <w:r>
+        <w:t>06. Make the idea visible in your project</w:t>
       </w:r>
     </w:p>
     <w:sectPr>

--- a/downloads/teacher/ai-6-week-11.docx
+++ b/downloads/teacher/ai-6-week-11.docx
@@ -6098,7 +6098,7 @@
       <w:r>
         <w:drawing>
           <wp:inline xmlns:a="http://schemas.openxmlformats.org/drawingml/2006/main" xmlns:pic="http://schemas.openxmlformats.org/drawingml/2006/picture">
-            <wp:extent cx="5486400" cy="3026664"/>
+            <wp:extent cx="5486400" cy="3191256"/>
             <wp:docPr id="7" name="Picture 7" descr="Original case: Three failures misses the target by one request. Changed condition: Counterfactual: change one failed outcome to a success in a separate copy of this 100-request window. Expected result: 98 successes and 2 failures meet the stated window target. Reason: The counterfactual copy changes one outcome while its denominator stays 100; preserve the original 97-success/3-failure window."/>
             <wp:cNvGraphicFramePr>
               <a:graphicFrameLocks noChangeAspect="1"/>
@@ -6119,7 +6119,7 @@
                   <pic:spPr>
                     <a:xfrm>
                       <a:off x="0" y="0"/>
-                      <a:ext cx="5486400" cy="3026664"/>
+                      <a:ext cx="5486400" cy="3191256"/>
                     </a:xfrm>
                     <a:prstGeom prst="rect"/>
                   </pic:spPr>
